--- a/FinalProject/Document/final_project_212047542_327703013.docx
+++ b/FinalProject/Document/final_project_212047542_327703013.docx
@@ -136,15 +136,7 @@
           <w:szCs w:val="24"/>
           <w:u w:val="single"/>
         </w:rPr>
-        <w:t xml:space="preserve"> Pipeline Architecture</w:t>
-      </w:r>
-      <w:r>
-        <w:rPr>
-          <w:sz w:val="24"/>
-          <w:szCs w:val="24"/>
-          <w:u w:val="single"/>
-        </w:rPr>
-        <w:t>:</w:t>
+        <w:t xml:space="preserve"> Pipeline Architecture:</w:t>
       </w:r>
     </w:p>
     <w:p>
@@ -384,7 +376,23 @@
           <w:sz w:val="24"/>
           <w:szCs w:val="24"/>
         </w:rPr>
-        <w:t>. Because the thresholded corner response consists of multi-pixel binary blobs rather than individual coordinates, we use connected component analysis to automatically compute each blob's center of mass (</w:t>
+        <w:t xml:space="preserve">. Because the </w:t>
+      </w:r>
+      <w:proofErr w:type="spellStart"/>
+      <w:r>
+        <w:rPr>
+          <w:sz w:val="24"/>
+          <w:szCs w:val="24"/>
+        </w:rPr>
+        <w:t>thresholded</w:t>
+      </w:r>
+      <w:proofErr w:type="spellEnd"/>
+      <w:r>
+        <w:rPr>
+          <w:sz w:val="24"/>
+          <w:szCs w:val="24"/>
+        </w:rPr>
+        <w:t xml:space="preserve"> corner response consists of multi-pixel binary blobs rather than individual coordinates, we use connected component analysis to automatically compute each blob's center of mass (</w:t>
       </w:r>
       <w:r>
         <w:rPr>
@@ -717,15 +725,7 @@
           <w:szCs w:val="24"/>
           <w:lang w:val="en-US"/>
         </w:rPr>
-        <w:t>)</w:t>
-      </w:r>
-      <w:r>
-        <w:rPr>
-          <w:sz w:val="24"/>
-          <w:szCs w:val="24"/>
-          <w:lang w:val="en-US"/>
-        </w:rPr>
-        <w:t xml:space="preserve"> </w:t>
+        <w:t xml:space="preserve">) </w:t>
       </w:r>
       <w:r>
         <w:rPr>
@@ -1662,8 +1662,20 @@
           <w:szCs w:val="24"/>
           <w:lang w:val="en-US"/>
         </w:rPr>
-        <w:t>Full Affine vs. Partial Affine vs. Homography</w:t>
-      </w:r>
+        <w:t xml:space="preserve">Full Affine vs. Partial Affine vs. </w:t>
+      </w:r>
+      <w:proofErr w:type="spellStart"/>
+      <w:r>
+        <w:rPr>
+          <w:b/>
+          <w:bCs/>
+          <w:sz w:val="24"/>
+          <w:szCs w:val="24"/>
+          <w:lang w:val="en-US"/>
+        </w:rPr>
+        <w:t>Homography</w:t>
+      </w:r>
+      <w:proofErr w:type="spellEnd"/>
       <w:r>
         <w:rPr>
           <w:b/>
@@ -1829,15 +1841,27 @@
           <w:lang w:val="en-US"/>
         </w:rPr>
       </w:pPr>
-      <w:r>
-        <w:rPr>
-          <w:b/>
-          <w:bCs/>
-          <w:sz w:val="24"/>
-          <w:szCs w:val="24"/>
-          <w:lang w:val="en-US"/>
-        </w:rPr>
-        <w:t>Homography (8 DOF / Projective):</w:t>
+      <w:proofErr w:type="spellStart"/>
+      <w:r>
+        <w:rPr>
+          <w:b/>
+          <w:bCs/>
+          <w:sz w:val="24"/>
+          <w:szCs w:val="24"/>
+          <w:lang w:val="en-US"/>
+        </w:rPr>
+        <w:t>Homography</w:t>
+      </w:r>
+      <w:proofErr w:type="spellEnd"/>
+      <w:r>
+        <w:rPr>
+          <w:b/>
+          <w:bCs/>
+          <w:sz w:val="24"/>
+          <w:szCs w:val="24"/>
+          <w:lang w:val="en-US"/>
+        </w:rPr>
+        <w:t xml:space="preserve"> (8 DOF / Projective):</w:t>
       </w:r>
       <w:r>
         <w:rPr>
@@ -1939,7 +1963,25 @@
           <w:szCs w:val="24"/>
           <w:lang w:val="en-US"/>
         </w:rPr>
-        <w:t>tilting, upgrading to a Homography model did not yield a visible change. The simpler Partial Affine model, with</w:t>
+        <w:t xml:space="preserve">tilting, upgrading to a </w:t>
+      </w:r>
+      <w:proofErr w:type="spellStart"/>
+      <w:r>
+        <w:rPr>
+          <w:sz w:val="24"/>
+          <w:szCs w:val="24"/>
+          <w:lang w:val="en-US"/>
+        </w:rPr>
+        <w:t>Homography</w:t>
+      </w:r>
+      <w:proofErr w:type="spellEnd"/>
+      <w:r>
+        <w:rPr>
+          <w:sz w:val="24"/>
+          <w:szCs w:val="24"/>
+          <w:lang w:val="en-US"/>
+        </w:rPr>
+        <w:t xml:space="preserve"> model did not yield a visible change. The simpler Partial Affine model, with</w:t>
       </w:r>
       <w:r>
         <w:rPr>
@@ -2003,6 +2045,1345 @@
           <w:sz w:val="24"/>
           <w:szCs w:val="24"/>
           <w:lang w:val="en-US"/>
+        </w:rPr>
+      </w:pPr>
+    </w:p>
+    <w:p>
+      <w:r>
+        <w:br w:type="page"/>
+      </w:r>
+    </w:p>
+    <w:p>
+      <w:pPr>
+        <w:spacing w:after="120" w:line="259" w:lineRule="auto"/>
+        <w:rPr>
+          <w:bCs/>
+          <w:sz w:val="28"/>
+          <w:szCs w:val="28"/>
+        </w:rPr>
+      </w:pPr>
+      <w:r>
+        <w:rPr>
+          <w:b/>
+          <w:sz w:val="28"/>
+          <w:szCs w:val="28"/>
+        </w:rPr>
+        <w:lastRenderedPageBreak/>
+        <w:t>Stage 2: Background Subtraction</w:t>
+      </w:r>
+    </w:p>
+    <w:p>
+      <w:pPr>
+        <w:spacing w:after="120" w:line="259" w:lineRule="auto"/>
+        <w:rPr>
+          <w:bCs/>
+          <w:sz w:val="24"/>
+          <w:szCs w:val="24"/>
+          <w:u w:val="single"/>
+        </w:rPr>
+      </w:pPr>
+      <w:r>
+        <w:rPr>
+          <w:bCs/>
+          <w:sz w:val="24"/>
+          <w:szCs w:val="24"/>
+          <w:u w:val="single"/>
+        </w:rPr>
+        <w:t>Mathematical Formulation and Pipeline Architecture:</w:t>
+      </w:r>
+    </w:p>
+    <w:p>
+      <w:pPr>
+        <w:spacing w:after="120"/>
+        <w:rPr>
+          <w:sz w:val="24"/>
+          <w:szCs w:val="24"/>
+        </w:rPr>
+      </w:pPr>
+      <w:r>
+        <w:rPr>
+          <w:sz w:val="24"/>
+          <w:szCs w:val="24"/>
+        </w:rPr>
+        <w:t>The second stage receives the stabilized video from Stage 1 and separates the walking person from the static scene. In the course lectures, background subtraction was introduced as a per-pixel temporal decision problem: for each pixel location (x, y), we observe its intensity profile across time and decide whether the current observation belongs to the static background or to a dynamic foreground object. The simplest approach would be frame differencing, but that is too sensitive to noise and residual stabilization motion. Therefore, we used a Gaussian Mixture Model background model, implemented through OpenCV MOG2, and then added our own temporal consistency, component selection, and forward/backward mask fusion around it.</w:t>
+      </w:r>
+    </w:p>
+    <w:p>
+      <w:pPr>
+        <w:spacing w:after="120"/>
+        <w:rPr>
+          <w:sz w:val="24"/>
+          <w:szCs w:val="24"/>
+        </w:rPr>
+      </w:pPr>
+      <w:r>
+        <w:rPr>
+          <w:sz w:val="24"/>
+          <w:szCs w:val="24"/>
+        </w:rPr>
+        <w:t xml:space="preserve">For every pixel value </w:t>
+      </w:r>
+      <m:oMath>
+        <m:sSub>
+          <m:sSubPr>
+            <m:ctrlPr>
+              <w:rPr>
+                <w:rFonts w:ascii="Cambria Math" w:hAnsi="Cambria Math"/>
+                <w:i/>
+                <w:sz w:val="24"/>
+                <w:szCs w:val="24"/>
+              </w:rPr>
+            </m:ctrlPr>
+          </m:sSubPr>
+          <m:e>
+            <m:r>
+              <w:rPr>
+                <w:rFonts w:ascii="Cambria Math" w:hAnsi="Cambria Math"/>
+                <w:sz w:val="24"/>
+                <w:szCs w:val="24"/>
+              </w:rPr>
+              <m:t>x</m:t>
+            </m:r>
+          </m:e>
+          <m:sub>
+            <m:r>
+              <w:rPr>
+                <w:rFonts w:ascii="Cambria Math" w:hAnsi="Cambria Math"/>
+                <w:sz w:val="24"/>
+                <w:szCs w:val="24"/>
+              </w:rPr>
+              <m:t>t</m:t>
+            </m:r>
+          </m:sub>
+        </m:sSub>
+      </m:oMath>
+      <w:r>
+        <w:rPr>
+          <w:sz w:val="24"/>
+          <w:szCs w:val="24"/>
+        </w:rPr>
+        <w:t xml:space="preserve"> at time t, the background model is represented as a mixture of K Gaussian distributions. In our implementation </w:t>
+      </w:r>
+      <m:oMath>
+        <m:sSub>
+          <m:sSubPr>
+            <m:ctrlPr>
+              <w:rPr>
+                <w:rFonts w:ascii="Cambria Math" w:hAnsi="Cambria Math"/>
+                <w:i/>
+                <w:sz w:val="24"/>
+                <w:szCs w:val="24"/>
+              </w:rPr>
+            </m:ctrlPr>
+          </m:sSubPr>
+          <m:e>
+            <m:r>
+              <w:rPr>
+                <w:rFonts w:ascii="Cambria Math" w:hAnsi="Cambria Math"/>
+                <w:sz w:val="24"/>
+                <w:szCs w:val="24"/>
+              </w:rPr>
+              <m:t>x</m:t>
+            </m:r>
+          </m:e>
+          <m:sub>
+            <m:r>
+              <w:rPr>
+                <w:rFonts w:ascii="Cambria Math" w:hAnsi="Cambria Math"/>
+                <w:sz w:val="24"/>
+                <w:szCs w:val="24"/>
+              </w:rPr>
+              <m:t>t</m:t>
+            </m:r>
+          </m:sub>
+        </m:sSub>
+      </m:oMath>
+      <w:r>
+        <w:rPr>
+          <w:sz w:val="24"/>
+          <w:szCs w:val="24"/>
+        </w:rPr>
+        <w:t xml:space="preserve"> is not a raw BGR pixel</w:t>
+      </w:r>
+      <w:r>
+        <w:rPr>
+          <w:sz w:val="24"/>
+          <w:szCs w:val="24"/>
+        </w:rPr>
+        <w:t>:</w:t>
+      </w:r>
+      <w:r>
+        <w:rPr>
+          <w:sz w:val="24"/>
+          <w:szCs w:val="24"/>
+        </w:rPr>
+        <w:t xml:space="preserve"> before modeling, each frame is converted to HSV and blurred slightly, so that the model is less sensitive to small illumination noise and small stabilization jitter.</w:t>
+      </w:r>
+    </w:p>
+    <w:p>
+      <w:pPr>
+        <w:spacing w:after="120" w:line="259" w:lineRule="auto"/>
+        <w:rPr>
+          <w:sz w:val="24"/>
+          <w:szCs w:val="24"/>
+        </w:rPr>
+      </w:pPr>
+      <w:r>
+        <w:rPr>
+          <w:sz w:val="24"/>
+          <w:szCs w:val="24"/>
+        </w:rPr>
+        <w:t>The implemented pipeline is organized as follows:</w:t>
+      </w:r>
+    </w:p>
+    <w:p>
+      <w:pPr>
+        <w:pStyle w:val="a8"/>
+        <w:numPr>
+          <w:ilvl w:val="0"/>
+          <w:numId w:val="13"/>
+        </w:numPr>
+        <w:spacing w:after="120"/>
+        <w:rPr>
+          <w:sz w:val="24"/>
+          <w:szCs w:val="24"/>
+        </w:rPr>
+      </w:pPr>
+      <w:r>
+        <w:rPr>
+          <w:b/>
+          <w:bCs/>
+          <w:sz w:val="24"/>
+          <w:szCs w:val="24"/>
+        </w:rPr>
+        <w:t>Storing the Input from Stage 1:</w:t>
+      </w:r>
+      <w:r>
+        <w:rPr>
+          <w:sz w:val="24"/>
+          <w:szCs w:val="24"/>
+        </w:rPr>
+        <w:t xml:space="preserve"> the stabilized video is read into memory. Since our method compares two temporal directions, the full frame list is needed.</w:t>
+      </w:r>
+    </w:p>
+    <w:p>
+      <w:pPr>
+        <w:pStyle w:val="a8"/>
+        <w:numPr>
+          <w:ilvl w:val="0"/>
+          <w:numId w:val="13"/>
+        </w:numPr>
+        <w:spacing w:after="120"/>
+        <w:rPr>
+          <w:sz w:val="24"/>
+          <w:szCs w:val="24"/>
+        </w:rPr>
+      </w:pPr>
+      <w:r>
+        <w:rPr>
+          <w:b/>
+          <w:bCs/>
+          <w:sz w:val="24"/>
+          <w:szCs w:val="24"/>
+        </w:rPr>
+        <w:t>Forward modeling:</w:t>
+      </w:r>
+      <w:r>
+        <w:rPr>
+          <w:sz w:val="24"/>
+          <w:szCs w:val="24"/>
+        </w:rPr>
+        <w:t xml:space="preserve"> MOG2 is trained on the frames in chronological order. Each frame</w:t>
+      </w:r>
+      <w:r>
+        <w:rPr>
+          <w:sz w:val="24"/>
+          <w:szCs w:val="24"/>
+        </w:rPr>
+        <w:t xml:space="preserve"> </w:t>
+      </w:r>
+      <w:r>
+        <w:rPr>
+          <w:sz w:val="24"/>
+          <w:szCs w:val="24"/>
+        </w:rPr>
+        <w:t>is converted to HSV, blurred with a small Gaussian kernel, and passed to the model with a small learning rate.</w:t>
+      </w:r>
+    </w:p>
+    <w:p>
+      <w:pPr>
+        <w:pStyle w:val="a8"/>
+        <w:numPr>
+          <w:ilvl w:val="0"/>
+          <w:numId w:val="13"/>
+        </w:numPr>
+        <w:spacing w:after="120"/>
+        <w:rPr>
+          <w:sz w:val="24"/>
+          <w:szCs w:val="24"/>
+        </w:rPr>
+      </w:pPr>
+      <w:r>
+        <w:rPr>
+          <w:b/>
+          <w:bCs/>
+          <w:sz w:val="24"/>
+          <w:szCs w:val="24"/>
+        </w:rPr>
+        <w:t>Forward extraction:</w:t>
+      </w:r>
+      <w:r>
+        <w:rPr>
+          <w:sz w:val="24"/>
+          <w:szCs w:val="24"/>
+        </w:rPr>
+        <w:t xml:space="preserve"> the trained model is frozen using </w:t>
+      </w:r>
+      <w:proofErr w:type="spellStart"/>
+      <w:r>
+        <w:rPr>
+          <w:sz w:val="24"/>
+          <w:szCs w:val="24"/>
+        </w:rPr>
+        <w:t>learningRate</w:t>
+      </w:r>
+      <w:proofErr w:type="spellEnd"/>
+      <w:r>
+        <w:rPr>
+          <w:sz w:val="24"/>
+          <w:szCs w:val="24"/>
+        </w:rPr>
+        <w:t xml:space="preserve"> = 0.0. Each frame is classified into background, shadow, or foreground. Only true foreground pixels with value 255 are retained.</w:t>
+      </w:r>
+    </w:p>
+    <w:p>
+      <w:pPr>
+        <w:pStyle w:val="a8"/>
+        <w:numPr>
+          <w:ilvl w:val="0"/>
+          <w:numId w:val="13"/>
+        </w:numPr>
+        <w:spacing w:after="120"/>
+        <w:rPr>
+          <w:sz w:val="24"/>
+          <w:szCs w:val="24"/>
+        </w:rPr>
+      </w:pPr>
+      <w:r>
+        <w:rPr>
+          <w:b/>
+          <w:bCs/>
+          <w:sz w:val="24"/>
+          <w:szCs w:val="24"/>
+        </w:rPr>
+        <w:t>Backward modeling and extraction:</w:t>
+      </w:r>
+      <w:r>
+        <w:rPr>
+          <w:sz w:val="24"/>
+          <w:szCs w:val="24"/>
+        </w:rPr>
+        <w:t xml:space="preserve"> the exact same process is repeated on the reversed frame order. After extraction, the resulting masks are reversed back to the original order.</w:t>
+      </w:r>
+    </w:p>
+    <w:p>
+      <w:pPr>
+        <w:pStyle w:val="a8"/>
+        <w:numPr>
+          <w:ilvl w:val="0"/>
+          <w:numId w:val="13"/>
+        </w:numPr>
+        <w:spacing w:after="120"/>
+        <w:rPr>
+          <w:b/>
+          <w:bCs/>
+          <w:sz w:val="24"/>
+          <w:szCs w:val="24"/>
+        </w:rPr>
+      </w:pPr>
+      <w:r>
+        <w:rPr>
+          <w:b/>
+          <w:bCs/>
+          <w:sz w:val="24"/>
+          <w:szCs w:val="24"/>
+        </w:rPr>
+        <w:t>Morphological cleanup:</w:t>
+      </w:r>
+      <w:r>
+        <w:rPr>
+          <w:sz w:val="24"/>
+          <w:szCs w:val="24"/>
+        </w:rPr>
+        <w:t xml:space="preserve"> opening removes isolated noise, closing reconnects fragmented body regions, and contour-based hole filling removes black gaps inside the silhouette.</w:t>
+      </w:r>
+    </w:p>
+    <w:p>
+      <w:pPr>
+        <w:pStyle w:val="a8"/>
+        <w:numPr>
+          <w:ilvl w:val="0"/>
+          <w:numId w:val="13"/>
+        </w:numPr>
+        <w:spacing w:after="120"/>
+        <w:rPr>
+          <w:sz w:val="24"/>
+          <w:szCs w:val="24"/>
+        </w:rPr>
+      </w:pPr>
+      <w:r>
+        <w:rPr>
+          <w:b/>
+          <w:bCs/>
+          <w:sz w:val="24"/>
+          <w:szCs w:val="24"/>
+        </w:rPr>
+        <w:lastRenderedPageBreak/>
+        <w:t>Person component selection:</w:t>
+      </w:r>
+      <w:r>
+        <w:rPr>
+          <w:sz w:val="24"/>
+          <w:szCs w:val="24"/>
+        </w:rPr>
+        <w:t xml:space="preserve"> connected components are extracted and scored according to area, height, distance from the previous center, and bounding-box consistency.</w:t>
+      </w:r>
+    </w:p>
+    <w:p>
+      <w:pPr>
+        <w:pStyle w:val="a8"/>
+        <w:numPr>
+          <w:ilvl w:val="0"/>
+          <w:numId w:val="13"/>
+        </w:numPr>
+        <w:spacing w:after="120"/>
+        <w:rPr>
+          <w:sz w:val="24"/>
+          <w:szCs w:val="24"/>
+        </w:rPr>
+      </w:pPr>
+      <w:r>
+        <w:rPr>
+          <w:b/>
+          <w:bCs/>
+          <w:sz w:val="24"/>
+          <w:szCs w:val="24"/>
+        </w:rPr>
+        <w:t>Forward/backward fusion:</w:t>
+      </w:r>
+      <w:r>
+        <w:rPr>
+          <w:sz w:val="24"/>
+          <w:szCs w:val="24"/>
+        </w:rPr>
+        <w:t xml:space="preserve"> the two masks are combined. If they overlap, the overlap is treated as reliable support. If they do not overlap, the smaller mask is used to reduce background leakage.</w:t>
+      </w:r>
+    </w:p>
+    <w:p>
+      <w:pPr>
+        <w:spacing w:after="120" w:line="259" w:lineRule="auto"/>
+        <w:rPr>
+          <w:bCs/>
+          <w:sz w:val="24"/>
+          <w:szCs w:val="24"/>
+          <w:u w:val="single"/>
+        </w:rPr>
+      </w:pPr>
+      <w:r>
+        <w:rPr>
+          <w:bCs/>
+          <w:sz w:val="24"/>
+          <w:szCs w:val="24"/>
+          <w:u w:val="single"/>
+        </w:rPr>
+        <w:t>Systematic Troubleshooting and Optimization Path:</w:t>
+      </w:r>
+    </w:p>
+    <w:p>
+      <w:pPr>
+        <w:spacing w:after="120"/>
+        <w:rPr>
+          <w:sz w:val="24"/>
+          <w:szCs w:val="24"/>
+        </w:rPr>
+      </w:pPr>
+      <w:r>
+        <w:rPr>
+          <w:sz w:val="24"/>
+          <w:szCs w:val="24"/>
+        </w:rPr>
+        <w:t>We started with a direct MOG2 background subtractor. This produced ghosting and background leakage, especially near high-contrast posters and at the end of the sequence. The reason is that background subtraction is extremely sensitive to residual stabilization motion: a wall that moves by only a few pixels may be classified as foreground. In addition, if the person appears over the same background location for many frames, the background model can partially absorb the person or leave a ghost when the person moves away.</w:t>
+      </w:r>
+    </w:p>
+    <w:p>
+      <w:pPr>
+        <w:spacing w:after="120"/>
+        <w:rPr>
+          <w:sz w:val="24"/>
+          <w:szCs w:val="24"/>
+        </w:rPr>
+      </w:pPr>
+      <w:r>
+        <w:rPr>
+          <w:sz w:val="24"/>
+          <w:szCs w:val="24"/>
+        </w:rPr>
+        <w:t>The following optimizations were introduced during development:</w:t>
+      </w:r>
+    </w:p>
+    <w:p>
+      <w:pPr>
+        <w:pStyle w:val="a8"/>
+        <w:numPr>
+          <w:ilvl w:val="0"/>
+          <w:numId w:val="14"/>
+        </w:numPr>
+        <w:spacing w:after="120"/>
+        <w:rPr>
+          <w:sz w:val="24"/>
+          <w:szCs w:val="24"/>
+        </w:rPr>
+      </w:pPr>
+      <w:r>
+        <w:rPr>
+          <w:b/>
+          <w:bCs/>
+          <w:sz w:val="24"/>
+          <w:szCs w:val="24"/>
+        </w:rPr>
+        <w:t>HSV preprocessing:</w:t>
+      </w:r>
+      <w:r>
+        <w:rPr>
+          <w:sz w:val="24"/>
+          <w:szCs w:val="24"/>
+        </w:rPr>
+        <w:t xml:space="preserve"> Instead of applying MOG2 directly on BGR frames, frames are converted to HSV. HSV partially separates chromatic content from brightness and produced more stable masks under small illumination changes.</w:t>
+      </w:r>
+    </w:p>
+    <w:p>
+      <w:pPr>
+        <w:pStyle w:val="a8"/>
+        <w:numPr>
+          <w:ilvl w:val="0"/>
+          <w:numId w:val="14"/>
+        </w:numPr>
+        <w:spacing w:after="120"/>
+        <w:rPr>
+          <w:sz w:val="24"/>
+          <w:szCs w:val="24"/>
+        </w:rPr>
+      </w:pPr>
+      <w:r>
+        <w:rPr>
+          <w:b/>
+          <w:bCs/>
+          <w:sz w:val="24"/>
+          <w:szCs w:val="24"/>
+        </w:rPr>
+        <w:t>Gaussian blur before modeling:</w:t>
+      </w:r>
+      <w:r>
+        <w:rPr>
+          <w:sz w:val="24"/>
+          <w:szCs w:val="24"/>
+        </w:rPr>
+        <w:t xml:space="preserve"> </w:t>
+      </w:r>
+      <w:r>
+        <w:rPr>
+          <w:sz w:val="24"/>
+          <w:szCs w:val="24"/>
+        </w:rPr>
+        <w:t>A</w:t>
+      </w:r>
+      <w:r>
+        <w:rPr>
+          <w:sz w:val="24"/>
+          <w:szCs w:val="24"/>
+        </w:rPr>
+        <w:t xml:space="preserve"> </w:t>
+      </w:r>
+      <m:oMath>
+        <m:r>
+          <w:rPr>
+            <w:rFonts w:ascii="Cambria Math" w:hAnsi="Cambria Math"/>
+            <w:sz w:val="24"/>
+            <w:szCs w:val="24"/>
+          </w:rPr>
+          <m:t>5×5</m:t>
+        </m:r>
+      </m:oMath>
+      <w:r>
+        <w:rPr>
+          <w:sz w:val="24"/>
+          <w:szCs w:val="24"/>
+        </w:rPr>
+        <w:t xml:space="preserve"> blur suppresses single-pixel jitter and camera-stabilization noise before the model observes the frame.</w:t>
+      </w:r>
+    </w:p>
+    <w:p>
+      <w:pPr>
+        <w:pStyle w:val="a8"/>
+        <w:numPr>
+          <w:ilvl w:val="0"/>
+          <w:numId w:val="14"/>
+        </w:numPr>
+        <w:spacing w:after="120"/>
+        <w:rPr>
+          <w:sz w:val="24"/>
+          <w:szCs w:val="24"/>
+        </w:rPr>
+      </w:pPr>
+      <w:r>
+        <w:rPr>
+          <w:b/>
+          <w:bCs/>
+          <w:sz w:val="24"/>
+          <w:szCs w:val="24"/>
+        </w:rPr>
+        <w:t>Bidirectional processing:</w:t>
+      </w:r>
+      <w:r>
+        <w:rPr>
+          <w:sz w:val="24"/>
+          <w:szCs w:val="24"/>
+        </w:rPr>
+        <w:t xml:space="preserve"> A forward-only model is weaker at the end of the video, while a backward-only model is weaker at the beginning. Combining both directions reduces this temporal bias.</w:t>
+      </w:r>
+    </w:p>
+    <w:p>
+      <w:pPr>
+        <w:pStyle w:val="a8"/>
+        <w:numPr>
+          <w:ilvl w:val="0"/>
+          <w:numId w:val="14"/>
+        </w:numPr>
+        <w:spacing w:after="120"/>
+        <w:rPr>
+          <w:sz w:val="24"/>
+          <w:szCs w:val="24"/>
+        </w:rPr>
+      </w:pPr>
+      <w:r>
+        <w:rPr>
+          <w:b/>
+          <w:bCs/>
+          <w:sz w:val="24"/>
+          <w:szCs w:val="24"/>
+        </w:rPr>
+        <w:t>Shadow suppression:</w:t>
+      </w:r>
+      <w:r>
+        <w:rPr>
+          <w:sz w:val="24"/>
+          <w:szCs w:val="24"/>
+        </w:rPr>
+        <w:t xml:space="preserve"> MOG2 can output 127 for shadows. We discard it and keep only 255, because shadows created false foreground regions connected to the feet and floor.</w:t>
+      </w:r>
+    </w:p>
+    <w:p>
+      <w:pPr>
+        <w:pStyle w:val="a8"/>
+        <w:numPr>
+          <w:ilvl w:val="0"/>
+          <w:numId w:val="14"/>
+        </w:numPr>
+        <w:spacing w:after="120"/>
+        <w:rPr>
+          <w:sz w:val="24"/>
+          <w:szCs w:val="24"/>
+        </w:rPr>
+      </w:pPr>
+      <w:r>
+        <w:rPr>
+          <w:b/>
+          <w:bCs/>
+          <w:sz w:val="24"/>
+          <w:szCs w:val="24"/>
+        </w:rPr>
+        <w:t>Temporal component tracking:</w:t>
+      </w:r>
+      <w:r>
+        <w:rPr>
+          <w:sz w:val="24"/>
+          <w:szCs w:val="24"/>
+        </w:rPr>
+        <w:t xml:space="preserve"> Instead of selecting the largest component blindly, every connected component is scored using its similarity to the previous person position and size. This prevents the algorithm from jumping to a wall or poster artifact.</w:t>
+      </w:r>
+    </w:p>
+    <w:p>
+      <w:pPr>
+        <w:pStyle w:val="a8"/>
+        <w:numPr>
+          <w:ilvl w:val="0"/>
+          <w:numId w:val="14"/>
+        </w:numPr>
+        <w:spacing w:after="120"/>
+        <w:rPr>
+          <w:sz w:val="24"/>
+          <w:szCs w:val="24"/>
+        </w:rPr>
+      </w:pPr>
+      <w:r>
+        <w:rPr>
+          <w:b/>
+          <w:bCs/>
+          <w:sz w:val="24"/>
+          <w:szCs w:val="24"/>
+        </w:rPr>
+        <w:lastRenderedPageBreak/>
+        <w:t>Silhouette solidification:</w:t>
+      </w:r>
+      <w:r>
+        <w:rPr>
+          <w:sz w:val="24"/>
+          <w:szCs w:val="24"/>
+        </w:rPr>
+        <w:t xml:space="preserve"> Since background subtraction often creates holes inside dark clothing, the selected person component is closed and filled after it has already been selected.</w:t>
+      </w:r>
+    </w:p>
+    <w:p>
+      <w:pPr>
+        <w:spacing w:after="120"/>
+        <w:rPr>
+          <w:sz w:val="24"/>
+          <w:szCs w:val="24"/>
+        </w:rPr>
+      </w:pPr>
+      <w:r>
+        <w:rPr>
+          <w:sz w:val="24"/>
+          <w:szCs w:val="24"/>
+        </w:rPr>
+        <w:t xml:space="preserve">Rejected alternatives: KNN background subtraction and </w:t>
+      </w:r>
+      <w:proofErr w:type="spellStart"/>
+      <w:r>
+        <w:rPr>
+          <w:sz w:val="24"/>
+          <w:szCs w:val="24"/>
+        </w:rPr>
+        <w:t>GrabCut</w:t>
+      </w:r>
+      <w:proofErr w:type="spellEnd"/>
+      <w:r>
+        <w:rPr>
+          <w:sz w:val="24"/>
+          <w:szCs w:val="24"/>
+        </w:rPr>
+        <w:t xml:space="preserve"> refinement were tested. KNN did not improve the final quality, and </w:t>
+      </w:r>
+      <w:proofErr w:type="spellStart"/>
+      <w:r>
+        <w:rPr>
+          <w:sz w:val="24"/>
+          <w:szCs w:val="24"/>
+        </w:rPr>
+        <w:t>GrabCut</w:t>
+      </w:r>
+      <w:proofErr w:type="spellEnd"/>
+      <w:r>
+        <w:rPr>
+          <w:sz w:val="24"/>
+          <w:szCs w:val="24"/>
+        </w:rPr>
+        <w:t xml:space="preserve"> increased runtime significantly without solving the main leakage problem. We therefore kept MOG2 with our custom temporal logic.</w:t>
+      </w:r>
+    </w:p>
+    <w:p>
+      <w:pPr>
+        <w:spacing w:after="120" w:line="259" w:lineRule="auto"/>
+        <w:rPr>
+          <w:bCs/>
+          <w:sz w:val="24"/>
+          <w:szCs w:val="24"/>
+          <w:u w:val="single"/>
+        </w:rPr>
+      </w:pPr>
+      <w:r>
+        <w:rPr>
+          <w:sz w:val="24"/>
+          <w:szCs w:val="24"/>
+          <w:u w:val="single"/>
+          <w:lang w:val="en-US"/>
+        </w:rPr>
+        <w:t>Explanation of Advance Concepts</w:t>
+      </w:r>
+      <w:r>
+        <w:rPr>
+          <w:bCs/>
+          <w:sz w:val="24"/>
+          <w:szCs w:val="24"/>
+          <w:u w:val="single"/>
+        </w:rPr>
+        <w:t>:</w:t>
+      </w:r>
+    </w:p>
+    <w:p>
+      <w:pPr>
+        <w:pStyle w:val="a8"/>
+        <w:numPr>
+          <w:ilvl w:val="0"/>
+          <w:numId w:val="17"/>
+        </w:numPr>
+        <w:spacing w:after="120"/>
+        <w:rPr>
+          <w:sz w:val="24"/>
+          <w:szCs w:val="24"/>
+        </w:rPr>
+      </w:pPr>
+      <w:r>
+        <w:rPr>
+          <w:b/>
+          <w:i/>
+          <w:iCs/>
+          <w:sz w:val="24"/>
+          <w:szCs w:val="24"/>
+        </w:rPr>
+        <w:t>cv2.createBackgroundSubtractorMOG2:</w:t>
+      </w:r>
+      <w:r>
+        <w:rPr>
+          <w:b/>
+          <w:sz w:val="24"/>
+          <w:szCs w:val="24"/>
+        </w:rPr>
+        <w:t xml:space="preserve"> </w:t>
+      </w:r>
+      <w:r>
+        <w:rPr>
+          <w:sz w:val="24"/>
+          <w:szCs w:val="24"/>
+        </w:rPr>
+        <w:t>This function creates an online Gaussian Mixture Model background subtractor. Internally, each pixel maintains several Gaussian modes. A new observation is compared to the existing modes. If it is close enough to one mode, that mode is updated</w:t>
+      </w:r>
+      <w:r>
+        <w:rPr>
+          <w:sz w:val="24"/>
+          <w:szCs w:val="24"/>
+        </w:rPr>
+        <w:t>.</w:t>
+      </w:r>
+      <w:r>
+        <w:rPr>
+          <w:sz w:val="24"/>
+          <w:szCs w:val="24"/>
+        </w:rPr>
+        <w:t xml:space="preserve"> </w:t>
+      </w:r>
+      <w:r>
+        <w:rPr>
+          <w:sz w:val="24"/>
+          <w:szCs w:val="24"/>
+        </w:rPr>
+        <w:t>O</w:t>
+      </w:r>
+      <w:r>
+        <w:rPr>
+          <w:sz w:val="24"/>
+          <w:szCs w:val="24"/>
+        </w:rPr>
+        <w:t xml:space="preserve">therwise, a new mode is created or an old weak mode is replaced. The library function only produces a raw foreground mask. </w:t>
+      </w:r>
+    </w:p>
+    <w:p>
+      <w:pPr>
+        <w:pStyle w:val="a8"/>
+        <w:numPr>
+          <w:ilvl w:val="0"/>
+          <w:numId w:val="17"/>
+        </w:numPr>
+        <w:spacing w:after="120"/>
+        <w:rPr>
+          <w:sz w:val="24"/>
+          <w:szCs w:val="24"/>
+        </w:rPr>
+      </w:pPr>
+      <w:r>
+        <w:rPr>
+          <w:b/>
+          <w:sz w:val="24"/>
+          <w:szCs w:val="24"/>
+        </w:rPr>
+        <w:t>cv2.</w:t>
+      </w:r>
+      <w:r>
+        <w:rPr>
+          <w:b/>
+          <w:i/>
+          <w:iCs/>
+          <w:sz w:val="24"/>
+          <w:szCs w:val="24"/>
+        </w:rPr>
+        <w:t>morphologyEx</w:t>
+      </w:r>
+      <w:r>
+        <w:rPr>
+          <w:b/>
+          <w:i/>
+          <w:iCs/>
+          <w:sz w:val="24"/>
+          <w:szCs w:val="24"/>
+        </w:rPr>
+        <w:t>:</w:t>
+      </w:r>
+      <w:r>
+        <w:rPr>
+          <w:b/>
+          <w:sz w:val="24"/>
+          <w:szCs w:val="24"/>
+        </w:rPr>
+        <w:t xml:space="preserve"> </w:t>
+      </w:r>
+      <w:r>
+        <w:rPr>
+          <w:sz w:val="24"/>
+          <w:szCs w:val="24"/>
+        </w:rPr>
+        <w:t>Morphological operations modify the binary mask according to a small structuring element. Opening is erosion followed by dilation</w:t>
+      </w:r>
+      <w:r>
+        <w:rPr>
+          <w:sz w:val="24"/>
+          <w:szCs w:val="24"/>
+        </w:rPr>
+        <w:t>: for</w:t>
+      </w:r>
+      <w:r>
+        <w:rPr>
+          <w:sz w:val="24"/>
+          <w:szCs w:val="24"/>
+        </w:rPr>
+        <w:t xml:space="preserve"> remov</w:t>
+      </w:r>
+      <w:r>
+        <w:rPr>
+          <w:sz w:val="24"/>
+          <w:szCs w:val="24"/>
+        </w:rPr>
+        <w:t>ing</w:t>
+      </w:r>
+      <w:r>
+        <w:rPr>
+          <w:sz w:val="24"/>
+          <w:szCs w:val="24"/>
+        </w:rPr>
+        <w:t xml:space="preserve"> isolated white noise. Closing is dilation followed by erosion</w:t>
+      </w:r>
+      <w:r>
+        <w:rPr>
+          <w:sz w:val="24"/>
+          <w:szCs w:val="24"/>
+        </w:rPr>
+        <w:t>: for</w:t>
+      </w:r>
+      <w:r>
+        <w:rPr>
+          <w:sz w:val="24"/>
+          <w:szCs w:val="24"/>
+        </w:rPr>
+        <w:t xml:space="preserve"> reconnect</w:t>
+      </w:r>
+      <w:r>
+        <w:rPr>
+          <w:sz w:val="24"/>
+          <w:szCs w:val="24"/>
+        </w:rPr>
+        <w:t>ing</w:t>
+      </w:r>
+      <w:r>
+        <w:rPr>
+          <w:sz w:val="24"/>
+          <w:szCs w:val="24"/>
+        </w:rPr>
+        <w:t xml:space="preserve"> nearby white regions and fill</w:t>
+      </w:r>
+      <w:r>
+        <w:rPr>
+          <w:sz w:val="24"/>
+          <w:szCs w:val="24"/>
+        </w:rPr>
+        <w:t>ing</w:t>
+      </w:r>
+      <w:r>
+        <w:rPr>
+          <w:sz w:val="24"/>
+          <w:szCs w:val="24"/>
+        </w:rPr>
+        <w:t xml:space="preserve"> small gaps. We use elliptical kernels because the human body is not rectangular, and elliptical kernels expand the silhouette more naturally around arms, legs, and torso.</w:t>
+      </w:r>
+    </w:p>
+    <w:p>
+      <w:pPr>
+        <w:pStyle w:val="a8"/>
+        <w:numPr>
+          <w:ilvl w:val="0"/>
+          <w:numId w:val="17"/>
+        </w:numPr>
+        <w:spacing w:after="120"/>
+        <w:rPr>
+          <w:i/>
+          <w:iCs/>
+          <w:sz w:val="24"/>
+          <w:szCs w:val="24"/>
+        </w:rPr>
+      </w:pPr>
+      <w:r>
+        <w:rPr>
+          <w:b/>
+          <w:i/>
+          <w:iCs/>
+          <w:sz w:val="24"/>
+          <w:szCs w:val="24"/>
+        </w:rPr>
+        <w:t>cv2.findContours</w:t>
+      </w:r>
+      <w:r>
+        <w:rPr>
+          <w:b/>
+          <w:i/>
+          <w:iCs/>
+          <w:sz w:val="24"/>
+          <w:szCs w:val="24"/>
+        </w:rPr>
+        <w:t>:</w:t>
+      </w:r>
+      <w:r>
+        <w:rPr>
+          <w:b/>
+          <w:i/>
+          <w:iCs/>
+          <w:sz w:val="24"/>
+          <w:szCs w:val="24"/>
+        </w:rPr>
+        <w:t xml:space="preserve"> </w:t>
+      </w:r>
+      <w:r>
+        <w:rPr>
+          <w:sz w:val="24"/>
+          <w:szCs w:val="24"/>
+        </w:rPr>
+        <w:t xml:space="preserve">Contours describe the boundary curves of connected white regions in a binary image. </w:t>
+      </w:r>
+      <w:r>
+        <w:rPr>
+          <w:i/>
+          <w:iCs/>
+          <w:sz w:val="24"/>
+          <w:szCs w:val="24"/>
+        </w:rPr>
+        <w:t>RETR_CCOMP</w:t>
+      </w:r>
+      <w:r>
+        <w:rPr>
+          <w:sz w:val="24"/>
+          <w:szCs w:val="24"/>
+        </w:rPr>
+        <w:t xml:space="preserve"> returns a two-level hierarchy: external object boundaries and internal holes. We use this hierarchy in </w:t>
+      </w:r>
+      <w:r>
+        <w:rPr>
+          <w:i/>
+          <w:iCs/>
+          <w:sz w:val="24"/>
+          <w:szCs w:val="24"/>
+        </w:rPr>
+        <w:t>_</w:t>
+      </w:r>
+      <w:proofErr w:type="spellStart"/>
+      <w:r>
+        <w:rPr>
+          <w:i/>
+          <w:iCs/>
+          <w:sz w:val="24"/>
+          <w:szCs w:val="24"/>
+        </w:rPr>
+        <w:t>fill_holes</w:t>
+      </w:r>
+      <w:proofErr w:type="spellEnd"/>
+      <w:r>
+        <w:rPr>
+          <w:sz w:val="24"/>
+          <w:szCs w:val="24"/>
+        </w:rPr>
+        <w:t xml:space="preserve">: if a contour has a parent, it is an internal hole, and we draw it in white. </w:t>
+      </w:r>
+      <w:r>
+        <w:rPr>
+          <w:i/>
+          <w:iCs/>
+          <w:sz w:val="24"/>
+          <w:szCs w:val="24"/>
+        </w:rPr>
+        <w:t>RETR_EXTERNAL</w:t>
+      </w:r>
+      <w:r>
+        <w:rPr>
+          <w:sz w:val="24"/>
+          <w:szCs w:val="24"/>
+        </w:rPr>
+        <w:t xml:space="preserve"> is used later in </w:t>
+      </w:r>
+      <w:r>
+        <w:rPr>
+          <w:i/>
+          <w:iCs/>
+          <w:sz w:val="24"/>
+          <w:szCs w:val="24"/>
+        </w:rPr>
+        <w:t>_solidify</w:t>
+      </w:r>
+      <w:r>
+        <w:rPr>
+          <w:sz w:val="24"/>
+          <w:szCs w:val="24"/>
+        </w:rPr>
+        <w:t xml:space="preserve"> because at that point</w:t>
+      </w:r>
+      <w:r>
+        <w:rPr>
+          <w:sz w:val="24"/>
+          <w:szCs w:val="24"/>
+        </w:rPr>
+        <w:t>,</w:t>
+      </w:r>
+      <w:r>
+        <w:rPr>
+          <w:sz w:val="24"/>
+          <w:szCs w:val="24"/>
+        </w:rPr>
+        <w:t xml:space="preserve"> we only want the outer boundary of the selected person and not the inner holes.</w:t>
+      </w:r>
+    </w:p>
+    <w:p>
+      <w:pPr>
+        <w:pStyle w:val="a8"/>
+        <w:numPr>
+          <w:ilvl w:val="0"/>
+          <w:numId w:val="17"/>
+        </w:numPr>
+        <w:spacing w:after="120"/>
+        <w:rPr>
+          <w:i/>
+          <w:iCs/>
+          <w:sz w:val="24"/>
+          <w:szCs w:val="24"/>
+        </w:rPr>
+      </w:pPr>
+      <w:r>
+        <w:rPr>
+          <w:b/>
+          <w:i/>
+          <w:iCs/>
+          <w:sz w:val="24"/>
+          <w:szCs w:val="24"/>
+        </w:rPr>
+        <w:t>cv2.connectedComponentsWithStats</w:t>
+      </w:r>
+      <w:r>
+        <w:rPr>
+          <w:b/>
+          <w:i/>
+          <w:iCs/>
+          <w:sz w:val="24"/>
+          <w:szCs w:val="24"/>
+        </w:rPr>
+        <w:t>:</w:t>
+      </w:r>
+      <w:r>
+        <w:rPr>
+          <w:b/>
+          <w:sz w:val="24"/>
+          <w:szCs w:val="24"/>
+        </w:rPr>
+        <w:t xml:space="preserve"> </w:t>
+      </w:r>
+      <w:r>
+        <w:rPr>
+          <w:sz w:val="24"/>
+          <w:szCs w:val="24"/>
+        </w:rPr>
+        <w:t>After the mask is cleaned, it may still contain several disconnected foreground blobs. This function labels each connected white region and returns its area, bounding box, and centroid. We use those geometric measurements to choose the comp</w:t>
+      </w:r>
+      <w:r>
+        <w:rPr>
+          <w:sz w:val="24"/>
+          <w:szCs w:val="24"/>
+        </w:rPr>
+        <w:t xml:space="preserve">onent most likely to be the </w:t>
+      </w:r>
+      <w:r>
+        <w:rPr>
+          <w:sz w:val="24"/>
+          <w:szCs w:val="24"/>
+        </w:rPr>
+        <w:lastRenderedPageBreak/>
+        <w:t>person. The scoring function rewards large and tall components and penalizes sudden jumps in location, height, and width compared to the previous frame</w:t>
+      </w:r>
+      <w:r>
+        <w:rPr>
+          <w:sz w:val="24"/>
+          <w:szCs w:val="24"/>
+        </w:rPr>
+        <w:t>:</w:t>
+      </w:r>
+    </w:p>
+    <w:p>
+      <w:pPr>
+        <w:spacing w:before="80" w:after="80"/>
+        <w:jc w:val="center"/>
+        <w:rPr>
+          <w:sz w:val="24"/>
+          <w:szCs w:val="24"/>
+        </w:rPr>
+      </w:pPr>
+      <m:oMathPara>
+        <m:oMath>
+          <m:r>
+            <w:rPr>
+              <w:rFonts w:ascii="Cambria Math" w:hAnsi="Cambria Math"/>
+              <w:sz w:val="24"/>
+              <w:szCs w:val="24"/>
+            </w:rPr>
+            <m:t xml:space="preserve">score=area+70 · </m:t>
+          </m:r>
+          <m:r>
+            <w:rPr>
+              <w:rFonts w:ascii="Cambria Math" w:hAnsi="Cambria Math"/>
+              <w:sz w:val="24"/>
+              <w:szCs w:val="24"/>
+            </w:rPr>
+            <m:t>height-450·distance-25000 ·Δheight-12000· width</m:t>
+          </m:r>
+        </m:oMath>
+      </m:oMathPara>
+    </w:p>
+    <w:p>
+      <w:pPr>
+        <w:pStyle w:val="a8"/>
+        <w:numPr>
+          <w:ilvl w:val="0"/>
+          <w:numId w:val="17"/>
+        </w:numPr>
+        <w:spacing w:before="80" w:after="80"/>
+        <w:rPr>
+          <w:sz w:val="24"/>
+          <w:szCs w:val="24"/>
+        </w:rPr>
+      </w:pPr>
+      <w:r>
+        <w:rPr>
+          <w:b/>
+          <w:sz w:val="24"/>
+          <w:szCs w:val="24"/>
+        </w:rPr>
+        <w:t>Forward/backward mask fusion</w:t>
+      </w:r>
+      <w:r>
+        <w:rPr>
+          <w:b/>
+          <w:sz w:val="24"/>
+          <w:szCs w:val="24"/>
+        </w:rPr>
+        <w:t>:</w:t>
+      </w:r>
+      <w:r>
+        <w:rPr>
+          <w:b/>
+          <w:sz w:val="24"/>
+          <w:szCs w:val="24"/>
+        </w:rPr>
+        <w:t xml:space="preserve"> </w:t>
+      </w:r>
+      <w:r>
+        <w:rPr>
+          <w:sz w:val="24"/>
+          <w:szCs w:val="24"/>
+        </w:rPr>
+        <w:t>The algorithm computes one mask from the forward pass and one from the backward pass. If they overlap, the overlap is considered reliable foreground support. This preserves body pixels that appear in only one pass while rejecting distant leakage. If the masks do not overlap, we choose the smaller mask, because large masks usually indicate background contamination.</w:t>
+      </w:r>
+    </w:p>
+    <w:p>
+      <w:pPr>
+        <w:pStyle w:val="a8"/>
+        <w:numPr>
+          <w:ilvl w:val="0"/>
+          <w:numId w:val="17"/>
+        </w:numPr>
+        <w:spacing w:before="80" w:after="80"/>
+        <w:rPr>
+          <w:sz w:val="24"/>
+          <w:szCs w:val="24"/>
+        </w:rPr>
+      </w:pPr>
+      <w:r>
+        <w:rPr>
+          <w:b/>
+          <w:sz w:val="24"/>
+          <w:szCs w:val="24"/>
+        </w:rPr>
+        <w:t>Border suppression</w:t>
+      </w:r>
+      <w:r>
+        <w:rPr>
+          <w:b/>
+          <w:sz w:val="24"/>
+          <w:szCs w:val="24"/>
+        </w:rPr>
+        <w:t>:</w:t>
+      </w:r>
+      <w:r>
+        <w:rPr>
+          <w:b/>
+          <w:sz w:val="24"/>
+          <w:szCs w:val="24"/>
+        </w:rPr>
+        <w:t xml:space="preserve"> </w:t>
+      </w:r>
+      <w:r>
+        <w:rPr>
+          <w:sz w:val="24"/>
+          <w:szCs w:val="24"/>
+        </w:rPr>
+        <w:t>The stabilized video may contain unstable pixels at the image boundaries due to warping</w:t>
+      </w:r>
+      <w:r>
+        <w:rPr>
+          <w:sz w:val="24"/>
+          <w:szCs w:val="24"/>
+        </w:rPr>
+        <w:t xml:space="preserve"> (which is performed at the stabilization stage)</w:t>
+      </w:r>
+      <w:r>
+        <w:rPr>
+          <w:sz w:val="24"/>
+          <w:szCs w:val="24"/>
+        </w:rPr>
+        <w:t xml:space="preserve">. </w:t>
+      </w:r>
+      <w:r>
+        <w:rPr>
+          <w:sz w:val="24"/>
+          <w:szCs w:val="24"/>
+        </w:rPr>
+        <w:t>t</w:t>
+      </w:r>
+      <w:r>
+        <w:rPr>
+          <w:sz w:val="24"/>
+          <w:szCs w:val="24"/>
+        </w:rPr>
+        <w:t xml:space="preserve">hese border pixels frequently appear as false motion. Therefore, before connected component analysis, we explicitly set a fixed margin around the frame to zero. </w:t>
+      </w:r>
+    </w:p>
+    <w:p>
+      <w:pPr>
+        <w:spacing w:after="120"/>
+        <w:rPr>
+          <w:rFonts w:asciiTheme="minorBidi" w:hAnsiTheme="minorBidi" w:cstheme="minorBidi"/>
+          <w:sz w:val="24"/>
+          <w:szCs w:val="24"/>
         </w:rPr>
       </w:pPr>
     </w:p>
@@ -2281,6 +3662,187 @@
     </w:lvl>
   </w:abstractNum>
   <w:abstractNum w:abstractNumId="2" w15:restartNumberingAfterBreak="0">
+    <w:nsid w:val="0BD63464"/>
+    <w:multiLevelType w:val="hybridMultilevel"/>
+    <w:tmpl w:val="65B2BDD2"/>
+    <w:lvl w:ilvl="0" w:tplc="95DC8C60">
+      <w:start w:val="1"/>
+      <w:numFmt w:val="decimal"/>
+      <w:lvlText w:val="%1."/>
+      <w:lvlJc w:val="left"/>
+      <w:pPr>
+        <w:ind w:left="720" w:hanging="360"/>
+      </w:pPr>
+      <w:rPr>
+        <w:rFonts w:hint="default"/>
+        <w:b w:val="0"/>
+        <w:bCs w:val="0"/>
+      </w:rPr>
+    </w:lvl>
+    <w:lvl w:ilvl="1" w:tplc="04090019" w:tentative="1">
+      <w:start w:val="1"/>
+      <w:numFmt w:val="lowerLetter"/>
+      <w:lvlText w:val="%2."/>
+      <w:lvlJc w:val="left"/>
+      <w:pPr>
+        <w:ind w:left="1440" w:hanging="360"/>
+      </w:pPr>
+    </w:lvl>
+    <w:lvl w:ilvl="2" w:tplc="0409001B" w:tentative="1">
+      <w:start w:val="1"/>
+      <w:numFmt w:val="lowerRoman"/>
+      <w:lvlText w:val="%3."/>
+      <w:lvlJc w:val="right"/>
+      <w:pPr>
+        <w:ind w:left="2160" w:hanging="180"/>
+      </w:pPr>
+    </w:lvl>
+    <w:lvl w:ilvl="3" w:tplc="0409000F" w:tentative="1">
+      <w:start w:val="1"/>
+      <w:numFmt w:val="decimal"/>
+      <w:lvlText w:val="%4."/>
+      <w:lvlJc w:val="left"/>
+      <w:pPr>
+        <w:ind w:left="2880" w:hanging="360"/>
+      </w:pPr>
+    </w:lvl>
+    <w:lvl w:ilvl="4" w:tplc="04090019" w:tentative="1">
+      <w:start w:val="1"/>
+      <w:numFmt w:val="lowerLetter"/>
+      <w:lvlText w:val="%5."/>
+      <w:lvlJc w:val="left"/>
+      <w:pPr>
+        <w:ind w:left="3600" w:hanging="360"/>
+      </w:pPr>
+    </w:lvl>
+    <w:lvl w:ilvl="5" w:tplc="0409001B" w:tentative="1">
+      <w:start w:val="1"/>
+      <w:numFmt w:val="lowerRoman"/>
+      <w:lvlText w:val="%6."/>
+      <w:lvlJc w:val="right"/>
+      <w:pPr>
+        <w:ind w:left="4320" w:hanging="180"/>
+      </w:pPr>
+    </w:lvl>
+    <w:lvl w:ilvl="6" w:tplc="0409000F" w:tentative="1">
+      <w:start w:val="1"/>
+      <w:numFmt w:val="decimal"/>
+      <w:lvlText w:val="%7."/>
+      <w:lvlJc w:val="left"/>
+      <w:pPr>
+        <w:ind w:left="5040" w:hanging="360"/>
+      </w:pPr>
+    </w:lvl>
+    <w:lvl w:ilvl="7" w:tplc="04090019" w:tentative="1">
+      <w:start w:val="1"/>
+      <w:numFmt w:val="lowerLetter"/>
+      <w:lvlText w:val="%8."/>
+      <w:lvlJc w:val="left"/>
+      <w:pPr>
+        <w:ind w:left="5760" w:hanging="360"/>
+      </w:pPr>
+    </w:lvl>
+    <w:lvl w:ilvl="8" w:tplc="0409001B" w:tentative="1">
+      <w:start w:val="1"/>
+      <w:numFmt w:val="lowerRoman"/>
+      <w:lvlText w:val="%9."/>
+      <w:lvlJc w:val="right"/>
+      <w:pPr>
+        <w:ind w:left="6480" w:hanging="180"/>
+      </w:pPr>
+    </w:lvl>
+  </w:abstractNum>
+  <w:abstractNum w:abstractNumId="3" w15:restartNumberingAfterBreak="0">
+    <w:nsid w:val="161B3141"/>
+    <w:multiLevelType w:val="multilevel"/>
+    <w:tmpl w:val="87A658CA"/>
+    <w:styleLink w:val="1"/>
+    <w:lvl w:ilvl="0">
+      <w:start w:val="1"/>
+      <w:numFmt w:val="decimal"/>
+      <w:lvlText w:val="%1."/>
+      <w:lvlJc w:val="left"/>
+      <w:pPr>
+        <w:ind w:left="720" w:hanging="360"/>
+      </w:pPr>
+      <w:rPr>
+        <w:rFonts w:ascii="Aptos" w:eastAsia="Aptos" w:hAnsi="Aptos" w:cs="Aptos"/>
+      </w:rPr>
+    </w:lvl>
+    <w:lvl w:ilvl="1">
+      <w:start w:val="1"/>
+      <w:numFmt w:val="lowerLetter"/>
+      <w:lvlText w:val="%2."/>
+      <w:lvlJc w:val="left"/>
+      <w:pPr>
+        <w:ind w:left="1440" w:hanging="360"/>
+      </w:pPr>
+    </w:lvl>
+    <w:lvl w:ilvl="2">
+      <w:start w:val="1"/>
+      <w:numFmt w:val="lowerRoman"/>
+      <w:lvlText w:val="%3."/>
+      <w:lvlJc w:val="right"/>
+      <w:pPr>
+        <w:ind w:left="2160" w:hanging="180"/>
+      </w:pPr>
+    </w:lvl>
+    <w:lvl w:ilvl="3">
+      <w:start w:val="1"/>
+      <w:numFmt w:val="decimal"/>
+      <w:lvlText w:val="%4."/>
+      <w:lvlJc w:val="left"/>
+      <w:pPr>
+        <w:ind w:left="2880" w:hanging="360"/>
+      </w:pPr>
+    </w:lvl>
+    <w:lvl w:ilvl="4">
+      <w:start w:val="1"/>
+      <w:numFmt w:val="lowerLetter"/>
+      <w:lvlText w:val="%5."/>
+      <w:lvlJc w:val="left"/>
+      <w:pPr>
+        <w:ind w:left="3600" w:hanging="360"/>
+      </w:pPr>
+    </w:lvl>
+    <w:lvl w:ilvl="5">
+      <w:start w:val="1"/>
+      <w:numFmt w:val="lowerRoman"/>
+      <w:lvlText w:val="%6."/>
+      <w:lvlJc w:val="right"/>
+      <w:pPr>
+        <w:ind w:left="4320" w:hanging="180"/>
+      </w:pPr>
+    </w:lvl>
+    <w:lvl w:ilvl="6">
+      <w:start w:val="1"/>
+      <w:numFmt w:val="decimal"/>
+      <w:lvlText w:val="%7."/>
+      <w:lvlJc w:val="left"/>
+      <w:pPr>
+        <w:ind w:left="5040" w:hanging="360"/>
+      </w:pPr>
+    </w:lvl>
+    <w:lvl w:ilvl="7">
+      <w:start w:val="1"/>
+      <w:numFmt w:val="lowerLetter"/>
+      <w:lvlText w:val="%8."/>
+      <w:lvlJc w:val="left"/>
+      <w:pPr>
+        <w:ind w:left="5760" w:hanging="360"/>
+      </w:pPr>
+    </w:lvl>
+    <w:lvl w:ilvl="8">
+      <w:start w:val="1"/>
+      <w:numFmt w:val="lowerRoman"/>
+      <w:lvlText w:val="%9."/>
+      <w:lvlJc w:val="right"/>
+      <w:pPr>
+        <w:ind w:left="6480" w:hanging="180"/>
+      </w:pPr>
+    </w:lvl>
+  </w:abstractNum>
+  <w:abstractNum w:abstractNumId="4" w15:restartNumberingAfterBreak="0">
     <w:nsid w:val="1C38374B"/>
     <w:multiLevelType w:val="hybridMultilevel"/>
     <w:tmpl w:val="3E8E1B6C"/>
@@ -2369,7 +3931,96 @@
       </w:pPr>
     </w:lvl>
   </w:abstractNum>
-  <w:abstractNum w:abstractNumId="3" w15:restartNumberingAfterBreak="0">
+  <w:abstractNum w:abstractNumId="5" w15:restartNumberingAfterBreak="0">
+    <w:nsid w:val="23565224"/>
+    <w:multiLevelType w:val="hybridMultilevel"/>
+    <w:tmpl w:val="32345886"/>
+    <w:lvl w:ilvl="0" w:tplc="FFFFFFFF">
+      <w:start w:val="1"/>
+      <w:numFmt w:val="decimal"/>
+      <w:lvlText w:val="%1."/>
+      <w:lvlJc w:val="left"/>
+      <w:pPr>
+        <w:ind w:left="720" w:hanging="360"/>
+      </w:pPr>
+      <w:rPr>
+        <w:rFonts w:hint="default"/>
+      </w:rPr>
+    </w:lvl>
+    <w:lvl w:ilvl="1" w:tplc="FFFFFFFF">
+      <w:start w:val="1"/>
+      <w:numFmt w:val="lowerLetter"/>
+      <w:lvlText w:val="%2."/>
+      <w:lvlJc w:val="left"/>
+      <w:pPr>
+        <w:ind w:left="1440" w:hanging="360"/>
+      </w:pPr>
+    </w:lvl>
+    <w:lvl w:ilvl="2" w:tplc="FFFFFFFF" w:tentative="1">
+      <w:start w:val="1"/>
+      <w:numFmt w:val="lowerRoman"/>
+      <w:lvlText w:val="%3."/>
+      <w:lvlJc w:val="right"/>
+      <w:pPr>
+        <w:ind w:left="2160" w:hanging="180"/>
+      </w:pPr>
+    </w:lvl>
+    <w:lvl w:ilvl="3" w:tplc="FFFFFFFF" w:tentative="1">
+      <w:start w:val="1"/>
+      <w:numFmt w:val="decimal"/>
+      <w:lvlText w:val="%4."/>
+      <w:lvlJc w:val="left"/>
+      <w:pPr>
+        <w:ind w:left="2880" w:hanging="360"/>
+      </w:pPr>
+    </w:lvl>
+    <w:lvl w:ilvl="4" w:tplc="FFFFFFFF" w:tentative="1">
+      <w:start w:val="1"/>
+      <w:numFmt w:val="lowerLetter"/>
+      <w:lvlText w:val="%5."/>
+      <w:lvlJc w:val="left"/>
+      <w:pPr>
+        <w:ind w:left="3600" w:hanging="360"/>
+      </w:pPr>
+    </w:lvl>
+    <w:lvl w:ilvl="5" w:tplc="FFFFFFFF" w:tentative="1">
+      <w:start w:val="1"/>
+      <w:numFmt w:val="lowerRoman"/>
+      <w:lvlText w:val="%6."/>
+      <w:lvlJc w:val="right"/>
+      <w:pPr>
+        <w:ind w:left="4320" w:hanging="180"/>
+      </w:pPr>
+    </w:lvl>
+    <w:lvl w:ilvl="6" w:tplc="FFFFFFFF" w:tentative="1">
+      <w:start w:val="1"/>
+      <w:numFmt w:val="decimal"/>
+      <w:lvlText w:val="%7."/>
+      <w:lvlJc w:val="left"/>
+      <w:pPr>
+        <w:ind w:left="5040" w:hanging="360"/>
+      </w:pPr>
+    </w:lvl>
+    <w:lvl w:ilvl="7" w:tplc="FFFFFFFF" w:tentative="1">
+      <w:start w:val="1"/>
+      <w:numFmt w:val="lowerLetter"/>
+      <w:lvlText w:val="%8."/>
+      <w:lvlJc w:val="left"/>
+      <w:pPr>
+        <w:ind w:left="5760" w:hanging="360"/>
+      </w:pPr>
+    </w:lvl>
+    <w:lvl w:ilvl="8" w:tplc="FFFFFFFF" w:tentative="1">
+      <w:start w:val="1"/>
+      <w:numFmt w:val="lowerRoman"/>
+      <w:lvlText w:val="%9."/>
+      <w:lvlJc w:val="right"/>
+      <w:pPr>
+        <w:ind w:left="6480" w:hanging="180"/>
+      </w:pPr>
+    </w:lvl>
+  </w:abstractNum>
+  <w:abstractNum w:abstractNumId="6" w15:restartNumberingAfterBreak="0">
     <w:nsid w:val="41145BAA"/>
     <w:multiLevelType w:val="multilevel"/>
     <w:tmpl w:val="C1C2E09C"/>
@@ -2500,7 +4151,7 @@
       </w:rPr>
     </w:lvl>
   </w:abstractNum>
-  <w:abstractNum w:abstractNumId="4" w15:restartNumberingAfterBreak="0">
+  <w:abstractNum w:abstractNumId="7" w15:restartNumberingAfterBreak="0">
     <w:nsid w:val="42D11D26"/>
     <w:multiLevelType w:val="multilevel"/>
     <w:tmpl w:val="E5AA3D62"/>
@@ -2649,7 +4300,7 @@
       </w:rPr>
     </w:lvl>
   </w:abstractNum>
-  <w:abstractNum w:abstractNumId="5" w15:restartNumberingAfterBreak="0">
+  <w:abstractNum w:abstractNumId="8" w15:restartNumberingAfterBreak="0">
     <w:nsid w:val="43264BF8"/>
     <w:multiLevelType w:val="hybridMultilevel"/>
     <w:tmpl w:val="AA7025EA"/>
@@ -2738,7 +4389,7 @@
       </w:pPr>
     </w:lvl>
   </w:abstractNum>
-  <w:abstractNum w:abstractNumId="6" w15:restartNumberingAfterBreak="0">
+  <w:abstractNum w:abstractNumId="9" w15:restartNumberingAfterBreak="0">
     <w:nsid w:val="43346C29"/>
     <w:multiLevelType w:val="multilevel"/>
     <w:tmpl w:val="6FE2CD64"/>
@@ -2851,7 +4502,7 @@
       </w:rPr>
     </w:lvl>
   </w:abstractNum>
-  <w:abstractNum w:abstractNumId="7" w15:restartNumberingAfterBreak="0">
+  <w:abstractNum w:abstractNumId="10" w15:restartNumberingAfterBreak="0">
     <w:nsid w:val="4337606B"/>
     <w:multiLevelType w:val="multilevel"/>
     <w:tmpl w:val="82E8695A"/>
@@ -3000,7 +4651,96 @@
       </w:rPr>
     </w:lvl>
   </w:abstractNum>
-  <w:abstractNum w:abstractNumId="8" w15:restartNumberingAfterBreak="0">
+  <w:abstractNum w:abstractNumId="11" w15:restartNumberingAfterBreak="0">
+    <w:nsid w:val="48CB5C36"/>
+    <w:multiLevelType w:val="hybridMultilevel"/>
+    <w:tmpl w:val="32345886"/>
+    <w:lvl w:ilvl="0" w:tplc="0409000F">
+      <w:start w:val="1"/>
+      <w:numFmt w:val="decimal"/>
+      <w:lvlText w:val="%1."/>
+      <w:lvlJc w:val="left"/>
+      <w:pPr>
+        <w:ind w:left="720" w:hanging="360"/>
+      </w:pPr>
+      <w:rPr>
+        <w:rFonts w:hint="default"/>
+      </w:rPr>
+    </w:lvl>
+    <w:lvl w:ilvl="1" w:tplc="04090019" w:tentative="1">
+      <w:start w:val="1"/>
+      <w:numFmt w:val="lowerLetter"/>
+      <w:lvlText w:val="%2."/>
+      <w:lvlJc w:val="left"/>
+      <w:pPr>
+        <w:ind w:left="1440" w:hanging="360"/>
+      </w:pPr>
+    </w:lvl>
+    <w:lvl w:ilvl="2" w:tplc="0409001B" w:tentative="1">
+      <w:start w:val="1"/>
+      <w:numFmt w:val="lowerRoman"/>
+      <w:lvlText w:val="%3."/>
+      <w:lvlJc w:val="right"/>
+      <w:pPr>
+        <w:ind w:left="2160" w:hanging="180"/>
+      </w:pPr>
+    </w:lvl>
+    <w:lvl w:ilvl="3" w:tplc="0409000F" w:tentative="1">
+      <w:start w:val="1"/>
+      <w:numFmt w:val="decimal"/>
+      <w:lvlText w:val="%4."/>
+      <w:lvlJc w:val="left"/>
+      <w:pPr>
+        <w:ind w:left="2880" w:hanging="360"/>
+      </w:pPr>
+    </w:lvl>
+    <w:lvl w:ilvl="4" w:tplc="04090019" w:tentative="1">
+      <w:start w:val="1"/>
+      <w:numFmt w:val="lowerLetter"/>
+      <w:lvlText w:val="%5."/>
+      <w:lvlJc w:val="left"/>
+      <w:pPr>
+        <w:ind w:left="3600" w:hanging="360"/>
+      </w:pPr>
+    </w:lvl>
+    <w:lvl w:ilvl="5" w:tplc="0409001B" w:tentative="1">
+      <w:start w:val="1"/>
+      <w:numFmt w:val="lowerRoman"/>
+      <w:lvlText w:val="%6."/>
+      <w:lvlJc w:val="right"/>
+      <w:pPr>
+        <w:ind w:left="4320" w:hanging="180"/>
+      </w:pPr>
+    </w:lvl>
+    <w:lvl w:ilvl="6" w:tplc="0409000F" w:tentative="1">
+      <w:start w:val="1"/>
+      <w:numFmt w:val="decimal"/>
+      <w:lvlText w:val="%7."/>
+      <w:lvlJc w:val="left"/>
+      <w:pPr>
+        <w:ind w:left="5040" w:hanging="360"/>
+      </w:pPr>
+    </w:lvl>
+    <w:lvl w:ilvl="7" w:tplc="04090019" w:tentative="1">
+      <w:start w:val="1"/>
+      <w:numFmt w:val="lowerLetter"/>
+      <w:lvlText w:val="%8."/>
+      <w:lvlJc w:val="left"/>
+      <w:pPr>
+        <w:ind w:left="5760" w:hanging="360"/>
+      </w:pPr>
+    </w:lvl>
+    <w:lvl w:ilvl="8" w:tplc="0409001B" w:tentative="1">
+      <w:start w:val="1"/>
+      <w:numFmt w:val="lowerRoman"/>
+      <w:lvlText w:val="%9."/>
+      <w:lvlJc w:val="right"/>
+      <w:pPr>
+        <w:ind w:left="6480" w:hanging="180"/>
+      </w:pPr>
+    </w:lvl>
+  </w:abstractNum>
+  <w:abstractNum w:abstractNumId="12" w15:restartNumberingAfterBreak="0">
     <w:nsid w:val="4C535AE5"/>
     <w:multiLevelType w:val="hybridMultilevel"/>
     <w:tmpl w:val="8160DBE2"/>
@@ -3089,11 +4829,11 @@
       </w:pPr>
     </w:lvl>
   </w:abstractNum>
-  <w:abstractNum w:abstractNumId="9" w15:restartNumberingAfterBreak="0">
-    <w:nsid w:val="60225259"/>
+  <w:abstractNum w:abstractNumId="13" w15:restartNumberingAfterBreak="0">
+    <w:nsid w:val="5A9B2958"/>
     <w:multiLevelType w:val="hybridMultilevel"/>
-    <w:tmpl w:val="F154A642"/>
-    <w:lvl w:ilvl="0" w:tplc="0409000F">
+    <w:tmpl w:val="32345886"/>
+    <w:lvl w:ilvl="0" w:tplc="FFFFFFFF">
       <w:start w:val="1"/>
       <w:numFmt w:val="decimal"/>
       <w:lvlText w:val="%1."/>
@@ -3105,7 +4845,7 @@
         <w:rFonts w:hint="default"/>
       </w:rPr>
     </w:lvl>
-    <w:lvl w:ilvl="1" w:tplc="04090019">
+    <w:lvl w:ilvl="1" w:tplc="FFFFFFFF" w:tentative="1">
       <w:start w:val="1"/>
       <w:numFmt w:val="lowerLetter"/>
       <w:lvlText w:val="%2."/>
@@ -3114,7 +4854,7 @@
         <w:ind w:left="1440" w:hanging="360"/>
       </w:pPr>
     </w:lvl>
-    <w:lvl w:ilvl="2" w:tplc="0409001B" w:tentative="1">
+    <w:lvl w:ilvl="2" w:tplc="FFFFFFFF" w:tentative="1">
       <w:start w:val="1"/>
       <w:numFmt w:val="lowerRoman"/>
       <w:lvlText w:val="%3."/>
@@ -3123,7 +4863,7 @@
         <w:ind w:left="2160" w:hanging="180"/>
       </w:pPr>
     </w:lvl>
-    <w:lvl w:ilvl="3" w:tplc="0409000F" w:tentative="1">
+    <w:lvl w:ilvl="3" w:tplc="FFFFFFFF" w:tentative="1">
       <w:start w:val="1"/>
       <w:numFmt w:val="decimal"/>
       <w:lvlText w:val="%4."/>
@@ -3132,7 +4872,7 @@
         <w:ind w:left="2880" w:hanging="360"/>
       </w:pPr>
     </w:lvl>
-    <w:lvl w:ilvl="4" w:tplc="04090019" w:tentative="1">
+    <w:lvl w:ilvl="4" w:tplc="FFFFFFFF" w:tentative="1">
       <w:start w:val="1"/>
       <w:numFmt w:val="lowerLetter"/>
       <w:lvlText w:val="%5."/>
@@ -3141,7 +4881,7 @@
         <w:ind w:left="3600" w:hanging="360"/>
       </w:pPr>
     </w:lvl>
-    <w:lvl w:ilvl="5" w:tplc="0409001B" w:tentative="1">
+    <w:lvl w:ilvl="5" w:tplc="FFFFFFFF" w:tentative="1">
       <w:start w:val="1"/>
       <w:numFmt w:val="lowerRoman"/>
       <w:lvlText w:val="%6."/>
@@ -3150,7 +4890,7 @@
         <w:ind w:left="4320" w:hanging="180"/>
       </w:pPr>
     </w:lvl>
-    <w:lvl w:ilvl="6" w:tplc="0409000F" w:tentative="1">
+    <w:lvl w:ilvl="6" w:tplc="FFFFFFFF" w:tentative="1">
       <w:start w:val="1"/>
       <w:numFmt w:val="decimal"/>
       <w:lvlText w:val="%7."/>
@@ -3159,7 +4899,7 @@
         <w:ind w:left="5040" w:hanging="360"/>
       </w:pPr>
     </w:lvl>
-    <w:lvl w:ilvl="7" w:tplc="04090019" w:tentative="1">
+    <w:lvl w:ilvl="7" w:tplc="FFFFFFFF" w:tentative="1">
       <w:start w:val="1"/>
       <w:numFmt w:val="lowerLetter"/>
       <w:lvlText w:val="%8."/>
@@ -3168,7 +4908,7 @@
         <w:ind w:left="5760" w:hanging="360"/>
       </w:pPr>
     </w:lvl>
-    <w:lvl w:ilvl="8" w:tplc="0409001B" w:tentative="1">
+    <w:lvl w:ilvl="8" w:tplc="FFFFFFFF" w:tentative="1">
       <w:start w:val="1"/>
       <w:numFmt w:val="lowerRoman"/>
       <w:lvlText w:val="%9."/>
@@ -3178,10 +4918,105 @@
       </w:pPr>
     </w:lvl>
   </w:abstractNum>
-  <w:abstractNum w:abstractNumId="10" w15:restartNumberingAfterBreak="0">
+  <w:abstractNum w:abstractNumId="14" w15:restartNumberingAfterBreak="0">
+    <w:nsid w:val="60225259"/>
+    <w:multiLevelType w:val="hybridMultilevel"/>
+    <w:tmpl w:val="24F2BE3A"/>
+    <w:lvl w:ilvl="0" w:tplc="7E38B80A">
+      <w:start w:val="1"/>
+      <w:numFmt w:val="decimal"/>
+      <w:lvlText w:val="%1."/>
+      <w:lvlJc w:val="left"/>
+      <w:pPr>
+        <w:ind w:left="720" w:hanging="360"/>
+      </w:pPr>
+      <w:rPr>
+        <w:rFonts w:ascii="Aptos" w:eastAsia="Aptos" w:hAnsi="Aptos" w:cs="Aptos"/>
+        <w:b w:val="0"/>
+        <w:bCs w:val="0"/>
+      </w:rPr>
+    </w:lvl>
+    <w:lvl w:ilvl="1" w:tplc="522CF5F4">
+      <w:start w:val="1"/>
+      <w:numFmt w:val="lowerLetter"/>
+      <w:lvlText w:val="%2."/>
+      <w:lvlJc w:val="left"/>
+      <w:pPr>
+        <w:ind w:left="1440" w:hanging="360"/>
+      </w:pPr>
+      <w:rPr>
+        <w:b w:val="0"/>
+        <w:bCs w:val="0"/>
+      </w:rPr>
+    </w:lvl>
+    <w:lvl w:ilvl="2" w:tplc="0409001B" w:tentative="1">
+      <w:start w:val="1"/>
+      <w:numFmt w:val="lowerRoman"/>
+      <w:lvlText w:val="%3."/>
+      <w:lvlJc w:val="right"/>
+      <w:pPr>
+        <w:ind w:left="2160" w:hanging="180"/>
+      </w:pPr>
+    </w:lvl>
+    <w:lvl w:ilvl="3" w:tplc="0409000F" w:tentative="1">
+      <w:start w:val="1"/>
+      <w:numFmt w:val="decimal"/>
+      <w:lvlText w:val="%4."/>
+      <w:lvlJc w:val="left"/>
+      <w:pPr>
+        <w:ind w:left="2880" w:hanging="360"/>
+      </w:pPr>
+    </w:lvl>
+    <w:lvl w:ilvl="4" w:tplc="04090019" w:tentative="1">
+      <w:start w:val="1"/>
+      <w:numFmt w:val="lowerLetter"/>
+      <w:lvlText w:val="%5."/>
+      <w:lvlJc w:val="left"/>
+      <w:pPr>
+        <w:ind w:left="3600" w:hanging="360"/>
+      </w:pPr>
+    </w:lvl>
+    <w:lvl w:ilvl="5" w:tplc="0409001B" w:tentative="1">
+      <w:start w:val="1"/>
+      <w:numFmt w:val="lowerRoman"/>
+      <w:lvlText w:val="%6."/>
+      <w:lvlJc w:val="right"/>
+      <w:pPr>
+        <w:ind w:left="4320" w:hanging="180"/>
+      </w:pPr>
+    </w:lvl>
+    <w:lvl w:ilvl="6" w:tplc="0409000F" w:tentative="1">
+      <w:start w:val="1"/>
+      <w:numFmt w:val="decimal"/>
+      <w:lvlText w:val="%7."/>
+      <w:lvlJc w:val="left"/>
+      <w:pPr>
+        <w:ind w:left="5040" w:hanging="360"/>
+      </w:pPr>
+    </w:lvl>
+    <w:lvl w:ilvl="7" w:tplc="04090019" w:tentative="1">
+      <w:start w:val="1"/>
+      <w:numFmt w:val="lowerLetter"/>
+      <w:lvlText w:val="%8."/>
+      <w:lvlJc w:val="left"/>
+      <w:pPr>
+        <w:ind w:left="5760" w:hanging="360"/>
+      </w:pPr>
+    </w:lvl>
+    <w:lvl w:ilvl="8" w:tplc="0409001B" w:tentative="1">
+      <w:start w:val="1"/>
+      <w:numFmt w:val="lowerRoman"/>
+      <w:lvlText w:val="%9."/>
+      <w:lvlJc w:val="right"/>
+      <w:pPr>
+        <w:ind w:left="6480" w:hanging="180"/>
+      </w:pPr>
+    </w:lvl>
+  </w:abstractNum>
+  <w:abstractNum w:abstractNumId="15" w15:restartNumberingAfterBreak="0">
     <w:nsid w:val="6DB75597"/>
     <w:multiLevelType w:val="multilevel"/>
-    <w:tmpl w:val="EB4202BA"/>
+    <w:tmpl w:val="F3C44056"/>
     <w:lvl w:ilvl="0">
       <w:start w:val="1"/>
       <w:numFmt w:val="decimal"/>
@@ -3198,23 +5033,19 @@
         <w:sz w:val="20"/>
       </w:rPr>
     </w:lvl>
-    <w:lvl w:ilvl="1" w:tentative="1">
-      <w:start w:val="1"/>
-      <w:numFmt w:val="bullet"/>
-      <w:lvlText w:val="o"/>
-      <w:lvlJc w:val="left"/>
-      <w:pPr>
-        <w:tabs>
-          <w:tab w:val="num" w:pos="1440"/>
-        </w:tabs>
+    <w:lvl w:ilvl="1">
+      <w:start w:val="1"/>
+      <w:numFmt w:val="decimal"/>
+      <w:lvlText w:val="%2."/>
+      <w:lvlJc w:val="left"/>
+      <w:pPr>
         <w:ind w:left="1440" w:hanging="360"/>
       </w:pPr>
       <w:rPr>
-        <w:rFonts w:ascii="Courier New" w:hAnsi="Courier New" w:hint="default"/>
-        <w:sz w:val="20"/>
-      </w:rPr>
-    </w:lvl>
-    <w:lvl w:ilvl="2" w:tentative="1">
+        <w:rFonts w:ascii="Aptos" w:eastAsia="Aptos" w:hAnsi="Aptos" w:cs="Aptos"/>
+      </w:rPr>
+    </w:lvl>
+    <w:lvl w:ilvl="2">
       <w:start w:val="1"/>
       <w:numFmt w:val="bullet"/>
       <w:lvlText w:val=""/>
@@ -3230,7 +5061,7 @@
         <w:sz w:val="20"/>
       </w:rPr>
     </w:lvl>
-    <w:lvl w:ilvl="3" w:tentative="1">
+    <w:lvl w:ilvl="3">
       <w:start w:val="1"/>
       <w:numFmt w:val="bullet"/>
       <w:lvlText w:val=""/>
@@ -3327,7 +5158,7 @@
       </w:rPr>
     </w:lvl>
   </w:abstractNum>
-  <w:abstractNum w:abstractNumId="11" w15:restartNumberingAfterBreak="0">
+  <w:abstractNum w:abstractNumId="16" w15:restartNumberingAfterBreak="0">
     <w:nsid w:val="70CF01B9"/>
     <w:multiLevelType w:val="multilevel"/>
     <w:tmpl w:val="8CB0C348"/>
@@ -3477,40 +5308,55 @@
     </w:lvl>
   </w:abstractNum>
   <w:num w:numId="1" w16cid:durableId="1273830004">
-    <w:abstractNumId w:val="3"/>
+    <w:abstractNumId w:val="6"/>
   </w:num>
   <w:num w:numId="2" w16cid:durableId="1648896190">
-    <w:abstractNumId w:val="6"/>
+    <w:abstractNumId w:val="9"/>
   </w:num>
   <w:num w:numId="3" w16cid:durableId="572549868">
-    <w:abstractNumId w:val="8"/>
+    <w:abstractNumId w:val="12"/>
   </w:num>
   <w:num w:numId="4" w16cid:durableId="232594315">
-    <w:abstractNumId w:val="5"/>
+    <w:abstractNumId w:val="8"/>
   </w:num>
   <w:num w:numId="5" w16cid:durableId="899632343">
     <w:abstractNumId w:val="1"/>
   </w:num>
   <w:num w:numId="6" w16cid:durableId="406997307">
-    <w:abstractNumId w:val="2"/>
+    <w:abstractNumId w:val="4"/>
   </w:num>
   <w:num w:numId="7" w16cid:durableId="253587797">
-    <w:abstractNumId w:val="7"/>
+    <w:abstractNumId w:val="10"/>
   </w:num>
   <w:num w:numId="8" w16cid:durableId="588738717">
-    <w:abstractNumId w:val="4"/>
+    <w:abstractNumId w:val="7"/>
   </w:num>
   <w:num w:numId="9" w16cid:durableId="1175732347">
     <w:abstractNumId w:val="0"/>
   </w:num>
   <w:num w:numId="10" w16cid:durableId="1144854598">
-    <w:abstractNumId w:val="10"/>
+    <w:abstractNumId w:val="15"/>
   </w:num>
   <w:num w:numId="11" w16cid:durableId="213347259">
+    <w:abstractNumId w:val="16"/>
+  </w:num>
+  <w:num w:numId="12" w16cid:durableId="81951011">
+    <w:abstractNumId w:val="14"/>
+  </w:num>
+  <w:num w:numId="13" w16cid:durableId="724450366">
+    <w:abstractNumId w:val="2"/>
+  </w:num>
+  <w:num w:numId="14" w16cid:durableId="885872335">
     <w:abstractNumId w:val="11"/>
   </w:num>
-  <w:num w:numId="12" w16cid:durableId="81951011">
-    <w:abstractNumId w:val="9"/>
+  <w:num w:numId="15" w16cid:durableId="990132565">
+    <w:abstractNumId w:val="3"/>
+  </w:num>
+  <w:num w:numId="16" w16cid:durableId="2034262400">
+    <w:abstractNumId w:val="5"/>
+  </w:num>
+  <w:num w:numId="17" w16cid:durableId="1234659660">
+    <w:abstractNumId w:val="13"/>
   </w:num>
 </w:numbering>
 </file>
@@ -3914,7 +5760,7 @@
     <w:name w:val="Normal"/>
     <w:qFormat/>
   </w:style>
-  <w:style w:type="paragraph" w:styleId="1">
+  <w:style w:type="paragraph" w:styleId="10">
     <w:name w:val="heading 1"/>
     <w:basedOn w:val="a"/>
     <w:next w:val="a"/>
@@ -4092,6 +5938,7 @@
   <w:style w:type="character" w:default="1" w:styleId="a0">
     <w:name w:val="Default Paragraph Font"/>
     <w:uiPriority w:val="1"/>
+    <w:semiHidden/>
     <w:unhideWhenUsed/>
   </w:style>
   <w:style w:type="table" w:default="1" w:styleId="a1">
@@ -4219,7 +6066,7 @@
       <w:lang w:val="en-US"/>
     </w:rPr>
   </w:style>
-  <w:style w:type="character" w:customStyle="1" w:styleId="10">
+  <w:style w:type="character" w:customStyle="1" w:styleId="11">
     <w:name w:val="כותרת 1 תו"/>
     <w:basedOn w:val="a0"/>
     <w:uiPriority w:val="9"/>
@@ -4567,6 +6414,16 @@
       <w:szCs w:val="20"/>
     </w:rPr>
   </w:style>
+  <w:style w:type="numbering" w:customStyle="1" w:styleId="1">
+    <w:name w:val="רשימה נוכחית1"/>
+    <w:uiPriority w:val="99"/>
+    <w:rsid w:val="00F4424E"/>
+    <w:pPr>
+      <w:numPr>
+        <w:numId w:val="15"/>
+      </w:numPr>
+    </w:pPr>
+  </w:style>
 </w:styles>
 </file>
 

--- a/FinalProject/Document/final_project_212047542_327703013.docx
+++ b/FinalProject/Document/final_project_212047542_327703013.docx
@@ -915,7 +915,7 @@
     </w:p>
     <w:p>
       <w:pPr>
-        <w:pStyle w:val="a8"/>
+        <w:pStyle w:val="ListParagraph"/>
         <w:numPr>
           <w:ilvl w:val="0"/>
           <w:numId w:val="10"/>
@@ -1383,7 +1383,7 @@
     </w:p>
     <w:p>
       <w:pPr>
-        <w:pStyle w:val="a8"/>
+        <w:pStyle w:val="ListParagraph"/>
         <w:numPr>
           <w:ilvl w:val="0"/>
           <w:numId w:val="12"/>
@@ -1502,7 +1502,7 @@
     </w:p>
     <w:p>
       <w:pPr>
-        <w:pStyle w:val="a8"/>
+        <w:pStyle w:val="ListParagraph"/>
         <w:numPr>
           <w:ilvl w:val="0"/>
           <w:numId w:val="12"/>
@@ -1638,7 +1638,7 @@
     </w:p>
     <w:p>
       <w:pPr>
-        <w:pStyle w:val="a8"/>
+        <w:pStyle w:val="ListParagraph"/>
         <w:numPr>
           <w:ilvl w:val="0"/>
           <w:numId w:val="12"/>
@@ -1697,7 +1697,7 @@
     </w:p>
     <w:p>
       <w:pPr>
-        <w:pStyle w:val="a8"/>
+        <w:pStyle w:val="ListParagraph"/>
         <w:numPr>
           <w:ilvl w:val="1"/>
           <w:numId w:val="12"/>
@@ -1750,7 +1750,7 @@
     </w:p>
     <w:p>
       <w:pPr>
-        <w:pStyle w:val="a8"/>
+        <w:pStyle w:val="ListParagraph"/>
         <w:numPr>
           <w:ilvl w:val="1"/>
           <w:numId w:val="12"/>
@@ -1825,7 +1825,7 @@
     </w:p>
     <w:p>
       <w:pPr>
-        <w:pStyle w:val="a8"/>
+        <w:pStyle w:val="ListParagraph"/>
         <w:numPr>
           <w:ilvl w:val="1"/>
           <w:numId w:val="12"/>
@@ -2105,7 +2105,23 @@
           <w:sz w:val="24"/>
           <w:szCs w:val="24"/>
         </w:rPr>
-        <w:t>The second stage receives the stabilized video from Stage 1 and separates the walking person from the static scene. In the course lectures, background subtraction was introduced as a per-pixel temporal decision problem: for each pixel location (x, y), we observe its intensity profile across time and decide whether the current observation belongs to the static background or to a dynamic foreground object. The simplest approach would be frame differencing, but that is too sensitive to noise and residual stabilization motion. Therefore, we used a Gaussian Mixture Model background model, implemented through OpenCV MOG2, and then added our own temporal consistency, component selection, and forward/backward mask fusion around it.</w:t>
+        <w:t xml:space="preserve">The second stage receives the stabilized video from Stage 1 and separates the walking person from the static scene. In the course lectures, background subtraction was introduced as a per-pixel temporal decision problem: for each pixel location (x, y), we observe its intensity profile across time and decide whether the current observation belongs to the static background or to a dynamic foreground object. The simplest approach would be </w:t>
+      </w:r>
+      <w:proofErr w:type="gramStart"/>
+      <w:r>
+        <w:rPr>
+          <w:sz w:val="24"/>
+          <w:szCs w:val="24"/>
+        </w:rPr>
+        <w:t>frame</w:t>
+      </w:r>
+      <w:proofErr w:type="gramEnd"/>
+      <w:r>
+        <w:rPr>
+          <w:sz w:val="24"/>
+          <w:szCs w:val="24"/>
+        </w:rPr>
+        <w:t xml:space="preserve"> differencing, but that is too sensitive to noise and residual stabilization motion. Therefore, we used a Gaussian Mixture Model background model, implemented through OpenCV MOG2, and then added our own temporal consistency, component selection, and forward/backward mask fusion around it.</w:t>
       </w:r>
     </w:p>
     <w:p>
@@ -2238,7 +2254,7 @@
     </w:p>
     <w:p>
       <w:pPr>
-        <w:pStyle w:val="a8"/>
+        <w:pStyle w:val="ListParagraph"/>
         <w:numPr>
           <w:ilvl w:val="0"/>
           <w:numId w:val="13"/>
@@ -2268,7 +2284,7 @@
     </w:p>
     <w:p>
       <w:pPr>
-        <w:pStyle w:val="a8"/>
+        <w:pStyle w:val="ListParagraph"/>
         <w:numPr>
           <w:ilvl w:val="0"/>
           <w:numId w:val="13"/>
@@ -2312,7 +2328,7 @@
     </w:p>
     <w:p>
       <w:pPr>
-        <w:pStyle w:val="a8"/>
+        <w:pStyle w:val="ListParagraph"/>
         <w:numPr>
           <w:ilvl w:val="0"/>
           <w:numId w:val="13"/>
@@ -2358,7 +2374,7 @@
     </w:p>
     <w:p>
       <w:pPr>
-        <w:pStyle w:val="a8"/>
+        <w:pStyle w:val="ListParagraph"/>
         <w:numPr>
           <w:ilvl w:val="0"/>
           <w:numId w:val="13"/>
@@ -2388,7 +2404,7 @@
     </w:p>
     <w:p>
       <w:pPr>
-        <w:pStyle w:val="a8"/>
+        <w:pStyle w:val="ListParagraph"/>
         <w:numPr>
           <w:ilvl w:val="0"/>
           <w:numId w:val="13"/>
@@ -2420,7 +2436,7 @@
     </w:p>
     <w:p>
       <w:pPr>
-        <w:pStyle w:val="a8"/>
+        <w:pStyle w:val="ListParagraph"/>
         <w:numPr>
           <w:ilvl w:val="0"/>
           <w:numId w:val="13"/>
@@ -2451,7 +2467,7 @@
     </w:p>
     <w:p>
       <w:pPr>
-        <w:pStyle w:val="a8"/>
+        <w:pStyle w:val="ListParagraph"/>
         <w:numPr>
           <w:ilvl w:val="0"/>
           <w:numId w:val="13"/>
@@ -2512,7 +2528,23 @@
           <w:sz w:val="24"/>
           <w:szCs w:val="24"/>
         </w:rPr>
-        <w:t>We started with a direct MOG2 background subtractor. This produced ghosting and background leakage, especially near high-contrast posters and at the end of the sequence. The reason is that background subtraction is extremely sensitive to residual stabilization motion: a wall that moves by only a few pixels may be classified as foreground. In addition, if the person appears over the same background location for many frames, the background model can partially absorb the person or leave a ghost when the person moves away.</w:t>
+        <w:t xml:space="preserve">We started with a direct MOG2 background subtractor. This produced </w:t>
+      </w:r>
+      <w:proofErr w:type="gramStart"/>
+      <w:r>
+        <w:rPr>
+          <w:sz w:val="24"/>
+          <w:szCs w:val="24"/>
+        </w:rPr>
+        <w:t>ghosting</w:t>
+      </w:r>
+      <w:proofErr w:type="gramEnd"/>
+      <w:r>
+        <w:rPr>
+          <w:sz w:val="24"/>
+          <w:szCs w:val="24"/>
+        </w:rPr>
+        <w:t xml:space="preserve"> and background leakage, especially near high-contrast posters and at the end of the sequence. The reason is that background subtraction is extremely sensitive to residual stabilization motion: a wall that moves by only a few pixels may be classified as foreground. In addition, if the person appears over the same background location for many frames, the background model can partially absorb the person or leave a ghost when the person moves away.</w:t>
       </w:r>
     </w:p>
     <w:p>
@@ -2533,7 +2565,7 @@
     </w:p>
     <w:p>
       <w:pPr>
-        <w:pStyle w:val="a8"/>
+        <w:pStyle w:val="ListParagraph"/>
         <w:numPr>
           <w:ilvl w:val="0"/>
           <w:numId w:val="14"/>
@@ -2558,12 +2590,28 @@
           <w:sz w:val="24"/>
           <w:szCs w:val="24"/>
         </w:rPr>
-        <w:t xml:space="preserve"> Instead of applying MOG2 directly on BGR frames, frames are converted to HSV. HSV partially separates chromatic content from brightness and produced more stable masks under small illumination changes.</w:t>
+        <w:t xml:space="preserve"> Instead of applying MOG2 directly on BGR frames, frames are converted to HSV. HSV partially separates chromatic content from brightness and </w:t>
+      </w:r>
+      <w:proofErr w:type="gramStart"/>
+      <w:r>
+        <w:rPr>
+          <w:sz w:val="24"/>
+          <w:szCs w:val="24"/>
+        </w:rPr>
+        <w:t>produced</w:t>
+      </w:r>
+      <w:proofErr w:type="gramEnd"/>
+      <w:r>
+        <w:rPr>
+          <w:sz w:val="24"/>
+          <w:szCs w:val="24"/>
+        </w:rPr>
+        <w:t xml:space="preserve"> more stable masks under small illumination changes.</w:t>
       </w:r>
     </w:p>
     <w:p>
       <w:pPr>
-        <w:pStyle w:val="a8"/>
+        <w:pStyle w:val="ListParagraph"/>
         <w:numPr>
           <w:ilvl w:val="0"/>
           <w:numId w:val="14"/>
@@ -2624,7 +2672,7 @@
     </w:p>
     <w:p>
       <w:pPr>
-        <w:pStyle w:val="a8"/>
+        <w:pStyle w:val="ListParagraph"/>
         <w:numPr>
           <w:ilvl w:val="0"/>
           <w:numId w:val="14"/>
@@ -2654,7 +2702,7 @@
     </w:p>
     <w:p>
       <w:pPr>
-        <w:pStyle w:val="a8"/>
+        <w:pStyle w:val="ListParagraph"/>
         <w:numPr>
           <w:ilvl w:val="0"/>
           <w:numId w:val="14"/>
@@ -2684,7 +2732,7 @@
     </w:p>
     <w:p>
       <w:pPr>
-        <w:pStyle w:val="a8"/>
+        <w:pStyle w:val="ListParagraph"/>
         <w:numPr>
           <w:ilvl w:val="0"/>
           <w:numId w:val="14"/>
@@ -2714,7 +2762,7 @@
     </w:p>
     <w:p>
       <w:pPr>
-        <w:pStyle w:val="a8"/>
+        <w:pStyle w:val="ListParagraph"/>
         <w:numPr>
           <w:ilvl w:val="0"/>
           <w:numId w:val="14"/>
@@ -2822,7 +2870,7 @@
     </w:p>
     <w:p>
       <w:pPr>
-        <w:pStyle w:val="a8"/>
+        <w:pStyle w:val="ListParagraph"/>
         <w:numPr>
           <w:ilvl w:val="0"/>
           <w:numId w:val="17"/>
@@ -2884,12 +2932,28 @@
           <w:sz w:val="24"/>
           <w:szCs w:val="24"/>
         </w:rPr>
-        <w:t xml:space="preserve">therwise, a new mode is created or an old weak mode is replaced. The library function only produces a raw foreground mask. </w:t>
+        <w:t xml:space="preserve">therwise, a new mode is </w:t>
+      </w:r>
+      <w:proofErr w:type="gramStart"/>
+      <w:r>
+        <w:rPr>
+          <w:sz w:val="24"/>
+          <w:szCs w:val="24"/>
+        </w:rPr>
+        <w:t>created</w:t>
+      </w:r>
+      <w:proofErr w:type="gramEnd"/>
+      <w:r>
+        <w:rPr>
+          <w:sz w:val="24"/>
+          <w:szCs w:val="24"/>
+        </w:rPr>
+        <w:t xml:space="preserve"> or an old weak mode is replaced. The library function only produces a raw foreground mask. </w:t>
       </w:r>
     </w:p>
     <w:p>
       <w:pPr>
-        <w:pStyle w:val="a8"/>
+        <w:pStyle w:val="ListParagraph"/>
         <w:numPr>
           <w:ilvl w:val="0"/>
           <w:numId w:val="17"/>
@@ -3016,7 +3080,7 @@
     </w:p>
     <w:p>
       <w:pPr>
-        <w:pStyle w:val="a8"/>
+        <w:pStyle w:val="ListParagraph"/>
         <w:numPr>
           <w:ilvl w:val="0"/>
           <w:numId w:val="17"/>
@@ -3080,7 +3144,23 @@
           <w:sz w:val="24"/>
           <w:szCs w:val="24"/>
         </w:rPr>
-        <w:t xml:space="preserve"> returns a two-level hierarchy: external object boundaries and internal holes. We use this hierarchy in </w:t>
+        <w:t xml:space="preserve"> </w:t>
+      </w:r>
+      <w:proofErr w:type="gramStart"/>
+      <w:r>
+        <w:rPr>
+          <w:sz w:val="24"/>
+          <w:szCs w:val="24"/>
+        </w:rPr>
+        <w:t>returns</w:t>
+      </w:r>
+      <w:proofErr w:type="gramEnd"/>
+      <w:r>
+        <w:rPr>
+          <w:sz w:val="24"/>
+          <w:szCs w:val="24"/>
+        </w:rPr>
+        <w:t xml:space="preserve"> a two-level hierarchy: external object boundaries and internal holes. We use this hierarchy in </w:t>
       </w:r>
       <w:r>
         <w:rPr>
@@ -3158,7 +3238,7 @@
     </w:p>
     <w:p>
       <w:pPr>
-        <w:pStyle w:val="a8"/>
+        <w:pStyle w:val="ListParagraph"/>
         <w:numPr>
           <w:ilvl w:val="0"/>
           <w:numId w:val="17"/>
@@ -3246,22 +3326,14 @@
               <w:sz w:val="24"/>
               <w:szCs w:val="24"/>
             </w:rPr>
-            <m:t xml:space="preserve">score=area+70 · </m:t>
-          </m:r>
-          <m:r>
-            <w:rPr>
-              <w:rFonts w:ascii="Cambria Math" w:hAnsi="Cambria Math"/>
-              <w:sz w:val="24"/>
-              <w:szCs w:val="24"/>
-            </w:rPr>
-            <m:t>height-450·distance-25000 ·Δheight-12000· width</m:t>
+            <m:t>score=area+70 · height-450·distance-25000 ·Δheight-12000· width</m:t>
           </m:r>
         </m:oMath>
       </m:oMathPara>
     </w:p>
     <w:p>
       <w:pPr>
-        <w:pStyle w:val="a8"/>
+        <w:pStyle w:val="ListParagraph"/>
         <w:numPr>
           <w:ilvl w:val="0"/>
           <w:numId w:val="17"/>
@@ -3306,7 +3378,7 @@
     </w:p>
     <w:p>
       <w:pPr>
-        <w:pStyle w:val="a8"/>
+        <w:pStyle w:val="ListParagraph"/>
         <w:numPr>
           <w:ilvl w:val="0"/>
           <w:numId w:val="17"/>
@@ -3384,6 +3456,3427 @@
           <w:rFonts w:asciiTheme="minorBidi" w:hAnsiTheme="minorBidi" w:cstheme="minorBidi"/>
           <w:sz w:val="24"/>
           <w:szCs w:val="24"/>
+        </w:rPr>
+      </w:pPr>
+    </w:p>
+    <w:p>
+      <w:pPr>
+        <w:rPr>
+          <w:rFonts w:asciiTheme="minorBidi" w:hAnsiTheme="minorBidi" w:cstheme="minorBidi"/>
+          <w:sz w:val="24"/>
+          <w:szCs w:val="24"/>
+        </w:rPr>
+      </w:pPr>
+      <w:r>
+        <w:rPr>
+          <w:rFonts w:asciiTheme="minorBidi" w:hAnsiTheme="minorBidi" w:cstheme="minorBidi"/>
+          <w:sz w:val="24"/>
+          <w:szCs w:val="24"/>
+        </w:rPr>
+        <w:br w:type="page"/>
+      </w:r>
+    </w:p>
+    <w:p>
+      <w:pPr>
+        <w:spacing w:after="120" w:line="259" w:lineRule="auto"/>
+        <w:rPr>
+          <w:bCs/>
+          <w:sz w:val="28"/>
+          <w:szCs w:val="28"/>
+        </w:rPr>
+      </w:pPr>
+      <w:r>
+        <w:rPr>
+          <w:b/>
+          <w:sz w:val="28"/>
+          <w:szCs w:val="28"/>
+        </w:rPr>
+        <w:lastRenderedPageBreak/>
+        <w:t xml:space="preserve">Stage </w:t>
+      </w:r>
+      <w:r>
+        <w:rPr>
+          <w:b/>
+          <w:sz w:val="28"/>
+          <w:szCs w:val="28"/>
+        </w:rPr>
+        <w:t>3</w:t>
+      </w:r>
+      <w:r>
+        <w:rPr>
+          <w:b/>
+          <w:sz w:val="28"/>
+          <w:szCs w:val="28"/>
+        </w:rPr>
+        <w:t xml:space="preserve">: </w:t>
+      </w:r>
+      <w:r>
+        <w:rPr>
+          <w:b/>
+          <w:sz w:val="28"/>
+          <w:szCs w:val="28"/>
+        </w:rPr>
+        <w:t>Video Matting</w:t>
+      </w:r>
+    </w:p>
+    <w:p>
+      <w:pPr>
+        <w:spacing w:after="120" w:line="259" w:lineRule="auto"/>
+        <w:rPr>
+          <w:rFonts w:asciiTheme="minorHAnsi" w:hAnsiTheme="minorHAnsi"/>
+          <w:bCs/>
+          <w:sz w:val="24"/>
+          <w:szCs w:val="24"/>
+          <w:u w:val="single"/>
+        </w:rPr>
+      </w:pPr>
+      <w:r>
+        <w:rPr>
+          <w:rFonts w:asciiTheme="minorHAnsi" w:hAnsiTheme="minorHAnsi"/>
+          <w:bCs/>
+          <w:sz w:val="24"/>
+          <w:szCs w:val="24"/>
+          <w:u w:val="single"/>
+        </w:rPr>
+        <w:t>Mathematical Formulation and Pipeline Architecture:</w:t>
+      </w:r>
+    </w:p>
+    <w:p>
+      <w:pPr>
+        <w:pStyle w:val="NormalWeb"/>
+        <w:rPr>
+          <w:rFonts w:asciiTheme="minorHAnsi" w:hAnsiTheme="minorHAnsi" w:cs="Arial"/>
+        </w:rPr>
+      </w:pPr>
+      <w:r>
+        <w:rPr>
+          <w:rFonts w:asciiTheme="minorHAnsi" w:hAnsiTheme="minorHAnsi" w:cs="Arial"/>
+        </w:rPr>
+        <w:t xml:space="preserve">The </w:t>
+      </w:r>
+      <w:proofErr w:type="gramStart"/>
+      <w:r>
+        <w:rPr>
+          <w:rFonts w:asciiTheme="minorHAnsi" w:hAnsiTheme="minorHAnsi" w:cs="Arial"/>
+        </w:rPr>
+        <w:t>matting</w:t>
+      </w:r>
+      <w:proofErr w:type="gramEnd"/>
+      <w:r>
+        <w:rPr>
+          <w:rFonts w:asciiTheme="minorHAnsi" w:hAnsiTheme="minorHAnsi" w:cs="Arial"/>
+        </w:rPr>
+        <w:t xml:space="preserve"> module acts as the compositing engine of the project, taking the extracted color foreground from Stage 2 and seamlessly blending them onto a new static background image. Instead of using a harsh binary cut, the pipeline generates a continuous alpha matte </w:t>
+      </w:r>
+      <m:oMath>
+        <m:r>
+          <w:rPr>
+            <w:rFonts w:ascii="Cambria Math" w:eastAsia="Times New Roman" w:hAnsi="Cambria Math" w:cs="Arial"/>
+          </w:rPr>
+          <m:t>α∈</m:t>
+        </m:r>
+        <m:d>
+          <m:dPr>
+            <m:begChr m:val="["/>
+            <m:endChr m:val="]"/>
+            <m:ctrlPr>
+              <w:rPr>
+                <w:rFonts w:ascii="Cambria Math" w:eastAsia="Times New Roman" w:hAnsi="Cambria Math" w:cs="Arial"/>
+              </w:rPr>
+            </m:ctrlPr>
+          </m:dPr>
+          <m:e>
+            <m:r>
+              <w:rPr>
+                <w:rFonts w:ascii="Cambria Math" w:eastAsia="Times New Roman" w:hAnsi="Cambria Math" w:cs="Arial"/>
+              </w:rPr>
+              <m:t>0,1</m:t>
+            </m:r>
+          </m:e>
+        </m:d>
+      </m:oMath>
+      <w:r>
+        <w:rPr>
+          <w:rFonts w:asciiTheme="minorHAnsi" w:hAnsiTheme="minorHAnsi" w:cs="Arial"/>
+        </w:rPr>
+        <w:t xml:space="preserve"> to achieve smooth</w:t>
+      </w:r>
+      <w:r>
+        <w:rPr>
+          <w:rFonts w:asciiTheme="minorHAnsi" w:hAnsiTheme="minorHAnsi" w:cs="Arial"/>
+        </w:rPr>
+        <w:t xml:space="preserve"> </w:t>
+      </w:r>
+      <w:r>
+        <w:rPr>
+          <w:rFonts w:asciiTheme="minorHAnsi" w:hAnsiTheme="minorHAnsi" w:cs="Arial"/>
+        </w:rPr>
+        <w:t>edge blending.</w:t>
+      </w:r>
+    </w:p>
+    <w:p>
+      <w:pPr>
+        <w:pStyle w:val="NormalWeb"/>
+        <w:rPr>
+          <w:rFonts w:asciiTheme="minorHAnsi" w:hAnsiTheme="minorHAnsi" w:cs="Arial"/>
+        </w:rPr>
+      </w:pPr>
+      <w:r>
+        <w:rPr>
+          <w:rFonts w:asciiTheme="minorHAnsi" w:hAnsiTheme="minorHAnsi" w:cs="Arial"/>
+        </w:rPr>
+        <w:t>The process flows sequentially as follows:</w:t>
+      </w:r>
+    </w:p>
+    <w:p>
+      <w:pPr>
+        <w:pStyle w:val="NormalWeb"/>
+        <w:numPr>
+          <w:ilvl w:val="0"/>
+          <w:numId w:val="24"/>
+        </w:numPr>
+        <w:spacing w:after="100" w:afterAutospacing="1"/>
+        <w:rPr>
+          <w:rFonts w:asciiTheme="minorHAnsi" w:hAnsiTheme="minorHAnsi" w:cs="Arial"/>
+        </w:rPr>
+      </w:pPr>
+      <w:r>
+        <w:rPr>
+          <w:rFonts w:asciiTheme="minorHAnsi" w:hAnsiTheme="minorHAnsi" w:cs="Arial"/>
+          <w:b/>
+          <w:bCs/>
+        </w:rPr>
+        <w:t>Background Realignment</w:t>
+      </w:r>
+      <w:r>
+        <w:rPr>
+          <w:rFonts w:asciiTheme="minorHAnsi" w:hAnsiTheme="minorHAnsi" w:cs="Arial"/>
+        </w:rPr>
+        <w:t>: The target background image is loaded and dynamically resized using bilinear interpolation (</w:t>
+      </w:r>
+      <w:r>
+        <w:rPr>
+          <w:rStyle w:val="HTMLCode"/>
+          <w:rFonts w:asciiTheme="minorHAnsi" w:eastAsia="Aptos" w:hAnsiTheme="minorHAnsi" w:cs="Arial"/>
+          <w:sz w:val="24"/>
+          <w:szCs w:val="24"/>
+        </w:rPr>
+        <w:t>cv2.resize</w:t>
+      </w:r>
+      <w:r>
+        <w:rPr>
+          <w:rFonts w:asciiTheme="minorHAnsi" w:hAnsiTheme="minorHAnsi" w:cs="Arial"/>
+        </w:rPr>
+        <w:t>) to match the exact spatial dimensions (width and height) of the video frames.</w:t>
+      </w:r>
+    </w:p>
+    <w:p>
+      <w:pPr>
+        <w:pStyle w:val="NormalWeb"/>
+        <w:numPr>
+          <w:ilvl w:val="0"/>
+          <w:numId w:val="24"/>
+        </w:numPr>
+        <w:spacing w:after="100" w:afterAutospacing="1"/>
+        <w:rPr>
+          <w:rFonts w:asciiTheme="minorHAnsi" w:hAnsiTheme="minorHAnsi" w:cs="Arial"/>
+        </w:rPr>
+      </w:pPr>
+      <w:r>
+        <w:rPr>
+          <w:rFonts w:asciiTheme="minorHAnsi" w:hAnsiTheme="minorHAnsi" w:cs="Arial"/>
+          <w:b/>
+          <w:bCs/>
+        </w:rPr>
+        <w:t>Alpha Generation via Distance Transforms</w:t>
+      </w:r>
+      <w:r>
+        <w:rPr>
+          <w:rFonts w:asciiTheme="minorHAnsi" w:hAnsiTheme="minorHAnsi" w:cs="Arial"/>
+        </w:rPr>
+        <w:t>: To create a smooth transition zone along the silhouette boundaries, the binary mask is passed through a dual distance transform process (</w:t>
+      </w:r>
+      <w:r>
+        <w:rPr>
+          <w:rStyle w:val="HTMLCode"/>
+          <w:rFonts w:asciiTheme="minorHAnsi" w:eastAsia="Aptos" w:hAnsiTheme="minorHAnsi" w:cs="Arial"/>
+          <w:sz w:val="24"/>
+          <w:szCs w:val="24"/>
+        </w:rPr>
+        <w:t>cv2.distanceTransform</w:t>
+      </w:r>
+      <w:r>
+        <w:rPr>
+          <w:rFonts w:asciiTheme="minorHAnsi" w:hAnsiTheme="minorHAnsi" w:cs="Arial"/>
+        </w:rPr>
+        <w:t>). The algorithm calculates the Euclidean (</w:t>
+      </w:r>
+      <m:oMath>
+        <m:sSub>
+          <m:sSubPr>
+            <m:ctrlPr>
+              <w:rPr>
+                <w:rFonts w:ascii="Cambria Math" w:eastAsia="Times New Roman" w:hAnsi="Cambria Math" w:cs="Arial"/>
+              </w:rPr>
+            </m:ctrlPr>
+          </m:sSubPr>
+          <m:e>
+            <m:r>
+              <w:rPr>
+                <w:rFonts w:ascii="Cambria Math" w:eastAsia="Times New Roman" w:hAnsi="Cambria Math" w:cs="Arial"/>
+              </w:rPr>
+              <m:t>L</m:t>
+            </m:r>
+          </m:e>
+          <m:sub>
+            <m:r>
+              <w:rPr>
+                <w:rFonts w:ascii="Cambria Math" w:eastAsia="Times New Roman" w:hAnsi="Cambria Math" w:cs="Arial"/>
+              </w:rPr>
+              <m:t>2</m:t>
+            </m:r>
+          </m:sub>
+        </m:sSub>
+      </m:oMath>
+      <w:r>
+        <w:rPr>
+          <w:rFonts w:asciiTheme="minorHAnsi" w:hAnsiTheme="minorHAnsi" w:cs="Arial"/>
+        </w:rPr>
+        <w:t>) distance from every pixel to the nearest zero pixel (inside the foreground) and the nearest non-zero pixel (outside the foreground). The normalized alpha value for each pixel is mathematically formulated as:</w:t>
+      </w:r>
+    </w:p>
+    <w:p>
+      <w:pPr>
+        <w:spacing w:afterAutospacing="1"/>
+        <w:ind w:left="1080"/>
+        <w:rPr>
+          <w:rFonts w:asciiTheme="minorHAnsi" w:hAnsiTheme="minorHAnsi" w:cs="Arial"/>
+          <w:sz w:val="24"/>
+          <w:szCs w:val="24"/>
+        </w:rPr>
+      </w:pPr>
+      <m:oMathPara>
+        <m:oMath>
+          <m:r>
+            <w:rPr>
+              <w:rFonts w:ascii="Cambria Math" w:eastAsia="Times New Roman" w:hAnsi="Cambria Math" w:cs="Arial"/>
+              <w:sz w:val="24"/>
+              <w:szCs w:val="24"/>
+            </w:rPr>
+            <m:t>α=</m:t>
+          </m:r>
+          <m:f>
+            <m:fPr>
+              <m:ctrlPr>
+                <w:rPr>
+                  <w:rFonts w:ascii="Cambria Math" w:eastAsia="Times New Roman" w:hAnsi="Cambria Math" w:cs="Arial"/>
+                  <w:sz w:val="24"/>
+                  <w:szCs w:val="24"/>
+                </w:rPr>
+              </m:ctrlPr>
+            </m:fPr>
+            <m:num>
+              <m:r>
+                <w:rPr>
+                  <w:rFonts w:ascii="Cambria Math" w:eastAsia="Times New Roman" w:hAnsi="Cambria Math" w:cs="Arial"/>
+                  <w:sz w:val="24"/>
+                  <w:szCs w:val="24"/>
+                </w:rPr>
+                <m:t>dis</m:t>
+              </m:r>
+              <m:sSub>
+                <m:sSubPr>
+                  <m:ctrlPr>
+                    <w:rPr>
+                      <w:rFonts w:ascii="Cambria Math" w:eastAsia="Times New Roman" w:hAnsi="Cambria Math" w:cs="Arial"/>
+                      <w:sz w:val="24"/>
+                      <w:szCs w:val="24"/>
+                    </w:rPr>
+                  </m:ctrlPr>
+                </m:sSubPr>
+                <m:e>
+                  <m:r>
+                    <w:rPr>
+                      <w:rFonts w:ascii="Cambria Math" w:eastAsia="Times New Roman" w:hAnsi="Cambria Math" w:cs="Arial"/>
+                      <w:sz w:val="24"/>
+                      <w:szCs w:val="24"/>
+                    </w:rPr>
+                    <m:t>t</m:t>
+                  </m:r>
+                </m:e>
+                <m:sub>
+                  <m:r>
+                    <w:rPr>
+                      <w:rFonts w:ascii="Cambria Math" w:eastAsia="Times New Roman" w:hAnsi="Cambria Math" w:cs="Arial"/>
+                      <w:sz w:val="24"/>
+                      <w:szCs w:val="24"/>
+                    </w:rPr>
+                    <m:t>in</m:t>
+                  </m:r>
+                </m:sub>
+              </m:sSub>
+            </m:num>
+            <m:den>
+              <m:r>
+                <w:rPr>
+                  <w:rFonts w:ascii="Cambria Math" w:eastAsia="Times New Roman" w:hAnsi="Cambria Math" w:cs="Arial"/>
+                  <w:sz w:val="24"/>
+                  <w:szCs w:val="24"/>
+                </w:rPr>
+                <m:t>dis</m:t>
+              </m:r>
+              <m:sSub>
+                <m:sSubPr>
+                  <m:ctrlPr>
+                    <w:rPr>
+                      <w:rFonts w:ascii="Cambria Math" w:eastAsia="Times New Roman" w:hAnsi="Cambria Math" w:cs="Arial"/>
+                      <w:sz w:val="24"/>
+                      <w:szCs w:val="24"/>
+                    </w:rPr>
+                  </m:ctrlPr>
+                </m:sSubPr>
+                <m:e>
+                  <m:r>
+                    <w:rPr>
+                      <w:rFonts w:ascii="Cambria Math" w:eastAsia="Times New Roman" w:hAnsi="Cambria Math" w:cs="Arial"/>
+                      <w:sz w:val="24"/>
+                      <w:szCs w:val="24"/>
+                    </w:rPr>
+                    <m:t>t</m:t>
+                  </m:r>
+                </m:e>
+                <m:sub>
+                  <m:r>
+                    <w:rPr>
+                      <w:rFonts w:ascii="Cambria Math" w:eastAsia="Times New Roman" w:hAnsi="Cambria Math" w:cs="Arial"/>
+                      <w:sz w:val="24"/>
+                      <w:szCs w:val="24"/>
+                    </w:rPr>
+                    <m:t>in</m:t>
+                  </m:r>
+                </m:sub>
+              </m:sSub>
+              <m:r>
+                <w:rPr>
+                  <w:rFonts w:ascii="Cambria Math" w:eastAsia="Times New Roman" w:hAnsi="Cambria Math" w:cs="Arial"/>
+                  <w:sz w:val="24"/>
+                  <w:szCs w:val="24"/>
+                </w:rPr>
+                <m:t>+dis</m:t>
+              </m:r>
+              <m:sSub>
+                <m:sSubPr>
+                  <m:ctrlPr>
+                    <w:rPr>
+                      <w:rFonts w:ascii="Cambria Math" w:eastAsia="Times New Roman" w:hAnsi="Cambria Math" w:cs="Arial"/>
+                      <w:sz w:val="24"/>
+                      <w:szCs w:val="24"/>
+                    </w:rPr>
+                  </m:ctrlPr>
+                </m:sSubPr>
+                <m:e>
+                  <m:r>
+                    <w:rPr>
+                      <w:rFonts w:ascii="Cambria Math" w:eastAsia="Times New Roman" w:hAnsi="Cambria Math" w:cs="Arial"/>
+                      <w:sz w:val="24"/>
+                      <w:szCs w:val="24"/>
+                    </w:rPr>
+                    <m:t>t</m:t>
+                  </m:r>
+                </m:e>
+                <m:sub>
+                  <m:r>
+                    <w:rPr>
+                      <w:rFonts w:ascii="Cambria Math" w:eastAsia="Times New Roman" w:hAnsi="Cambria Math" w:cs="Arial"/>
+                      <w:sz w:val="24"/>
+                      <w:szCs w:val="24"/>
+                    </w:rPr>
+                    <m:t>out</m:t>
+                  </m:r>
+                </m:sub>
+              </m:sSub>
+              <m:r>
+                <w:rPr>
+                  <w:rFonts w:ascii="Cambria Math" w:eastAsia="Times New Roman" w:hAnsi="Cambria Math" w:cs="Arial"/>
+                  <w:sz w:val="24"/>
+                  <w:szCs w:val="24"/>
+                </w:rPr>
+                <m:t>+</m:t>
+              </m:r>
+              <m:sSup>
+                <m:sSupPr>
+                  <m:ctrlPr>
+                    <w:rPr>
+                      <w:rFonts w:ascii="Cambria Math" w:eastAsia="Times New Roman" w:hAnsi="Cambria Math" w:cs="Arial"/>
+                      <w:sz w:val="24"/>
+                      <w:szCs w:val="24"/>
+                    </w:rPr>
+                  </m:ctrlPr>
+                </m:sSupPr>
+                <m:e>
+                  <m:r>
+                    <w:rPr>
+                      <w:rFonts w:ascii="Cambria Math" w:eastAsia="Times New Roman" w:hAnsi="Cambria Math" w:cs="Arial"/>
+                      <w:sz w:val="24"/>
+                      <w:szCs w:val="24"/>
+                    </w:rPr>
+                    <m:t>10</m:t>
+                  </m:r>
+                </m:e>
+                <m:sup>
+                  <m:r>
+                    <w:rPr>
+                      <w:rFonts w:ascii="Cambria Math" w:eastAsia="Times New Roman" w:hAnsi="Cambria Math" w:cs="Arial"/>
+                      <w:sz w:val="24"/>
+                      <w:szCs w:val="24"/>
+                    </w:rPr>
+                    <m:t>-6</m:t>
+                  </m:r>
+                </m:sup>
+              </m:sSup>
+            </m:den>
+          </m:f>
+        </m:oMath>
+      </m:oMathPara>
+    </w:p>
+    <w:p>
+      <w:pPr>
+        <w:pStyle w:val="NormalWeb"/>
+        <w:numPr>
+          <w:ilvl w:val="0"/>
+          <w:numId w:val="24"/>
+        </w:numPr>
+        <w:spacing w:after="100" w:afterAutospacing="1"/>
+        <w:rPr>
+          <w:rFonts w:asciiTheme="minorHAnsi" w:hAnsiTheme="minorHAnsi" w:cs="Arial"/>
+        </w:rPr>
+      </w:pPr>
+      <w:r>
+        <w:rPr>
+          <w:rFonts w:asciiTheme="minorHAnsi" w:hAnsiTheme="minorHAnsi" w:cs="Arial"/>
+          <w:b/>
+          <w:bCs/>
+        </w:rPr>
+        <w:t>Edge Feathering</w:t>
+      </w:r>
+      <w:r>
+        <w:rPr>
+          <w:rFonts w:asciiTheme="minorHAnsi" w:hAnsiTheme="minorHAnsi" w:cs="Arial"/>
+        </w:rPr>
+        <w:t>: The continuous alpha map is smoothed using a Gaussian blur kernel proportional to a specified feathering radius to eradicate aliasing artifacts.</w:t>
+      </w:r>
+    </w:p>
+    <w:p>
+      <w:pPr>
+        <w:pStyle w:val="NormalWeb"/>
+        <w:numPr>
+          <w:ilvl w:val="0"/>
+          <w:numId w:val="24"/>
+        </w:numPr>
+        <w:spacing w:after="100" w:afterAutospacing="1"/>
+        <w:rPr>
+          <w:rFonts w:asciiTheme="minorHAnsi" w:hAnsiTheme="minorHAnsi" w:cs="Arial"/>
+        </w:rPr>
+      </w:pPr>
+      <w:r>
+        <w:rPr>
+          <w:rFonts w:asciiTheme="minorHAnsi" w:hAnsiTheme="minorHAnsi" w:cs="Arial"/>
+          <w:b/>
+          <w:bCs/>
+        </w:rPr>
+        <w:t>Alpha Blending (Compositing)</w:t>
+      </w:r>
+      <w:r>
+        <w:rPr>
+          <w:rFonts w:asciiTheme="minorHAnsi" w:hAnsiTheme="minorHAnsi" w:cs="Arial"/>
+        </w:rPr>
+        <w:t xml:space="preserve">: The final composite frame is constructed using a vectorized linear blending equation applied independently across the </w:t>
+      </w:r>
+      <w:r>
+        <w:rPr>
+          <w:rFonts w:asciiTheme="minorHAnsi" w:hAnsiTheme="minorHAnsi" w:cs="Arial"/>
+        </w:rPr>
+        <w:t>3</w:t>
+      </w:r>
+      <w:r>
+        <w:rPr>
+          <w:rFonts w:asciiTheme="minorHAnsi" w:hAnsiTheme="minorHAnsi" w:cs="Arial"/>
+        </w:rPr>
+        <w:t xml:space="preserve"> color channels:</w:t>
+      </w:r>
+    </w:p>
+    <w:p>
+      <w:pPr>
+        <w:spacing w:afterAutospacing="1"/>
+        <w:ind w:left="1080"/>
+        <w:rPr>
+          <w:rFonts w:asciiTheme="minorHAnsi" w:hAnsiTheme="minorHAnsi" w:cs="Arial"/>
+          <w:sz w:val="24"/>
+          <w:szCs w:val="24"/>
+        </w:rPr>
+      </w:pPr>
+      <m:oMathPara>
+        <m:oMath>
+          <m:sSub>
+            <m:sSubPr>
+              <m:ctrlPr>
+                <w:rPr>
+                  <w:rFonts w:ascii="Cambria Math" w:eastAsia="Times New Roman" w:hAnsi="Cambria Math" w:cs="Arial"/>
+                  <w:sz w:val="24"/>
+                  <w:szCs w:val="24"/>
+                </w:rPr>
+              </m:ctrlPr>
+            </m:sSubPr>
+            <m:e>
+              <m:r>
+                <w:rPr>
+                  <w:rFonts w:ascii="Cambria Math" w:eastAsia="Times New Roman" w:hAnsi="Cambria Math" w:cs="Arial"/>
+                  <w:sz w:val="24"/>
+                  <w:szCs w:val="24"/>
+                </w:rPr>
+                <m:t>I</m:t>
+              </m:r>
+            </m:e>
+            <m:sub>
+              <m:r>
+                <w:rPr>
+                  <w:rFonts w:ascii="Cambria Math" w:eastAsia="Times New Roman" w:hAnsi="Cambria Math" w:cs="Arial"/>
+                  <w:sz w:val="24"/>
+                  <w:szCs w:val="24"/>
+                </w:rPr>
+                <m:t>matted</m:t>
+              </m:r>
+            </m:sub>
+          </m:sSub>
+          <m:r>
+            <w:rPr>
+              <w:rFonts w:ascii="Cambria Math" w:eastAsia="Times New Roman" w:hAnsi="Cambria Math" w:cs="Arial"/>
+              <w:sz w:val="24"/>
+              <w:szCs w:val="24"/>
+            </w:rPr>
+            <m:t>=α⋅</m:t>
+          </m:r>
+          <m:sSub>
+            <m:sSubPr>
+              <m:ctrlPr>
+                <w:rPr>
+                  <w:rFonts w:ascii="Cambria Math" w:eastAsia="Times New Roman" w:hAnsi="Cambria Math" w:cs="Arial"/>
+                  <w:sz w:val="24"/>
+                  <w:szCs w:val="24"/>
+                </w:rPr>
+              </m:ctrlPr>
+            </m:sSubPr>
+            <m:e>
+              <m:r>
+                <w:rPr>
+                  <w:rFonts w:ascii="Cambria Math" w:eastAsia="Times New Roman" w:hAnsi="Cambria Math" w:cs="Arial"/>
+                  <w:sz w:val="24"/>
+                  <w:szCs w:val="24"/>
+                </w:rPr>
+                <m:t>I</m:t>
+              </m:r>
+            </m:e>
+            <m:sub>
+              <m:r>
+                <w:rPr>
+                  <w:rFonts w:ascii="Cambria Math" w:eastAsia="Times New Roman" w:hAnsi="Cambria Math" w:cs="Arial"/>
+                  <w:sz w:val="24"/>
+                  <w:szCs w:val="24"/>
+                </w:rPr>
+                <m:t>FG</m:t>
+              </m:r>
+            </m:sub>
+          </m:sSub>
+          <m:r>
+            <w:rPr>
+              <w:rFonts w:ascii="Cambria Math" w:eastAsia="Times New Roman" w:hAnsi="Cambria Math" w:cs="Arial"/>
+              <w:sz w:val="24"/>
+              <w:szCs w:val="24"/>
+            </w:rPr>
+            <m:t>+</m:t>
+          </m:r>
+          <m:d>
+            <m:dPr>
+              <m:ctrlPr>
+                <w:rPr>
+                  <w:rFonts w:ascii="Cambria Math" w:eastAsia="Times New Roman" w:hAnsi="Cambria Math" w:cs="Arial"/>
+                  <w:sz w:val="24"/>
+                  <w:szCs w:val="24"/>
+                </w:rPr>
+              </m:ctrlPr>
+            </m:dPr>
+            <m:e>
+              <m:r>
+                <w:rPr>
+                  <w:rFonts w:ascii="Cambria Math" w:eastAsia="Times New Roman" w:hAnsi="Cambria Math" w:cs="Arial"/>
+                  <w:sz w:val="24"/>
+                  <w:szCs w:val="24"/>
+                </w:rPr>
+                <m:t>1.0-α</m:t>
+              </m:r>
+            </m:e>
+          </m:d>
+          <m:r>
+            <w:rPr>
+              <w:rFonts w:ascii="Cambria Math" w:eastAsia="Times New Roman" w:hAnsi="Cambria Math" w:cs="Arial"/>
+              <w:sz w:val="24"/>
+              <w:szCs w:val="24"/>
+            </w:rPr>
+            <m:t>⋅</m:t>
+          </m:r>
+          <m:sSub>
+            <m:sSubPr>
+              <m:ctrlPr>
+                <w:rPr>
+                  <w:rFonts w:ascii="Cambria Math" w:eastAsia="Times New Roman" w:hAnsi="Cambria Math" w:cs="Arial"/>
+                  <w:sz w:val="24"/>
+                  <w:szCs w:val="24"/>
+                </w:rPr>
+              </m:ctrlPr>
+            </m:sSubPr>
+            <m:e>
+              <m:r>
+                <w:rPr>
+                  <w:rFonts w:ascii="Cambria Math" w:eastAsia="Times New Roman" w:hAnsi="Cambria Math" w:cs="Arial"/>
+                  <w:sz w:val="24"/>
+                  <w:szCs w:val="24"/>
+                </w:rPr>
+                <m:t>I</m:t>
+              </m:r>
+            </m:e>
+            <m:sub>
+              <m:r>
+                <w:rPr>
+                  <w:rFonts w:ascii="Cambria Math" w:eastAsia="Times New Roman" w:hAnsi="Cambria Math" w:cs="Arial"/>
+                  <w:sz w:val="24"/>
+                  <w:szCs w:val="24"/>
+                </w:rPr>
+                <m:t>BG</m:t>
+              </m:r>
+            </m:sub>
+          </m:sSub>
+        </m:oMath>
+      </m:oMathPara>
+    </w:p>
+    <w:p>
+      <w:pPr>
+        <w:spacing w:afterAutospacing="1"/>
+        <w:ind w:left="720"/>
+        <w:rPr>
+          <w:rFonts w:asciiTheme="minorHAnsi" w:hAnsiTheme="minorHAnsi" w:cs="Arial"/>
+          <w:sz w:val="24"/>
+          <w:szCs w:val="24"/>
+        </w:rPr>
+      </w:pPr>
+      <w:r>
+        <w:rPr>
+          <w:rFonts w:asciiTheme="minorHAnsi" w:hAnsiTheme="minorHAnsi" w:cs="Arial"/>
+          <w:sz w:val="24"/>
+          <w:szCs w:val="24"/>
+        </w:rPr>
+        <w:t xml:space="preserve">The resulting array is clipped to the valid </w:t>
+      </w:r>
+      <m:oMath>
+        <m:d>
+          <m:dPr>
+            <m:begChr m:val="["/>
+            <m:endChr m:val="]"/>
+            <m:ctrlPr>
+              <w:rPr>
+                <w:rFonts w:ascii="Cambria Math" w:eastAsia="Times New Roman" w:hAnsi="Cambria Math" w:cs="Arial"/>
+                <w:sz w:val="24"/>
+                <w:szCs w:val="24"/>
+              </w:rPr>
+            </m:ctrlPr>
+          </m:dPr>
+          <m:e>
+            <m:r>
+              <w:rPr>
+                <w:rFonts w:ascii="Cambria Math" w:eastAsia="Times New Roman" w:hAnsi="Cambria Math" w:cs="Arial"/>
+                <w:sz w:val="24"/>
+                <w:szCs w:val="24"/>
+              </w:rPr>
+              <m:t>0,255</m:t>
+            </m:r>
+          </m:e>
+        </m:d>
+      </m:oMath>
+      <w:r>
+        <w:rPr>
+          <w:rFonts w:asciiTheme="minorHAnsi" w:hAnsiTheme="minorHAnsi" w:cs="Arial"/>
+          <w:sz w:val="24"/>
+          <w:szCs w:val="24"/>
+        </w:rPr>
+        <w:t xml:space="preserve"> range and cast back to unsigned 8-bit integers.</w:t>
+      </w:r>
+    </w:p>
+    <w:p>
+      <w:pPr>
+        <w:pStyle w:val="NormalWeb"/>
+        <w:spacing w:after="100" w:afterAutospacing="1"/>
+        <w:rPr>
+          <w:rFonts w:asciiTheme="minorHAnsi" w:hAnsiTheme="minorHAnsi"/>
+          <w:u w:val="single"/>
+          <w:lang w:val="en-US"/>
+        </w:rPr>
+      </w:pPr>
+    </w:p>
+    <w:p>
+      <w:pPr>
+        <w:pStyle w:val="NormalWeb"/>
+        <w:spacing w:after="100" w:afterAutospacing="1"/>
+        <w:rPr>
+          <w:rFonts w:asciiTheme="minorHAnsi" w:hAnsiTheme="minorHAnsi"/>
+          <w:u w:val="single"/>
+          <w:lang w:val="en-US"/>
+        </w:rPr>
+      </w:pPr>
+    </w:p>
+    <w:p>
+      <w:pPr>
+        <w:pStyle w:val="NormalWeb"/>
+        <w:spacing w:after="100" w:afterAutospacing="1"/>
+        <w:rPr>
+          <w:rFonts w:asciiTheme="minorHAnsi" w:hAnsiTheme="minorHAnsi" w:cs="Arial"/>
+        </w:rPr>
+      </w:pPr>
+      <w:r>
+        <w:rPr>
+          <w:rFonts w:asciiTheme="minorHAnsi" w:hAnsiTheme="minorHAnsi"/>
+          <w:u w:val="single"/>
+          <w:lang w:val="en-US"/>
+        </w:rPr>
+        <w:t>Explanation of Advance Concepts</w:t>
+      </w:r>
+      <w:r>
+        <w:rPr>
+          <w:rFonts w:asciiTheme="minorHAnsi" w:hAnsiTheme="minorHAnsi"/>
+          <w:bCs/>
+          <w:u w:val="single"/>
+        </w:rPr>
+        <w:t>:</w:t>
+      </w:r>
+    </w:p>
+    <w:p>
+      <w:pPr>
+        <w:pStyle w:val="ListParagraph"/>
+        <w:numPr>
+          <w:ilvl w:val="0"/>
+          <w:numId w:val="20"/>
+        </w:numPr>
+        <w:spacing w:after="120"/>
+        <w:rPr>
+          <w:sz w:val="24"/>
+          <w:szCs w:val="24"/>
+        </w:rPr>
+      </w:pPr>
+      <w:r>
+        <w:rPr>
+          <w:b/>
+          <w:i/>
+          <w:iCs/>
+          <w:sz w:val="24"/>
+          <w:szCs w:val="24"/>
+        </w:rPr>
+        <w:t>Dual Distance Transform Optimization</w:t>
+      </w:r>
+      <w:r>
+        <w:rPr>
+          <w:b/>
+          <w:i/>
+          <w:iCs/>
+          <w:sz w:val="24"/>
+          <w:szCs w:val="24"/>
+        </w:rPr>
+        <w:t>:</w:t>
+      </w:r>
+      <w:r>
+        <w:rPr>
+          <w:b/>
+          <w:sz w:val="24"/>
+          <w:szCs w:val="24"/>
+        </w:rPr>
+        <w:t xml:space="preserve"> </w:t>
+      </w:r>
+      <w:r>
+        <w:rPr>
+          <w:bCs/>
+          <w:sz w:val="24"/>
+          <w:szCs w:val="24"/>
+        </w:rPr>
+        <w:t>Instead of relying on standard morphology (like dilation or erosion, cv2.distanceTransform measures accurate distances. By calculating the ratio of the internal distance (</w:t>
+      </w:r>
+      <w:proofErr w:type="spellStart"/>
+      <w:r>
+        <w:rPr>
+          <w:bCs/>
+          <w:sz w:val="24"/>
+          <w:szCs w:val="24"/>
+        </w:rPr>
+        <w:t>dist_in</w:t>
+      </w:r>
+      <w:proofErr w:type="spellEnd"/>
+      <w:r>
+        <w:rPr>
+          <w:bCs/>
+          <w:sz w:val="24"/>
+          <w:szCs w:val="24"/>
+        </w:rPr>
+        <w:t>) to the total distance boundary field (</w:t>
+      </w:r>
+      <w:proofErr w:type="spellStart"/>
+      <w:r>
+        <w:rPr>
+          <w:bCs/>
+          <w:sz w:val="24"/>
+          <w:szCs w:val="24"/>
+        </w:rPr>
+        <w:t>dist_in</w:t>
+      </w:r>
+      <w:proofErr w:type="spellEnd"/>
+      <w:r>
+        <w:rPr>
+          <w:bCs/>
+          <w:sz w:val="24"/>
+          <w:szCs w:val="24"/>
+        </w:rPr>
+        <w:t xml:space="preserve"> </w:t>
+      </w:r>
+      <w:r>
+        <w:rPr>
+          <w:bCs/>
+          <w:sz w:val="24"/>
+          <w:szCs w:val="24"/>
+        </w:rPr>
+        <w:t>+</w:t>
+      </w:r>
+      <w:r>
+        <w:rPr>
+          <w:bCs/>
+          <w:sz w:val="24"/>
+          <w:szCs w:val="24"/>
+        </w:rPr>
+        <w:t xml:space="preserve"> </w:t>
+      </w:r>
+      <w:proofErr w:type="spellStart"/>
+      <w:r>
+        <w:rPr>
+          <w:bCs/>
+          <w:sz w:val="24"/>
+          <w:szCs w:val="24"/>
+        </w:rPr>
+        <w:t>dist_out</w:t>
+      </w:r>
+      <w:proofErr w:type="spellEnd"/>
+      <w:r>
+        <w:rPr>
+          <w:bCs/>
+          <w:sz w:val="24"/>
+          <w:szCs w:val="24"/>
+        </w:rPr>
+        <w:t>), the pipeline maps a smooth, gradual gradient right across the contour edges. The 10^(-6) epsilon value prevents division-by-zero errors in fully static background regions.</w:t>
+      </w:r>
+    </w:p>
+    <w:p>
+      <w:pPr>
+        <w:pStyle w:val="ListParagraph"/>
+        <w:numPr>
+          <w:ilvl w:val="0"/>
+          <w:numId w:val="20"/>
+        </w:numPr>
+        <w:spacing w:after="120"/>
+        <w:rPr>
+          <w:sz w:val="24"/>
+          <w:szCs w:val="24"/>
+        </w:rPr>
+      </w:pPr>
+      <w:r>
+        <w:rPr>
+          <w:b/>
+          <w:i/>
+          <w:iCs/>
+          <w:sz w:val="24"/>
+          <w:szCs w:val="24"/>
+        </w:rPr>
+        <w:t>Vectorized Alpha Compositing</w:t>
+      </w:r>
+      <w:r>
+        <w:rPr>
+          <w:b/>
+          <w:i/>
+          <w:iCs/>
+          <w:sz w:val="24"/>
+          <w:szCs w:val="24"/>
+        </w:rPr>
+        <w:t>:</w:t>
+      </w:r>
+      <w:r>
+        <w:rPr>
+          <w:b/>
+          <w:sz w:val="24"/>
+          <w:szCs w:val="24"/>
+        </w:rPr>
+        <w:t xml:space="preserve"> </w:t>
+      </w:r>
+      <w:r>
+        <w:rPr>
+          <w:sz w:val="24"/>
+          <w:szCs w:val="24"/>
+        </w:rPr>
+        <w:t>Alpha matting scales linearly with frame count and resolution. Rather than processing pixels individually, the blending operation leverages NumPy’s internal C-array vectorization. The equation α</w:t>
+      </w:r>
+      <w:r>
+        <w:rPr>
+          <w:rFonts w:ascii="Cambria Math" w:hAnsi="Cambria Math" w:cs="Cambria Math"/>
+          <w:sz w:val="24"/>
+          <w:szCs w:val="24"/>
+        </w:rPr>
+        <w:t>⋅</w:t>
+      </w:r>
+      <w:r>
+        <w:rPr>
+          <w:sz w:val="24"/>
+          <w:szCs w:val="24"/>
+        </w:rPr>
+        <w:t>FG+(1-α)</w:t>
+      </w:r>
+      <w:r>
+        <w:rPr>
+          <w:rFonts w:ascii="Cambria Math" w:hAnsi="Cambria Math" w:cs="Cambria Math"/>
+          <w:sz w:val="24"/>
+          <w:szCs w:val="24"/>
+        </w:rPr>
+        <w:t>⋅</w:t>
+      </w:r>
+      <w:r>
+        <w:rPr>
+          <w:sz w:val="24"/>
+          <w:szCs w:val="24"/>
+        </w:rPr>
+        <w:t>BG structurally cross-fades the matrix properties simultaneously across all color channels, keeping the processing time per frame exceptionally low.</w:t>
+      </w:r>
+    </w:p>
+    <w:p>
+      <w:pPr>
+        <w:pStyle w:val="ListParagraph"/>
+        <w:spacing w:after="120"/>
+        <w:rPr>
+          <w:b/>
+          <w:i/>
+          <w:iCs/>
+          <w:sz w:val="24"/>
+          <w:szCs w:val="24"/>
+        </w:rPr>
+      </w:pPr>
+    </w:p>
+    <w:p>
+      <w:pPr>
+        <w:rPr>
+          <w:b/>
+          <w:i/>
+          <w:iCs/>
+          <w:sz w:val="24"/>
+          <w:szCs w:val="24"/>
+        </w:rPr>
+      </w:pPr>
+      <w:r>
+        <w:rPr>
+          <w:b/>
+          <w:i/>
+          <w:iCs/>
+          <w:sz w:val="24"/>
+          <w:szCs w:val="24"/>
+        </w:rPr>
+        <w:br w:type="page"/>
+      </w:r>
+    </w:p>
+    <w:p>
+      <w:pPr>
+        <w:spacing w:after="120"/>
+        <w:rPr>
+          <w:sz w:val="24"/>
+          <w:szCs w:val="24"/>
+        </w:rPr>
+      </w:pPr>
+      <w:r>
+        <w:rPr>
+          <w:b/>
+          <w:bCs/>
+          <w:sz w:val="28"/>
+          <w:szCs w:val="28"/>
+        </w:rPr>
+        <w:lastRenderedPageBreak/>
+        <w:t>Stage 4: Object Tracking via Particle Filtering</w:t>
+      </w:r>
+    </w:p>
+    <w:p>
+      <w:pPr>
+        <w:spacing w:after="120" w:line="259" w:lineRule="auto"/>
+        <w:rPr>
+          <w:rFonts w:asciiTheme="minorHAnsi" w:hAnsiTheme="minorHAnsi"/>
+          <w:bCs/>
+          <w:sz w:val="24"/>
+          <w:szCs w:val="24"/>
+          <w:u w:val="single"/>
+        </w:rPr>
+      </w:pPr>
+      <w:r>
+        <w:rPr>
+          <w:rFonts w:asciiTheme="minorHAnsi" w:hAnsiTheme="minorHAnsi"/>
+          <w:bCs/>
+          <w:sz w:val="24"/>
+          <w:szCs w:val="24"/>
+          <w:u w:val="single"/>
+        </w:rPr>
+        <w:t>Mathematical Formulation and Pipeline Architecture:</w:t>
+      </w:r>
+    </w:p>
+    <w:p>
+      <w:pPr>
+        <w:pStyle w:val="NormalWeb"/>
+        <w:rPr>
+          <w:rFonts w:asciiTheme="minorHAnsi" w:hAnsiTheme="minorHAnsi"/>
+        </w:rPr>
+      </w:pPr>
+      <w:r>
+        <w:rPr>
+          <w:rFonts w:asciiTheme="minorHAnsi" w:hAnsiTheme="minorHAnsi"/>
+        </w:rPr>
+        <w:t xml:space="preserve">For the tracking module, we built a Particle Filter designed to track the moving </w:t>
+      </w:r>
+      <w:r>
+        <w:rPr>
+          <w:rFonts w:asciiTheme="minorHAnsi" w:hAnsiTheme="minorHAnsi"/>
+        </w:rPr>
+        <w:t>person</w:t>
+      </w:r>
+      <w:r>
+        <w:rPr>
+          <w:rFonts w:asciiTheme="minorHAnsi" w:hAnsiTheme="minorHAnsi"/>
+        </w:rPr>
+        <w:t xml:space="preserve"> over time</w:t>
+      </w:r>
+      <w:r>
+        <w:rPr>
+          <w:rFonts w:asciiTheme="minorHAnsi" w:hAnsiTheme="minorHAnsi"/>
+        </w:rPr>
+        <w:t>. We implement this like we learned in class</w:t>
+      </w:r>
+      <w:r>
+        <w:rPr>
+          <w:rFonts w:asciiTheme="minorHAnsi" w:hAnsiTheme="minorHAnsi"/>
+        </w:rPr>
+        <w:t>.</w:t>
+      </w:r>
+    </w:p>
+    <w:p>
+      <w:pPr>
+        <w:pStyle w:val="NormalWeb"/>
+        <w:rPr>
+          <w:rFonts w:asciiTheme="minorHAnsi" w:hAnsiTheme="minorHAnsi" w:cs="Arial"/>
+        </w:rPr>
+      </w:pPr>
+      <w:r>
+        <w:rPr>
+          <w:rFonts w:asciiTheme="minorHAnsi" w:hAnsiTheme="minorHAnsi"/>
+        </w:rPr>
+        <w:t>The tracking state vector at any given frame is defined as a 6-dimensional array</w:t>
+      </w:r>
+      <w:r>
+        <w:rPr>
+          <w:rFonts w:asciiTheme="minorHAnsi" w:hAnsiTheme="minorHAnsi" w:cs="Aptos"/>
+        </w:rPr>
+        <w:br/>
+      </w:r>
+      <m:oMathPara>
+        <m:oMath>
+          <m:r>
+            <w:rPr>
+              <w:rFonts w:ascii="Cambria Math" w:hAnsi="Cambria Math" w:cs="Aptos"/>
+            </w:rPr>
+            <m:t>s=</m:t>
+          </m:r>
+          <m:sSup>
+            <m:sSupPr>
+              <m:ctrlPr>
+                <w:rPr>
+                  <w:rFonts w:ascii="Cambria Math" w:hAnsi="Cambria Math" w:cs="Aptos"/>
+                </w:rPr>
+              </m:ctrlPr>
+            </m:sSupPr>
+            <m:e>
+              <m:d>
+                <m:dPr>
+                  <m:begChr m:val="["/>
+                  <m:endChr m:val="]"/>
+                  <m:ctrlPr>
+                    <w:rPr>
+                      <w:rFonts w:ascii="Cambria Math" w:hAnsi="Cambria Math" w:cs="Aptos"/>
+                    </w:rPr>
+                  </m:ctrlPr>
+                </m:dPr>
+                <m:e>
+                  <m:sSub>
+                    <m:sSubPr>
+                      <m:ctrlPr>
+                        <w:rPr>
+                          <w:rFonts w:ascii="Cambria Math" w:hAnsi="Cambria Math" w:cs="Aptos"/>
+                        </w:rPr>
+                      </m:ctrlPr>
+                    </m:sSubPr>
+                    <m:e>
+                      <m:r>
+                        <w:rPr>
+                          <w:rFonts w:ascii="Cambria Math" w:hAnsi="Cambria Math" w:cs="Aptos"/>
+                        </w:rPr>
+                        <m:t>x</m:t>
+                      </m:r>
+                    </m:e>
+                    <m:sub>
+                      <m:r>
+                        <w:rPr>
+                          <w:rFonts w:ascii="Cambria Math" w:hAnsi="Cambria Math" w:cs="Aptos"/>
+                        </w:rPr>
+                        <m:t>c</m:t>
+                      </m:r>
+                    </m:sub>
+                  </m:sSub>
+                  <m:r>
+                    <w:rPr>
+                      <w:rFonts w:ascii="Cambria Math" w:hAnsi="Cambria Math" w:cs="Aptos"/>
+                    </w:rPr>
+                    <m:t>,</m:t>
+                  </m:r>
+                  <m:sSub>
+                    <m:sSubPr>
+                      <m:ctrlPr>
+                        <w:rPr>
+                          <w:rFonts w:ascii="Cambria Math" w:hAnsi="Cambria Math" w:cs="Aptos"/>
+                        </w:rPr>
+                      </m:ctrlPr>
+                    </m:sSubPr>
+                    <m:e>
+                      <m:r>
+                        <w:rPr>
+                          <w:rFonts w:ascii="Cambria Math" w:hAnsi="Cambria Math" w:cs="Aptos"/>
+                        </w:rPr>
+                        <m:t>y</m:t>
+                      </m:r>
+                    </m:e>
+                    <m:sub>
+                      <m:r>
+                        <w:rPr>
+                          <w:rFonts w:ascii="Cambria Math" w:hAnsi="Cambria Math" w:cs="Aptos"/>
+                        </w:rPr>
+                        <m:t>c</m:t>
+                      </m:r>
+                    </m:sub>
+                  </m:sSub>
+                  <m:r>
+                    <w:rPr>
+                      <w:rFonts w:ascii="Cambria Math" w:hAnsi="Cambria Math" w:cs="Aptos"/>
+                    </w:rPr>
+                    <m:t>,</m:t>
+                  </m:r>
+                  <m:sSub>
+                    <m:sSubPr>
+                      <m:ctrlPr>
+                        <w:rPr>
+                          <w:rFonts w:ascii="Cambria Math" w:hAnsi="Cambria Math" w:cs="Aptos"/>
+                        </w:rPr>
+                      </m:ctrlPr>
+                    </m:sSubPr>
+                    <m:e>
+                      <m:r>
+                        <w:rPr>
+                          <w:rFonts w:ascii="Cambria Math" w:hAnsi="Cambria Math" w:cs="Aptos"/>
+                        </w:rPr>
+                        <m:t>w</m:t>
+                      </m:r>
+                    </m:e>
+                    <m:sub>
+                      <m:r>
+                        <w:rPr>
+                          <w:rFonts w:ascii="Cambria Math" w:hAnsi="Cambria Math" w:cs="Aptos"/>
+                        </w:rPr>
+                        <m:t>h</m:t>
+                      </m:r>
+                    </m:sub>
+                  </m:sSub>
+                  <m:r>
+                    <w:rPr>
+                      <w:rFonts w:ascii="Cambria Math" w:hAnsi="Cambria Math" w:cs="Aptos"/>
+                    </w:rPr>
+                    <m:t>,</m:t>
+                  </m:r>
+                  <m:sSub>
+                    <m:sSubPr>
+                      <m:ctrlPr>
+                        <w:rPr>
+                          <w:rFonts w:ascii="Cambria Math" w:hAnsi="Cambria Math" w:cs="Aptos"/>
+                        </w:rPr>
+                      </m:ctrlPr>
+                    </m:sSubPr>
+                    <m:e>
+                      <m:r>
+                        <w:rPr>
+                          <w:rFonts w:ascii="Cambria Math" w:hAnsi="Cambria Math" w:cs="Aptos"/>
+                        </w:rPr>
+                        <m:t>h</m:t>
+                      </m:r>
+                    </m:e>
+                    <m:sub>
+                      <m:r>
+                        <w:rPr>
+                          <w:rFonts w:ascii="Cambria Math" w:hAnsi="Cambria Math" w:cs="Aptos"/>
+                        </w:rPr>
+                        <m:t>h</m:t>
+                      </m:r>
+                    </m:sub>
+                  </m:sSub>
+                  <m:r>
+                    <w:rPr>
+                      <w:rFonts w:ascii="Cambria Math" w:hAnsi="Cambria Math" w:cs="Aptos"/>
+                    </w:rPr>
+                    <m:t>,</m:t>
+                  </m:r>
+                  <m:sSub>
+                    <m:sSubPr>
+                      <m:ctrlPr>
+                        <w:rPr>
+                          <w:rFonts w:ascii="Cambria Math" w:hAnsi="Cambria Math" w:cs="Aptos"/>
+                        </w:rPr>
+                      </m:ctrlPr>
+                    </m:sSubPr>
+                    <m:e>
+                      <m:r>
+                        <w:rPr>
+                          <w:rFonts w:ascii="Cambria Math" w:hAnsi="Cambria Math" w:cs="Aptos"/>
+                        </w:rPr>
+                        <m:t>v</m:t>
+                      </m:r>
+                    </m:e>
+                    <m:sub>
+                      <m:r>
+                        <w:rPr>
+                          <w:rFonts w:ascii="Cambria Math" w:hAnsi="Cambria Math" w:cs="Aptos"/>
+                        </w:rPr>
+                        <m:t>x</m:t>
+                      </m:r>
+                    </m:sub>
+                  </m:sSub>
+                  <m:r>
+                    <w:rPr>
+                      <w:rFonts w:ascii="Cambria Math" w:hAnsi="Cambria Math" w:cs="Aptos"/>
+                    </w:rPr>
+                    <m:t>,</m:t>
+                  </m:r>
+                  <m:sSub>
+                    <m:sSubPr>
+                      <m:ctrlPr>
+                        <w:rPr>
+                          <w:rFonts w:ascii="Cambria Math" w:hAnsi="Cambria Math" w:cs="Aptos"/>
+                        </w:rPr>
+                      </m:ctrlPr>
+                    </m:sSubPr>
+                    <m:e>
+                      <m:r>
+                        <w:rPr>
+                          <w:rFonts w:ascii="Cambria Math" w:hAnsi="Cambria Math" w:cs="Aptos"/>
+                        </w:rPr>
+                        <m:t>v</m:t>
+                      </m:r>
+                    </m:e>
+                    <m:sub>
+                      <m:r>
+                        <w:rPr>
+                          <w:rFonts w:ascii="Cambria Math" w:hAnsi="Cambria Math" w:cs="Aptos"/>
+                        </w:rPr>
+                        <m:t>y</m:t>
+                      </m:r>
+                    </m:sub>
+                  </m:sSub>
+                </m:e>
+              </m:d>
+            </m:e>
+            <m:sup>
+              <m:r>
+                <w:rPr>
+                  <w:rFonts w:ascii="Cambria Math" w:hAnsi="Cambria Math"/>
+                </w:rPr>
+                <m:t xml:space="preserve"> </m:t>
+              </m:r>
+            </m:sup>
+          </m:sSup>
+          <m:r>
+            <w:rPr>
+              <w:rFonts w:asciiTheme="minorHAnsi" w:hAnsiTheme="minorHAnsi"/>
+            </w:rPr>
+            <w:br/>
+          </m:r>
+        </m:oMath>
+      </m:oMathPara>
+      <w:r>
+        <w:rPr>
+          <w:rFonts w:asciiTheme="minorHAnsi" w:hAnsiTheme="minorHAnsi" w:cs="Arial"/>
+        </w:rPr>
+        <w:t xml:space="preserve">Where </w:t>
+      </w:r>
+      <m:oMath>
+        <m:d>
+          <m:dPr>
+            <m:ctrlPr>
+              <w:rPr>
+                <w:rFonts w:ascii="Cambria Math" w:eastAsia="Times New Roman" w:hAnsi="Cambria Math" w:cs="Arial"/>
+              </w:rPr>
+            </m:ctrlPr>
+          </m:dPr>
+          <m:e>
+            <m:sSub>
+              <m:sSubPr>
+                <m:ctrlPr>
+                  <w:rPr>
+                    <w:rFonts w:ascii="Cambria Math" w:eastAsia="Times New Roman" w:hAnsi="Cambria Math" w:cs="Arial"/>
+                  </w:rPr>
+                </m:ctrlPr>
+              </m:sSubPr>
+              <m:e>
+                <m:r>
+                  <w:rPr>
+                    <w:rFonts w:ascii="Cambria Math" w:eastAsia="Times New Roman" w:hAnsi="Cambria Math" w:cs="Arial"/>
+                  </w:rPr>
+                  <m:t>x</m:t>
+                </m:r>
+              </m:e>
+              <m:sub>
+                <m:r>
+                  <w:rPr>
+                    <w:rFonts w:ascii="Cambria Math" w:eastAsia="Times New Roman" w:hAnsi="Cambria Math" w:cs="Arial"/>
+                  </w:rPr>
+                  <m:t>c</m:t>
+                </m:r>
+              </m:sub>
+            </m:sSub>
+            <m:r>
+              <w:rPr>
+                <w:rFonts w:ascii="Cambria Math" w:eastAsia="Times New Roman" w:hAnsi="Cambria Math" w:cs="Arial"/>
+              </w:rPr>
+              <m:t>,</m:t>
+            </m:r>
+            <m:sSub>
+              <m:sSubPr>
+                <m:ctrlPr>
+                  <w:rPr>
+                    <w:rFonts w:ascii="Cambria Math" w:eastAsia="Times New Roman" w:hAnsi="Cambria Math" w:cs="Arial"/>
+                  </w:rPr>
+                </m:ctrlPr>
+              </m:sSubPr>
+              <m:e>
+                <m:r>
+                  <w:rPr>
+                    <w:rFonts w:ascii="Cambria Math" w:eastAsia="Times New Roman" w:hAnsi="Cambria Math" w:cs="Arial"/>
+                  </w:rPr>
+                  <m:t>y</m:t>
+                </m:r>
+              </m:e>
+              <m:sub>
+                <m:r>
+                  <w:rPr>
+                    <w:rFonts w:ascii="Cambria Math" w:eastAsia="Times New Roman" w:hAnsi="Cambria Math" w:cs="Arial"/>
+                  </w:rPr>
+                  <m:t>c</m:t>
+                </m:r>
+              </m:sub>
+            </m:sSub>
+          </m:e>
+        </m:d>
+      </m:oMath>
+      <w:r>
+        <w:rPr>
+          <w:rFonts w:asciiTheme="minorHAnsi" w:hAnsiTheme="minorHAnsi" w:cs="Arial"/>
+        </w:rPr>
+        <w:t xml:space="preserve"> represents the </w:t>
+      </w:r>
+      <w:r>
+        <w:rPr>
+          <w:rFonts w:asciiTheme="minorHAnsi" w:hAnsiTheme="minorHAnsi" w:cs="Arial"/>
+        </w:rPr>
+        <w:t>person</w:t>
+      </w:r>
+      <w:r>
+        <w:rPr>
+          <w:rFonts w:asciiTheme="minorHAnsi" w:hAnsiTheme="minorHAnsi" w:cs="Arial"/>
+        </w:rPr>
+        <w:t xml:space="preserve"> bounding box center, </w:t>
+      </w:r>
+      <m:oMath>
+        <m:d>
+          <m:dPr>
+            <m:ctrlPr>
+              <w:rPr>
+                <w:rFonts w:ascii="Cambria Math" w:eastAsia="Times New Roman" w:hAnsi="Cambria Math" w:cs="Arial"/>
+              </w:rPr>
+            </m:ctrlPr>
+          </m:dPr>
+          <m:e>
+            <m:sSub>
+              <m:sSubPr>
+                <m:ctrlPr>
+                  <w:rPr>
+                    <w:rFonts w:ascii="Cambria Math" w:eastAsia="Times New Roman" w:hAnsi="Cambria Math" w:cs="Arial"/>
+                  </w:rPr>
+                </m:ctrlPr>
+              </m:sSubPr>
+              <m:e>
+                <m:r>
+                  <w:rPr>
+                    <w:rFonts w:ascii="Cambria Math" w:eastAsia="Times New Roman" w:hAnsi="Cambria Math" w:cs="Arial"/>
+                  </w:rPr>
+                  <m:t>w</m:t>
+                </m:r>
+              </m:e>
+              <m:sub>
+                <m:r>
+                  <w:rPr>
+                    <w:rFonts w:ascii="Cambria Math" w:eastAsia="Times New Roman" w:hAnsi="Cambria Math" w:cs="Arial"/>
+                  </w:rPr>
+                  <m:t>h</m:t>
+                </m:r>
+              </m:sub>
+            </m:sSub>
+            <m:r>
+              <w:rPr>
+                <w:rFonts w:ascii="Cambria Math" w:eastAsia="Times New Roman" w:hAnsi="Cambria Math" w:cs="Arial"/>
+              </w:rPr>
+              <m:t>,</m:t>
+            </m:r>
+            <m:sSub>
+              <m:sSubPr>
+                <m:ctrlPr>
+                  <w:rPr>
+                    <w:rFonts w:ascii="Cambria Math" w:eastAsia="Times New Roman" w:hAnsi="Cambria Math" w:cs="Arial"/>
+                  </w:rPr>
+                </m:ctrlPr>
+              </m:sSubPr>
+              <m:e>
+                <m:r>
+                  <w:rPr>
+                    <w:rFonts w:ascii="Cambria Math" w:eastAsia="Times New Roman" w:hAnsi="Cambria Math" w:cs="Arial"/>
+                  </w:rPr>
+                  <m:t>h</m:t>
+                </m:r>
+              </m:e>
+              <m:sub>
+                <m:r>
+                  <w:rPr>
+                    <w:rFonts w:ascii="Cambria Math" w:eastAsia="Times New Roman" w:hAnsi="Cambria Math" w:cs="Arial"/>
+                  </w:rPr>
+                  <m:t>h</m:t>
+                </m:r>
+              </m:sub>
+            </m:sSub>
+          </m:e>
+        </m:d>
+      </m:oMath>
+      <w:r>
+        <w:rPr>
+          <w:rFonts w:asciiTheme="minorHAnsi" w:hAnsiTheme="minorHAnsi" w:cs="Arial"/>
+        </w:rPr>
+        <w:t xml:space="preserve"> represents the half-width and half-height, and </w:t>
+      </w:r>
+      <m:oMath>
+        <m:d>
+          <m:dPr>
+            <m:ctrlPr>
+              <w:rPr>
+                <w:rFonts w:ascii="Cambria Math" w:eastAsia="Times New Roman" w:hAnsi="Cambria Math" w:cs="Arial"/>
+              </w:rPr>
+            </m:ctrlPr>
+          </m:dPr>
+          <m:e>
+            <m:sSub>
+              <m:sSubPr>
+                <m:ctrlPr>
+                  <w:rPr>
+                    <w:rFonts w:ascii="Cambria Math" w:eastAsia="Times New Roman" w:hAnsi="Cambria Math" w:cs="Arial"/>
+                  </w:rPr>
+                </m:ctrlPr>
+              </m:sSubPr>
+              <m:e>
+                <m:r>
+                  <w:rPr>
+                    <w:rFonts w:ascii="Cambria Math" w:eastAsia="Times New Roman" w:hAnsi="Cambria Math" w:cs="Arial"/>
+                  </w:rPr>
+                  <m:t>v</m:t>
+                </m:r>
+              </m:e>
+              <m:sub>
+                <m:r>
+                  <w:rPr>
+                    <w:rFonts w:ascii="Cambria Math" w:eastAsia="Times New Roman" w:hAnsi="Cambria Math" w:cs="Arial"/>
+                  </w:rPr>
+                  <m:t>x</m:t>
+                </m:r>
+              </m:sub>
+            </m:sSub>
+            <m:r>
+              <w:rPr>
+                <w:rFonts w:ascii="Cambria Math" w:eastAsia="Times New Roman" w:hAnsi="Cambria Math" w:cs="Arial"/>
+              </w:rPr>
+              <m:t>,</m:t>
+            </m:r>
+            <m:sSub>
+              <m:sSubPr>
+                <m:ctrlPr>
+                  <w:rPr>
+                    <w:rFonts w:ascii="Cambria Math" w:eastAsia="Times New Roman" w:hAnsi="Cambria Math" w:cs="Arial"/>
+                  </w:rPr>
+                </m:ctrlPr>
+              </m:sSubPr>
+              <m:e>
+                <m:r>
+                  <w:rPr>
+                    <w:rFonts w:ascii="Cambria Math" w:eastAsia="Times New Roman" w:hAnsi="Cambria Math" w:cs="Arial"/>
+                  </w:rPr>
+                  <m:t>v</m:t>
+                </m:r>
+              </m:e>
+              <m:sub>
+                <m:r>
+                  <w:rPr>
+                    <w:rFonts w:ascii="Cambria Math" w:eastAsia="Times New Roman" w:hAnsi="Cambria Math" w:cs="Arial"/>
+                  </w:rPr>
+                  <m:t>y</m:t>
+                </m:r>
+              </m:sub>
+            </m:sSub>
+          </m:e>
+        </m:d>
+      </m:oMath>
+      <w:r>
+        <w:rPr>
+          <w:rFonts w:asciiTheme="minorHAnsi" w:hAnsiTheme="minorHAnsi" w:cs="Arial"/>
+        </w:rPr>
+        <w:t xml:space="preserve"> represents the horizontal and vertical velocity components.</w:t>
+      </w:r>
+    </w:p>
+    <w:p>
+      <w:pPr>
+        <w:pStyle w:val="NormalWeb"/>
+        <w:rPr>
+          <w:rFonts w:asciiTheme="minorHAnsi" w:hAnsiTheme="minorHAnsi" w:cs="Arial"/>
+        </w:rPr>
+      </w:pPr>
+      <w:r>
+        <w:rPr>
+          <w:rFonts w:asciiTheme="minorHAnsi" w:hAnsiTheme="minorHAnsi" w:cs="Arial"/>
+        </w:rPr>
+        <w:t xml:space="preserve">The algorithm processes </w:t>
+      </w:r>
+      <w:proofErr w:type="gramStart"/>
+      <w:r>
+        <w:rPr>
+          <w:rFonts w:asciiTheme="minorHAnsi" w:hAnsiTheme="minorHAnsi" w:cs="Arial"/>
+        </w:rPr>
+        <w:t>frames</w:t>
+      </w:r>
+      <w:proofErr w:type="gramEnd"/>
+      <w:r>
+        <w:rPr>
+          <w:rFonts w:asciiTheme="minorHAnsi" w:hAnsiTheme="minorHAnsi" w:cs="Arial"/>
+        </w:rPr>
+        <w:t xml:space="preserve"> sequentially through a Prediction-Correction-Resampling loop:</w:t>
+      </w:r>
+    </w:p>
+    <w:p>
+      <w:pPr>
+        <w:pStyle w:val="NormalWeb"/>
+        <w:numPr>
+          <w:ilvl w:val="0"/>
+          <w:numId w:val="27"/>
+        </w:numPr>
+        <w:spacing w:after="100" w:afterAutospacing="1"/>
+        <w:rPr>
+          <w:rFonts w:asciiTheme="minorHAnsi" w:hAnsiTheme="minorHAnsi" w:cs="Arial"/>
+        </w:rPr>
+      </w:pPr>
+      <w:r>
+        <w:rPr>
+          <w:rFonts w:asciiTheme="minorHAnsi" w:hAnsiTheme="minorHAnsi" w:cs="Arial"/>
+          <w:b/>
+          <w:bCs/>
+        </w:rPr>
+        <w:t>Prediction</w:t>
+      </w:r>
+      <w:r>
+        <w:rPr>
+          <w:rFonts w:asciiTheme="minorHAnsi" w:hAnsiTheme="minorHAnsi" w:cs="Arial"/>
+        </w:rPr>
+        <w:t xml:space="preserve">: The next generation of </w:t>
+      </w:r>
+      <m:oMath>
+        <m:r>
+          <w:rPr>
+            <w:rFonts w:ascii="Cambria Math" w:eastAsia="Times New Roman" w:hAnsi="Cambria Math" w:cs="Arial"/>
+          </w:rPr>
+          <m:t>N=400</m:t>
+        </m:r>
+      </m:oMath>
+      <w:r>
+        <w:rPr>
+          <w:rFonts w:asciiTheme="minorHAnsi" w:hAnsiTheme="minorHAnsi" w:cs="Arial"/>
+        </w:rPr>
+        <w:t xml:space="preserve"> particles is predicted by applying a deterministic velocity drift to the prior state, supplemented by stochastic Gaussian white noise:</w:t>
+      </w:r>
+    </w:p>
+    <w:p>
+      <w:pPr>
+        <w:pStyle w:val="ListParagraph"/>
+        <w:spacing w:afterAutospacing="1"/>
+        <w:ind w:left="1440"/>
+        <w:rPr>
+          <w:rFonts w:asciiTheme="minorHAnsi" w:hAnsiTheme="minorHAnsi" w:cs="Arial"/>
+          <w:sz w:val="24"/>
+          <w:szCs w:val="24"/>
+        </w:rPr>
+      </w:pPr>
+      <m:oMathPara>
+        <m:oMath>
+          <m:sSub>
+            <m:sSubPr>
+              <m:ctrlPr>
+                <w:rPr>
+                  <w:rFonts w:ascii="Cambria Math" w:eastAsia="Times New Roman" w:hAnsi="Cambria Math" w:cs="Arial"/>
+                  <w:sz w:val="24"/>
+                  <w:szCs w:val="24"/>
+                </w:rPr>
+              </m:ctrlPr>
+            </m:sSubPr>
+            <m:e>
+              <m:r>
+                <w:rPr>
+                  <w:rFonts w:ascii="Cambria Math" w:eastAsia="Times New Roman" w:hAnsi="Cambria Math" w:cs="Arial"/>
+                  <w:sz w:val="24"/>
+                  <w:szCs w:val="24"/>
+                </w:rPr>
+                <m:t>s</m:t>
+              </m:r>
+            </m:e>
+            <m:sub>
+              <m:r>
+                <w:rPr>
+                  <w:rFonts w:ascii="Cambria Math" w:eastAsia="Times New Roman" w:hAnsi="Cambria Math" w:cs="Arial"/>
+                  <w:sz w:val="24"/>
+                  <w:szCs w:val="24"/>
+                </w:rPr>
+                <m:t>t</m:t>
+              </m:r>
+            </m:sub>
+          </m:sSub>
+          <m:r>
+            <w:rPr>
+              <w:rFonts w:ascii="Cambria Math" w:eastAsia="Times New Roman" w:hAnsi="Cambria Math" w:cs="Arial"/>
+              <w:sz w:val="24"/>
+              <w:szCs w:val="24"/>
+            </w:rPr>
+            <m:t>=</m:t>
+          </m:r>
+          <m:sSub>
+            <m:sSubPr>
+              <m:ctrlPr>
+                <w:rPr>
+                  <w:rFonts w:ascii="Cambria Math" w:eastAsia="Times New Roman" w:hAnsi="Cambria Math" w:cs="Arial"/>
+                  <w:sz w:val="24"/>
+                  <w:szCs w:val="24"/>
+                </w:rPr>
+              </m:ctrlPr>
+            </m:sSubPr>
+            <m:e>
+              <m:r>
+                <w:rPr>
+                  <w:rFonts w:ascii="Cambria Math" w:eastAsia="Times New Roman" w:hAnsi="Cambria Math" w:cs="Arial"/>
+                  <w:sz w:val="24"/>
+                  <w:szCs w:val="24"/>
+                </w:rPr>
+                <m:t>s</m:t>
+              </m:r>
+            </m:e>
+            <m:sub>
+              <m:r>
+                <w:rPr>
+                  <w:rFonts w:ascii="Cambria Math" w:eastAsia="Times New Roman" w:hAnsi="Cambria Math" w:cs="Arial"/>
+                  <w:sz w:val="24"/>
+                  <w:szCs w:val="24"/>
+                </w:rPr>
+                <m:t>t-1</m:t>
+              </m:r>
+            </m:sub>
+          </m:sSub>
+          <m:r>
+            <w:rPr>
+              <w:rFonts w:ascii="Cambria Math" w:eastAsia="Times New Roman" w:hAnsi="Cambria Math" w:cs="Arial"/>
+              <w:sz w:val="24"/>
+              <w:szCs w:val="24"/>
+            </w:rPr>
+            <m:t>+</m:t>
+          </m:r>
+          <m:d>
+            <m:dPr>
+              <m:begChr m:val="["/>
+              <m:endChr m:val="]"/>
+              <m:ctrlPr>
+                <w:rPr>
+                  <w:rFonts w:ascii="Cambria Math" w:eastAsia="Times New Roman" w:hAnsi="Cambria Math" w:cs="Arial"/>
+                  <w:sz w:val="24"/>
+                  <w:szCs w:val="24"/>
+                </w:rPr>
+              </m:ctrlPr>
+            </m:dPr>
+            <m:e>
+              <m:m>
+                <m:mPr>
+                  <m:mcs>
+                    <m:mc>
+                      <m:mcPr>
+                        <m:count m:val="1"/>
+                        <m:mcJc m:val="center"/>
+                      </m:mcPr>
+                    </m:mc>
+                  </m:mcs>
+                  <m:ctrlPr>
+                    <w:rPr>
+                      <w:rFonts w:ascii="Cambria Math" w:eastAsia="Times New Roman" w:hAnsi="Cambria Math" w:cs="Arial"/>
+                      <w:sz w:val="24"/>
+                      <w:szCs w:val="24"/>
+                    </w:rPr>
+                  </m:ctrlPr>
+                </m:mPr>
+                <m:mr>
+                  <m:e>
+                    <m:r>
+                      <w:rPr>
+                        <w:rFonts w:ascii="Cambria Math" w:eastAsia="Times New Roman" w:hAnsi="Cambria Math" w:cs="Arial"/>
+                        <w:sz w:val="24"/>
+                        <w:szCs w:val="24"/>
+                      </w:rPr>
+                      <m:t>x</m:t>
+                    </m:r>
+                  </m:e>
+                </m:mr>
+                <m:mr>
+                  <m:e>
+                    <m:r>
+                      <m:rPr>
+                        <m:sty m:val="p"/>
+                      </m:rPr>
+                      <w:rPr>
+                        <w:rFonts w:ascii="Cambria Math" w:eastAsia="Times New Roman" w:hAnsi="Cambria Math" w:cs="Arial"/>
+                        <w:sz w:val="24"/>
+                        <w:szCs w:val="24"/>
+                      </w:rPr>
+                      <m:t>0</m:t>
+                    </m:r>
+                  </m:e>
+                </m:mr>
+                <m:mr>
+                  <m:e>
+                    <m:r>
+                      <w:rPr>
+                        <w:rFonts w:ascii="Cambria Math" w:eastAsia="Times New Roman" w:hAnsi="Cambria Math" w:cs="Arial"/>
+                        <w:sz w:val="24"/>
+                        <w:szCs w:val="24"/>
+                      </w:rPr>
+                      <m:t>0</m:t>
+                    </m:r>
+                  </m:e>
+                </m:mr>
+                <m:mr>
+                  <m:e>
+                    <m:r>
+                      <w:rPr>
+                        <w:rFonts w:ascii="Cambria Math" w:eastAsia="Times New Roman" w:hAnsi="Cambria Math" w:cs="Arial"/>
+                        <w:sz w:val="24"/>
+                        <w:szCs w:val="24"/>
+                      </w:rPr>
+                      <m:t>0</m:t>
+                    </m:r>
+                  </m:e>
+                </m:mr>
+                <m:mr>
+                  <m:e>
+                    <m:sSub>
+                      <m:sSubPr>
+                        <m:ctrlPr>
+                          <w:rPr>
+                            <w:rFonts w:ascii="Cambria Math" w:eastAsia="Times New Roman" w:hAnsi="Cambria Math" w:cs="Arial"/>
+                            <w:sz w:val="24"/>
+                            <w:szCs w:val="24"/>
+                          </w:rPr>
+                        </m:ctrlPr>
+                      </m:sSubPr>
+                      <m:e>
+                        <m:r>
+                          <w:rPr>
+                            <w:rFonts w:ascii="Cambria Math" w:eastAsia="Times New Roman" w:hAnsi="Cambria Math" w:cs="Arial"/>
+                            <w:sz w:val="24"/>
+                            <w:szCs w:val="24"/>
+                          </w:rPr>
+                          <m:t>v</m:t>
+                        </m:r>
+                      </m:e>
+                      <m:sub>
+                        <m:r>
+                          <w:rPr>
+                            <w:rFonts w:ascii="Cambria Math" w:eastAsia="Times New Roman" w:hAnsi="Cambria Math" w:cs="Arial"/>
+                            <w:sz w:val="24"/>
+                            <w:szCs w:val="24"/>
+                          </w:rPr>
+                          <m:t>x</m:t>
+                        </m:r>
+                      </m:sub>
+                    </m:sSub>
+                  </m:e>
+                </m:mr>
+                <m:mr>
+                  <m:e>
+                    <m:r>
+                      <w:rPr>
+                        <w:rFonts w:ascii="Cambria Math" w:eastAsia="Times New Roman" w:hAnsi="Cambria Math" w:cs="Arial"/>
+                        <w:sz w:val="24"/>
+                        <w:szCs w:val="24"/>
+                      </w:rPr>
+                      <m:t>0</m:t>
+                    </m:r>
+                  </m:e>
+                </m:mr>
+              </m:m>
+            </m:e>
+          </m:d>
+          <m:r>
+            <w:rPr>
+              <w:rFonts w:ascii="Cambria Math" w:eastAsia="Times New Roman" w:hAnsi="Cambria Math" w:cs="Arial"/>
+              <w:sz w:val="24"/>
+              <w:szCs w:val="24"/>
+            </w:rPr>
+            <m:t>*</m:t>
+          </m:r>
+          <m:r>
+            <m:rPr>
+              <m:scr m:val="script"/>
+              <m:sty m:val="p"/>
+            </m:rPr>
+            <w:rPr>
+              <w:rFonts w:ascii="Cambria Math" w:eastAsia="Times New Roman" w:hAnsi="Cambria Math" w:cs="Arial"/>
+              <w:sz w:val="24"/>
+              <w:szCs w:val="24"/>
+            </w:rPr>
+            <m:t>N</m:t>
+          </m:r>
+          <m:d>
+            <m:dPr>
+              <m:ctrlPr>
+                <w:rPr>
+                  <w:rFonts w:ascii="Cambria Math" w:eastAsia="Times New Roman" w:hAnsi="Cambria Math" w:cs="Arial"/>
+                  <w:sz w:val="24"/>
+                  <w:szCs w:val="24"/>
+                </w:rPr>
+              </m:ctrlPr>
+            </m:dPr>
+            <m:e>
+              <m:r>
+                <w:rPr>
+                  <w:rFonts w:ascii="Cambria Math" w:eastAsia="Times New Roman" w:hAnsi="Cambria Math" w:cs="Arial"/>
+                  <w:sz w:val="24"/>
+                  <w:szCs w:val="24"/>
+                </w:rPr>
+                <m:t>0,</m:t>
+              </m:r>
+              <m:r>
+                <m:rPr>
+                  <m:sty m:val="p"/>
+                </m:rPr>
+                <w:rPr>
+                  <w:rFonts w:ascii="Cambria Math" w:eastAsia="Times New Roman" w:hAnsi="Cambria Math" w:cs="Arial"/>
+                  <w:sz w:val="24"/>
+                  <w:szCs w:val="24"/>
+                </w:rPr>
+                <m:t>Σ</m:t>
+              </m:r>
+            </m:e>
+          </m:d>
+        </m:oMath>
+      </m:oMathPara>
+    </w:p>
+    <w:p>
+      <w:pPr>
+        <w:pStyle w:val="NormalWeb"/>
+        <w:numPr>
+          <w:ilvl w:val="0"/>
+          <w:numId w:val="27"/>
+        </w:numPr>
+        <w:spacing w:after="100" w:afterAutospacing="1"/>
+        <w:rPr>
+          <w:rFonts w:asciiTheme="minorHAnsi" w:hAnsiTheme="minorHAnsi" w:cs="Arial"/>
+        </w:rPr>
+      </w:pPr>
+      <w:r>
+        <w:rPr>
+          <w:rFonts w:asciiTheme="minorHAnsi" w:hAnsiTheme="minorHAnsi" w:cs="Arial"/>
+          <w:b/>
+          <w:bCs/>
+        </w:rPr>
+        <w:t>Correction (Measurement Weighting)</w:t>
+      </w:r>
+      <w:r>
+        <w:rPr>
+          <w:rFonts w:asciiTheme="minorHAnsi" w:hAnsiTheme="minorHAnsi" w:cs="Arial"/>
+        </w:rPr>
+        <w:t xml:space="preserve">: The importance weight </w:t>
+      </w:r>
+      <m:oMath>
+        <m:sSub>
+          <m:sSubPr>
+            <m:ctrlPr>
+              <w:rPr>
+                <w:rFonts w:ascii="Cambria Math" w:eastAsia="Times New Roman" w:hAnsi="Cambria Math" w:cs="Arial"/>
+              </w:rPr>
+            </m:ctrlPr>
+          </m:sSubPr>
+          <m:e>
+            <m:r>
+              <w:rPr>
+                <w:rFonts w:ascii="Cambria Math" w:eastAsia="Times New Roman" w:hAnsi="Cambria Math" w:cs="Arial"/>
+              </w:rPr>
+              <m:t>W</m:t>
+            </m:r>
+          </m:e>
+          <m:sub>
+            <m:r>
+              <w:rPr>
+                <w:rFonts w:ascii="Cambria Math" w:eastAsia="Times New Roman" w:hAnsi="Cambria Math" w:cs="Arial"/>
+              </w:rPr>
+              <m:t>n</m:t>
+            </m:r>
+          </m:sub>
+        </m:sSub>
+      </m:oMath>
+      <w:r>
+        <w:rPr>
+          <w:rFonts w:asciiTheme="minorHAnsi" w:hAnsiTheme="minorHAnsi" w:cs="Arial"/>
+        </w:rPr>
+        <w:t xml:space="preserve"> of each particle is evaluated by extracting a 3D color histogram (</w:t>
+      </w:r>
+      <m:oMath>
+        <m:r>
+          <w:rPr>
+            <w:rFonts w:ascii="Cambria Math" w:eastAsia="Times New Roman" w:hAnsi="Cambria Math" w:cs="Arial"/>
+          </w:rPr>
+          <m:t>16×16×16</m:t>
+        </m:r>
+      </m:oMath>
+      <w:r>
+        <w:rPr>
+          <w:rFonts w:asciiTheme="minorHAnsi" w:hAnsiTheme="minorHAnsi" w:cs="Arial"/>
+        </w:rPr>
+        <w:t xml:space="preserve"> bins) from its candidate region (</w:t>
+      </w:r>
+      <w:r>
+        <w:rPr>
+          <w:rStyle w:val="HTMLCode"/>
+          <w:rFonts w:asciiTheme="minorHAnsi" w:eastAsia="Aptos" w:hAnsiTheme="minorHAnsi" w:cs="Arial"/>
+          <w:sz w:val="24"/>
+          <w:szCs w:val="24"/>
+        </w:rPr>
+        <w:t>cv2.calcHist</w:t>
+      </w:r>
+      <w:r>
+        <w:rPr>
+          <w:rFonts w:asciiTheme="minorHAnsi" w:hAnsiTheme="minorHAnsi" w:cs="Arial"/>
+        </w:rPr>
+        <w:t xml:space="preserve">). The histogram is normalized and compared against the target reference histogram </w:t>
+      </w:r>
+      <m:oMath>
+        <m:r>
+          <w:rPr>
+            <w:rFonts w:ascii="Cambria Math" w:eastAsia="Times New Roman" w:hAnsi="Cambria Math" w:cs="Arial"/>
+          </w:rPr>
+          <m:t>q</m:t>
+        </m:r>
+      </m:oMath>
+      <w:r>
+        <w:rPr>
+          <w:rFonts w:asciiTheme="minorHAnsi" w:hAnsiTheme="minorHAnsi" w:cs="Arial"/>
+        </w:rPr>
+        <w:t xml:space="preserve"> (initialized at Frame 1) using the Bhattacharyya distance metric:</w:t>
+      </w:r>
+    </w:p>
+    <w:p>
+      <w:pPr>
+        <w:spacing w:afterAutospacing="1"/>
+        <w:ind w:left="1080"/>
+        <w:rPr>
+          <w:rFonts w:asciiTheme="minorHAnsi" w:hAnsiTheme="minorHAnsi" w:cs="Arial"/>
+          <w:sz w:val="24"/>
+          <w:szCs w:val="24"/>
+        </w:rPr>
+      </w:pPr>
+      <m:oMathPara>
+        <m:oMath>
+          <m:r>
+            <w:rPr>
+              <w:rFonts w:ascii="Cambria Math" w:eastAsia="Times New Roman" w:hAnsi="Cambria Math" w:cs="Arial"/>
+              <w:sz w:val="24"/>
+              <w:szCs w:val="24"/>
+            </w:rPr>
+            <m:t>ρ</m:t>
+          </m:r>
+          <m:d>
+            <m:dPr>
+              <m:ctrlPr>
+                <w:rPr>
+                  <w:rFonts w:ascii="Cambria Math" w:eastAsia="Times New Roman" w:hAnsi="Cambria Math" w:cs="Arial"/>
+                  <w:sz w:val="24"/>
+                  <w:szCs w:val="24"/>
+                </w:rPr>
+              </m:ctrlPr>
+            </m:dPr>
+            <m:e>
+              <m:r>
+                <w:rPr>
+                  <w:rFonts w:ascii="Cambria Math" w:eastAsia="Times New Roman" w:hAnsi="Cambria Math" w:cs="Arial"/>
+                  <w:sz w:val="24"/>
+                  <w:szCs w:val="24"/>
+                </w:rPr>
+                <m:t>p,q</m:t>
+              </m:r>
+            </m:e>
+          </m:d>
+          <m:r>
+            <w:rPr>
+              <w:rFonts w:ascii="Cambria Math" w:eastAsia="Times New Roman" w:hAnsi="Cambria Math" w:cs="Arial"/>
+              <w:sz w:val="24"/>
+              <w:szCs w:val="24"/>
+            </w:rPr>
+            <m:t>=</m:t>
+          </m:r>
+          <m:nary>
+            <m:naryPr>
+              <m:chr m:val="∑"/>
+              <m:limLoc m:val="undOvr"/>
+              <m:supHide m:val="1"/>
+              <m:ctrlPr>
+                <w:rPr>
+                  <w:rFonts w:ascii="Cambria Math" w:eastAsia="Times New Roman" w:hAnsi="Cambria Math" w:cs="Arial"/>
+                  <w:sz w:val="24"/>
+                  <w:szCs w:val="24"/>
+                </w:rPr>
+              </m:ctrlPr>
+            </m:naryPr>
+            <m:sub>
+              <m:r>
+                <w:rPr>
+                  <w:rFonts w:ascii="Cambria Math" w:eastAsia="Times New Roman" w:hAnsi="Cambria Math" w:cs="Arial"/>
+                  <w:sz w:val="24"/>
+                  <w:szCs w:val="24"/>
+                </w:rPr>
+                <m:t>i</m:t>
+              </m:r>
+            </m:sub>
+            <m:sup/>
+            <m:e>
+              <m:rad>
+                <m:radPr>
+                  <m:degHide m:val="1"/>
+                  <m:ctrlPr>
+                    <w:rPr>
+                      <w:rFonts w:ascii="Cambria Math" w:eastAsia="Times New Roman" w:hAnsi="Cambria Math" w:cs="Arial"/>
+                      <w:sz w:val="24"/>
+                      <w:szCs w:val="24"/>
+                    </w:rPr>
+                  </m:ctrlPr>
+                </m:radPr>
+                <m:deg/>
+                <m:e>
+                  <m:r>
+                    <w:rPr>
+                      <w:rFonts w:ascii="Cambria Math" w:eastAsia="Times New Roman" w:hAnsi="Cambria Math" w:cs="Arial"/>
+                      <w:sz w:val="24"/>
+                      <w:szCs w:val="24"/>
+                    </w:rPr>
+                    <m:t>p</m:t>
+                  </m:r>
+                  <m:d>
+                    <m:dPr>
+                      <m:ctrlPr>
+                        <w:rPr>
+                          <w:rFonts w:ascii="Cambria Math" w:eastAsia="Times New Roman" w:hAnsi="Cambria Math" w:cs="Arial"/>
+                          <w:sz w:val="24"/>
+                          <w:szCs w:val="24"/>
+                        </w:rPr>
+                      </m:ctrlPr>
+                    </m:dPr>
+                    <m:e>
+                      <m:r>
+                        <w:rPr>
+                          <w:rFonts w:ascii="Cambria Math" w:eastAsia="Times New Roman" w:hAnsi="Cambria Math" w:cs="Arial"/>
+                          <w:sz w:val="24"/>
+                          <w:szCs w:val="24"/>
+                        </w:rPr>
+                        <m:t>i</m:t>
+                      </m:r>
+                    </m:e>
+                  </m:d>
+                  <m:r>
+                    <w:rPr>
+                      <w:rFonts w:ascii="Cambria Math" w:eastAsia="Times New Roman" w:hAnsi="Cambria Math" w:cs="Arial"/>
+                      <w:sz w:val="24"/>
+                      <w:szCs w:val="24"/>
+                    </w:rPr>
+                    <m:t>⋅q</m:t>
+                  </m:r>
+                  <m:d>
+                    <m:dPr>
+                      <m:ctrlPr>
+                        <w:rPr>
+                          <w:rFonts w:ascii="Cambria Math" w:eastAsia="Times New Roman" w:hAnsi="Cambria Math" w:cs="Arial"/>
+                          <w:sz w:val="24"/>
+                          <w:szCs w:val="24"/>
+                        </w:rPr>
+                      </m:ctrlPr>
+                    </m:dPr>
+                    <m:e>
+                      <m:r>
+                        <w:rPr>
+                          <w:rFonts w:ascii="Cambria Math" w:eastAsia="Times New Roman" w:hAnsi="Cambria Math" w:cs="Arial"/>
+                          <w:sz w:val="24"/>
+                          <w:szCs w:val="24"/>
+                        </w:rPr>
+                        <m:t>i</m:t>
+                      </m:r>
+                    </m:e>
+                  </m:d>
+                </m:e>
+              </m:rad>
+            </m:e>
+          </m:nary>
+        </m:oMath>
+      </m:oMathPara>
+    </w:p>
+    <w:p>
+      <w:pPr>
+        <w:pStyle w:val="ListParagraph"/>
+        <w:spacing w:afterAutospacing="1"/>
+        <w:ind w:left="1440"/>
+        <w:rPr>
+          <w:rFonts w:asciiTheme="minorHAnsi" w:hAnsiTheme="minorHAnsi" w:cs="Arial"/>
+          <w:sz w:val="24"/>
+          <w:szCs w:val="24"/>
+        </w:rPr>
+      </w:pPr>
+      <m:oMathPara>
+        <m:oMath>
+          <m:sSub>
+            <m:sSubPr>
+              <m:ctrlPr>
+                <w:rPr>
+                  <w:rFonts w:ascii="Cambria Math" w:eastAsia="Times New Roman" w:hAnsi="Cambria Math" w:cs="Arial"/>
+                  <w:sz w:val="24"/>
+                  <w:szCs w:val="24"/>
+                </w:rPr>
+              </m:ctrlPr>
+            </m:sSubPr>
+            <m:e>
+              <m:r>
+                <w:rPr>
+                  <w:rFonts w:ascii="Cambria Math" w:eastAsia="Times New Roman" w:hAnsi="Cambria Math" w:cs="Arial"/>
+                  <w:sz w:val="24"/>
+                  <w:szCs w:val="24"/>
+                </w:rPr>
+                <m:t>W</m:t>
+              </m:r>
+            </m:e>
+            <m:sub>
+              <m:r>
+                <w:rPr>
+                  <w:rFonts w:ascii="Cambria Math" w:eastAsia="Times New Roman" w:hAnsi="Cambria Math" w:cs="Arial"/>
+                  <w:sz w:val="24"/>
+                  <w:szCs w:val="24"/>
+                </w:rPr>
+                <m:t>n</m:t>
+              </m:r>
+            </m:sub>
+          </m:sSub>
+          <m:r>
+            <w:rPr>
+              <w:rFonts w:ascii="Cambria Math" w:eastAsia="Times New Roman" w:hAnsi="Cambria Math" w:cs="Arial"/>
+              <w:sz w:val="24"/>
+              <w:szCs w:val="24"/>
+            </w:rPr>
+            <m:t>=</m:t>
+          </m:r>
+          <m:func>
+            <m:funcPr>
+              <m:ctrlPr>
+                <w:rPr>
+                  <w:rFonts w:ascii="Cambria Math" w:eastAsia="Times New Roman" w:hAnsi="Cambria Math" w:cs="Arial"/>
+                  <w:sz w:val="24"/>
+                  <w:szCs w:val="24"/>
+                </w:rPr>
+              </m:ctrlPr>
+            </m:funcPr>
+            <m:fName>
+              <m:r>
+                <m:rPr>
+                  <m:sty m:val="p"/>
+                </m:rPr>
+                <w:rPr>
+                  <w:rFonts w:ascii="Cambria Math" w:eastAsia="Times New Roman" w:hAnsi="Cambria Math" w:cs="Arial"/>
+                  <w:sz w:val="24"/>
+                  <w:szCs w:val="24"/>
+                </w:rPr>
+                <m:t>exp</m:t>
+              </m:r>
+            </m:fName>
+            <m:e>
+              <m:d>
+                <m:dPr>
+                  <m:ctrlPr>
+                    <w:rPr>
+                      <w:rFonts w:ascii="Cambria Math" w:eastAsia="Times New Roman" w:hAnsi="Cambria Math" w:cs="Arial"/>
+                      <w:sz w:val="24"/>
+                      <w:szCs w:val="24"/>
+                    </w:rPr>
+                  </m:ctrlPr>
+                </m:dPr>
+                <m:e>
+                  <m:r>
+                    <w:rPr>
+                      <w:rFonts w:ascii="Cambria Math" w:eastAsia="Times New Roman" w:hAnsi="Cambria Math" w:cs="Arial"/>
+                      <w:sz w:val="24"/>
+                      <w:szCs w:val="24"/>
+                    </w:rPr>
+                    <m:t>20.0⋅ρ</m:t>
+                  </m:r>
+                  <m:d>
+                    <m:dPr>
+                      <m:ctrlPr>
+                        <w:rPr>
+                          <w:rFonts w:ascii="Cambria Math" w:eastAsia="Times New Roman" w:hAnsi="Cambria Math" w:cs="Arial"/>
+                          <w:sz w:val="24"/>
+                          <w:szCs w:val="24"/>
+                        </w:rPr>
+                      </m:ctrlPr>
+                    </m:dPr>
+                    <m:e>
+                      <m:r>
+                        <w:rPr>
+                          <w:rFonts w:ascii="Cambria Math" w:eastAsia="Times New Roman" w:hAnsi="Cambria Math" w:cs="Arial"/>
+                          <w:sz w:val="24"/>
+                          <w:szCs w:val="24"/>
+                        </w:rPr>
+                        <m:t>p,q</m:t>
+                      </m:r>
+                    </m:e>
+                  </m:d>
+                  <m:r>
+                    <w:rPr>
+                      <w:rFonts w:ascii="Cambria Math" w:eastAsia="Times New Roman" w:hAnsi="Cambria Math" w:cs="Arial"/>
+                      <w:sz w:val="24"/>
+                      <w:szCs w:val="24"/>
+                    </w:rPr>
+                    <m:t>)</m:t>
+                  </m:r>
+                </m:e>
+              </m:d>
+            </m:e>
+          </m:func>
+        </m:oMath>
+      </m:oMathPara>
+    </w:p>
+    <w:p>
+      <w:pPr>
+        <w:pStyle w:val="NormalWeb"/>
+        <w:numPr>
+          <w:ilvl w:val="0"/>
+          <w:numId w:val="27"/>
+        </w:numPr>
+        <w:spacing w:after="100" w:afterAutospacing="1"/>
+        <w:rPr>
+          <w:rFonts w:asciiTheme="minorHAnsi" w:hAnsiTheme="minorHAnsi" w:cs="Arial"/>
+        </w:rPr>
+      </w:pPr>
+      <w:r>
+        <w:rPr>
+          <w:rFonts w:asciiTheme="minorHAnsi" w:hAnsiTheme="minorHAnsi" w:cs="Arial"/>
+          <w:b/>
+          <w:bCs/>
+        </w:rPr>
+        <w:t>Renormalization</w:t>
+      </w:r>
+      <w:r>
+        <w:rPr>
+          <w:rFonts w:asciiTheme="minorHAnsi" w:hAnsiTheme="minorHAnsi" w:cs="Arial"/>
+        </w:rPr>
+        <w:t xml:space="preserve">: The weights are normalized so they sum to </w:t>
+      </w:r>
+      <m:oMath>
+        <m:r>
+          <w:rPr>
+            <w:rFonts w:ascii="Cambria Math" w:eastAsia="Times New Roman" w:hAnsi="Cambria Math" w:cs="Arial"/>
+          </w:rPr>
+          <m:t>1.0</m:t>
+        </m:r>
+      </m:oMath>
+      <w:r>
+        <w:rPr>
+          <w:rFonts w:asciiTheme="minorHAnsi" w:hAnsiTheme="minorHAnsi" w:cs="Arial"/>
+        </w:rPr>
+        <w:t>, and an accumulated Cumulative Distribution Function (CDF) map is generated.</w:t>
+      </w:r>
+    </w:p>
+    <w:p>
+      <w:pPr>
+        <w:pStyle w:val="NormalWeb"/>
+        <w:numPr>
+          <w:ilvl w:val="0"/>
+          <w:numId w:val="27"/>
+        </w:numPr>
+        <w:spacing w:after="100" w:afterAutospacing="1"/>
+        <w:rPr>
+          <w:rFonts w:asciiTheme="minorHAnsi" w:hAnsiTheme="minorHAnsi" w:cs="Arial"/>
+        </w:rPr>
+      </w:pPr>
+      <w:r>
+        <w:rPr>
+          <w:rFonts w:asciiTheme="minorHAnsi" w:hAnsiTheme="minorHAnsi" w:cs="Arial"/>
+          <w:b/>
+          <w:bCs/>
+        </w:rPr>
+        <w:lastRenderedPageBreak/>
+        <w:t>Systematic Resampling</w:t>
+      </w:r>
+      <w:r>
+        <w:rPr>
+          <w:rFonts w:asciiTheme="minorHAnsi" w:hAnsiTheme="minorHAnsi" w:cs="Arial"/>
+        </w:rPr>
+        <w:t xml:space="preserve">: particles </w:t>
+      </w:r>
+      <w:r>
+        <w:rPr>
+          <w:rFonts w:asciiTheme="minorHAnsi" w:hAnsiTheme="minorHAnsi" w:cs="Arial"/>
+        </w:rPr>
+        <w:t>are</w:t>
+      </w:r>
+      <w:r>
+        <w:rPr>
+          <w:rFonts w:asciiTheme="minorHAnsi" w:hAnsiTheme="minorHAnsi" w:cs="Arial"/>
+        </w:rPr>
+        <w:t xml:space="preserve"> sampled from the current set based on their importance weights using a uniform distribution look-up inversion (</w:t>
+      </w:r>
+      <w:proofErr w:type="spellStart"/>
+      <w:r>
+        <w:rPr>
+          <w:rStyle w:val="HTMLCode"/>
+          <w:rFonts w:asciiTheme="minorHAnsi" w:eastAsia="Aptos" w:hAnsiTheme="minorHAnsi" w:cs="Arial"/>
+          <w:sz w:val="24"/>
+          <w:szCs w:val="24"/>
+        </w:rPr>
+        <w:t>np.searchsorted</w:t>
+      </w:r>
+      <w:proofErr w:type="spellEnd"/>
+      <w:r>
+        <w:rPr>
+          <w:rFonts w:asciiTheme="minorHAnsi" w:hAnsiTheme="minorHAnsi" w:cs="Arial"/>
+        </w:rPr>
+        <w:t>). The state with the maximum weight coefficient is selected as the optimal target position for that frame.</w:t>
+      </w:r>
+    </w:p>
+    <w:p>
+      <w:pPr>
+        <w:spacing w:after="120"/>
+        <w:rPr>
+          <w:bCs/>
+          <w:sz w:val="24"/>
+          <w:szCs w:val="24"/>
+          <w:u w:val="single"/>
+        </w:rPr>
+      </w:pPr>
+      <w:r>
+        <w:rPr>
+          <w:bCs/>
+          <w:sz w:val="24"/>
+          <w:szCs w:val="24"/>
+          <w:u w:val="single"/>
+        </w:rPr>
+        <w:t>Systematic Troubleshooting and Optimization Path:</w:t>
+      </w:r>
+    </w:p>
+    <w:p>
+      <w:pPr>
+        <w:pStyle w:val="NormalWeb"/>
+        <w:rPr>
+          <w:rFonts w:asciiTheme="minorHAnsi" w:hAnsiTheme="minorHAnsi" w:cs="Arial"/>
+        </w:rPr>
+      </w:pPr>
+      <w:r>
+        <w:rPr>
+          <w:rFonts w:asciiTheme="minorHAnsi" w:hAnsiTheme="minorHAnsi" w:cs="Arial"/>
+        </w:rPr>
+        <w:t>Implementing a particle filter on full-resolution video streams introduces severe computational bottlenecks</w:t>
+      </w:r>
+      <w:r>
+        <w:rPr>
+          <w:rFonts w:asciiTheme="minorHAnsi" w:hAnsiTheme="minorHAnsi" w:cs="Arial"/>
+        </w:rPr>
+        <w:t>,</w:t>
+      </w:r>
+      <w:r>
+        <w:rPr>
+          <w:rFonts w:asciiTheme="minorHAnsi" w:hAnsiTheme="minorHAnsi" w:cs="Arial"/>
+        </w:rPr>
+        <w:t xml:space="preserve"> tracking challenges</w:t>
+      </w:r>
+      <w:r>
+        <w:rPr>
+          <w:rFonts w:asciiTheme="minorHAnsi" w:hAnsiTheme="minorHAnsi" w:cs="Arial"/>
+        </w:rPr>
+        <w:t xml:space="preserve"> and optimization ideas</w:t>
+      </w:r>
+      <w:r>
+        <w:rPr>
+          <w:rFonts w:asciiTheme="minorHAnsi" w:hAnsiTheme="minorHAnsi" w:cs="Arial"/>
+        </w:rPr>
+        <w:t>:</w:t>
+      </w:r>
+    </w:p>
+    <w:p>
+      <w:pPr>
+        <w:pStyle w:val="NormalWeb"/>
+        <w:numPr>
+          <w:ilvl w:val="0"/>
+          <w:numId w:val="28"/>
+        </w:numPr>
+        <w:spacing w:after="100" w:afterAutospacing="1"/>
+        <w:rPr>
+          <w:rFonts w:asciiTheme="minorHAnsi" w:hAnsiTheme="minorHAnsi" w:cs="Arial"/>
+        </w:rPr>
+      </w:pPr>
+      <w:r>
+        <w:rPr>
+          <w:rFonts w:asciiTheme="minorHAnsi" w:hAnsiTheme="minorHAnsi" w:cs="Arial"/>
+          <w:b/>
+          <w:bCs/>
+        </w:rPr>
+        <w:t>High Computational Latency</w:t>
+      </w:r>
+      <w:r>
+        <w:rPr>
+          <w:rFonts w:asciiTheme="minorHAnsi" w:hAnsiTheme="minorHAnsi" w:cs="Arial"/>
+        </w:rPr>
+        <w:t xml:space="preserve">: Calculating 400 separate 3D color histograms per frame on a full-sized video </w:t>
+      </w:r>
+      <w:r>
+        <w:rPr>
+          <w:rFonts w:asciiTheme="minorHAnsi" w:hAnsiTheme="minorHAnsi" w:cs="Arial"/>
+        </w:rPr>
+        <w:t xml:space="preserve">is </w:t>
+      </w:r>
+      <w:r>
+        <w:rPr>
+          <w:rFonts w:asciiTheme="minorHAnsi" w:hAnsiTheme="minorHAnsi" w:cs="Arial"/>
+        </w:rPr>
+        <w:t>quite</w:t>
+      </w:r>
+      <w:r>
+        <w:rPr>
+          <w:rFonts w:asciiTheme="minorHAnsi" w:hAnsiTheme="minorHAnsi" w:cs="Arial"/>
+        </w:rPr>
+        <w:t xml:space="preserve"> slow</w:t>
+      </w:r>
+      <w:r>
+        <w:rPr>
+          <w:rFonts w:asciiTheme="minorHAnsi" w:hAnsiTheme="minorHAnsi" w:cs="Arial"/>
+        </w:rPr>
+        <w:t xml:space="preserve">. We resolved this </w:t>
+      </w:r>
+      <w:r>
+        <w:rPr>
+          <w:rFonts w:asciiTheme="minorHAnsi" w:hAnsiTheme="minorHAnsi" w:cs="Arial"/>
+          <w:lang w:val="en-US"/>
+        </w:rPr>
+        <w:t xml:space="preserve">by cutting the </w:t>
+      </w:r>
+      <w:r>
+        <w:rPr>
+          <w:rFonts w:asciiTheme="minorHAnsi" w:hAnsiTheme="minorHAnsi" w:cs="Arial"/>
+        </w:rPr>
+        <w:t>resolution</w:t>
+      </w:r>
+      <w:r>
+        <w:rPr>
+          <w:rFonts w:asciiTheme="minorHAnsi" w:hAnsiTheme="minorHAnsi" w:cs="Arial"/>
+        </w:rPr>
+        <w:t xml:space="preserve"> in 4 </w:t>
+      </w:r>
+      <w:r>
+        <w:rPr>
+          <w:rFonts w:asciiTheme="minorHAnsi" w:hAnsiTheme="minorHAnsi" w:cs="Arial"/>
+        </w:rPr>
+        <w:t>(</w:t>
+      </w:r>
+      <w:r>
+        <w:rPr>
+          <w:rStyle w:val="HTMLCode"/>
+          <w:rFonts w:asciiTheme="minorHAnsi" w:eastAsia="Aptos" w:hAnsiTheme="minorHAnsi" w:cs="Arial"/>
+          <w:sz w:val="24"/>
+          <w:szCs w:val="24"/>
+        </w:rPr>
+        <w:t>SCALE_FACTOR = 0.25</w:t>
+      </w:r>
+      <w:r>
+        <w:rPr>
+          <w:rFonts w:asciiTheme="minorHAnsi" w:hAnsiTheme="minorHAnsi" w:cs="Arial"/>
+        </w:rPr>
+        <w:t>)</w:t>
+      </w:r>
+      <w:r>
+        <w:rPr>
+          <w:rFonts w:asciiTheme="minorHAnsi" w:hAnsiTheme="minorHAnsi" w:cs="Arial"/>
+        </w:rPr>
+        <w:t>, it didn’t hurt the results because the maximum error of some location of the bounding box is at most 3px for each axis.</w:t>
+      </w:r>
+    </w:p>
+    <w:p>
+      <w:pPr>
+        <w:pStyle w:val="NormalWeb"/>
+        <w:numPr>
+          <w:ilvl w:val="0"/>
+          <w:numId w:val="28"/>
+        </w:numPr>
+        <w:spacing w:after="100" w:afterAutospacing="1"/>
+        <w:rPr>
+          <w:rFonts w:asciiTheme="minorHAnsi" w:hAnsiTheme="minorHAnsi" w:cs="Arial"/>
+        </w:rPr>
+      </w:pPr>
+      <w:r>
+        <w:rPr>
+          <w:rFonts w:asciiTheme="minorHAnsi" w:hAnsiTheme="minorHAnsi" w:cs="Arial"/>
+          <w:b/>
+          <w:bCs/>
+        </w:rPr>
+        <w:t xml:space="preserve">Setting Most Of The Changeable Parameters </w:t>
+      </w:r>
+      <w:r>
+        <w:rPr>
+          <w:rFonts w:asciiTheme="minorHAnsi" w:hAnsiTheme="minorHAnsi" w:cs="Arial"/>
+          <w:b/>
+          <w:bCs/>
+        </w:rPr>
+        <w:t>t</w:t>
+      </w:r>
+      <w:r>
+        <w:rPr>
+          <w:rFonts w:asciiTheme="minorHAnsi" w:hAnsiTheme="minorHAnsi" w:cs="Arial"/>
+          <w:b/>
+          <w:bCs/>
+        </w:rPr>
+        <w:t>o Zero</w:t>
+      </w:r>
+      <w:r>
+        <w:rPr>
+          <w:rFonts w:asciiTheme="minorHAnsi" w:hAnsiTheme="minorHAnsi" w:cs="Arial"/>
+        </w:rPr>
+        <w:t xml:space="preserve">: </w:t>
+      </w:r>
+      <w:r>
+        <w:rPr>
+          <w:rFonts w:asciiTheme="minorHAnsi" w:hAnsiTheme="minorHAnsi" w:cs="Arial"/>
+        </w:rPr>
+        <w:t xml:space="preserve">We set the parameters: y (center of the box in the </w:t>
+      </w:r>
+      <w:r>
+        <w:rPr>
+          <w:rFonts w:asciiTheme="minorHAnsi" w:hAnsiTheme="minorHAnsi" w:cs="Arial"/>
+        </w:rPr>
+        <w:t>horizontal axis</w:t>
+      </w:r>
+      <w:r>
+        <w:rPr>
+          <w:rFonts w:asciiTheme="minorHAnsi" w:hAnsiTheme="minorHAnsi" w:cs="Arial"/>
+        </w:rPr>
+        <w:t xml:space="preserve">), h (height of the box), w (width of the box) and </w:t>
+      </w:r>
+      <m:oMath>
+        <m:sSub>
+          <m:sSubPr>
+            <m:ctrlPr>
+              <w:rPr>
+                <w:rFonts w:ascii="Cambria Math" w:eastAsia="Times New Roman" w:hAnsi="Cambria Math" w:cs="Arial"/>
+              </w:rPr>
+            </m:ctrlPr>
+          </m:sSubPr>
+          <m:e>
+            <m:r>
+              <w:rPr>
+                <w:rFonts w:ascii="Cambria Math" w:eastAsia="Times New Roman" w:hAnsi="Cambria Math" w:cs="Arial"/>
+              </w:rPr>
+              <m:t>v</m:t>
+            </m:r>
+          </m:e>
+          <m:sub>
+            <m:r>
+              <w:rPr>
+                <w:rFonts w:ascii="Cambria Math" w:eastAsia="Times New Roman" w:hAnsi="Cambria Math" w:cs="Arial"/>
+              </w:rPr>
+              <m:t>y</m:t>
+            </m:r>
+          </m:sub>
+        </m:sSub>
+      </m:oMath>
+      <w:r>
+        <w:rPr>
+          <w:rFonts w:asciiTheme="minorHAnsi" w:hAnsiTheme="minorHAnsi" w:cs="Arial"/>
+        </w:rPr>
+        <w:t xml:space="preserve"> (the velocity in the </w:t>
+      </w:r>
+      <w:r>
+        <w:rPr>
+          <w:rFonts w:asciiTheme="minorHAnsi" w:hAnsiTheme="minorHAnsi" w:cs="Arial"/>
+        </w:rPr>
+        <w:t>horizontal axis</w:t>
+      </w:r>
+      <w:r>
+        <w:rPr>
+          <w:rFonts w:asciiTheme="minorHAnsi" w:hAnsiTheme="minorHAnsi" w:cs="Arial"/>
+        </w:rPr>
+        <w:t xml:space="preserve">) to zero because we saw in the video that the person walk straight, so the only things that can be changed are x (the center of the box in the </w:t>
+      </w:r>
+      <w:r>
+        <w:rPr>
+          <w:rFonts w:asciiTheme="minorHAnsi" w:hAnsiTheme="minorHAnsi" w:cs="Arial"/>
+        </w:rPr>
+        <w:t>vertical</w:t>
+      </w:r>
+      <w:r>
+        <w:rPr>
+          <w:rFonts w:asciiTheme="minorHAnsi" w:hAnsiTheme="minorHAnsi" w:cs="Arial"/>
+        </w:rPr>
+        <w:t xml:space="preserve"> axis) and </w:t>
+      </w:r>
+      <m:oMath>
+        <m:sSub>
+          <m:sSubPr>
+            <m:ctrlPr>
+              <w:rPr>
+                <w:rFonts w:ascii="Cambria Math" w:eastAsia="Times New Roman" w:hAnsi="Cambria Math" w:cs="Arial"/>
+              </w:rPr>
+            </m:ctrlPr>
+          </m:sSubPr>
+          <m:e>
+            <m:r>
+              <w:rPr>
+                <w:rFonts w:ascii="Cambria Math" w:eastAsia="Times New Roman" w:hAnsi="Cambria Math" w:cs="Arial"/>
+              </w:rPr>
+              <m:t>v</m:t>
+            </m:r>
+          </m:e>
+          <m:sub>
+            <m:r>
+              <w:rPr>
+                <w:rFonts w:ascii="Cambria Math" w:eastAsia="Times New Roman" w:hAnsi="Cambria Math" w:cs="Arial"/>
+              </w:rPr>
+              <m:t>x</m:t>
+            </m:r>
+          </m:sub>
+        </m:sSub>
+      </m:oMath>
+      <w:r>
+        <w:rPr>
+          <w:rFonts w:asciiTheme="minorHAnsi" w:hAnsiTheme="minorHAnsi" w:cs="Arial"/>
+        </w:rPr>
+        <w:t xml:space="preserve"> (the velocity in the </w:t>
+      </w:r>
+      <w:r>
+        <w:rPr>
+          <w:rFonts w:asciiTheme="minorHAnsi" w:hAnsiTheme="minorHAnsi" w:cs="Arial"/>
+        </w:rPr>
+        <w:t>vertical</w:t>
+      </w:r>
+      <w:r>
+        <w:rPr>
+          <w:rFonts w:asciiTheme="minorHAnsi" w:hAnsiTheme="minorHAnsi" w:cs="Arial"/>
+        </w:rPr>
+        <w:t xml:space="preserve"> axis).</w:t>
+      </w:r>
+    </w:p>
+    <w:p>
+      <w:pPr>
+        <w:pStyle w:val="NormalWeb"/>
+        <w:numPr>
+          <w:ilvl w:val="0"/>
+          <w:numId w:val="28"/>
+        </w:numPr>
+        <w:spacing w:after="100" w:afterAutospacing="1"/>
+        <w:rPr>
+          <w:rFonts w:asciiTheme="minorHAnsi" w:hAnsiTheme="minorHAnsi" w:cs="Arial"/>
+        </w:rPr>
+      </w:pPr>
+      <w:r>
+        <w:rPr>
+          <w:rFonts w:asciiTheme="minorHAnsi" w:hAnsiTheme="minorHAnsi" w:cs="Arial"/>
+          <w:b/>
+          <w:bCs/>
+        </w:rPr>
+        <w:t xml:space="preserve">Setting </w:t>
+      </w:r>
+      <w:r>
+        <w:rPr>
+          <w:rFonts w:asciiTheme="minorHAnsi" w:hAnsiTheme="minorHAnsi" w:cs="Arial"/>
+          <w:b/>
+          <w:bCs/>
+        </w:rPr>
+        <w:t>B</w:t>
+      </w:r>
+      <w:r>
+        <w:rPr>
+          <w:rFonts w:asciiTheme="minorHAnsi" w:hAnsiTheme="minorHAnsi" w:cs="Arial"/>
+          <w:b/>
+          <w:bCs/>
+        </w:rPr>
+        <w:t>ounding</w:t>
+      </w:r>
+      <w:r>
+        <w:rPr>
+          <w:rFonts w:asciiTheme="minorHAnsi" w:hAnsiTheme="minorHAnsi" w:cs="Arial"/>
+          <w:b/>
+          <w:bCs/>
+        </w:rPr>
+        <w:t xml:space="preserve"> </w:t>
+      </w:r>
+      <w:r>
+        <w:rPr>
+          <w:rFonts w:asciiTheme="minorHAnsi" w:hAnsiTheme="minorHAnsi" w:cs="Arial"/>
+          <w:b/>
+          <w:bCs/>
+        </w:rPr>
+        <w:t xml:space="preserve">Box </w:t>
+      </w:r>
+      <w:r>
+        <w:rPr>
+          <w:rFonts w:asciiTheme="minorHAnsi" w:hAnsiTheme="minorHAnsi" w:cs="Arial"/>
+          <w:b/>
+          <w:bCs/>
+        </w:rPr>
+        <w:t>t</w:t>
+      </w:r>
+      <w:r>
+        <w:rPr>
+          <w:rFonts w:asciiTheme="minorHAnsi" w:hAnsiTheme="minorHAnsi" w:cs="Arial"/>
+          <w:b/>
+          <w:bCs/>
+        </w:rPr>
+        <w:t>o Be Smaller for The Particle Filter</w:t>
+      </w:r>
+      <w:r>
+        <w:rPr>
+          <w:rFonts w:asciiTheme="minorHAnsi" w:hAnsiTheme="minorHAnsi" w:cs="Arial"/>
+        </w:rPr>
+        <w:t>: When</w:t>
+      </w:r>
+      <w:r>
+        <w:rPr>
+          <w:rFonts w:asciiTheme="minorHAnsi" w:hAnsiTheme="minorHAnsi" w:cs="Arial"/>
+        </w:rPr>
+        <w:t xml:space="preserve"> we run the particle filter in the </w:t>
+      </w:r>
+      <w:r>
+        <w:rPr>
+          <w:rFonts w:asciiTheme="minorHAnsi" w:hAnsiTheme="minorHAnsi" w:cs="Arial"/>
+        </w:rPr>
+        <w:t>full-size</w:t>
+      </w:r>
+      <w:r>
+        <w:rPr>
+          <w:rFonts w:asciiTheme="minorHAnsi" w:hAnsiTheme="minorHAnsi" w:cs="Arial"/>
+        </w:rPr>
+        <w:t xml:space="preserve"> box (the sizes of the person) it sometimes would ended in a local minima, so by shrinking the size of the </w:t>
+      </w:r>
+      <w:r>
+        <w:rPr>
+          <w:rFonts w:asciiTheme="minorHAnsi" w:hAnsiTheme="minorHAnsi" w:cs="Arial"/>
+        </w:rPr>
+        <w:t xml:space="preserve">bounding </w:t>
+      </w:r>
+      <w:r>
+        <w:rPr>
+          <w:rFonts w:asciiTheme="minorHAnsi" w:hAnsiTheme="minorHAnsi" w:cs="Arial"/>
+        </w:rPr>
+        <w:t>box we got consistence results that avoid local minima, we calculate the difference</w:t>
+      </w:r>
+      <w:r>
+        <w:rPr>
+          <w:rFonts w:asciiTheme="minorHAnsi" w:hAnsiTheme="minorHAnsi" w:cs="Arial"/>
+        </w:rPr>
+        <w:t>s</w:t>
+      </w:r>
+      <w:r>
+        <w:rPr>
+          <w:rFonts w:asciiTheme="minorHAnsi" w:hAnsiTheme="minorHAnsi" w:cs="Arial"/>
+        </w:rPr>
+        <w:t xml:space="preserve"> and add it when we plotting the </w:t>
+      </w:r>
+      <w:r>
+        <w:rPr>
+          <w:rFonts w:asciiTheme="minorHAnsi" w:hAnsiTheme="minorHAnsi" w:cs="Arial"/>
+        </w:rPr>
+        <w:t>bounding box</w:t>
+      </w:r>
+      <w:r>
+        <w:rPr>
+          <w:rFonts w:asciiTheme="minorHAnsi" w:hAnsiTheme="minorHAnsi" w:cs="Arial"/>
+        </w:rPr>
+        <w:t>.</w:t>
+      </w:r>
+    </w:p>
+    <w:p>
+      <w:pPr>
+        <w:pStyle w:val="NormalWeb"/>
+        <w:spacing w:after="100" w:afterAutospacing="1"/>
+        <w:rPr>
+          <w:rFonts w:asciiTheme="minorHAnsi" w:hAnsiTheme="minorHAnsi"/>
+          <w:u w:val="single"/>
+        </w:rPr>
+      </w:pPr>
+    </w:p>
+    <w:p>
+      <w:pPr>
+        <w:pStyle w:val="NormalWeb"/>
+        <w:spacing w:after="100" w:afterAutospacing="1"/>
+        <w:rPr>
+          <w:rFonts w:asciiTheme="minorHAnsi" w:hAnsiTheme="minorHAnsi" w:cs="Arial"/>
+        </w:rPr>
+      </w:pPr>
+      <w:r>
+        <w:rPr>
+          <w:rFonts w:asciiTheme="minorHAnsi" w:hAnsiTheme="minorHAnsi"/>
+          <w:u w:val="single"/>
+          <w:lang w:val="en-US"/>
+        </w:rPr>
+        <w:t>Explanation of Advance Concepts</w:t>
+      </w:r>
+      <w:r>
+        <w:rPr>
+          <w:rFonts w:asciiTheme="minorHAnsi" w:hAnsiTheme="minorHAnsi"/>
+          <w:bCs/>
+          <w:u w:val="single"/>
+        </w:rPr>
+        <w:t>:</w:t>
+      </w:r>
+    </w:p>
+    <w:p>
+      <w:pPr>
+        <w:pStyle w:val="ListParagraph"/>
+        <w:numPr>
+          <w:ilvl w:val="0"/>
+          <w:numId w:val="26"/>
+        </w:numPr>
+        <w:rPr>
+          <w:rFonts w:asciiTheme="minorHAnsi" w:eastAsia="Times New Roman" w:hAnsiTheme="minorHAnsi" w:cs="Times New Roman"/>
+          <w:sz w:val="24"/>
+          <w:szCs w:val="24"/>
+          <w:lang w:val="en-IL" w:eastAsia="en-IL"/>
+        </w:rPr>
+      </w:pPr>
+      <w:r>
+        <w:rPr>
+          <w:b/>
+          <w:i/>
+          <w:iCs/>
+          <w:sz w:val="24"/>
+          <w:szCs w:val="24"/>
+        </w:rPr>
+        <w:t>Cv2.calcHist</w:t>
+      </w:r>
+      <w:r>
+        <w:rPr>
+          <w:b/>
+          <w:i/>
+          <w:iCs/>
+          <w:sz w:val="24"/>
+          <w:szCs w:val="24"/>
+        </w:rPr>
+        <w:t>:</w:t>
+      </w:r>
+      <w:r>
+        <w:rPr>
+          <w:b/>
+          <w:sz w:val="24"/>
+          <w:szCs w:val="24"/>
+        </w:rPr>
+        <w:t xml:space="preserve"> </w:t>
+      </w:r>
+      <w:r>
+        <w:rPr>
+          <w:rFonts w:asciiTheme="minorHAnsi" w:hAnsiTheme="minorHAnsi"/>
+          <w:bCs/>
+          <w:sz w:val="24"/>
+          <w:szCs w:val="24"/>
+        </w:rPr>
+        <w:t xml:space="preserve">To evaluate how closely a candidate particle matches the target subject, the tracking module extracts a multi-dimensional color fingerprint using cv2.calcHist. The pipeline constructs a 3D Color Histogram across the </w:t>
+      </w:r>
+      <w:proofErr w:type="gramStart"/>
+      <w:r>
+        <w:rPr>
+          <w:rFonts w:asciiTheme="minorHAnsi" w:hAnsiTheme="minorHAnsi"/>
+          <w:bCs/>
+          <w:sz w:val="24"/>
+          <w:szCs w:val="24"/>
+        </w:rPr>
+        <w:t>three color</w:t>
+      </w:r>
+      <w:proofErr w:type="gramEnd"/>
+      <w:r>
+        <w:rPr>
+          <w:rFonts w:asciiTheme="minorHAnsi" w:hAnsiTheme="minorHAnsi"/>
+          <w:bCs/>
+          <w:sz w:val="24"/>
+          <w:szCs w:val="24"/>
+        </w:rPr>
+        <w:t xml:space="preserve"> channels simultaneously, quantizing the dense BGR color space into a manageable </w:t>
+      </w:r>
+      <m:oMath>
+        <m:r>
+          <w:rPr>
+            <w:rFonts w:ascii="Cambria Math" w:hAnsi="Cambria Math"/>
+            <w:sz w:val="24"/>
+            <w:szCs w:val="24"/>
+          </w:rPr>
+          <m:t xml:space="preserve">16×16×16 </m:t>
+        </m:r>
+      </m:oMath>
+      <w:r>
+        <w:rPr>
+          <w:rFonts w:asciiTheme="minorHAnsi" w:hAnsiTheme="minorHAnsi"/>
+          <w:bCs/>
+          <w:sz w:val="24"/>
+          <w:szCs w:val="24"/>
+        </w:rPr>
+        <w:t>bin configuration (4,096 total combinations).</w:t>
+      </w:r>
+    </w:p>
+    <w:p>
+      <w:pPr>
+        <w:pStyle w:val="ListParagraph"/>
+        <w:numPr>
+          <w:ilvl w:val="0"/>
+          <w:numId w:val="26"/>
+        </w:numPr>
+        <w:rPr>
+          <w:rFonts w:asciiTheme="minorHAnsi" w:eastAsia="Times New Roman" w:hAnsiTheme="minorHAnsi" w:cs="Times New Roman"/>
+          <w:sz w:val="24"/>
+          <w:szCs w:val="24"/>
+          <w:lang w:val="en-IL" w:eastAsia="en-IL"/>
+        </w:rPr>
+      </w:pPr>
+      <w:r>
+        <w:rPr>
+          <w:rFonts w:asciiTheme="minorHAnsi" w:eastAsia="Times New Roman" w:hAnsiTheme="minorHAnsi" w:cs="Times New Roman"/>
+          <w:b/>
+          <w:bCs/>
+          <w:sz w:val="24"/>
+          <w:szCs w:val="24"/>
+          <w:lang w:val="en-IL" w:eastAsia="en-IL"/>
+        </w:rPr>
+        <w:lastRenderedPageBreak/>
+        <w:t>CDF Resampling via Binary Search</w:t>
+      </w:r>
+      <w:r>
+        <w:rPr>
+          <w:rFonts w:asciiTheme="minorHAnsi" w:eastAsia="Times New Roman" w:hAnsiTheme="minorHAnsi" w:cs="Times New Roman"/>
+          <w:b/>
+          <w:bCs/>
+          <w:sz w:val="24"/>
+          <w:szCs w:val="24"/>
+          <w:lang w:val="en-IL" w:eastAsia="en-IL"/>
+        </w:rPr>
+        <w:t xml:space="preserve">: </w:t>
+      </w:r>
+      <w:r>
+        <w:rPr>
+          <w:rFonts w:asciiTheme="minorHAnsi" w:eastAsia="Times New Roman" w:hAnsiTheme="minorHAnsi" w:cs="Times New Roman"/>
+          <w:sz w:val="24"/>
+          <w:szCs w:val="24"/>
+          <w:lang w:val="en-IL" w:eastAsia="en-IL"/>
+        </w:rPr>
+        <w:t xml:space="preserve">To replace poorly positioned particles with high-weight successes without introducing an </w:t>
+      </w:r>
+      <m:oMath>
+        <m:r>
+          <w:rPr>
+            <w:rFonts w:ascii="Cambria Math" w:eastAsia="Times New Roman" w:hAnsi="Cambria Math" w:cs="Arial"/>
+            <w:sz w:val="24"/>
+            <w:szCs w:val="24"/>
+            <w:lang w:val="en-IL" w:eastAsia="en-IL"/>
+          </w:rPr>
+          <m:t>O</m:t>
+        </m:r>
+        <m:d>
+          <m:dPr>
+            <m:ctrlPr>
+              <w:rPr>
+                <w:rFonts w:ascii="Cambria Math" w:eastAsia="Times New Roman" w:hAnsi="Cambria Math" w:cs="Arial"/>
+                <w:sz w:val="24"/>
+                <w:szCs w:val="24"/>
+                <w:lang w:val="en-IL" w:eastAsia="en-IL"/>
+              </w:rPr>
+            </m:ctrlPr>
+          </m:dPr>
+          <m:e>
+            <m:sSup>
+              <m:sSupPr>
+                <m:ctrlPr>
+                  <w:rPr>
+                    <w:rFonts w:ascii="Cambria Math" w:eastAsia="Times New Roman" w:hAnsi="Cambria Math" w:cs="Arial"/>
+                    <w:sz w:val="24"/>
+                    <w:szCs w:val="24"/>
+                    <w:lang w:val="en-IL" w:eastAsia="en-IL"/>
+                  </w:rPr>
+                </m:ctrlPr>
+              </m:sSupPr>
+              <m:e>
+                <m:r>
+                  <w:rPr>
+                    <w:rFonts w:ascii="Cambria Math" w:eastAsia="Times New Roman" w:hAnsi="Cambria Math" w:cs="Arial"/>
+                    <w:sz w:val="24"/>
+                    <w:szCs w:val="24"/>
+                    <w:lang w:val="en-IL" w:eastAsia="en-IL"/>
+                  </w:rPr>
+                  <m:t>N</m:t>
+                </m:r>
+              </m:e>
+              <m:sup>
+                <m:r>
+                  <w:rPr>
+                    <w:rFonts w:ascii="Cambria Math" w:eastAsia="Times New Roman" w:hAnsi="Cambria Math" w:cs="Arial"/>
+                    <w:sz w:val="24"/>
+                    <w:szCs w:val="24"/>
+                    <w:lang w:val="en-IL" w:eastAsia="en-IL"/>
+                  </w:rPr>
+                  <m:t>2</m:t>
+                </m:r>
+              </m:sup>
+            </m:sSup>
+          </m:e>
+        </m:d>
+      </m:oMath>
+      <w:r>
+        <w:rPr>
+          <w:rFonts w:asciiTheme="minorHAnsi" w:eastAsia="Times New Roman" w:hAnsiTheme="minorHAnsi" w:cs="Times New Roman"/>
+          <w:sz w:val="24"/>
+          <w:szCs w:val="24"/>
+          <w:lang w:val="en-IL" w:eastAsia="en-IL"/>
+        </w:rPr>
+        <w:t xml:space="preserve"> algorithmic slowdown, we map the normalized weights to a cumulative sum array (CDF). Generating </w:t>
+      </w:r>
+      <m:oMath>
+        <m:r>
+          <w:rPr>
+            <w:rFonts w:ascii="Cambria Math" w:eastAsia="Times New Roman" w:hAnsi="Cambria Math" w:cs="Arial"/>
+            <w:sz w:val="24"/>
+            <w:szCs w:val="24"/>
+            <w:lang w:val="en-IL" w:eastAsia="en-IL"/>
+          </w:rPr>
+          <m:t>N</m:t>
+        </m:r>
+      </m:oMath>
+      <w:r>
+        <w:rPr>
+          <w:rFonts w:asciiTheme="minorHAnsi" w:eastAsia="Times New Roman" w:hAnsiTheme="minorHAnsi" w:cs="Times New Roman"/>
+          <w:sz w:val="24"/>
+          <w:szCs w:val="24"/>
+          <w:lang w:val="en-IL" w:eastAsia="en-IL"/>
+        </w:rPr>
+        <w:t xml:space="preserve"> random uniform numbers and utilizing </w:t>
+      </w:r>
+      <w:proofErr w:type="spellStart"/>
+      <w:proofErr w:type="gramStart"/>
+      <w:r>
+        <w:rPr>
+          <w:rFonts w:asciiTheme="minorHAnsi" w:eastAsia="Times New Roman" w:hAnsiTheme="minorHAnsi" w:cs="Arial"/>
+          <w:sz w:val="24"/>
+          <w:szCs w:val="24"/>
+          <w:lang w:val="en-IL" w:eastAsia="en-IL"/>
+        </w:rPr>
+        <w:t>np.searchsorted</w:t>
+      </w:r>
+      <w:proofErr w:type="spellEnd"/>
+      <w:proofErr w:type="gramEnd"/>
+      <w:r>
+        <w:rPr>
+          <w:rFonts w:asciiTheme="minorHAnsi" w:eastAsia="Times New Roman" w:hAnsiTheme="minorHAnsi" w:cs="Times New Roman"/>
+          <w:sz w:val="24"/>
+          <w:szCs w:val="24"/>
+          <w:lang w:val="en-IL" w:eastAsia="en-IL"/>
+        </w:rPr>
+        <w:t xml:space="preserve"> allows us to perform a binary search index lookup. This handles the entire resampling phase in </w:t>
+      </w:r>
+      <m:oMath>
+        <m:r>
+          <w:rPr>
+            <w:rFonts w:ascii="Cambria Math" w:eastAsia="Times New Roman" w:hAnsi="Cambria Math" w:cs="Arial"/>
+            <w:sz w:val="24"/>
+            <w:szCs w:val="24"/>
+            <w:lang w:val="en-IL" w:eastAsia="en-IL"/>
+          </w:rPr>
+          <m:t>O</m:t>
+        </m:r>
+        <m:d>
+          <m:dPr>
+            <m:ctrlPr>
+              <w:rPr>
+                <w:rFonts w:ascii="Cambria Math" w:eastAsia="Times New Roman" w:hAnsi="Cambria Math" w:cs="Arial"/>
+                <w:sz w:val="24"/>
+                <w:szCs w:val="24"/>
+                <w:lang w:val="en-IL" w:eastAsia="en-IL"/>
+              </w:rPr>
+            </m:ctrlPr>
+          </m:dPr>
+          <m:e>
+            <m:r>
+              <w:rPr>
+                <w:rFonts w:ascii="Cambria Math" w:eastAsia="Times New Roman" w:hAnsi="Cambria Math" w:cs="Arial"/>
+                <w:sz w:val="24"/>
+                <w:szCs w:val="24"/>
+                <w:lang w:val="en-IL" w:eastAsia="en-IL"/>
+              </w:rPr>
+              <m:t>N</m:t>
+            </m:r>
+            <m:func>
+              <m:funcPr>
+                <m:ctrlPr>
+                  <w:rPr>
+                    <w:rFonts w:ascii="Cambria Math" w:eastAsia="Times New Roman" w:hAnsi="Cambria Math" w:cs="Arial"/>
+                    <w:sz w:val="24"/>
+                    <w:szCs w:val="24"/>
+                    <w:lang w:val="en-IL" w:eastAsia="en-IL"/>
+                  </w:rPr>
+                </m:ctrlPr>
+              </m:funcPr>
+              <m:fName>
+                <m:r>
+                  <m:rPr>
+                    <m:sty m:val="p"/>
+                  </m:rPr>
+                  <w:rPr>
+                    <w:rFonts w:ascii="Cambria Math" w:eastAsia="Times New Roman" w:hAnsi="Cambria Math" w:cs="Arial"/>
+                    <w:sz w:val="24"/>
+                    <w:szCs w:val="24"/>
+                    <w:lang w:val="en-IL" w:eastAsia="en-IL"/>
+                  </w:rPr>
+                  <m:t>log</m:t>
+                </m:r>
+              </m:fName>
+              <m:e>
+                <m:r>
+                  <w:rPr>
+                    <w:rFonts w:ascii="Cambria Math" w:eastAsia="Times New Roman" w:hAnsi="Cambria Math" w:cs="Arial"/>
+                    <w:sz w:val="24"/>
+                    <w:szCs w:val="24"/>
+                    <w:lang w:val="en-IL" w:eastAsia="en-IL"/>
+                  </w:rPr>
+                  <m:t>N</m:t>
+                </m:r>
+              </m:e>
+            </m:func>
+          </m:e>
+        </m:d>
+      </m:oMath>
+      <w:r>
+        <w:rPr>
+          <w:rFonts w:asciiTheme="minorHAnsi" w:eastAsia="Times New Roman" w:hAnsiTheme="minorHAnsi" w:cs="Times New Roman"/>
+          <w:sz w:val="24"/>
+          <w:szCs w:val="24"/>
+          <w:lang w:val="en-IL" w:eastAsia="en-IL"/>
+        </w:rPr>
+        <w:t xml:space="preserve"> time, ensuring highly efficient state tracking across long video files.</w:t>
+      </w:r>
+    </w:p>
+    <w:p>
+      <w:pPr>
+        <w:pStyle w:val="ListParagraph"/>
+        <w:numPr>
+          <w:ilvl w:val="0"/>
+          <w:numId w:val="26"/>
+        </w:numPr>
+        <w:rPr>
+          <w:rFonts w:asciiTheme="minorHAnsi" w:eastAsia="Times New Roman" w:hAnsiTheme="minorHAnsi" w:cs="Times New Roman"/>
+          <w:sz w:val="24"/>
+          <w:szCs w:val="24"/>
+          <w:lang w:val="en-IL" w:eastAsia="en-IL"/>
+        </w:rPr>
+      </w:pPr>
+      <w:r>
+        <w:rPr>
+          <w:rFonts w:asciiTheme="minorHAnsi" w:eastAsia="Times New Roman" w:hAnsiTheme="minorHAnsi" w:cs="Times New Roman"/>
+          <w:b/>
+          <w:bCs/>
+          <w:sz w:val="24"/>
+          <w:szCs w:val="24"/>
+          <w:lang w:val="en-IL" w:eastAsia="en-IL"/>
+        </w:rPr>
+        <w:t>Bhattacharyya Distance:</w:t>
+      </w:r>
+      <w:r>
+        <w:rPr>
+          <w:rFonts w:asciiTheme="minorHAnsi" w:eastAsia="Times New Roman" w:hAnsiTheme="minorHAnsi" w:cs="Times New Roman"/>
+          <w:b/>
+          <w:bCs/>
+          <w:sz w:val="24"/>
+          <w:szCs w:val="24"/>
+          <w:lang w:val="en-IL" w:eastAsia="en-IL"/>
+        </w:rPr>
+        <w:t xml:space="preserve"> </w:t>
+      </w:r>
+      <w:r>
+        <w:rPr>
+          <w:rFonts w:asciiTheme="minorHAnsi" w:eastAsia="Times New Roman" w:hAnsiTheme="minorHAnsi" w:cs="Times New Roman"/>
+          <w:sz w:val="24"/>
+          <w:szCs w:val="24"/>
+          <w:lang w:val="en-IL" w:eastAsia="en-IL"/>
+        </w:rPr>
+        <w:t xml:space="preserve">The Bhattacharyya coefficient </w:t>
+      </w:r>
+      <m:oMath>
+        <m:r>
+          <w:rPr>
+            <w:rFonts w:ascii="Cambria Math" w:eastAsia="Times New Roman" w:hAnsi="Cambria Math" w:cs="Arial"/>
+            <w:sz w:val="24"/>
+            <w:szCs w:val="24"/>
+            <w:lang w:val="en-IL" w:eastAsia="en-IL"/>
+          </w:rPr>
+          <m:t>ρ</m:t>
+        </m:r>
+      </m:oMath>
+      <w:r>
+        <w:rPr>
+          <w:rFonts w:asciiTheme="minorHAnsi" w:eastAsia="Times New Roman" w:hAnsiTheme="minorHAnsi" w:cs="Times New Roman"/>
+          <w:sz w:val="24"/>
+          <w:szCs w:val="24"/>
+          <w:lang w:val="en-IL" w:eastAsia="en-IL"/>
+        </w:rPr>
+        <w:t xml:space="preserve"> outputs a value between </w:t>
+      </w:r>
+      <m:oMath>
+        <m:r>
+          <w:rPr>
+            <w:rFonts w:ascii="Cambria Math" w:eastAsia="Times New Roman" w:hAnsi="Cambria Math" w:cs="Arial"/>
+            <w:sz w:val="24"/>
+            <w:szCs w:val="24"/>
+            <w:lang w:val="en-IL" w:eastAsia="en-IL"/>
+          </w:rPr>
+          <m:t>0</m:t>
+        </m:r>
+      </m:oMath>
+      <w:r>
+        <w:rPr>
+          <w:rFonts w:asciiTheme="minorHAnsi" w:eastAsia="Times New Roman" w:hAnsiTheme="minorHAnsi" w:cs="Times New Roman"/>
+          <w:sz w:val="24"/>
+          <w:szCs w:val="24"/>
+          <w:lang w:val="en-IL" w:eastAsia="en-IL"/>
+        </w:rPr>
+        <w:t xml:space="preserve"> and </w:t>
+      </w:r>
+      <m:oMath>
+        <m:r>
+          <w:rPr>
+            <w:rFonts w:ascii="Cambria Math" w:eastAsia="Times New Roman" w:hAnsi="Cambria Math" w:cs="Arial"/>
+            <w:sz w:val="24"/>
+            <w:szCs w:val="24"/>
+            <w:lang w:val="en-IL" w:eastAsia="en-IL"/>
+          </w:rPr>
+          <m:t>1</m:t>
+        </m:r>
+      </m:oMath>
+      <w:r>
+        <w:rPr>
+          <w:rFonts w:asciiTheme="minorHAnsi" w:eastAsia="Times New Roman" w:hAnsiTheme="minorHAnsi" w:cs="Times New Roman"/>
+          <w:sz w:val="24"/>
+          <w:szCs w:val="24"/>
+          <w:lang w:val="en-IL" w:eastAsia="en-IL"/>
+        </w:rPr>
+        <w:t xml:space="preserve"> indicating color distribution similarity. However, standard linear weights fail to cleanly separate the best-matching particles from mediocre background noise. By mapping the coefficient to an exponential scale (</w:t>
+      </w:r>
+      <m:oMath>
+        <m:func>
+          <m:funcPr>
+            <m:ctrlPr>
+              <w:rPr>
+                <w:rFonts w:ascii="Cambria Math" w:eastAsia="Times New Roman" w:hAnsi="Cambria Math" w:cs="Arial"/>
+                <w:sz w:val="24"/>
+                <w:szCs w:val="24"/>
+                <w:lang w:val="en-IL" w:eastAsia="en-IL"/>
+              </w:rPr>
+            </m:ctrlPr>
+          </m:funcPr>
+          <m:fName>
+            <m:r>
+              <m:rPr>
+                <m:sty m:val="p"/>
+              </m:rPr>
+              <w:rPr>
+                <w:rFonts w:ascii="Cambria Math" w:eastAsia="Times New Roman" w:hAnsi="Cambria Math" w:cs="Arial"/>
+                <w:sz w:val="24"/>
+                <w:szCs w:val="24"/>
+                <w:lang w:val="en-IL" w:eastAsia="en-IL"/>
+              </w:rPr>
+              <m:t>exp</m:t>
+            </m:r>
+          </m:fName>
+          <m:e>
+            <m:d>
+              <m:dPr>
+                <m:ctrlPr>
+                  <w:rPr>
+                    <w:rFonts w:ascii="Cambria Math" w:eastAsia="Times New Roman" w:hAnsi="Cambria Math" w:cs="Arial"/>
+                    <w:sz w:val="24"/>
+                    <w:szCs w:val="24"/>
+                    <w:lang w:val="en-IL" w:eastAsia="en-IL"/>
+                  </w:rPr>
+                </m:ctrlPr>
+              </m:dPr>
+              <m:e>
+                <m:r>
+                  <w:rPr>
+                    <w:rFonts w:ascii="Cambria Math" w:eastAsia="Times New Roman" w:hAnsi="Cambria Math" w:cs="Arial"/>
+                    <w:sz w:val="24"/>
+                    <w:szCs w:val="24"/>
+                    <w:lang w:val="en-IL" w:eastAsia="en-IL"/>
+                  </w:rPr>
+                  <m:t>20.0⋅ρ</m:t>
+                </m:r>
+              </m:e>
+            </m:d>
+          </m:e>
+        </m:func>
+      </m:oMath>
+      <w:r>
+        <w:rPr>
+          <w:rFonts w:asciiTheme="minorHAnsi" w:eastAsia="Times New Roman" w:hAnsiTheme="minorHAnsi" w:cs="Times New Roman"/>
+          <w:sz w:val="24"/>
+          <w:szCs w:val="24"/>
+          <w:lang w:val="en-IL" w:eastAsia="en-IL"/>
+        </w:rPr>
+        <w:t>), we dramatically amplify the score variance. Particles that capture the exact color layout of the person receive massive, dominant importance weights, forcing the filter to rapidly converge on the true target.</w:t>
+      </w:r>
+    </w:p>
+    <w:p>
+      <w:pPr>
+        <w:pStyle w:val="ListParagraph"/>
+        <w:rPr>
+          <w:rFonts w:ascii="Times New Roman" w:eastAsia="Times New Roman" w:hAnsi="Times New Roman" w:cs="Times New Roman"/>
+          <w:sz w:val="24"/>
+          <w:szCs w:val="24"/>
+          <w:lang w:val="en-IL" w:eastAsia="en-IL"/>
         </w:rPr>
       </w:pPr>
     </w:p>
@@ -3397,6 +6890,56 @@
 </w:document>
 </file>
 
+<file path=word/endnotes.xml><?xml version="1.0" encoding="utf-8"?>
+<w:endnotes xmlns:wpc="http://schemas.microsoft.com/office/word/2010/wordprocessingCanvas" xmlns:cx="http://schemas.microsoft.com/office/drawing/2014/chartex" xmlns:cx1="http://schemas.microsoft.com/office/drawing/2015/9/8/chartex" xmlns:cx2="http://schemas.microsoft.com/office/drawing/2015/10/21/chartex" xmlns:cx3="http://schemas.microsoft.com/office/drawing/2016/5/9/chartex" xmlns:cx4="http://schemas.microsoft.com/office/drawing/2016/5/10/chartex" xmlns:cx5="http://schemas.microsoft.com/office/drawing/2016/5/11/chartex" xmlns:cx6="http://schemas.microsoft.com/office/drawing/2016/5/12/chartex" xmlns:cx7="http://schemas.microsoft.com/office/drawing/2016/5/13/chartex" xmlns:cx8="http://schemas.microsoft.com/office/drawing/2016/5/14/chartex" xmlns:mc="http://schemas.openxmlformats.org/markup-compatibility/2006" xmlns:aink="http://schemas.microsoft.com/office/drawing/2016/ink" xmlns:am3d="http://schemas.microsoft.com/office/drawing/2017/model3d" xmlns:o="urn:schemas-microsoft-com:office:office" xmlns:oel="http://schemas.microsoft.com/office/2019/extlst" xmlns:r="http://schemas.openxmlformats.org/officeDocument/2006/relationships" xmlns:m="http://schemas.openxmlformats.org/officeDocument/2006/math" xmlns:v="urn:schemas-microsoft-com:vml" xmlns:wp14="http://schemas.microsoft.com/office/word/2010/wordprocessingDrawing" xmlns:wp="http://schemas.openxmlformats.org/drawingml/2006/wordprocessingDrawing" xmlns:w10="urn:schemas-microsoft-com:office:word" xmlns:w="http://schemas.openxmlformats.org/wordprocessingml/2006/main" xmlns:w14="http://schemas.microsoft.com/office/word/2010/wordml" xmlns:w15="http://schemas.microsoft.com/office/word/2012/wordml" xmlns:w16cex="http://schemas.microsoft.com/office/word/2018/wordml/cex" xmlns:w16cid="http://schemas.microsoft.com/office/word/2016/wordml/cid" xmlns:w16="http://schemas.microsoft.com/office/word/2018/wordml" xmlns:w16du="http://schemas.microsoft.com/office/word/2023/wordml/word16du" xmlns:w16sdtdh="http://schemas.microsoft.com/office/word/2020/wordml/sdtdatahash" xmlns:w16sdtfl="http://schemas.microsoft.com/office/word/2024/wordml/sdtformatlock" xmlns:w16se="http://schemas.microsoft.com/office/word/2015/wordml/symex" xmlns:wpg="http://schemas.microsoft.com/office/word/2010/wordprocessingGroup" xmlns:wpi="http://schemas.microsoft.com/office/word/2010/wordprocessingInk" xmlns:wne="http://schemas.microsoft.com/office/word/2006/wordml" xmlns:wps="http://schemas.microsoft.com/office/word/2010/wordprocessingShape" mc:Ignorable="w14 w15 w16se w16cid w16 w16cex w16sdtdh w16sdtfl w16du wp14">
+  <w:endnote w:type="separator" w:id="-1">
+    <w:p>
+      <w:pPr>
+        <w:spacing w:line="240" w:lineRule="auto"/>
+      </w:pPr>
+      <w:r>
+        <w:separator/>
+      </w:r>
+    </w:p>
+  </w:endnote>
+  <w:endnote w:type="continuationSeparator" w:id="0">
+    <w:p>
+      <w:pPr>
+        <w:spacing w:line="240" w:lineRule="auto"/>
+      </w:pPr>
+      <w:r>
+        <w:continuationSeparator/>
+      </w:r>
+    </w:p>
+  </w:endnote>
+</w:endnotes>
+</file>
+
+<file path=word/footnotes.xml><?xml version="1.0" encoding="utf-8"?>
+<w:footnotes xmlns:wpc="http://schemas.microsoft.com/office/word/2010/wordprocessingCanvas" xmlns:cx="http://schemas.microsoft.com/office/drawing/2014/chartex" xmlns:cx1="http://schemas.microsoft.com/office/drawing/2015/9/8/chartex" xmlns:cx2="http://schemas.microsoft.com/office/drawing/2015/10/21/chartex" xmlns:cx3="http://schemas.microsoft.com/office/drawing/2016/5/9/chartex" xmlns:cx4="http://schemas.microsoft.com/office/drawing/2016/5/10/chartex" xmlns:cx5="http://schemas.microsoft.com/office/drawing/2016/5/11/chartex" xmlns:cx6="http://schemas.microsoft.com/office/drawing/2016/5/12/chartex" xmlns:cx7="http://schemas.microsoft.com/office/drawing/2016/5/13/chartex" xmlns:cx8="http://schemas.microsoft.com/office/drawing/2016/5/14/chartex" xmlns:mc="http://schemas.openxmlformats.org/markup-compatibility/2006" xmlns:aink="http://schemas.microsoft.com/office/drawing/2016/ink" xmlns:am3d="http://schemas.microsoft.com/office/drawing/2017/model3d" xmlns:o="urn:schemas-microsoft-com:office:office" xmlns:oel="http://schemas.microsoft.com/office/2019/extlst" xmlns:r="http://schemas.openxmlformats.org/officeDocument/2006/relationships" xmlns:m="http://schemas.openxmlformats.org/officeDocument/2006/math" xmlns:v="urn:schemas-microsoft-com:vml" xmlns:wp14="http://schemas.microsoft.com/office/word/2010/wordprocessingDrawing" xmlns:wp="http://schemas.openxmlformats.org/drawingml/2006/wordprocessingDrawing" xmlns:w10="urn:schemas-microsoft-com:office:word" xmlns:w="http://schemas.openxmlformats.org/wordprocessingml/2006/main" xmlns:w14="http://schemas.microsoft.com/office/word/2010/wordml" xmlns:w15="http://schemas.microsoft.com/office/word/2012/wordml" xmlns:w16cex="http://schemas.microsoft.com/office/word/2018/wordml/cex" xmlns:w16cid="http://schemas.microsoft.com/office/word/2016/wordml/cid" xmlns:w16="http://schemas.microsoft.com/office/word/2018/wordml" xmlns:w16du="http://schemas.microsoft.com/office/word/2023/wordml/word16du" xmlns:w16sdtdh="http://schemas.microsoft.com/office/word/2020/wordml/sdtdatahash" xmlns:w16sdtfl="http://schemas.microsoft.com/office/word/2024/wordml/sdtformatlock" xmlns:w16se="http://schemas.microsoft.com/office/word/2015/wordml/symex" xmlns:wpg="http://schemas.microsoft.com/office/word/2010/wordprocessingGroup" xmlns:wpi="http://schemas.microsoft.com/office/word/2010/wordprocessingInk" xmlns:wne="http://schemas.microsoft.com/office/word/2006/wordml" xmlns:wps="http://schemas.microsoft.com/office/word/2010/wordprocessingShape" mc:Ignorable="w14 w15 w16se w16cid w16 w16cex w16sdtdh w16sdtfl w16du wp14">
+  <w:footnote w:type="separator" w:id="-1">
+    <w:p>
+      <w:pPr>
+        <w:spacing w:line="240" w:lineRule="auto"/>
+      </w:pPr>
+      <w:r>
+        <w:separator/>
+      </w:r>
+    </w:p>
+  </w:footnote>
+  <w:footnote w:type="continuationSeparator" w:id="0">
+    <w:p>
+      <w:pPr>
+        <w:spacing w:line="240" w:lineRule="auto"/>
+      </w:pPr>
+      <w:r>
+        <w:continuationSeparator/>
+      </w:r>
+    </w:p>
+  </w:footnote>
+</w:footnotes>
+</file>
+
 <file path=word/numbering.xml><?xml version="1.0" encoding="utf-8"?>
 <w:numbering xmlns:wpc="http://schemas.microsoft.com/office/word/2010/wordprocessingCanvas" xmlns:cx="http://schemas.microsoft.com/office/drawing/2014/chartex" xmlns:cx1="http://schemas.microsoft.com/office/drawing/2015/9/8/chartex" xmlns:cx2="http://schemas.microsoft.com/office/drawing/2015/10/21/chartex" xmlns:cx3="http://schemas.microsoft.com/office/drawing/2016/5/9/chartex" xmlns:cx4="http://schemas.microsoft.com/office/drawing/2016/5/10/chartex" xmlns:cx5="http://schemas.microsoft.com/office/drawing/2016/5/11/chartex" xmlns:cx6="http://schemas.microsoft.com/office/drawing/2016/5/12/chartex" xmlns:cx7="http://schemas.microsoft.com/office/drawing/2016/5/13/chartex" xmlns:cx8="http://schemas.microsoft.com/office/drawing/2016/5/14/chartex" xmlns:mc="http://schemas.openxmlformats.org/markup-compatibility/2006" xmlns:aink="http://schemas.microsoft.com/office/drawing/2016/ink" xmlns:am3d="http://schemas.microsoft.com/office/drawing/2017/model3d" xmlns:o="urn:schemas-microsoft-com:office:office" xmlns:oel="http://schemas.microsoft.com/office/2019/extlst" xmlns:r="http://schemas.openxmlformats.org/officeDocument/2006/relationships" xmlns:m="http://schemas.openxmlformats.org/officeDocument/2006/math" xmlns:v="urn:schemas-microsoft-com:vml" xmlns:wp14="http://schemas.microsoft.com/office/word/2010/wordprocessingDrawing" xmlns:wp="http://schemas.openxmlformats.org/drawingml/2006/wordprocessingDrawing" xmlns:w10="urn:schemas-microsoft-com:office:word" xmlns:w="http://schemas.openxmlformats.org/wordprocessingml/2006/main" xmlns:w14="http://schemas.microsoft.com/office/word/2010/wordml" xmlns:w15="http://schemas.microsoft.com/office/word/2012/wordml" xmlns:w16cex="http://schemas.microsoft.com/office/word/2018/wordml/cex" xmlns:w16cid="http://schemas.microsoft.com/office/word/2016/wordml/cid" xmlns:w16="http://schemas.microsoft.com/office/word/2018/wordml" xmlns:w16du="http://schemas.microsoft.com/office/word/2023/wordml/word16du" xmlns:w16sdtdh="http://schemas.microsoft.com/office/word/2020/wordml/sdtdatahash" xmlns:w16sdtfl="http://schemas.microsoft.com/office/word/2024/wordml/sdtformatlock" xmlns:w16se="http://schemas.microsoft.com/office/word/2015/wordml/symex" xmlns:wpg="http://schemas.microsoft.com/office/word/2010/wordprocessingGroup" xmlns:wpi="http://schemas.microsoft.com/office/word/2010/wordprocessingInk" xmlns:wne="http://schemas.microsoft.com/office/word/2006/wordml" xmlns:wps="http://schemas.microsoft.com/office/word/2010/wordprocessingShape" mc:Ignorable="w14 w15 w16se w16cid w16 w16cex w16sdtdh w16sdtfl w16du wp14">
   <w:abstractNum w:abstractNumId="0" w15:restartNumberingAfterBreak="0">
@@ -3513,6 +7056,155 @@
     </w:lvl>
   </w:abstractNum>
   <w:abstractNum w:abstractNumId="1" w15:restartNumberingAfterBreak="0">
+    <w:nsid w:val="058611F1"/>
+    <w:multiLevelType w:val="multilevel"/>
+    <w:tmpl w:val="E5F4466E"/>
+    <w:lvl w:ilvl="0">
+      <w:start w:val="1"/>
+      <w:numFmt w:val="bullet"/>
+      <w:lvlText w:val=""/>
+      <w:lvlJc w:val="left"/>
+      <w:pPr>
+        <w:tabs>
+          <w:tab w:val="num" w:pos="720"/>
+        </w:tabs>
+        <w:ind w:left="720" w:hanging="360"/>
+      </w:pPr>
+      <w:rPr>
+        <w:rFonts w:ascii="Symbol" w:hAnsi="Symbol" w:hint="default"/>
+        <w:sz w:val="20"/>
+      </w:rPr>
+    </w:lvl>
+    <w:lvl w:ilvl="1" w:tentative="1">
+      <w:start w:val="1"/>
+      <w:numFmt w:val="bullet"/>
+      <w:lvlText w:val="o"/>
+      <w:lvlJc w:val="left"/>
+      <w:pPr>
+        <w:tabs>
+          <w:tab w:val="num" w:pos="1440"/>
+        </w:tabs>
+        <w:ind w:left="1440" w:hanging="360"/>
+      </w:pPr>
+      <w:rPr>
+        <w:rFonts w:ascii="Courier New" w:hAnsi="Courier New" w:hint="default"/>
+        <w:sz w:val="20"/>
+      </w:rPr>
+    </w:lvl>
+    <w:lvl w:ilvl="2" w:tentative="1">
+      <w:start w:val="1"/>
+      <w:numFmt w:val="bullet"/>
+      <w:lvlText w:val=""/>
+      <w:lvlJc w:val="left"/>
+      <w:pPr>
+        <w:tabs>
+          <w:tab w:val="num" w:pos="2160"/>
+        </w:tabs>
+        <w:ind w:left="2160" w:hanging="360"/>
+      </w:pPr>
+      <w:rPr>
+        <w:rFonts w:ascii="Wingdings" w:hAnsi="Wingdings" w:hint="default"/>
+        <w:sz w:val="20"/>
+      </w:rPr>
+    </w:lvl>
+    <w:lvl w:ilvl="3" w:tentative="1">
+      <w:start w:val="1"/>
+      <w:numFmt w:val="bullet"/>
+      <w:lvlText w:val=""/>
+      <w:lvlJc w:val="left"/>
+      <w:pPr>
+        <w:tabs>
+          <w:tab w:val="num" w:pos="2880"/>
+        </w:tabs>
+        <w:ind w:left="2880" w:hanging="360"/>
+      </w:pPr>
+      <w:rPr>
+        <w:rFonts w:ascii="Wingdings" w:hAnsi="Wingdings" w:hint="default"/>
+        <w:sz w:val="20"/>
+      </w:rPr>
+    </w:lvl>
+    <w:lvl w:ilvl="4" w:tentative="1">
+      <w:start w:val="1"/>
+      <w:numFmt w:val="bullet"/>
+      <w:lvlText w:val=""/>
+      <w:lvlJc w:val="left"/>
+      <w:pPr>
+        <w:tabs>
+          <w:tab w:val="num" w:pos="3600"/>
+        </w:tabs>
+        <w:ind w:left="3600" w:hanging="360"/>
+      </w:pPr>
+      <w:rPr>
+        <w:rFonts w:ascii="Wingdings" w:hAnsi="Wingdings" w:hint="default"/>
+        <w:sz w:val="20"/>
+      </w:rPr>
+    </w:lvl>
+    <w:lvl w:ilvl="5" w:tentative="1">
+      <w:start w:val="1"/>
+      <w:numFmt w:val="bullet"/>
+      <w:lvlText w:val=""/>
+      <w:lvlJc w:val="left"/>
+      <w:pPr>
+        <w:tabs>
+          <w:tab w:val="num" w:pos="4320"/>
+        </w:tabs>
+        <w:ind w:left="4320" w:hanging="360"/>
+      </w:pPr>
+      <w:rPr>
+        <w:rFonts w:ascii="Wingdings" w:hAnsi="Wingdings" w:hint="default"/>
+        <w:sz w:val="20"/>
+      </w:rPr>
+    </w:lvl>
+    <w:lvl w:ilvl="6" w:tentative="1">
+      <w:start w:val="1"/>
+      <w:numFmt w:val="bullet"/>
+      <w:lvlText w:val=""/>
+      <w:lvlJc w:val="left"/>
+      <w:pPr>
+        <w:tabs>
+          <w:tab w:val="num" w:pos="5040"/>
+        </w:tabs>
+        <w:ind w:left="5040" w:hanging="360"/>
+      </w:pPr>
+      <w:rPr>
+        <w:rFonts w:ascii="Wingdings" w:hAnsi="Wingdings" w:hint="default"/>
+        <w:sz w:val="20"/>
+      </w:rPr>
+    </w:lvl>
+    <w:lvl w:ilvl="7" w:tentative="1">
+      <w:start w:val="1"/>
+      <w:numFmt w:val="bullet"/>
+      <w:lvlText w:val=""/>
+      <w:lvlJc w:val="left"/>
+      <w:pPr>
+        <w:tabs>
+          <w:tab w:val="num" w:pos="5760"/>
+        </w:tabs>
+        <w:ind w:left="5760" w:hanging="360"/>
+      </w:pPr>
+      <w:rPr>
+        <w:rFonts w:ascii="Wingdings" w:hAnsi="Wingdings" w:hint="default"/>
+        <w:sz w:val="20"/>
+      </w:rPr>
+    </w:lvl>
+    <w:lvl w:ilvl="8" w:tentative="1">
+      <w:start w:val="1"/>
+      <w:numFmt w:val="bullet"/>
+      <w:lvlText w:val=""/>
+      <w:lvlJc w:val="left"/>
+      <w:pPr>
+        <w:tabs>
+          <w:tab w:val="num" w:pos="6480"/>
+        </w:tabs>
+        <w:ind w:left="6480" w:hanging="360"/>
+      </w:pPr>
+      <w:rPr>
+        <w:rFonts w:ascii="Wingdings" w:hAnsi="Wingdings" w:hint="default"/>
+        <w:sz w:val="20"/>
+      </w:rPr>
+    </w:lvl>
+  </w:abstractNum>
+  <w:abstractNum w:abstractNumId="2" w15:restartNumberingAfterBreak="0">
     <w:nsid w:val="092D4699"/>
     <w:multiLevelType w:val="multilevel"/>
     <w:tmpl w:val="5EFEAC8E"/>
@@ -3661,7 +7353,7 @@
       </w:rPr>
     </w:lvl>
   </w:abstractNum>
-  <w:abstractNum w:abstractNumId="2" w15:restartNumberingAfterBreak="0">
+  <w:abstractNum w:abstractNumId="3" w15:restartNumberingAfterBreak="0">
     <w:nsid w:val="0BD63464"/>
     <w:multiLevelType w:val="hybridMultilevel"/>
     <w:tmpl w:val="65B2BDD2"/>
@@ -3752,7 +7444,185 @@
       </w:pPr>
     </w:lvl>
   </w:abstractNum>
-  <w:abstractNum w:abstractNumId="3" w15:restartNumberingAfterBreak="0">
+  <w:abstractNum w:abstractNumId="4" w15:restartNumberingAfterBreak="0">
+    <w:nsid w:val="1175773F"/>
+    <w:multiLevelType w:val="hybridMultilevel"/>
+    <w:tmpl w:val="32345886"/>
+    <w:lvl w:ilvl="0" w:tplc="FFFFFFFF">
+      <w:start w:val="1"/>
+      <w:numFmt w:val="decimal"/>
+      <w:lvlText w:val="%1."/>
+      <w:lvlJc w:val="left"/>
+      <w:pPr>
+        <w:ind w:left="720" w:hanging="360"/>
+      </w:pPr>
+      <w:rPr>
+        <w:rFonts w:hint="default"/>
+      </w:rPr>
+    </w:lvl>
+    <w:lvl w:ilvl="1" w:tplc="FFFFFFFF" w:tentative="1">
+      <w:start w:val="1"/>
+      <w:numFmt w:val="lowerLetter"/>
+      <w:lvlText w:val="%2."/>
+      <w:lvlJc w:val="left"/>
+      <w:pPr>
+        <w:ind w:left="1440" w:hanging="360"/>
+      </w:pPr>
+    </w:lvl>
+    <w:lvl w:ilvl="2" w:tplc="FFFFFFFF" w:tentative="1">
+      <w:start w:val="1"/>
+      <w:numFmt w:val="lowerRoman"/>
+      <w:lvlText w:val="%3."/>
+      <w:lvlJc w:val="right"/>
+      <w:pPr>
+        <w:ind w:left="2160" w:hanging="180"/>
+      </w:pPr>
+    </w:lvl>
+    <w:lvl w:ilvl="3" w:tplc="FFFFFFFF" w:tentative="1">
+      <w:start w:val="1"/>
+      <w:numFmt w:val="decimal"/>
+      <w:lvlText w:val="%4."/>
+      <w:lvlJc w:val="left"/>
+      <w:pPr>
+        <w:ind w:left="2880" w:hanging="360"/>
+      </w:pPr>
+    </w:lvl>
+    <w:lvl w:ilvl="4" w:tplc="FFFFFFFF" w:tentative="1">
+      <w:start w:val="1"/>
+      <w:numFmt w:val="lowerLetter"/>
+      <w:lvlText w:val="%5."/>
+      <w:lvlJc w:val="left"/>
+      <w:pPr>
+        <w:ind w:left="3600" w:hanging="360"/>
+      </w:pPr>
+    </w:lvl>
+    <w:lvl w:ilvl="5" w:tplc="FFFFFFFF" w:tentative="1">
+      <w:start w:val="1"/>
+      <w:numFmt w:val="lowerRoman"/>
+      <w:lvlText w:val="%6."/>
+      <w:lvlJc w:val="right"/>
+      <w:pPr>
+        <w:ind w:left="4320" w:hanging="180"/>
+      </w:pPr>
+    </w:lvl>
+    <w:lvl w:ilvl="6" w:tplc="FFFFFFFF" w:tentative="1">
+      <w:start w:val="1"/>
+      <w:numFmt w:val="decimal"/>
+      <w:lvlText w:val="%7."/>
+      <w:lvlJc w:val="left"/>
+      <w:pPr>
+        <w:ind w:left="5040" w:hanging="360"/>
+      </w:pPr>
+    </w:lvl>
+    <w:lvl w:ilvl="7" w:tplc="FFFFFFFF" w:tentative="1">
+      <w:start w:val="1"/>
+      <w:numFmt w:val="lowerLetter"/>
+      <w:lvlText w:val="%8."/>
+      <w:lvlJc w:val="left"/>
+      <w:pPr>
+        <w:ind w:left="5760" w:hanging="360"/>
+      </w:pPr>
+    </w:lvl>
+    <w:lvl w:ilvl="8" w:tplc="FFFFFFFF" w:tentative="1">
+      <w:start w:val="1"/>
+      <w:numFmt w:val="lowerRoman"/>
+      <w:lvlText w:val="%9."/>
+      <w:lvlJc w:val="right"/>
+      <w:pPr>
+        <w:ind w:left="6480" w:hanging="180"/>
+      </w:pPr>
+    </w:lvl>
+  </w:abstractNum>
+  <w:abstractNum w:abstractNumId="5" w15:restartNumberingAfterBreak="0">
+    <w:nsid w:val="144021D2"/>
+    <w:multiLevelType w:val="hybridMultilevel"/>
+    <w:tmpl w:val="513AB0C2"/>
+    <w:lvl w:ilvl="0" w:tplc="FFFFFFFF">
+      <w:start w:val="1"/>
+      <w:numFmt w:val="decimal"/>
+      <w:lvlText w:val="%1."/>
+      <w:lvlJc w:val="left"/>
+      <w:pPr>
+        <w:ind w:left="720" w:hanging="360"/>
+      </w:pPr>
+      <w:rPr>
+        <w:rFonts w:hint="default"/>
+      </w:rPr>
+    </w:lvl>
+    <w:lvl w:ilvl="1" w:tplc="20000019">
+      <w:start w:val="1"/>
+      <w:numFmt w:val="lowerLetter"/>
+      <w:lvlText w:val="%2."/>
+      <w:lvlJc w:val="left"/>
+      <w:pPr>
+        <w:ind w:left="1440" w:hanging="360"/>
+      </w:pPr>
+    </w:lvl>
+    <w:lvl w:ilvl="2" w:tplc="2000001B" w:tentative="1">
+      <w:start w:val="1"/>
+      <w:numFmt w:val="lowerRoman"/>
+      <w:lvlText w:val="%3."/>
+      <w:lvlJc w:val="right"/>
+      <w:pPr>
+        <w:ind w:left="2160" w:hanging="180"/>
+      </w:pPr>
+    </w:lvl>
+    <w:lvl w:ilvl="3" w:tplc="2000000F" w:tentative="1">
+      <w:start w:val="1"/>
+      <w:numFmt w:val="decimal"/>
+      <w:lvlText w:val="%4."/>
+      <w:lvlJc w:val="left"/>
+      <w:pPr>
+        <w:ind w:left="2880" w:hanging="360"/>
+      </w:pPr>
+    </w:lvl>
+    <w:lvl w:ilvl="4" w:tplc="20000019" w:tentative="1">
+      <w:start w:val="1"/>
+      <w:numFmt w:val="lowerLetter"/>
+      <w:lvlText w:val="%5."/>
+      <w:lvlJc w:val="left"/>
+      <w:pPr>
+        <w:ind w:left="3600" w:hanging="360"/>
+      </w:pPr>
+    </w:lvl>
+    <w:lvl w:ilvl="5" w:tplc="2000001B" w:tentative="1">
+      <w:start w:val="1"/>
+      <w:numFmt w:val="lowerRoman"/>
+      <w:lvlText w:val="%6."/>
+      <w:lvlJc w:val="right"/>
+      <w:pPr>
+        <w:ind w:left="4320" w:hanging="180"/>
+      </w:pPr>
+    </w:lvl>
+    <w:lvl w:ilvl="6" w:tplc="2000000F" w:tentative="1">
+      <w:start w:val="1"/>
+      <w:numFmt w:val="decimal"/>
+      <w:lvlText w:val="%7."/>
+      <w:lvlJc w:val="left"/>
+      <w:pPr>
+        <w:ind w:left="5040" w:hanging="360"/>
+      </w:pPr>
+    </w:lvl>
+    <w:lvl w:ilvl="7" w:tplc="20000019" w:tentative="1">
+      <w:start w:val="1"/>
+      <w:numFmt w:val="lowerLetter"/>
+      <w:lvlText w:val="%8."/>
+      <w:lvlJc w:val="left"/>
+      <w:pPr>
+        <w:ind w:left="5760" w:hanging="360"/>
+      </w:pPr>
+    </w:lvl>
+    <w:lvl w:ilvl="8" w:tplc="2000001B" w:tentative="1">
+      <w:start w:val="1"/>
+      <w:numFmt w:val="lowerRoman"/>
+      <w:lvlText w:val="%9."/>
+      <w:lvlJc w:val="right"/>
+      <w:pPr>
+        <w:ind w:left="6480" w:hanging="180"/>
+      </w:pPr>
+    </w:lvl>
+  </w:abstractNum>
+  <w:abstractNum w:abstractNumId="6" w15:restartNumberingAfterBreak="0">
     <w:nsid w:val="161B3141"/>
     <w:multiLevelType w:val="multilevel"/>
     <w:tmpl w:val="87A658CA"/>
@@ -3842,7 +7712,7 @@
       </w:pPr>
     </w:lvl>
   </w:abstractNum>
-  <w:abstractNum w:abstractNumId="4" w15:restartNumberingAfterBreak="0">
+  <w:abstractNum w:abstractNumId="7" w15:restartNumberingAfterBreak="0">
     <w:nsid w:val="1C38374B"/>
     <w:multiLevelType w:val="hybridMultilevel"/>
     <w:tmpl w:val="3E8E1B6C"/>
@@ -3931,7 +7801,7 @@
       </w:pPr>
     </w:lvl>
   </w:abstractNum>
-  <w:abstractNum w:abstractNumId="5" w15:restartNumberingAfterBreak="0">
+  <w:abstractNum w:abstractNumId="8" w15:restartNumberingAfterBreak="0">
     <w:nsid w:val="23565224"/>
     <w:multiLevelType w:val="hybridMultilevel"/>
     <w:tmpl w:val="32345886"/>
@@ -4020,7 +7890,156 @@
       </w:pPr>
     </w:lvl>
   </w:abstractNum>
-  <w:abstractNum w:abstractNumId="6" w15:restartNumberingAfterBreak="0">
+  <w:abstractNum w:abstractNumId="9" w15:restartNumberingAfterBreak="0">
+    <w:nsid w:val="2AD03A1D"/>
+    <w:multiLevelType w:val="multilevel"/>
+    <w:tmpl w:val="5BC4DCDA"/>
+    <w:lvl w:ilvl="0">
+      <w:start w:val="1"/>
+      <w:numFmt w:val="bullet"/>
+      <w:lvlText w:val=""/>
+      <w:lvlJc w:val="left"/>
+      <w:pPr>
+        <w:tabs>
+          <w:tab w:val="num" w:pos="720"/>
+        </w:tabs>
+        <w:ind w:left="720" w:hanging="360"/>
+      </w:pPr>
+      <w:rPr>
+        <w:rFonts w:ascii="Symbol" w:hAnsi="Symbol" w:hint="default"/>
+        <w:sz w:val="20"/>
+      </w:rPr>
+    </w:lvl>
+    <w:lvl w:ilvl="1" w:tentative="1">
+      <w:start w:val="1"/>
+      <w:numFmt w:val="bullet"/>
+      <w:lvlText w:val="o"/>
+      <w:lvlJc w:val="left"/>
+      <w:pPr>
+        <w:tabs>
+          <w:tab w:val="num" w:pos="1440"/>
+        </w:tabs>
+        <w:ind w:left="1440" w:hanging="360"/>
+      </w:pPr>
+      <w:rPr>
+        <w:rFonts w:ascii="Courier New" w:hAnsi="Courier New" w:hint="default"/>
+        <w:sz w:val="20"/>
+      </w:rPr>
+    </w:lvl>
+    <w:lvl w:ilvl="2" w:tentative="1">
+      <w:start w:val="1"/>
+      <w:numFmt w:val="bullet"/>
+      <w:lvlText w:val=""/>
+      <w:lvlJc w:val="left"/>
+      <w:pPr>
+        <w:tabs>
+          <w:tab w:val="num" w:pos="2160"/>
+        </w:tabs>
+        <w:ind w:left="2160" w:hanging="360"/>
+      </w:pPr>
+      <w:rPr>
+        <w:rFonts w:ascii="Wingdings" w:hAnsi="Wingdings" w:hint="default"/>
+        <w:sz w:val="20"/>
+      </w:rPr>
+    </w:lvl>
+    <w:lvl w:ilvl="3" w:tentative="1">
+      <w:start w:val="1"/>
+      <w:numFmt w:val="bullet"/>
+      <w:lvlText w:val=""/>
+      <w:lvlJc w:val="left"/>
+      <w:pPr>
+        <w:tabs>
+          <w:tab w:val="num" w:pos="2880"/>
+        </w:tabs>
+        <w:ind w:left="2880" w:hanging="360"/>
+      </w:pPr>
+      <w:rPr>
+        <w:rFonts w:ascii="Wingdings" w:hAnsi="Wingdings" w:hint="default"/>
+        <w:sz w:val="20"/>
+      </w:rPr>
+    </w:lvl>
+    <w:lvl w:ilvl="4" w:tentative="1">
+      <w:start w:val="1"/>
+      <w:numFmt w:val="bullet"/>
+      <w:lvlText w:val=""/>
+      <w:lvlJc w:val="left"/>
+      <w:pPr>
+        <w:tabs>
+          <w:tab w:val="num" w:pos="3600"/>
+        </w:tabs>
+        <w:ind w:left="3600" w:hanging="360"/>
+      </w:pPr>
+      <w:rPr>
+        <w:rFonts w:ascii="Wingdings" w:hAnsi="Wingdings" w:hint="default"/>
+        <w:sz w:val="20"/>
+      </w:rPr>
+    </w:lvl>
+    <w:lvl w:ilvl="5" w:tentative="1">
+      <w:start w:val="1"/>
+      <w:numFmt w:val="bullet"/>
+      <w:lvlText w:val=""/>
+      <w:lvlJc w:val="left"/>
+      <w:pPr>
+        <w:tabs>
+          <w:tab w:val="num" w:pos="4320"/>
+        </w:tabs>
+        <w:ind w:left="4320" w:hanging="360"/>
+      </w:pPr>
+      <w:rPr>
+        <w:rFonts w:ascii="Wingdings" w:hAnsi="Wingdings" w:hint="default"/>
+        <w:sz w:val="20"/>
+      </w:rPr>
+    </w:lvl>
+    <w:lvl w:ilvl="6" w:tentative="1">
+      <w:start w:val="1"/>
+      <w:numFmt w:val="bullet"/>
+      <w:lvlText w:val=""/>
+      <w:lvlJc w:val="left"/>
+      <w:pPr>
+        <w:tabs>
+          <w:tab w:val="num" w:pos="5040"/>
+        </w:tabs>
+        <w:ind w:left="5040" w:hanging="360"/>
+      </w:pPr>
+      <w:rPr>
+        <w:rFonts w:ascii="Wingdings" w:hAnsi="Wingdings" w:hint="default"/>
+        <w:sz w:val="20"/>
+      </w:rPr>
+    </w:lvl>
+    <w:lvl w:ilvl="7" w:tentative="1">
+      <w:start w:val="1"/>
+      <w:numFmt w:val="bullet"/>
+      <w:lvlText w:val=""/>
+      <w:lvlJc w:val="left"/>
+      <w:pPr>
+        <w:tabs>
+          <w:tab w:val="num" w:pos="5760"/>
+        </w:tabs>
+        <w:ind w:left="5760" w:hanging="360"/>
+      </w:pPr>
+      <w:rPr>
+        <w:rFonts w:ascii="Wingdings" w:hAnsi="Wingdings" w:hint="default"/>
+        <w:sz w:val="20"/>
+      </w:rPr>
+    </w:lvl>
+    <w:lvl w:ilvl="8" w:tentative="1">
+      <w:start w:val="1"/>
+      <w:numFmt w:val="bullet"/>
+      <w:lvlText w:val=""/>
+      <w:lvlJc w:val="left"/>
+      <w:pPr>
+        <w:tabs>
+          <w:tab w:val="num" w:pos="6480"/>
+        </w:tabs>
+        <w:ind w:left="6480" w:hanging="360"/>
+      </w:pPr>
+      <w:rPr>
+        <w:rFonts w:ascii="Wingdings" w:hAnsi="Wingdings" w:hint="default"/>
+        <w:sz w:val="20"/>
+      </w:rPr>
+    </w:lvl>
+  </w:abstractNum>
+  <w:abstractNum w:abstractNumId="10" w15:restartNumberingAfterBreak="0">
     <w:nsid w:val="41145BAA"/>
     <w:multiLevelType w:val="multilevel"/>
     <w:tmpl w:val="C1C2E09C"/>
@@ -4151,7 +8170,7 @@
       </w:rPr>
     </w:lvl>
   </w:abstractNum>
-  <w:abstractNum w:abstractNumId="7" w15:restartNumberingAfterBreak="0">
+  <w:abstractNum w:abstractNumId="11" w15:restartNumberingAfterBreak="0">
     <w:nsid w:val="42D11D26"/>
     <w:multiLevelType w:val="multilevel"/>
     <w:tmpl w:val="E5AA3D62"/>
@@ -4300,7 +8319,7 @@
       </w:rPr>
     </w:lvl>
   </w:abstractNum>
-  <w:abstractNum w:abstractNumId="8" w15:restartNumberingAfterBreak="0">
+  <w:abstractNum w:abstractNumId="12" w15:restartNumberingAfterBreak="0">
     <w:nsid w:val="43264BF8"/>
     <w:multiLevelType w:val="hybridMultilevel"/>
     <w:tmpl w:val="AA7025EA"/>
@@ -4389,7 +8408,7 @@
       </w:pPr>
     </w:lvl>
   </w:abstractNum>
-  <w:abstractNum w:abstractNumId="9" w15:restartNumberingAfterBreak="0">
+  <w:abstractNum w:abstractNumId="13" w15:restartNumberingAfterBreak="0">
     <w:nsid w:val="43346C29"/>
     <w:multiLevelType w:val="multilevel"/>
     <w:tmpl w:val="6FE2CD64"/>
@@ -4502,7 +8521,7 @@
       </w:rPr>
     </w:lvl>
   </w:abstractNum>
-  <w:abstractNum w:abstractNumId="10" w15:restartNumberingAfterBreak="0">
+  <w:abstractNum w:abstractNumId="14" w15:restartNumberingAfterBreak="0">
     <w:nsid w:val="4337606B"/>
     <w:multiLevelType w:val="multilevel"/>
     <w:tmpl w:val="82E8695A"/>
@@ -4651,7 +8670,153 @@
       </w:rPr>
     </w:lvl>
   </w:abstractNum>
-  <w:abstractNum w:abstractNumId="11" w15:restartNumberingAfterBreak="0">
+  <w:abstractNum w:abstractNumId="15" w15:restartNumberingAfterBreak="0">
+    <w:nsid w:val="45592385"/>
+    <w:multiLevelType w:val="multilevel"/>
+    <w:tmpl w:val="21CE5814"/>
+    <w:lvl w:ilvl="0">
+      <w:start w:val="1"/>
+      <w:numFmt w:val="decimal"/>
+      <w:lvlText w:val="%1."/>
+      <w:lvlJc w:val="left"/>
+      <w:pPr>
+        <w:tabs>
+          <w:tab w:val="num" w:pos="720"/>
+        </w:tabs>
+        <w:ind w:left="720" w:hanging="360"/>
+      </w:pPr>
+      <w:rPr>
+        <w:rFonts w:ascii="Aptos" w:eastAsia="Aptos" w:hAnsi="Aptos" w:cs="Aptos"/>
+        <w:sz w:val="24"/>
+        <w:szCs w:val="32"/>
+      </w:rPr>
+    </w:lvl>
+    <w:lvl w:ilvl="1">
+      <w:start w:val="1"/>
+      <w:numFmt w:val="decimal"/>
+      <w:lvlText w:val="%2."/>
+      <w:lvlJc w:val="left"/>
+      <w:pPr>
+        <w:ind w:left="1440" w:hanging="360"/>
+      </w:pPr>
+      <w:rPr>
+        <w:rFonts w:ascii="Aptos" w:eastAsia="Aptos" w:hAnsi="Aptos" w:cs="Aptos"/>
+      </w:rPr>
+    </w:lvl>
+    <w:lvl w:ilvl="2">
+      <w:start w:val="1"/>
+      <w:numFmt w:val="bullet"/>
+      <w:lvlText w:val=""/>
+      <w:lvlJc w:val="left"/>
+      <w:pPr>
+        <w:tabs>
+          <w:tab w:val="num" w:pos="2160"/>
+        </w:tabs>
+        <w:ind w:left="2160" w:hanging="360"/>
+      </w:pPr>
+      <w:rPr>
+        <w:rFonts w:ascii="Wingdings" w:hAnsi="Wingdings" w:hint="default"/>
+        <w:sz w:val="20"/>
+      </w:rPr>
+    </w:lvl>
+    <w:lvl w:ilvl="3">
+      <w:start w:val="1"/>
+      <w:numFmt w:val="bullet"/>
+      <w:lvlText w:val=""/>
+      <w:lvlJc w:val="left"/>
+      <w:pPr>
+        <w:tabs>
+          <w:tab w:val="num" w:pos="2880"/>
+        </w:tabs>
+        <w:ind w:left="2880" w:hanging="360"/>
+      </w:pPr>
+      <w:rPr>
+        <w:rFonts w:ascii="Wingdings" w:hAnsi="Wingdings" w:hint="default"/>
+        <w:sz w:val="20"/>
+      </w:rPr>
+    </w:lvl>
+    <w:lvl w:ilvl="4" w:tentative="1">
+      <w:start w:val="1"/>
+      <w:numFmt w:val="bullet"/>
+      <w:lvlText w:val=""/>
+      <w:lvlJc w:val="left"/>
+      <w:pPr>
+        <w:tabs>
+          <w:tab w:val="num" w:pos="3600"/>
+        </w:tabs>
+        <w:ind w:left="3600" w:hanging="360"/>
+      </w:pPr>
+      <w:rPr>
+        <w:rFonts w:ascii="Wingdings" w:hAnsi="Wingdings" w:hint="default"/>
+        <w:sz w:val="20"/>
+      </w:rPr>
+    </w:lvl>
+    <w:lvl w:ilvl="5" w:tentative="1">
+      <w:start w:val="1"/>
+      <w:numFmt w:val="bullet"/>
+      <w:lvlText w:val=""/>
+      <w:lvlJc w:val="left"/>
+      <w:pPr>
+        <w:tabs>
+          <w:tab w:val="num" w:pos="4320"/>
+        </w:tabs>
+        <w:ind w:left="4320" w:hanging="360"/>
+      </w:pPr>
+      <w:rPr>
+        <w:rFonts w:ascii="Wingdings" w:hAnsi="Wingdings" w:hint="default"/>
+        <w:sz w:val="20"/>
+      </w:rPr>
+    </w:lvl>
+    <w:lvl w:ilvl="6" w:tentative="1">
+      <w:start w:val="1"/>
+      <w:numFmt w:val="bullet"/>
+      <w:lvlText w:val=""/>
+      <w:lvlJc w:val="left"/>
+      <w:pPr>
+        <w:tabs>
+          <w:tab w:val="num" w:pos="5040"/>
+        </w:tabs>
+        <w:ind w:left="5040" w:hanging="360"/>
+      </w:pPr>
+      <w:rPr>
+        <w:rFonts w:ascii="Wingdings" w:hAnsi="Wingdings" w:hint="default"/>
+        <w:sz w:val="20"/>
+      </w:rPr>
+    </w:lvl>
+    <w:lvl w:ilvl="7" w:tentative="1">
+      <w:start w:val="1"/>
+      <w:numFmt w:val="bullet"/>
+      <w:lvlText w:val=""/>
+      <w:lvlJc w:val="left"/>
+      <w:pPr>
+        <w:tabs>
+          <w:tab w:val="num" w:pos="5760"/>
+        </w:tabs>
+        <w:ind w:left="5760" w:hanging="360"/>
+      </w:pPr>
+      <w:rPr>
+        <w:rFonts w:ascii="Wingdings" w:hAnsi="Wingdings" w:hint="default"/>
+        <w:sz w:val="20"/>
+      </w:rPr>
+    </w:lvl>
+    <w:lvl w:ilvl="8" w:tentative="1">
+      <w:start w:val="1"/>
+      <w:numFmt w:val="bullet"/>
+      <w:lvlText w:val=""/>
+      <w:lvlJc w:val="left"/>
+      <w:pPr>
+        <w:tabs>
+          <w:tab w:val="num" w:pos="6480"/>
+        </w:tabs>
+        <w:ind w:left="6480" w:hanging="360"/>
+      </w:pPr>
+      <w:rPr>
+        <w:rFonts w:ascii="Wingdings" w:hAnsi="Wingdings" w:hint="default"/>
+        <w:sz w:val="20"/>
+      </w:rPr>
+    </w:lvl>
+  </w:abstractNum>
+  <w:abstractNum w:abstractNumId="16" w15:restartNumberingAfterBreak="0">
     <w:nsid w:val="48CB5C36"/>
     <w:multiLevelType w:val="hybridMultilevel"/>
     <w:tmpl w:val="32345886"/>
@@ -4740,7 +8905,156 @@
       </w:pPr>
     </w:lvl>
   </w:abstractNum>
-  <w:abstractNum w:abstractNumId="12" w15:restartNumberingAfterBreak="0">
+  <w:abstractNum w:abstractNumId="17" w15:restartNumberingAfterBreak="0">
+    <w:nsid w:val="4AB37214"/>
+    <w:multiLevelType w:val="multilevel"/>
+    <w:tmpl w:val="FD182944"/>
+    <w:lvl w:ilvl="0">
+      <w:start w:val="1"/>
+      <w:numFmt w:val="decimal"/>
+      <w:lvlText w:val="%1."/>
+      <w:lvlJc w:val="left"/>
+      <w:pPr>
+        <w:tabs>
+          <w:tab w:val="num" w:pos="720"/>
+        </w:tabs>
+        <w:ind w:left="720" w:hanging="360"/>
+      </w:pPr>
+      <w:rPr>
+        <w:rFonts w:hint="default"/>
+        <w:sz w:val="20"/>
+      </w:rPr>
+    </w:lvl>
+    <w:lvl w:ilvl="1" w:tentative="1">
+      <w:start w:val="1"/>
+      <w:numFmt w:val="bullet"/>
+      <w:lvlText w:val="o"/>
+      <w:lvlJc w:val="left"/>
+      <w:pPr>
+        <w:tabs>
+          <w:tab w:val="num" w:pos="1440"/>
+        </w:tabs>
+        <w:ind w:left="1440" w:hanging="360"/>
+      </w:pPr>
+      <w:rPr>
+        <w:rFonts w:ascii="Courier New" w:hAnsi="Courier New" w:hint="default"/>
+        <w:sz w:val="20"/>
+      </w:rPr>
+    </w:lvl>
+    <w:lvl w:ilvl="2" w:tentative="1">
+      <w:start w:val="1"/>
+      <w:numFmt w:val="bullet"/>
+      <w:lvlText w:val=""/>
+      <w:lvlJc w:val="left"/>
+      <w:pPr>
+        <w:tabs>
+          <w:tab w:val="num" w:pos="2160"/>
+        </w:tabs>
+        <w:ind w:left="2160" w:hanging="360"/>
+      </w:pPr>
+      <w:rPr>
+        <w:rFonts w:ascii="Wingdings" w:hAnsi="Wingdings" w:hint="default"/>
+        <w:sz w:val="20"/>
+      </w:rPr>
+    </w:lvl>
+    <w:lvl w:ilvl="3" w:tentative="1">
+      <w:start w:val="1"/>
+      <w:numFmt w:val="bullet"/>
+      <w:lvlText w:val=""/>
+      <w:lvlJc w:val="left"/>
+      <w:pPr>
+        <w:tabs>
+          <w:tab w:val="num" w:pos="2880"/>
+        </w:tabs>
+        <w:ind w:left="2880" w:hanging="360"/>
+      </w:pPr>
+      <w:rPr>
+        <w:rFonts w:ascii="Wingdings" w:hAnsi="Wingdings" w:hint="default"/>
+        <w:sz w:val="20"/>
+      </w:rPr>
+    </w:lvl>
+    <w:lvl w:ilvl="4" w:tentative="1">
+      <w:start w:val="1"/>
+      <w:numFmt w:val="bullet"/>
+      <w:lvlText w:val=""/>
+      <w:lvlJc w:val="left"/>
+      <w:pPr>
+        <w:tabs>
+          <w:tab w:val="num" w:pos="3600"/>
+        </w:tabs>
+        <w:ind w:left="3600" w:hanging="360"/>
+      </w:pPr>
+      <w:rPr>
+        <w:rFonts w:ascii="Wingdings" w:hAnsi="Wingdings" w:hint="default"/>
+        <w:sz w:val="20"/>
+      </w:rPr>
+    </w:lvl>
+    <w:lvl w:ilvl="5" w:tentative="1">
+      <w:start w:val="1"/>
+      <w:numFmt w:val="bullet"/>
+      <w:lvlText w:val=""/>
+      <w:lvlJc w:val="left"/>
+      <w:pPr>
+        <w:tabs>
+          <w:tab w:val="num" w:pos="4320"/>
+        </w:tabs>
+        <w:ind w:left="4320" w:hanging="360"/>
+      </w:pPr>
+      <w:rPr>
+        <w:rFonts w:ascii="Wingdings" w:hAnsi="Wingdings" w:hint="default"/>
+        <w:sz w:val="20"/>
+      </w:rPr>
+    </w:lvl>
+    <w:lvl w:ilvl="6" w:tentative="1">
+      <w:start w:val="1"/>
+      <w:numFmt w:val="bullet"/>
+      <w:lvlText w:val=""/>
+      <w:lvlJc w:val="left"/>
+      <w:pPr>
+        <w:tabs>
+          <w:tab w:val="num" w:pos="5040"/>
+        </w:tabs>
+        <w:ind w:left="5040" w:hanging="360"/>
+      </w:pPr>
+      <w:rPr>
+        <w:rFonts w:ascii="Wingdings" w:hAnsi="Wingdings" w:hint="default"/>
+        <w:sz w:val="20"/>
+      </w:rPr>
+    </w:lvl>
+    <w:lvl w:ilvl="7" w:tentative="1">
+      <w:start w:val="1"/>
+      <w:numFmt w:val="bullet"/>
+      <w:lvlText w:val=""/>
+      <w:lvlJc w:val="left"/>
+      <w:pPr>
+        <w:tabs>
+          <w:tab w:val="num" w:pos="5760"/>
+        </w:tabs>
+        <w:ind w:left="5760" w:hanging="360"/>
+      </w:pPr>
+      <w:rPr>
+        <w:rFonts w:ascii="Wingdings" w:hAnsi="Wingdings" w:hint="default"/>
+        <w:sz w:val="20"/>
+      </w:rPr>
+    </w:lvl>
+    <w:lvl w:ilvl="8" w:tentative="1">
+      <w:start w:val="1"/>
+      <w:numFmt w:val="bullet"/>
+      <w:lvlText w:val=""/>
+      <w:lvlJc w:val="left"/>
+      <w:pPr>
+        <w:tabs>
+          <w:tab w:val="num" w:pos="6480"/>
+        </w:tabs>
+        <w:ind w:left="6480" w:hanging="360"/>
+      </w:pPr>
+      <w:rPr>
+        <w:rFonts w:ascii="Wingdings" w:hAnsi="Wingdings" w:hint="default"/>
+        <w:sz w:val="20"/>
+      </w:rPr>
+    </w:lvl>
+  </w:abstractNum>
+  <w:abstractNum w:abstractNumId="18" w15:restartNumberingAfterBreak="0">
     <w:nsid w:val="4C535AE5"/>
     <w:multiLevelType w:val="hybridMultilevel"/>
     <w:tmpl w:val="8160DBE2"/>
@@ -4829,7 +9143,269 @@
       </w:pPr>
     </w:lvl>
   </w:abstractNum>
-  <w:abstractNum w:abstractNumId="13" w15:restartNumberingAfterBreak="0">
+  <w:abstractNum w:abstractNumId="19" w15:restartNumberingAfterBreak="0">
+    <w:nsid w:val="5627568A"/>
+    <w:multiLevelType w:val="hybridMultilevel"/>
+    <w:tmpl w:val="5120A490"/>
+    <w:lvl w:ilvl="0" w:tplc="20000001">
+      <w:start w:val="1"/>
+      <w:numFmt w:val="bullet"/>
+      <w:lvlText w:val=""/>
+      <w:lvlJc w:val="left"/>
+      <w:pPr>
+        <w:ind w:left="720" w:hanging="360"/>
+      </w:pPr>
+      <w:rPr>
+        <w:rFonts w:ascii="Symbol" w:hAnsi="Symbol" w:hint="default"/>
+      </w:rPr>
+    </w:lvl>
+    <w:lvl w:ilvl="1" w:tplc="20000003">
+      <w:start w:val="1"/>
+      <w:numFmt w:val="bullet"/>
+      <w:lvlText w:val="o"/>
+      <w:lvlJc w:val="left"/>
+      <w:pPr>
+        <w:ind w:left="1440" w:hanging="360"/>
+      </w:pPr>
+      <w:rPr>
+        <w:rFonts w:ascii="Courier New" w:hAnsi="Courier New" w:cs="Courier New" w:hint="default"/>
+      </w:rPr>
+    </w:lvl>
+    <w:lvl w:ilvl="2" w:tplc="20000005" w:tentative="1">
+      <w:start w:val="1"/>
+      <w:numFmt w:val="bullet"/>
+      <w:lvlText w:val=""/>
+      <w:lvlJc w:val="left"/>
+      <w:pPr>
+        <w:ind w:left="2160" w:hanging="360"/>
+      </w:pPr>
+      <w:rPr>
+        <w:rFonts w:ascii="Wingdings" w:hAnsi="Wingdings" w:hint="default"/>
+      </w:rPr>
+    </w:lvl>
+    <w:lvl w:ilvl="3" w:tplc="20000001" w:tentative="1">
+      <w:start w:val="1"/>
+      <w:numFmt w:val="bullet"/>
+      <w:lvlText w:val=""/>
+      <w:lvlJc w:val="left"/>
+      <w:pPr>
+        <w:ind w:left="2880" w:hanging="360"/>
+      </w:pPr>
+      <w:rPr>
+        <w:rFonts w:ascii="Symbol" w:hAnsi="Symbol" w:hint="default"/>
+      </w:rPr>
+    </w:lvl>
+    <w:lvl w:ilvl="4" w:tplc="20000003" w:tentative="1">
+      <w:start w:val="1"/>
+      <w:numFmt w:val="bullet"/>
+      <w:lvlText w:val="o"/>
+      <w:lvlJc w:val="left"/>
+      <w:pPr>
+        <w:ind w:left="3600" w:hanging="360"/>
+      </w:pPr>
+      <w:rPr>
+        <w:rFonts w:ascii="Courier New" w:hAnsi="Courier New" w:cs="Courier New" w:hint="default"/>
+      </w:rPr>
+    </w:lvl>
+    <w:lvl w:ilvl="5" w:tplc="20000005" w:tentative="1">
+      <w:start w:val="1"/>
+      <w:numFmt w:val="bullet"/>
+      <w:lvlText w:val=""/>
+      <w:lvlJc w:val="left"/>
+      <w:pPr>
+        <w:ind w:left="4320" w:hanging="360"/>
+      </w:pPr>
+      <w:rPr>
+        <w:rFonts w:ascii="Wingdings" w:hAnsi="Wingdings" w:hint="default"/>
+      </w:rPr>
+    </w:lvl>
+    <w:lvl w:ilvl="6" w:tplc="20000001" w:tentative="1">
+      <w:start w:val="1"/>
+      <w:numFmt w:val="bullet"/>
+      <w:lvlText w:val=""/>
+      <w:lvlJc w:val="left"/>
+      <w:pPr>
+        <w:ind w:left="5040" w:hanging="360"/>
+      </w:pPr>
+      <w:rPr>
+        <w:rFonts w:ascii="Symbol" w:hAnsi="Symbol" w:hint="default"/>
+      </w:rPr>
+    </w:lvl>
+    <w:lvl w:ilvl="7" w:tplc="20000003" w:tentative="1">
+      <w:start w:val="1"/>
+      <w:numFmt w:val="bullet"/>
+      <w:lvlText w:val="o"/>
+      <w:lvlJc w:val="left"/>
+      <w:pPr>
+        <w:ind w:left="5760" w:hanging="360"/>
+      </w:pPr>
+      <w:rPr>
+        <w:rFonts w:ascii="Courier New" w:hAnsi="Courier New" w:cs="Courier New" w:hint="default"/>
+      </w:rPr>
+    </w:lvl>
+    <w:lvl w:ilvl="8" w:tplc="20000005" w:tentative="1">
+      <w:start w:val="1"/>
+      <w:numFmt w:val="bullet"/>
+      <w:lvlText w:val=""/>
+      <w:lvlJc w:val="left"/>
+      <w:pPr>
+        <w:ind w:left="6480" w:hanging="360"/>
+      </w:pPr>
+      <w:rPr>
+        <w:rFonts w:ascii="Wingdings" w:hAnsi="Wingdings" w:hint="default"/>
+      </w:rPr>
+    </w:lvl>
+  </w:abstractNum>
+  <w:abstractNum w:abstractNumId="20" w15:restartNumberingAfterBreak="0">
+    <w:nsid w:val="571052A3"/>
+    <w:multiLevelType w:val="multilevel"/>
+    <w:tmpl w:val="DC3A42AE"/>
+    <w:lvl w:ilvl="0">
+      <w:start w:val="1"/>
+      <w:numFmt w:val="bullet"/>
+      <w:lvlText w:val=""/>
+      <w:lvlJc w:val="left"/>
+      <w:pPr>
+        <w:tabs>
+          <w:tab w:val="num" w:pos="720"/>
+        </w:tabs>
+        <w:ind w:left="720" w:hanging="360"/>
+      </w:pPr>
+      <w:rPr>
+        <w:rFonts w:ascii="Symbol" w:hAnsi="Symbol" w:hint="default"/>
+        <w:sz w:val="20"/>
+      </w:rPr>
+    </w:lvl>
+    <w:lvl w:ilvl="1" w:tentative="1">
+      <w:start w:val="1"/>
+      <w:numFmt w:val="bullet"/>
+      <w:lvlText w:val="o"/>
+      <w:lvlJc w:val="left"/>
+      <w:pPr>
+        <w:tabs>
+          <w:tab w:val="num" w:pos="1440"/>
+        </w:tabs>
+        <w:ind w:left="1440" w:hanging="360"/>
+      </w:pPr>
+      <w:rPr>
+        <w:rFonts w:ascii="Courier New" w:hAnsi="Courier New" w:hint="default"/>
+        <w:sz w:val="20"/>
+      </w:rPr>
+    </w:lvl>
+    <w:lvl w:ilvl="2" w:tentative="1">
+      <w:start w:val="1"/>
+      <w:numFmt w:val="bullet"/>
+      <w:lvlText w:val=""/>
+      <w:lvlJc w:val="left"/>
+      <w:pPr>
+        <w:tabs>
+          <w:tab w:val="num" w:pos="2160"/>
+        </w:tabs>
+        <w:ind w:left="2160" w:hanging="360"/>
+      </w:pPr>
+      <w:rPr>
+        <w:rFonts w:ascii="Wingdings" w:hAnsi="Wingdings" w:hint="default"/>
+        <w:sz w:val="20"/>
+      </w:rPr>
+    </w:lvl>
+    <w:lvl w:ilvl="3" w:tentative="1">
+      <w:start w:val="1"/>
+      <w:numFmt w:val="bullet"/>
+      <w:lvlText w:val=""/>
+      <w:lvlJc w:val="left"/>
+      <w:pPr>
+        <w:tabs>
+          <w:tab w:val="num" w:pos="2880"/>
+        </w:tabs>
+        <w:ind w:left="2880" w:hanging="360"/>
+      </w:pPr>
+      <w:rPr>
+        <w:rFonts w:ascii="Wingdings" w:hAnsi="Wingdings" w:hint="default"/>
+        <w:sz w:val="20"/>
+      </w:rPr>
+    </w:lvl>
+    <w:lvl w:ilvl="4" w:tentative="1">
+      <w:start w:val="1"/>
+      <w:numFmt w:val="bullet"/>
+      <w:lvlText w:val=""/>
+      <w:lvlJc w:val="left"/>
+      <w:pPr>
+        <w:tabs>
+          <w:tab w:val="num" w:pos="3600"/>
+        </w:tabs>
+        <w:ind w:left="3600" w:hanging="360"/>
+      </w:pPr>
+      <w:rPr>
+        <w:rFonts w:ascii="Wingdings" w:hAnsi="Wingdings" w:hint="default"/>
+        <w:sz w:val="20"/>
+      </w:rPr>
+    </w:lvl>
+    <w:lvl w:ilvl="5" w:tentative="1">
+      <w:start w:val="1"/>
+      <w:numFmt w:val="bullet"/>
+      <w:lvlText w:val=""/>
+      <w:lvlJc w:val="left"/>
+      <w:pPr>
+        <w:tabs>
+          <w:tab w:val="num" w:pos="4320"/>
+        </w:tabs>
+        <w:ind w:left="4320" w:hanging="360"/>
+      </w:pPr>
+      <w:rPr>
+        <w:rFonts w:ascii="Wingdings" w:hAnsi="Wingdings" w:hint="default"/>
+        <w:sz w:val="20"/>
+      </w:rPr>
+    </w:lvl>
+    <w:lvl w:ilvl="6" w:tentative="1">
+      <w:start w:val="1"/>
+      <w:numFmt w:val="bullet"/>
+      <w:lvlText w:val=""/>
+      <w:lvlJc w:val="left"/>
+      <w:pPr>
+        <w:tabs>
+          <w:tab w:val="num" w:pos="5040"/>
+        </w:tabs>
+        <w:ind w:left="5040" w:hanging="360"/>
+      </w:pPr>
+      <w:rPr>
+        <w:rFonts w:ascii="Wingdings" w:hAnsi="Wingdings" w:hint="default"/>
+        <w:sz w:val="20"/>
+      </w:rPr>
+    </w:lvl>
+    <w:lvl w:ilvl="7" w:tentative="1">
+      <w:start w:val="1"/>
+      <w:numFmt w:val="bullet"/>
+      <w:lvlText w:val=""/>
+      <w:lvlJc w:val="left"/>
+      <w:pPr>
+        <w:tabs>
+          <w:tab w:val="num" w:pos="5760"/>
+        </w:tabs>
+        <w:ind w:left="5760" w:hanging="360"/>
+      </w:pPr>
+      <w:rPr>
+        <w:rFonts w:ascii="Wingdings" w:hAnsi="Wingdings" w:hint="default"/>
+        <w:sz w:val="20"/>
+      </w:rPr>
+    </w:lvl>
+    <w:lvl w:ilvl="8" w:tentative="1">
+      <w:start w:val="1"/>
+      <w:numFmt w:val="bullet"/>
+      <w:lvlText w:val=""/>
+      <w:lvlJc w:val="left"/>
+      <w:pPr>
+        <w:tabs>
+          <w:tab w:val="num" w:pos="6480"/>
+        </w:tabs>
+        <w:ind w:left="6480" w:hanging="360"/>
+      </w:pPr>
+      <w:rPr>
+        <w:rFonts w:ascii="Wingdings" w:hAnsi="Wingdings" w:hint="default"/>
+        <w:sz w:val="20"/>
+      </w:rPr>
+    </w:lvl>
+  </w:abstractNum>
+  <w:abstractNum w:abstractNumId="21" w15:restartNumberingAfterBreak="0">
     <w:nsid w:val="5A9B2958"/>
     <w:multiLevelType w:val="hybridMultilevel"/>
     <w:tmpl w:val="32345886"/>
@@ -4918,7 +9494,7 @@
       </w:pPr>
     </w:lvl>
   </w:abstractNum>
-  <w:abstractNum w:abstractNumId="14" w15:restartNumberingAfterBreak="0">
+  <w:abstractNum w:abstractNumId="22" w15:restartNumberingAfterBreak="0">
     <w:nsid w:val="60225259"/>
     <w:multiLevelType w:val="hybridMultilevel"/>
     <w:tmpl w:val="24F2BE3A"/>
@@ -5013,7 +9589,332 @@
       </w:pPr>
     </w:lvl>
   </w:abstractNum>
-  <w:abstractNum w:abstractNumId="15" w15:restartNumberingAfterBreak="0">
+  <w:abstractNum w:abstractNumId="23" w15:restartNumberingAfterBreak="0">
+    <w:nsid w:val="610A7F19"/>
+    <w:multiLevelType w:val="hybridMultilevel"/>
+    <w:tmpl w:val="32345886"/>
+    <w:lvl w:ilvl="0" w:tplc="FFFFFFFF">
+      <w:start w:val="1"/>
+      <w:numFmt w:val="decimal"/>
+      <w:lvlText w:val="%1."/>
+      <w:lvlJc w:val="left"/>
+      <w:pPr>
+        <w:ind w:left="720" w:hanging="360"/>
+      </w:pPr>
+      <w:rPr>
+        <w:rFonts w:hint="default"/>
+      </w:rPr>
+    </w:lvl>
+    <w:lvl w:ilvl="1" w:tplc="FFFFFFFF" w:tentative="1">
+      <w:start w:val="1"/>
+      <w:numFmt w:val="lowerLetter"/>
+      <w:lvlText w:val="%2."/>
+      <w:lvlJc w:val="left"/>
+      <w:pPr>
+        <w:ind w:left="1440" w:hanging="360"/>
+      </w:pPr>
+    </w:lvl>
+    <w:lvl w:ilvl="2" w:tplc="FFFFFFFF" w:tentative="1">
+      <w:start w:val="1"/>
+      <w:numFmt w:val="lowerRoman"/>
+      <w:lvlText w:val="%3."/>
+      <w:lvlJc w:val="right"/>
+      <w:pPr>
+        <w:ind w:left="2160" w:hanging="180"/>
+      </w:pPr>
+    </w:lvl>
+    <w:lvl w:ilvl="3" w:tplc="FFFFFFFF" w:tentative="1">
+      <w:start w:val="1"/>
+      <w:numFmt w:val="decimal"/>
+      <w:lvlText w:val="%4."/>
+      <w:lvlJc w:val="left"/>
+      <w:pPr>
+        <w:ind w:left="2880" w:hanging="360"/>
+      </w:pPr>
+    </w:lvl>
+    <w:lvl w:ilvl="4" w:tplc="FFFFFFFF" w:tentative="1">
+      <w:start w:val="1"/>
+      <w:numFmt w:val="lowerLetter"/>
+      <w:lvlText w:val="%5."/>
+      <w:lvlJc w:val="left"/>
+      <w:pPr>
+        <w:ind w:left="3600" w:hanging="360"/>
+      </w:pPr>
+    </w:lvl>
+    <w:lvl w:ilvl="5" w:tplc="FFFFFFFF" w:tentative="1">
+      <w:start w:val="1"/>
+      <w:numFmt w:val="lowerRoman"/>
+      <w:lvlText w:val="%6."/>
+      <w:lvlJc w:val="right"/>
+      <w:pPr>
+        <w:ind w:left="4320" w:hanging="180"/>
+      </w:pPr>
+    </w:lvl>
+    <w:lvl w:ilvl="6" w:tplc="FFFFFFFF" w:tentative="1">
+      <w:start w:val="1"/>
+      <w:numFmt w:val="decimal"/>
+      <w:lvlText w:val="%7."/>
+      <w:lvlJc w:val="left"/>
+      <w:pPr>
+        <w:ind w:left="5040" w:hanging="360"/>
+      </w:pPr>
+    </w:lvl>
+    <w:lvl w:ilvl="7" w:tplc="FFFFFFFF" w:tentative="1">
+      <w:start w:val="1"/>
+      <w:numFmt w:val="lowerLetter"/>
+      <w:lvlText w:val="%8."/>
+      <w:lvlJc w:val="left"/>
+      <w:pPr>
+        <w:ind w:left="5760" w:hanging="360"/>
+      </w:pPr>
+    </w:lvl>
+    <w:lvl w:ilvl="8" w:tplc="FFFFFFFF" w:tentative="1">
+      <w:start w:val="1"/>
+      <w:numFmt w:val="lowerRoman"/>
+      <w:lvlText w:val="%9."/>
+      <w:lvlJc w:val="right"/>
+      <w:pPr>
+        <w:ind w:left="6480" w:hanging="180"/>
+      </w:pPr>
+    </w:lvl>
+  </w:abstractNum>
+  <w:abstractNum w:abstractNumId="24" w15:restartNumberingAfterBreak="0">
+    <w:nsid w:val="662F5D79"/>
+    <w:multiLevelType w:val="hybridMultilevel"/>
+    <w:tmpl w:val="510A7AEE"/>
+    <w:lvl w:ilvl="0" w:tplc="2000000F">
+      <w:start w:val="1"/>
+      <w:numFmt w:val="decimal"/>
+      <w:lvlText w:val="%1."/>
+      <w:lvlJc w:val="left"/>
+      <w:pPr>
+        <w:ind w:left="720" w:hanging="360"/>
+      </w:pPr>
+    </w:lvl>
+    <w:lvl w:ilvl="1" w:tplc="20000019">
+      <w:start w:val="1"/>
+      <w:numFmt w:val="lowerLetter"/>
+      <w:lvlText w:val="%2."/>
+      <w:lvlJc w:val="left"/>
+      <w:pPr>
+        <w:ind w:left="1440" w:hanging="360"/>
+      </w:pPr>
+    </w:lvl>
+    <w:lvl w:ilvl="2" w:tplc="2000001B" w:tentative="1">
+      <w:start w:val="1"/>
+      <w:numFmt w:val="lowerRoman"/>
+      <w:lvlText w:val="%3."/>
+      <w:lvlJc w:val="right"/>
+      <w:pPr>
+        <w:ind w:left="2160" w:hanging="180"/>
+      </w:pPr>
+    </w:lvl>
+    <w:lvl w:ilvl="3" w:tplc="2000000F" w:tentative="1">
+      <w:start w:val="1"/>
+      <w:numFmt w:val="decimal"/>
+      <w:lvlText w:val="%4."/>
+      <w:lvlJc w:val="left"/>
+      <w:pPr>
+        <w:ind w:left="2880" w:hanging="360"/>
+      </w:pPr>
+    </w:lvl>
+    <w:lvl w:ilvl="4" w:tplc="20000019" w:tentative="1">
+      <w:start w:val="1"/>
+      <w:numFmt w:val="lowerLetter"/>
+      <w:lvlText w:val="%5."/>
+      <w:lvlJc w:val="left"/>
+      <w:pPr>
+        <w:ind w:left="3600" w:hanging="360"/>
+      </w:pPr>
+    </w:lvl>
+    <w:lvl w:ilvl="5" w:tplc="2000001B" w:tentative="1">
+      <w:start w:val="1"/>
+      <w:numFmt w:val="lowerRoman"/>
+      <w:lvlText w:val="%6."/>
+      <w:lvlJc w:val="right"/>
+      <w:pPr>
+        <w:ind w:left="4320" w:hanging="180"/>
+      </w:pPr>
+    </w:lvl>
+    <w:lvl w:ilvl="6" w:tplc="2000000F" w:tentative="1">
+      <w:start w:val="1"/>
+      <w:numFmt w:val="decimal"/>
+      <w:lvlText w:val="%7."/>
+      <w:lvlJc w:val="left"/>
+      <w:pPr>
+        <w:ind w:left="5040" w:hanging="360"/>
+      </w:pPr>
+    </w:lvl>
+    <w:lvl w:ilvl="7" w:tplc="20000019" w:tentative="1">
+      <w:start w:val="1"/>
+      <w:numFmt w:val="lowerLetter"/>
+      <w:lvlText w:val="%8."/>
+      <w:lvlJc w:val="left"/>
+      <w:pPr>
+        <w:ind w:left="5760" w:hanging="360"/>
+      </w:pPr>
+    </w:lvl>
+    <w:lvl w:ilvl="8" w:tplc="2000001B" w:tentative="1">
+      <w:start w:val="1"/>
+      <w:numFmt w:val="lowerRoman"/>
+      <w:lvlText w:val="%9."/>
+      <w:lvlJc w:val="right"/>
+      <w:pPr>
+        <w:ind w:left="6480" w:hanging="180"/>
+      </w:pPr>
+    </w:lvl>
+  </w:abstractNum>
+  <w:abstractNum w:abstractNumId="25" w15:restartNumberingAfterBreak="0">
+    <w:nsid w:val="6CF3797E"/>
+    <w:multiLevelType w:val="multilevel"/>
+    <w:tmpl w:val="FD1E01F0"/>
+    <w:lvl w:ilvl="0">
+      <w:start w:val="1"/>
+      <w:numFmt w:val="decimal"/>
+      <w:lvlText w:val="%1."/>
+      <w:lvlJc w:val="left"/>
+      <w:pPr>
+        <w:tabs>
+          <w:tab w:val="num" w:pos="720"/>
+        </w:tabs>
+        <w:ind w:left="720" w:hanging="360"/>
+      </w:pPr>
+      <w:rPr>
+        <w:rFonts w:hint="default"/>
+        <w:sz w:val="24"/>
+        <w:szCs w:val="32"/>
+      </w:rPr>
+    </w:lvl>
+    <w:lvl w:ilvl="1" w:tentative="1">
+      <w:start w:val="1"/>
+      <w:numFmt w:val="bullet"/>
+      <w:lvlText w:val="o"/>
+      <w:lvlJc w:val="left"/>
+      <w:pPr>
+        <w:tabs>
+          <w:tab w:val="num" w:pos="1440"/>
+        </w:tabs>
+        <w:ind w:left="1440" w:hanging="360"/>
+      </w:pPr>
+      <w:rPr>
+        <w:rFonts w:ascii="Courier New" w:hAnsi="Courier New" w:hint="default"/>
+        <w:sz w:val="20"/>
+      </w:rPr>
+    </w:lvl>
+    <w:lvl w:ilvl="2" w:tentative="1">
+      <w:start w:val="1"/>
+      <w:numFmt w:val="bullet"/>
+      <w:lvlText w:val=""/>
+      <w:lvlJc w:val="left"/>
+      <w:pPr>
+        <w:tabs>
+          <w:tab w:val="num" w:pos="2160"/>
+        </w:tabs>
+        <w:ind w:left="2160" w:hanging="360"/>
+      </w:pPr>
+      <w:rPr>
+        <w:rFonts w:ascii="Wingdings" w:hAnsi="Wingdings" w:hint="default"/>
+        <w:sz w:val="20"/>
+      </w:rPr>
+    </w:lvl>
+    <w:lvl w:ilvl="3" w:tentative="1">
+      <w:start w:val="1"/>
+      <w:numFmt w:val="bullet"/>
+      <w:lvlText w:val=""/>
+      <w:lvlJc w:val="left"/>
+      <w:pPr>
+        <w:tabs>
+          <w:tab w:val="num" w:pos="2880"/>
+        </w:tabs>
+        <w:ind w:left="2880" w:hanging="360"/>
+      </w:pPr>
+      <w:rPr>
+        <w:rFonts w:ascii="Wingdings" w:hAnsi="Wingdings" w:hint="default"/>
+        <w:sz w:val="20"/>
+      </w:rPr>
+    </w:lvl>
+    <w:lvl w:ilvl="4" w:tentative="1">
+      <w:start w:val="1"/>
+      <w:numFmt w:val="bullet"/>
+      <w:lvlText w:val=""/>
+      <w:lvlJc w:val="left"/>
+      <w:pPr>
+        <w:tabs>
+          <w:tab w:val="num" w:pos="3600"/>
+        </w:tabs>
+        <w:ind w:left="3600" w:hanging="360"/>
+      </w:pPr>
+      <w:rPr>
+        <w:rFonts w:ascii="Wingdings" w:hAnsi="Wingdings" w:hint="default"/>
+        <w:sz w:val="20"/>
+      </w:rPr>
+    </w:lvl>
+    <w:lvl w:ilvl="5" w:tentative="1">
+      <w:start w:val="1"/>
+      <w:numFmt w:val="bullet"/>
+      <w:lvlText w:val=""/>
+      <w:lvlJc w:val="left"/>
+      <w:pPr>
+        <w:tabs>
+          <w:tab w:val="num" w:pos="4320"/>
+        </w:tabs>
+        <w:ind w:left="4320" w:hanging="360"/>
+      </w:pPr>
+      <w:rPr>
+        <w:rFonts w:ascii="Wingdings" w:hAnsi="Wingdings" w:hint="default"/>
+        <w:sz w:val="20"/>
+      </w:rPr>
+    </w:lvl>
+    <w:lvl w:ilvl="6" w:tentative="1">
+      <w:start w:val="1"/>
+      <w:numFmt w:val="bullet"/>
+      <w:lvlText w:val=""/>
+      <w:lvlJc w:val="left"/>
+      <w:pPr>
+        <w:tabs>
+          <w:tab w:val="num" w:pos="5040"/>
+        </w:tabs>
+        <w:ind w:left="5040" w:hanging="360"/>
+      </w:pPr>
+      <w:rPr>
+        <w:rFonts w:ascii="Wingdings" w:hAnsi="Wingdings" w:hint="default"/>
+        <w:sz w:val="20"/>
+      </w:rPr>
+    </w:lvl>
+    <w:lvl w:ilvl="7" w:tentative="1">
+      <w:start w:val="1"/>
+      <w:numFmt w:val="bullet"/>
+      <w:lvlText w:val=""/>
+      <w:lvlJc w:val="left"/>
+      <w:pPr>
+        <w:tabs>
+          <w:tab w:val="num" w:pos="5760"/>
+        </w:tabs>
+        <w:ind w:left="5760" w:hanging="360"/>
+      </w:pPr>
+      <w:rPr>
+        <w:rFonts w:ascii="Wingdings" w:hAnsi="Wingdings" w:hint="default"/>
+        <w:sz w:val="20"/>
+      </w:rPr>
+    </w:lvl>
+    <w:lvl w:ilvl="8" w:tentative="1">
+      <w:start w:val="1"/>
+      <w:numFmt w:val="bullet"/>
+      <w:lvlText w:val=""/>
+      <w:lvlJc w:val="left"/>
+      <w:pPr>
+        <w:tabs>
+          <w:tab w:val="num" w:pos="6480"/>
+        </w:tabs>
+        <w:ind w:left="6480" w:hanging="360"/>
+      </w:pPr>
+      <w:rPr>
+        <w:rFonts w:ascii="Wingdings" w:hAnsi="Wingdings" w:hint="default"/>
+        <w:sz w:val="20"/>
+      </w:rPr>
+    </w:lvl>
+  </w:abstractNum>
+  <w:abstractNum w:abstractNumId="26" w15:restartNumberingAfterBreak="0">
     <w:nsid w:val="6DB75597"/>
     <w:multiLevelType w:val="multilevel"/>
     <w:tmpl w:val="F3C44056"/>
@@ -5158,7 +10059,7 @@
       </w:rPr>
     </w:lvl>
   </w:abstractNum>
-  <w:abstractNum w:abstractNumId="16" w15:restartNumberingAfterBreak="0">
+  <w:abstractNum w:abstractNumId="27" w15:restartNumberingAfterBreak="0">
     <w:nsid w:val="70CF01B9"/>
     <w:multiLevelType w:val="multilevel"/>
     <w:tmpl w:val="8CB0C348"/>
@@ -5308,55 +10209,88 @@
     </w:lvl>
   </w:abstractNum>
   <w:num w:numId="1" w16cid:durableId="1273830004">
-    <w:abstractNumId w:val="6"/>
+    <w:abstractNumId w:val="10"/>
   </w:num>
   <w:num w:numId="2" w16cid:durableId="1648896190">
-    <w:abstractNumId w:val="9"/>
+    <w:abstractNumId w:val="13"/>
   </w:num>
   <w:num w:numId="3" w16cid:durableId="572549868">
+    <w:abstractNumId w:val="18"/>
+  </w:num>
+  <w:num w:numId="4" w16cid:durableId="232594315">
     <w:abstractNumId w:val="12"/>
   </w:num>
-  <w:num w:numId="4" w16cid:durableId="232594315">
-    <w:abstractNumId w:val="8"/>
-  </w:num>
   <w:num w:numId="5" w16cid:durableId="899632343">
-    <w:abstractNumId w:val="1"/>
+    <w:abstractNumId w:val="2"/>
   </w:num>
   <w:num w:numId="6" w16cid:durableId="406997307">
-    <w:abstractNumId w:val="4"/>
+    <w:abstractNumId w:val="7"/>
   </w:num>
   <w:num w:numId="7" w16cid:durableId="253587797">
-    <w:abstractNumId w:val="10"/>
+    <w:abstractNumId w:val="14"/>
   </w:num>
   <w:num w:numId="8" w16cid:durableId="588738717">
-    <w:abstractNumId w:val="7"/>
+    <w:abstractNumId w:val="11"/>
   </w:num>
   <w:num w:numId="9" w16cid:durableId="1175732347">
     <w:abstractNumId w:val="0"/>
   </w:num>
   <w:num w:numId="10" w16cid:durableId="1144854598">
+    <w:abstractNumId w:val="26"/>
+  </w:num>
+  <w:num w:numId="11" w16cid:durableId="213347259">
+    <w:abstractNumId w:val="27"/>
+  </w:num>
+  <w:num w:numId="12" w16cid:durableId="81951011">
+    <w:abstractNumId w:val="22"/>
+  </w:num>
+  <w:num w:numId="13" w16cid:durableId="724450366">
+    <w:abstractNumId w:val="3"/>
+  </w:num>
+  <w:num w:numId="14" w16cid:durableId="885872335">
+    <w:abstractNumId w:val="16"/>
+  </w:num>
+  <w:num w:numId="15" w16cid:durableId="990132565">
+    <w:abstractNumId w:val="6"/>
+  </w:num>
+  <w:num w:numId="16" w16cid:durableId="2034262400">
+    <w:abstractNumId w:val="8"/>
+  </w:num>
+  <w:num w:numId="17" w16cid:durableId="1234659660">
+    <w:abstractNumId w:val="21"/>
+  </w:num>
+  <w:num w:numId="18" w16cid:durableId="442193845">
+    <w:abstractNumId w:val="9"/>
+  </w:num>
+  <w:num w:numId="19" w16cid:durableId="1278178483">
+    <w:abstractNumId w:val="20"/>
+  </w:num>
+  <w:num w:numId="20" w16cid:durableId="1931964847">
+    <w:abstractNumId w:val="4"/>
+  </w:num>
+  <w:num w:numId="21" w16cid:durableId="532622015">
+    <w:abstractNumId w:val="1"/>
+  </w:num>
+  <w:num w:numId="22" w16cid:durableId="552470364">
+    <w:abstractNumId w:val="17"/>
+  </w:num>
+  <w:num w:numId="23" w16cid:durableId="309948101">
+    <w:abstractNumId w:val="19"/>
+  </w:num>
+  <w:num w:numId="24" w16cid:durableId="1744722161">
+    <w:abstractNumId w:val="24"/>
+  </w:num>
+  <w:num w:numId="25" w16cid:durableId="986475536">
+    <w:abstractNumId w:val="23"/>
+  </w:num>
+  <w:num w:numId="26" w16cid:durableId="1363749401">
     <w:abstractNumId w:val="15"/>
   </w:num>
-  <w:num w:numId="11" w16cid:durableId="213347259">
-    <w:abstractNumId w:val="16"/>
-  </w:num>
-  <w:num w:numId="12" w16cid:durableId="81951011">
-    <w:abstractNumId w:val="14"/>
-  </w:num>
-  <w:num w:numId="13" w16cid:durableId="724450366">
-    <w:abstractNumId w:val="2"/>
-  </w:num>
-  <w:num w:numId="14" w16cid:durableId="885872335">
-    <w:abstractNumId w:val="11"/>
-  </w:num>
-  <w:num w:numId="15" w16cid:durableId="990132565">
-    <w:abstractNumId w:val="3"/>
-  </w:num>
-  <w:num w:numId="16" w16cid:durableId="2034262400">
+  <w:num w:numId="27" w16cid:durableId="1783961121">
     <w:abstractNumId w:val="5"/>
   </w:num>
-  <w:num w:numId="17" w16cid:durableId="1234659660">
-    <w:abstractNumId w:val="13"/>
+  <w:num w:numId="28" w16cid:durableId="727731801">
+    <w:abstractNumId w:val="25"/>
   </w:num>
 </w:numbering>
 </file>
@@ -5756,14 +10690,14 @@
     <w:lsdException w:name="Unresolved Mention" w:semiHidden="1" w:unhideWhenUsed="1"/>
     <w:lsdException w:name="Smart Link" w:semiHidden="1" w:unhideWhenUsed="1"/>
   </w:latentStyles>
-  <w:style w:type="paragraph" w:default="1" w:styleId="a">
+  <w:style w:type="paragraph" w:default="1" w:styleId="Normal">
     <w:name w:val="Normal"/>
     <w:qFormat/>
   </w:style>
-  <w:style w:type="paragraph" w:styleId="10">
+  <w:style w:type="paragraph" w:styleId="Heading1">
     <w:name w:val="heading 1"/>
-    <w:basedOn w:val="a"/>
-    <w:next w:val="a"/>
+    <w:basedOn w:val="Normal"/>
+    <w:next w:val="Normal"/>
     <w:uiPriority w:val="9"/>
     <w:qFormat/>
     <w:pPr>
@@ -5779,10 +10713,10 @@
       <w:szCs w:val="40"/>
     </w:rPr>
   </w:style>
-  <w:style w:type="paragraph" w:styleId="2">
+  <w:style w:type="paragraph" w:styleId="Heading2">
     <w:name w:val="heading 2"/>
-    <w:basedOn w:val="a"/>
-    <w:next w:val="a"/>
+    <w:basedOn w:val="Normal"/>
+    <w:next w:val="Normal"/>
     <w:uiPriority w:val="9"/>
     <w:semiHidden/>
     <w:unhideWhenUsed/>
@@ -5800,10 +10734,10 @@
       <w:szCs w:val="32"/>
     </w:rPr>
   </w:style>
-  <w:style w:type="paragraph" w:styleId="3">
+  <w:style w:type="paragraph" w:styleId="Heading3">
     <w:name w:val="heading 3"/>
-    <w:basedOn w:val="a"/>
-    <w:next w:val="a"/>
+    <w:basedOn w:val="Normal"/>
+    <w:next w:val="Normal"/>
     <w:uiPriority w:val="9"/>
     <w:semiHidden/>
     <w:unhideWhenUsed/>
@@ -5820,10 +10754,10 @@
       <w:szCs w:val="28"/>
     </w:rPr>
   </w:style>
-  <w:style w:type="paragraph" w:styleId="4">
+  <w:style w:type="paragraph" w:styleId="Heading4">
     <w:name w:val="heading 4"/>
-    <w:basedOn w:val="a"/>
-    <w:next w:val="a"/>
+    <w:basedOn w:val="Normal"/>
+    <w:next w:val="Normal"/>
     <w:uiPriority w:val="9"/>
     <w:semiHidden/>
     <w:unhideWhenUsed/>
@@ -5840,10 +10774,10 @@
       <w:color w:val="0F4761"/>
     </w:rPr>
   </w:style>
-  <w:style w:type="paragraph" w:styleId="5">
+  <w:style w:type="paragraph" w:styleId="Heading5">
     <w:name w:val="heading 5"/>
-    <w:basedOn w:val="a"/>
-    <w:next w:val="a"/>
+    <w:basedOn w:val="Normal"/>
+    <w:next w:val="Normal"/>
     <w:uiPriority w:val="9"/>
     <w:semiHidden/>
     <w:unhideWhenUsed/>
@@ -5858,10 +10792,10 @@
       <w:color w:val="0F4761"/>
     </w:rPr>
   </w:style>
-  <w:style w:type="paragraph" w:styleId="6">
+  <w:style w:type="paragraph" w:styleId="Heading6">
     <w:name w:val="heading 6"/>
-    <w:basedOn w:val="a"/>
-    <w:next w:val="a"/>
+    <w:basedOn w:val="Normal"/>
+    <w:next w:val="Normal"/>
     <w:uiPriority w:val="9"/>
     <w:semiHidden/>
     <w:unhideWhenUsed/>
@@ -5878,9 +10812,9 @@
       <w:color w:val="595959"/>
     </w:rPr>
   </w:style>
-  <w:style w:type="paragraph" w:styleId="7">
+  <w:style w:type="paragraph" w:styleId="Heading7">
     <w:name w:val="heading 7"/>
-    <w:link w:val="70"/>
+    <w:link w:val="Heading7Char"/>
     <w:uiPriority w:val="9"/>
     <w:semiHidden/>
     <w:unhideWhenUsed/>
@@ -5897,9 +10831,9 @@
       <w:color w:val="595959" w:themeColor="text1" w:themeTint="A6"/>
     </w:rPr>
   </w:style>
-  <w:style w:type="paragraph" w:styleId="8">
+  <w:style w:type="paragraph" w:styleId="Heading8">
     <w:name w:val="heading 8"/>
-    <w:link w:val="80"/>
+    <w:link w:val="Heading8Char"/>
     <w:uiPriority w:val="9"/>
     <w:semiHidden/>
     <w:unhideWhenUsed/>
@@ -5917,9 +10851,9 @@
       <w:color w:val="272727" w:themeColor="text1" w:themeTint="D8"/>
     </w:rPr>
   </w:style>
-  <w:style w:type="paragraph" w:styleId="9">
+  <w:style w:type="paragraph" w:styleId="Heading9">
     <w:name w:val="heading 9"/>
-    <w:link w:val="90"/>
+    <w:link w:val="Heading9Char"/>
     <w:uiPriority w:val="9"/>
     <w:semiHidden/>
     <w:unhideWhenUsed/>
@@ -5935,13 +10869,13 @@
       <w:color w:val="272727" w:themeColor="text1" w:themeTint="D8"/>
     </w:rPr>
   </w:style>
-  <w:style w:type="character" w:default="1" w:styleId="a0">
+  <w:style w:type="character" w:default="1" w:styleId="DefaultParagraphFont">
     <w:name w:val="Default Paragraph Font"/>
     <w:uiPriority w:val="1"/>
     <w:semiHidden/>
     <w:unhideWhenUsed/>
   </w:style>
-  <w:style w:type="table" w:default="1" w:styleId="a1">
+  <w:style w:type="table" w:default="1" w:styleId="TableNormal">
     <w:name w:val="Normal Table"/>
     <w:uiPriority w:val="99"/>
     <w:semiHidden/>
@@ -5956,37 +10890,11 @@
       </w:tblCellMar>
     </w:tblPr>
   </w:style>
-  <w:style w:type="numbering" w:default="1" w:styleId="a2">
+  <w:style w:type="numbering" w:default="1" w:styleId="NoList">
     <w:name w:val="No List"/>
     <w:uiPriority w:val="99"/>
     <w:semiHidden/>
     <w:unhideWhenUsed/>
-  </w:style>
-  <w:style w:type="table" w:customStyle="1" w:styleId="TableNormal">
-    <w:name w:val="TableNormal"/>
-    <w:tblPr>
-      <w:tblCellMar>
-        <w:top w:w="100" w:type="dxa"/>
-        <w:left w:w="100" w:type="dxa"/>
-        <w:bottom w:w="100" w:type="dxa"/>
-        <w:right w:w="100" w:type="dxa"/>
-      </w:tblCellMar>
-    </w:tblPr>
-  </w:style>
-  <w:style w:type="paragraph" w:styleId="a3">
-    <w:name w:val="Title"/>
-    <w:basedOn w:val="a"/>
-    <w:next w:val="a"/>
-    <w:uiPriority w:val="10"/>
-    <w:qFormat/>
-    <w:pPr>
-      <w:spacing w:after="80" w:line="240" w:lineRule="auto"/>
-    </w:pPr>
-    <w:rPr>
-      <w:rFonts w:ascii="Play" w:eastAsia="Play" w:hAnsi="Play" w:cs="Play"/>
-      <w:sz w:val="56"/>
-      <w:szCs w:val="56"/>
-    </w:rPr>
   </w:style>
   <w:style w:type="table" w:customStyle="1" w:styleId="TableNormal0">
     <w:name w:val="TableNormal"/>
@@ -5999,7 +10907,33 @@
       </w:tblCellMar>
     </w:tblPr>
   </w:style>
+  <w:style w:type="paragraph" w:styleId="Title">
+    <w:name w:val="Title"/>
+    <w:basedOn w:val="Normal"/>
+    <w:next w:val="Normal"/>
+    <w:uiPriority w:val="10"/>
+    <w:qFormat/>
+    <w:pPr>
+      <w:spacing w:after="80" w:line="240" w:lineRule="auto"/>
+    </w:pPr>
+    <w:rPr>
+      <w:rFonts w:ascii="Play" w:eastAsia="Play" w:hAnsi="Play" w:cs="Play"/>
+      <w:sz w:val="56"/>
+      <w:szCs w:val="56"/>
+    </w:rPr>
+  </w:style>
   <w:style w:type="table" w:customStyle="1" w:styleId="TableNormal1">
+    <w:name w:val="TableNormal"/>
+    <w:tblPr>
+      <w:tblCellMar>
+        <w:top w:w="100" w:type="dxa"/>
+        <w:left w:w="100" w:type="dxa"/>
+        <w:bottom w:w="100" w:type="dxa"/>
+        <w:right w:w="100" w:type="dxa"/>
+      </w:tblCellMar>
+    </w:tblPr>
+  </w:style>
+  <w:style w:type="table" w:customStyle="1" w:styleId="TableNormal2">
     <w:name w:val="TableNormal"/>
     <w:tblPr>
       <w:tblCellMar>
@@ -6029,7 +10963,7 @@
   </w:style>
   <w:style w:type="character" w:customStyle="1" w:styleId="SubHeading1Char">
     <w:name w:val="Sub Heading 1 Char"/>
-    <w:basedOn w:val="a0"/>
+    <w:basedOn w:val="DefaultParagraphFont"/>
     <w:link w:val="SubHeading1"/>
     <w:rsid w:val="00BC225B"/>
     <w:rPr>
@@ -6066,9 +11000,9 @@
       <w:lang w:val="en-US"/>
     </w:rPr>
   </w:style>
-  <w:style w:type="character" w:customStyle="1" w:styleId="11">
+  <w:style w:type="character" w:customStyle="1" w:styleId="10">
     <w:name w:val="כותרת 1 תו"/>
-    <w:basedOn w:val="a0"/>
+    <w:basedOn w:val="DefaultParagraphFont"/>
     <w:uiPriority w:val="9"/>
     <w:rsid w:val="00BC225B"/>
     <w:rPr>
@@ -6091,7 +11025,7 @@
   </w:style>
   <w:style w:type="character" w:customStyle="1" w:styleId="DefaultChar">
     <w:name w:val="Default Char"/>
-    <w:basedOn w:val="a0"/>
+    <w:basedOn w:val="DefaultParagraphFont"/>
     <w:link w:val="Default"/>
     <w:rsid w:val="00BC225B"/>
     <w:rPr>
@@ -6100,9 +11034,9 @@
       <w:sz w:val="24"/>
     </w:rPr>
   </w:style>
-  <w:style w:type="character" w:customStyle="1" w:styleId="20">
+  <w:style w:type="character" w:customStyle="1" w:styleId="2">
     <w:name w:val="כותרת 2 תו"/>
-    <w:basedOn w:val="a0"/>
+    <w:basedOn w:val="DefaultParagraphFont"/>
     <w:uiPriority w:val="9"/>
     <w:semiHidden/>
     <w:rsid w:val="009D5B39"/>
@@ -6113,9 +11047,9 @@
       <w:szCs w:val="32"/>
     </w:rPr>
   </w:style>
-  <w:style w:type="character" w:customStyle="1" w:styleId="30">
+  <w:style w:type="character" w:customStyle="1" w:styleId="3">
     <w:name w:val="כותרת 3 תו"/>
-    <w:basedOn w:val="a0"/>
+    <w:basedOn w:val="DefaultParagraphFont"/>
     <w:uiPriority w:val="9"/>
     <w:semiHidden/>
     <w:rsid w:val="009D5B39"/>
@@ -6126,9 +11060,9 @@
       <w:szCs w:val="28"/>
     </w:rPr>
   </w:style>
-  <w:style w:type="character" w:customStyle="1" w:styleId="40">
+  <w:style w:type="character" w:customStyle="1" w:styleId="4">
     <w:name w:val="כותרת 4 תו"/>
-    <w:basedOn w:val="a0"/>
+    <w:basedOn w:val="DefaultParagraphFont"/>
     <w:uiPriority w:val="9"/>
     <w:semiHidden/>
     <w:rsid w:val="009D5B39"/>
@@ -6139,9 +11073,9 @@
       <w:color w:val="0F4761" w:themeColor="accent1" w:themeShade="BF"/>
     </w:rPr>
   </w:style>
-  <w:style w:type="character" w:customStyle="1" w:styleId="50">
+  <w:style w:type="character" w:customStyle="1" w:styleId="5">
     <w:name w:val="כותרת 5 תו"/>
-    <w:basedOn w:val="a0"/>
+    <w:basedOn w:val="DefaultParagraphFont"/>
     <w:uiPriority w:val="9"/>
     <w:semiHidden/>
     <w:rsid w:val="009D5B39"/>
@@ -6150,9 +11084,9 @@
       <w:color w:val="0F4761" w:themeColor="accent1" w:themeShade="BF"/>
     </w:rPr>
   </w:style>
-  <w:style w:type="character" w:customStyle="1" w:styleId="60">
+  <w:style w:type="character" w:customStyle="1" w:styleId="6">
     <w:name w:val="כותרת 6 תו"/>
-    <w:basedOn w:val="a0"/>
+    <w:basedOn w:val="DefaultParagraphFont"/>
     <w:uiPriority w:val="9"/>
     <w:semiHidden/>
     <w:rsid w:val="009D5B39"/>
@@ -6163,10 +11097,10 @@
       <w:color w:val="595959" w:themeColor="text1" w:themeTint="A6"/>
     </w:rPr>
   </w:style>
-  <w:style w:type="character" w:customStyle="1" w:styleId="70">
-    <w:name w:val="כותרת 7 תו"/>
-    <w:basedOn w:val="a0"/>
-    <w:link w:val="7"/>
+  <w:style w:type="character" w:customStyle="1" w:styleId="Heading7Char">
+    <w:name w:val="Heading 7 Char"/>
+    <w:basedOn w:val="DefaultParagraphFont"/>
+    <w:link w:val="Heading7"/>
     <w:uiPriority w:val="9"/>
     <w:semiHidden/>
     <w:rsid w:val="009D5B39"/>
@@ -6175,10 +11109,10 @@
       <w:color w:val="595959" w:themeColor="text1" w:themeTint="A6"/>
     </w:rPr>
   </w:style>
-  <w:style w:type="character" w:customStyle="1" w:styleId="80">
-    <w:name w:val="כותרת 8 תו"/>
-    <w:basedOn w:val="a0"/>
-    <w:link w:val="8"/>
+  <w:style w:type="character" w:customStyle="1" w:styleId="Heading8Char">
+    <w:name w:val="Heading 8 Char"/>
+    <w:basedOn w:val="DefaultParagraphFont"/>
+    <w:link w:val="Heading8"/>
     <w:uiPriority w:val="9"/>
     <w:semiHidden/>
     <w:rsid w:val="009D5B39"/>
@@ -6189,10 +11123,10 @@
       <w:color w:val="272727" w:themeColor="text1" w:themeTint="D8"/>
     </w:rPr>
   </w:style>
-  <w:style w:type="character" w:customStyle="1" w:styleId="90">
-    <w:name w:val="כותרת 9 תו"/>
-    <w:basedOn w:val="a0"/>
-    <w:link w:val="9"/>
+  <w:style w:type="character" w:customStyle="1" w:styleId="Heading9Char">
+    <w:name w:val="Heading 9 Char"/>
+    <w:basedOn w:val="DefaultParagraphFont"/>
+    <w:link w:val="Heading9"/>
     <w:uiPriority w:val="9"/>
     <w:semiHidden/>
     <w:rsid w:val="009D5B39"/>
@@ -6201,9 +11135,9 @@
       <w:color w:val="272727" w:themeColor="text1" w:themeTint="D8"/>
     </w:rPr>
   </w:style>
-  <w:style w:type="character" w:customStyle="1" w:styleId="a4">
+  <w:style w:type="character" w:customStyle="1" w:styleId="a">
     <w:name w:val="כותרת טקסט תו"/>
-    <w:basedOn w:val="a0"/>
+    <w:basedOn w:val="DefaultParagraphFont"/>
     <w:uiPriority w:val="10"/>
     <w:rsid w:val="009D5B39"/>
     <w:rPr>
@@ -6214,9 +11148,9 @@
       <w:szCs w:val="56"/>
     </w:rPr>
   </w:style>
-  <w:style w:type="character" w:customStyle="1" w:styleId="a5">
+  <w:style w:type="character" w:customStyle="1" w:styleId="a0">
     <w:name w:val="כותרת משנה תו"/>
-    <w:basedOn w:val="a0"/>
+    <w:basedOn w:val="DefaultParagraphFont"/>
     <w:uiPriority w:val="11"/>
     <w:rsid w:val="009D5B39"/>
     <w:rPr>
@@ -6227,9 +11161,9 @@
       <w:szCs w:val="28"/>
     </w:rPr>
   </w:style>
-  <w:style w:type="paragraph" w:styleId="a6">
+  <w:style w:type="paragraph" w:styleId="Quote">
     <w:name w:val="Quote"/>
-    <w:link w:val="a7"/>
+    <w:link w:val="QuoteChar"/>
     <w:uiPriority w:val="29"/>
     <w:qFormat/>
     <w:rsid w:val="009D5B39"/>
@@ -6243,10 +11177,10 @@
       <w:color w:val="404040" w:themeColor="text1" w:themeTint="BF"/>
     </w:rPr>
   </w:style>
-  <w:style w:type="character" w:customStyle="1" w:styleId="a7">
-    <w:name w:val="ציטוט תו"/>
-    <w:basedOn w:val="a0"/>
-    <w:link w:val="a6"/>
+  <w:style w:type="character" w:customStyle="1" w:styleId="QuoteChar">
+    <w:name w:val="Quote Char"/>
+    <w:basedOn w:val="DefaultParagraphFont"/>
+    <w:link w:val="Quote"/>
     <w:uiPriority w:val="29"/>
     <w:rsid w:val="009D5B39"/>
     <w:rPr>
@@ -6255,7 +11189,7 @@
       <w:color w:val="404040" w:themeColor="text1" w:themeTint="BF"/>
     </w:rPr>
   </w:style>
-  <w:style w:type="paragraph" w:styleId="a8">
+  <w:style w:type="paragraph" w:styleId="ListParagraph">
     <w:name w:val="List Paragraph"/>
     <w:uiPriority w:val="34"/>
     <w:qFormat/>
@@ -6265,9 +11199,9 @@
       <w:contextualSpacing/>
     </w:pPr>
   </w:style>
-  <w:style w:type="character" w:styleId="a9">
+  <w:style w:type="character" w:styleId="IntenseEmphasis">
     <w:name w:val="Intense Emphasis"/>
-    <w:basedOn w:val="a0"/>
+    <w:basedOn w:val="DefaultParagraphFont"/>
     <w:uiPriority w:val="21"/>
     <w:qFormat/>
     <w:rsid w:val="009D5B39"/>
@@ -6277,9 +11211,9 @@
       <w:color w:val="0F4761" w:themeColor="accent1" w:themeShade="BF"/>
     </w:rPr>
   </w:style>
-  <w:style w:type="paragraph" w:styleId="aa">
+  <w:style w:type="paragraph" w:styleId="IntenseQuote">
     <w:name w:val="Intense Quote"/>
-    <w:link w:val="ab"/>
+    <w:link w:val="IntenseQuoteChar"/>
     <w:uiPriority w:val="30"/>
     <w:qFormat/>
     <w:rsid w:val="009D5B39"/>
@@ -6298,10 +11232,10 @@
       <w:color w:val="0F4761" w:themeColor="accent1" w:themeShade="BF"/>
     </w:rPr>
   </w:style>
-  <w:style w:type="character" w:customStyle="1" w:styleId="ab">
-    <w:name w:val="ציטוט חזק תו"/>
-    <w:basedOn w:val="a0"/>
-    <w:link w:val="aa"/>
+  <w:style w:type="character" w:customStyle="1" w:styleId="IntenseQuoteChar">
+    <w:name w:val="Intense Quote Char"/>
+    <w:basedOn w:val="DefaultParagraphFont"/>
+    <w:link w:val="IntenseQuote"/>
     <w:uiPriority w:val="30"/>
     <w:rsid w:val="009D5B39"/>
     <w:rPr>
@@ -6310,9 +11244,9 @@
       <w:color w:val="0F4761" w:themeColor="accent1" w:themeShade="BF"/>
     </w:rPr>
   </w:style>
-  <w:style w:type="character" w:styleId="ac">
+  <w:style w:type="character" w:styleId="IntenseReference">
     <w:name w:val="Intense Reference"/>
-    <w:basedOn w:val="a0"/>
+    <w:basedOn w:val="DefaultParagraphFont"/>
     <w:uiPriority w:val="32"/>
     <w:qFormat/>
     <w:rsid w:val="009D5B39"/>
@@ -6324,9 +11258,9 @@
       <w:spacing w:val="5"/>
     </w:rPr>
   </w:style>
-  <w:style w:type="character" w:styleId="ad">
+  <w:style w:type="character" w:styleId="PlaceholderText">
     <w:name w:val="Placeholder Text"/>
-    <w:basedOn w:val="a0"/>
+    <w:basedOn w:val="DefaultParagraphFont"/>
     <w:uiPriority w:val="99"/>
     <w:semiHidden/>
     <w:rsid w:val="00EB24A6"/>
@@ -6336,7 +11270,7 @@
   </w:style>
   <w:style w:type="character" w:styleId="Hyperlink">
     <w:name w:val="Hyperlink"/>
-    <w:basedOn w:val="a0"/>
+    <w:basedOn w:val="DefaultParagraphFont"/>
     <w:uiPriority w:val="99"/>
     <w:unhideWhenUsed/>
     <w:rsid w:val="0037569B"/>
@@ -6345,9 +11279,9 @@
       <w:u w:val="single"/>
     </w:rPr>
   </w:style>
-  <w:style w:type="character" w:styleId="ae">
+  <w:style w:type="character" w:styleId="UnresolvedMention">
     <w:name w:val="Unresolved Mention"/>
-    <w:basedOn w:val="a0"/>
+    <w:basedOn w:val="DefaultParagraphFont"/>
     <w:uiPriority w:val="99"/>
     <w:semiHidden/>
     <w:unhideWhenUsed/>
@@ -6360,7 +11294,6 @@
   <w:style w:type="paragraph" w:styleId="NormalWeb">
     <w:name w:val="Normal (Web)"/>
     <w:uiPriority w:val="99"/>
-    <w:semiHidden/>
     <w:unhideWhenUsed/>
     <w:rsid w:val="008F64F0"/>
     <w:rPr>
@@ -6369,10 +11302,10 @@
       <w:szCs w:val="24"/>
     </w:rPr>
   </w:style>
-  <w:style w:type="paragraph" w:styleId="af">
+  <w:style w:type="paragraph" w:styleId="Subtitle">
     <w:name w:val="Subtitle"/>
-    <w:basedOn w:val="a"/>
-    <w:next w:val="a"/>
+    <w:basedOn w:val="Normal"/>
+    <w:next w:val="Normal"/>
     <w:uiPriority w:val="11"/>
     <w:qFormat/>
     <w:pPr>
@@ -6384,10 +11317,10 @@
       <w:szCs w:val="28"/>
     </w:rPr>
   </w:style>
-  <w:style w:type="paragraph" w:styleId="HTML">
+  <w:style w:type="paragraph" w:styleId="HTMLPreformatted">
     <w:name w:val="HTML Preformatted"/>
-    <w:basedOn w:val="a"/>
-    <w:link w:val="HTML0"/>
+    <w:basedOn w:val="Normal"/>
+    <w:link w:val="HTMLPreformattedChar"/>
     <w:uiPriority w:val="99"/>
     <w:semiHidden/>
     <w:unhideWhenUsed/>
@@ -6401,10 +11334,10 @@
       <w:szCs w:val="20"/>
     </w:rPr>
   </w:style>
-  <w:style w:type="character" w:customStyle="1" w:styleId="HTML0">
-    <w:name w:val="HTML מעוצב מראש תו"/>
-    <w:basedOn w:val="a0"/>
-    <w:link w:val="HTML"/>
+  <w:style w:type="character" w:customStyle="1" w:styleId="HTMLPreformattedChar">
+    <w:name w:val="HTML Preformatted Char"/>
+    <w:basedOn w:val="DefaultParagraphFont"/>
+    <w:link w:val="HTMLPreformatted"/>
     <w:uiPriority w:val="99"/>
     <w:semiHidden/>
     <w:rsid w:val="000A6A91"/>
@@ -6423,6 +11356,63 @@
         <w:numId w:val="15"/>
       </w:numPr>
     </w:pPr>
+  </w:style>
+  <w:style w:type="character" w:styleId="HTMLCode">
+    <w:name w:val="HTML Code"/>
+    <w:basedOn w:val="DefaultParagraphFont"/>
+    <w:uiPriority w:val="99"/>
+    <w:semiHidden/>
+    <w:unhideWhenUsed/>
+    <w:rsid w:val="009048FB"/>
+    <w:rPr>
+      <w:rFonts w:ascii="Courier New" w:eastAsia="Times New Roman" w:hAnsi="Courier New" w:cs="Courier New"/>
+      <w:sz w:val="20"/>
+      <w:szCs w:val="20"/>
+    </w:rPr>
+  </w:style>
+  <w:style w:type="paragraph" w:styleId="Header">
+    <w:name w:val="header"/>
+    <w:basedOn w:val="Normal"/>
+    <w:link w:val="HeaderChar"/>
+    <w:uiPriority w:val="99"/>
+    <w:unhideWhenUsed/>
+    <w:rsid w:val="009048FB"/>
+    <w:pPr>
+      <w:tabs>
+        <w:tab w:val="center" w:pos="4513"/>
+        <w:tab w:val="right" w:pos="9026"/>
+      </w:tabs>
+      <w:spacing w:line="240" w:lineRule="auto"/>
+    </w:pPr>
+  </w:style>
+  <w:style w:type="character" w:customStyle="1" w:styleId="HeaderChar">
+    <w:name w:val="Header Char"/>
+    <w:basedOn w:val="DefaultParagraphFont"/>
+    <w:link w:val="Header"/>
+    <w:uiPriority w:val="99"/>
+    <w:rsid w:val="009048FB"/>
+  </w:style>
+  <w:style w:type="paragraph" w:styleId="Footer">
+    <w:name w:val="footer"/>
+    <w:basedOn w:val="Normal"/>
+    <w:link w:val="FooterChar"/>
+    <w:uiPriority w:val="99"/>
+    <w:unhideWhenUsed/>
+    <w:rsid w:val="009048FB"/>
+    <w:pPr>
+      <w:tabs>
+        <w:tab w:val="center" w:pos="4513"/>
+        <w:tab w:val="right" w:pos="9026"/>
+      </w:tabs>
+      <w:spacing w:line="240" w:lineRule="auto"/>
+    </w:pPr>
+  </w:style>
+  <w:style w:type="character" w:customStyle="1" w:styleId="FooterChar">
+    <w:name w:val="Footer Char"/>
+    <w:basedOn w:val="DefaultParagraphFont"/>
+    <w:link w:val="Footer"/>
+    <w:uiPriority w:val="99"/>
+    <w:rsid w:val="009048FB"/>
   </w:style>
 </w:styles>
 </file>
@@ -6723,28 +11713,28 @@
 </file>
 
 <file path=customXml/item1.xml><?xml version="1.0" encoding="utf-8"?>
-<b:Sources xmlns:b="http://schemas.openxmlformats.org/officeDocument/2006/bibliography" xmlns="http://schemas.openxmlformats.org/officeDocument/2006/bibliography" SelectedStyle="\APASixthEditionOfficeOnline.xsl" StyleName="APA" Version="6"/>
-</file>
-
-<file path=customXml/item2.xml><?xml version="1.0" encoding="utf-8"?>
 <go:gDocsCustomXmlDataStorage xmlns:go="http://customooxmlschemas.google.com/" xmlns:r="http://schemas.openxmlformats.org/officeDocument/2006/relationships" uri="GoogleDocsCustomDataVersion2">
   <go:docsCustomData xmlns:go="http://customooxmlschemas.google.com/" roundtripDataSignature="AMtx7missuwc7uN/iV/wvVCOARmLVuLQVQ==">CgMxLjA4AHIhMTVRU0h0a1QxLXViMHJYb1dqUGJJWUJtSTZLQk81Y2Fl</go:docsCustomData>
 </go:gDocsCustomXmlDataStorage>
 </file>
 
-<file path=customXml/itemProps1.xml><?xml version="1.0" encoding="utf-8"?>
-<ds:datastoreItem xmlns:ds="http://schemas.openxmlformats.org/officeDocument/2006/customXml" ds:itemID="{DA0BD7F8-36DA-4C63-AFAC-8270B05BF53A}">
-  <ds:schemaRefs>
-    <ds:schemaRef ds:uri="http://schemas.openxmlformats.org/officeDocument/2006/bibliography"/>
-  </ds:schemaRefs>
-</ds:datastoreItem>
+<file path=customXml/item2.xml><?xml version="1.0" encoding="utf-8"?>
+<b:Sources xmlns:b="http://schemas.openxmlformats.org/officeDocument/2006/bibliography" xmlns="http://schemas.openxmlformats.org/officeDocument/2006/bibliography" SelectedStyle="\APASixthEditionOfficeOnline.xsl" StyleName="APA" Version="6"/>
 </file>
 
-<file path=customXml/itemProps2.xml><?xml version="1.0" encoding="utf-8"?>
+<file path=customXml/itemProps1.xml><?xml version="1.0" encoding="utf-8"?>
 <ds:datastoreItem xmlns:ds="http://schemas.openxmlformats.org/officeDocument/2006/customXml" ds:itemID="{11111111-1234-1234-1234-123412341234}">
   <ds:schemaRefs>
     <ds:schemaRef ds:uri="http://customooxmlschemas.google.com/"/>
     <ds:schemaRef ds:uri="http://schemas.openxmlformats.org/officeDocument/2006/relationships"/>
   </ds:schemaRefs>
 </ds:datastoreItem>
+</file>
+
+<file path=customXml/itemProps2.xml><?xml version="1.0" encoding="utf-8"?>
+<ds:datastoreItem xmlns:ds="http://schemas.openxmlformats.org/officeDocument/2006/customXml" ds:itemID="{DA0BD7F8-36DA-4C63-AFAC-8270B05BF53A}">
+  <ds:schemaRefs>
+    <ds:schemaRef ds:uri="http://schemas.openxmlformats.org/officeDocument/2006/bibliography"/>
+  </ds:schemaRefs>
+</ds:datastoreItem>
 </file>
--- a/FinalProject/Document/final_project_212047542_327703013.docx
+++ b/FinalProject/Document/final_project_212047542_327703013.docx
@@ -376,23 +376,7 @@
           <w:sz w:val="24"/>
           <w:szCs w:val="24"/>
         </w:rPr>
-        <w:t xml:space="preserve">. Because the </w:t>
-      </w:r>
-      <w:proofErr w:type="spellStart"/>
-      <w:r>
-        <w:rPr>
-          <w:sz w:val="24"/>
-          <w:szCs w:val="24"/>
-        </w:rPr>
-        <w:t>thresholded</w:t>
-      </w:r>
-      <w:proofErr w:type="spellEnd"/>
-      <w:r>
-        <w:rPr>
-          <w:sz w:val="24"/>
-          <w:szCs w:val="24"/>
-        </w:rPr>
-        <w:t xml:space="preserve"> corner response consists of multi-pixel binary blobs rather than individual coordinates, we use connected component analysis to automatically compute each blob's center of mass (</w:t>
+        <w:t>. Because the thresholded corner response consists of multi-pixel binary blobs rather than individual coordinates, we use connected component analysis to automatically compute each blob's center of mass (</w:t>
       </w:r>
       <w:r>
         <w:rPr>
@@ -915,7 +899,7 @@
     </w:p>
     <w:p>
       <w:pPr>
-        <w:pStyle w:val="ListParagraph"/>
+        <w:pStyle w:val="a8"/>
         <w:numPr>
           <w:ilvl w:val="0"/>
           <w:numId w:val="10"/>
@@ -1383,7 +1367,7 @@
     </w:p>
     <w:p>
       <w:pPr>
-        <w:pStyle w:val="ListParagraph"/>
+        <w:pStyle w:val="a8"/>
         <w:numPr>
           <w:ilvl w:val="0"/>
           <w:numId w:val="12"/>
@@ -1502,7 +1486,7 @@
     </w:p>
     <w:p>
       <w:pPr>
-        <w:pStyle w:val="ListParagraph"/>
+        <w:pStyle w:val="a8"/>
         <w:numPr>
           <w:ilvl w:val="0"/>
           <w:numId w:val="12"/>
@@ -1638,7 +1622,7 @@
     </w:p>
     <w:p>
       <w:pPr>
-        <w:pStyle w:val="ListParagraph"/>
+        <w:pStyle w:val="a8"/>
         <w:numPr>
           <w:ilvl w:val="0"/>
           <w:numId w:val="12"/>
@@ -1662,20 +1646,8 @@
           <w:szCs w:val="24"/>
           <w:lang w:val="en-US"/>
         </w:rPr>
-        <w:t xml:space="preserve">Full Affine vs. Partial Affine vs. </w:t>
-      </w:r>
-      <w:proofErr w:type="spellStart"/>
-      <w:r>
-        <w:rPr>
-          <w:b/>
-          <w:bCs/>
-          <w:sz w:val="24"/>
-          <w:szCs w:val="24"/>
-          <w:lang w:val="en-US"/>
-        </w:rPr>
-        <w:t>Homography</w:t>
-      </w:r>
-      <w:proofErr w:type="spellEnd"/>
+        <w:t>Full Affine vs. Partial Affine vs. Homography</w:t>
+      </w:r>
       <w:r>
         <w:rPr>
           <w:b/>
@@ -1697,7 +1669,7 @@
     </w:p>
     <w:p>
       <w:pPr>
-        <w:pStyle w:val="ListParagraph"/>
+        <w:pStyle w:val="a8"/>
         <w:numPr>
           <w:ilvl w:val="1"/>
           <w:numId w:val="12"/>
@@ -1750,7 +1722,7 @@
     </w:p>
     <w:p>
       <w:pPr>
-        <w:pStyle w:val="ListParagraph"/>
+        <w:pStyle w:val="a8"/>
         <w:numPr>
           <w:ilvl w:val="1"/>
           <w:numId w:val="12"/>
@@ -1825,7 +1797,7 @@
     </w:p>
     <w:p>
       <w:pPr>
-        <w:pStyle w:val="ListParagraph"/>
+        <w:pStyle w:val="a8"/>
         <w:numPr>
           <w:ilvl w:val="1"/>
           <w:numId w:val="12"/>
@@ -1841,27 +1813,15 @@
           <w:lang w:val="en-US"/>
         </w:rPr>
       </w:pPr>
-      <w:proofErr w:type="spellStart"/>
-      <w:r>
-        <w:rPr>
-          <w:b/>
-          <w:bCs/>
-          <w:sz w:val="24"/>
-          <w:szCs w:val="24"/>
-          <w:lang w:val="en-US"/>
-        </w:rPr>
-        <w:t>Homography</w:t>
-      </w:r>
-      <w:proofErr w:type="spellEnd"/>
-      <w:r>
-        <w:rPr>
-          <w:b/>
-          <w:bCs/>
-          <w:sz w:val="24"/>
-          <w:szCs w:val="24"/>
-          <w:lang w:val="en-US"/>
-        </w:rPr>
-        <w:t xml:space="preserve"> (8 DOF / Projective):</w:t>
+      <w:r>
+        <w:rPr>
+          <w:b/>
+          <w:bCs/>
+          <w:sz w:val="24"/>
+          <w:szCs w:val="24"/>
+          <w:lang w:val="en-US"/>
+        </w:rPr>
+        <w:t>Homography (8 DOF / Projective):</w:t>
       </w:r>
       <w:r>
         <w:rPr>
@@ -1963,25 +1923,7 @@
           <w:szCs w:val="24"/>
           <w:lang w:val="en-US"/>
         </w:rPr>
-        <w:t xml:space="preserve">tilting, upgrading to a </w:t>
-      </w:r>
-      <w:proofErr w:type="spellStart"/>
-      <w:r>
-        <w:rPr>
-          <w:sz w:val="24"/>
-          <w:szCs w:val="24"/>
-          <w:lang w:val="en-US"/>
-        </w:rPr>
-        <w:t>Homography</w:t>
-      </w:r>
-      <w:proofErr w:type="spellEnd"/>
-      <w:r>
-        <w:rPr>
-          <w:sz w:val="24"/>
-          <w:szCs w:val="24"/>
-          <w:lang w:val="en-US"/>
-        </w:rPr>
-        <w:t xml:space="preserve"> model did not yield a visible change. The simpler Partial Affine model, with</w:t>
+        <w:t>tilting, upgrading to a Homography model did not yield a visible change. The simpler Partial Affine model, with</w:t>
       </w:r>
       <w:r>
         <w:rPr>
@@ -2105,23 +2047,7 @@
           <w:sz w:val="24"/>
           <w:szCs w:val="24"/>
         </w:rPr>
-        <w:t xml:space="preserve">The second stage receives the stabilized video from Stage 1 and separates the walking person from the static scene. In the course lectures, background subtraction was introduced as a per-pixel temporal decision problem: for each pixel location (x, y), we observe its intensity profile across time and decide whether the current observation belongs to the static background or to a dynamic foreground object. The simplest approach would be </w:t>
-      </w:r>
-      <w:proofErr w:type="gramStart"/>
-      <w:r>
-        <w:rPr>
-          <w:sz w:val="24"/>
-          <w:szCs w:val="24"/>
-        </w:rPr>
-        <w:t>frame</w:t>
-      </w:r>
-      <w:proofErr w:type="gramEnd"/>
-      <w:r>
-        <w:rPr>
-          <w:sz w:val="24"/>
-          <w:szCs w:val="24"/>
-        </w:rPr>
-        <w:t xml:space="preserve"> differencing, but that is too sensitive to noise and residual stabilization motion. Therefore, we used a Gaussian Mixture Model background model, implemented through OpenCV MOG2, and then added our own temporal consistency, component selection, and forward/backward mask fusion around it.</w:t>
+        <w:t>The second stage receives the stabilized video from Stage 1 and separates the walking person from the static scene. In the course lectures, background subtraction was introduced as a per-pixel temporal decision problem: for each pixel location (x, y), we observe its intensity profile across time and decide whether the current observation belongs to the static background or to a dynamic foreground object. The simplest approach would be frame differencing, but that is too sensitive to noise and residual stabilization motion. Therefore, we used a Gaussian Mixture Model background model, implemented through OpenCV MOG2, and then added our own temporal consistency, component selection, and forward/backward mask fusion around it.</w:t>
       </w:r>
     </w:p>
     <w:p>
@@ -2254,7 +2180,7 @@
     </w:p>
     <w:p>
       <w:pPr>
-        <w:pStyle w:val="ListParagraph"/>
+        <w:pStyle w:val="a8"/>
         <w:numPr>
           <w:ilvl w:val="0"/>
           <w:numId w:val="13"/>
@@ -2284,7 +2210,7 @@
     </w:p>
     <w:p>
       <w:pPr>
-        <w:pStyle w:val="ListParagraph"/>
+        <w:pStyle w:val="a8"/>
         <w:numPr>
           <w:ilvl w:val="0"/>
           <w:numId w:val="13"/>
@@ -2328,7 +2254,7 @@
     </w:p>
     <w:p>
       <w:pPr>
-        <w:pStyle w:val="ListParagraph"/>
+        <w:pStyle w:val="a8"/>
         <w:numPr>
           <w:ilvl w:val="0"/>
           <w:numId w:val="13"/>
@@ -2353,28 +2279,12 @@
           <w:sz w:val="24"/>
           <w:szCs w:val="24"/>
         </w:rPr>
-        <w:t xml:space="preserve"> the trained model is frozen using </w:t>
-      </w:r>
-      <w:proofErr w:type="spellStart"/>
-      <w:r>
-        <w:rPr>
-          <w:sz w:val="24"/>
-          <w:szCs w:val="24"/>
-        </w:rPr>
-        <w:t>learningRate</w:t>
-      </w:r>
-      <w:proofErr w:type="spellEnd"/>
-      <w:r>
-        <w:rPr>
-          <w:sz w:val="24"/>
-          <w:szCs w:val="24"/>
-        </w:rPr>
-        <w:t xml:space="preserve"> = 0.0. Each frame is classified into background, shadow, or foreground. Only true foreground pixels with value 255 are retained.</w:t>
+        <w:t xml:space="preserve"> the trained model is frozen using learningRate = 0.0. Each frame is classified into background, shadow, or foreground. Only true foreground pixels with value 255 are retained.</w:t>
       </w:r>
     </w:p>
     <w:p>
       <w:pPr>
-        <w:pStyle w:val="ListParagraph"/>
+        <w:pStyle w:val="a8"/>
         <w:numPr>
           <w:ilvl w:val="0"/>
           <w:numId w:val="13"/>
@@ -2404,7 +2314,7 @@
     </w:p>
     <w:p>
       <w:pPr>
-        <w:pStyle w:val="ListParagraph"/>
+        <w:pStyle w:val="a8"/>
         <w:numPr>
           <w:ilvl w:val="0"/>
           <w:numId w:val="13"/>
@@ -2436,7 +2346,7 @@
     </w:p>
     <w:p>
       <w:pPr>
-        <w:pStyle w:val="ListParagraph"/>
+        <w:pStyle w:val="a8"/>
         <w:numPr>
           <w:ilvl w:val="0"/>
           <w:numId w:val="13"/>
@@ -2467,7 +2377,7 @@
     </w:p>
     <w:p>
       <w:pPr>
-        <w:pStyle w:val="ListParagraph"/>
+        <w:pStyle w:val="a8"/>
         <w:numPr>
           <w:ilvl w:val="0"/>
           <w:numId w:val="13"/>
@@ -2528,23 +2438,7 @@
           <w:sz w:val="24"/>
           <w:szCs w:val="24"/>
         </w:rPr>
-        <w:t xml:space="preserve">We started with a direct MOG2 background subtractor. This produced </w:t>
-      </w:r>
-      <w:proofErr w:type="gramStart"/>
-      <w:r>
-        <w:rPr>
-          <w:sz w:val="24"/>
-          <w:szCs w:val="24"/>
-        </w:rPr>
-        <w:t>ghosting</w:t>
-      </w:r>
-      <w:proofErr w:type="gramEnd"/>
-      <w:r>
-        <w:rPr>
-          <w:sz w:val="24"/>
-          <w:szCs w:val="24"/>
-        </w:rPr>
-        <w:t xml:space="preserve"> and background leakage, especially near high-contrast posters and at the end of the sequence. The reason is that background subtraction is extremely sensitive to residual stabilization motion: a wall that moves by only a few pixels may be classified as foreground. In addition, if the person appears over the same background location for many frames, the background model can partially absorb the person or leave a ghost when the person moves away.</w:t>
+        <w:t>We started with a direct MOG2 background subtractor. This produced ghosting and background leakage, especially near high-contrast posters and at the end of the sequence. The reason is that background subtraction is extremely sensitive to residual stabilization motion: a wall that moves by only a few pixels may be classified as foreground. In addition, if the person appears over the same background location for many frames, the background model can partially absorb the person or leave a ghost when the person moves away.</w:t>
       </w:r>
     </w:p>
     <w:p>
@@ -2565,7 +2459,7 @@
     </w:p>
     <w:p>
       <w:pPr>
-        <w:pStyle w:val="ListParagraph"/>
+        <w:pStyle w:val="a8"/>
         <w:numPr>
           <w:ilvl w:val="0"/>
           <w:numId w:val="14"/>
@@ -2590,28 +2484,12 @@
           <w:sz w:val="24"/>
           <w:szCs w:val="24"/>
         </w:rPr>
-        <w:t xml:space="preserve"> Instead of applying MOG2 directly on BGR frames, frames are converted to HSV. HSV partially separates chromatic content from brightness and </w:t>
-      </w:r>
-      <w:proofErr w:type="gramStart"/>
-      <w:r>
-        <w:rPr>
-          <w:sz w:val="24"/>
-          <w:szCs w:val="24"/>
-        </w:rPr>
-        <w:t>produced</w:t>
-      </w:r>
-      <w:proofErr w:type="gramEnd"/>
-      <w:r>
-        <w:rPr>
-          <w:sz w:val="24"/>
-          <w:szCs w:val="24"/>
-        </w:rPr>
-        <w:t xml:space="preserve"> more stable masks under small illumination changes.</w:t>
+        <w:t xml:space="preserve"> Instead of applying MOG2 directly on BGR frames, frames are converted to HSV. HSV partially separates chromatic content from brightness and produced more stable masks under small illumination changes.</w:t>
       </w:r>
     </w:p>
     <w:p>
       <w:pPr>
-        <w:pStyle w:val="ListParagraph"/>
+        <w:pStyle w:val="a8"/>
         <w:numPr>
           <w:ilvl w:val="0"/>
           <w:numId w:val="14"/>
@@ -2672,7 +2550,7 @@
     </w:p>
     <w:p>
       <w:pPr>
-        <w:pStyle w:val="ListParagraph"/>
+        <w:pStyle w:val="a8"/>
         <w:numPr>
           <w:ilvl w:val="0"/>
           <w:numId w:val="14"/>
@@ -2702,7 +2580,7 @@
     </w:p>
     <w:p>
       <w:pPr>
-        <w:pStyle w:val="ListParagraph"/>
+        <w:pStyle w:val="a8"/>
         <w:numPr>
           <w:ilvl w:val="0"/>
           <w:numId w:val="14"/>
@@ -2732,7 +2610,7 @@
     </w:p>
     <w:p>
       <w:pPr>
-        <w:pStyle w:val="ListParagraph"/>
+        <w:pStyle w:val="a8"/>
         <w:numPr>
           <w:ilvl w:val="0"/>
           <w:numId w:val="14"/>
@@ -2762,7 +2640,7 @@
     </w:p>
     <w:p>
       <w:pPr>
-        <w:pStyle w:val="ListParagraph"/>
+        <w:pStyle w:val="a8"/>
         <w:numPr>
           <w:ilvl w:val="0"/>
           <w:numId w:val="14"/>
@@ -2804,39 +2682,7 @@
           <w:sz w:val="24"/>
           <w:szCs w:val="24"/>
         </w:rPr>
-        <w:t xml:space="preserve">Rejected alternatives: KNN background subtraction and </w:t>
-      </w:r>
-      <w:proofErr w:type="spellStart"/>
-      <w:r>
-        <w:rPr>
-          <w:sz w:val="24"/>
-          <w:szCs w:val="24"/>
-        </w:rPr>
-        <w:t>GrabCut</w:t>
-      </w:r>
-      <w:proofErr w:type="spellEnd"/>
-      <w:r>
-        <w:rPr>
-          <w:sz w:val="24"/>
-          <w:szCs w:val="24"/>
-        </w:rPr>
-        <w:t xml:space="preserve"> refinement were tested. KNN did not improve the final quality, and </w:t>
-      </w:r>
-      <w:proofErr w:type="spellStart"/>
-      <w:r>
-        <w:rPr>
-          <w:sz w:val="24"/>
-          <w:szCs w:val="24"/>
-        </w:rPr>
-        <w:t>GrabCut</w:t>
-      </w:r>
-      <w:proofErr w:type="spellEnd"/>
-      <w:r>
-        <w:rPr>
-          <w:sz w:val="24"/>
-          <w:szCs w:val="24"/>
-        </w:rPr>
-        <w:t xml:space="preserve"> increased runtime significantly without solving the main leakage problem. We therefore kept MOG2 with our custom temporal logic.</w:t>
+        <w:t>Rejected alternatives: KNN background subtraction and GrabCut refinement were tested. KNN did not improve the final quality, and GrabCut increased runtime significantly without solving the main leakage problem. We therefore kept MOG2 with our custom temporal logic.</w:t>
       </w:r>
     </w:p>
     <w:p>
@@ -2870,7 +2716,7 @@
     </w:p>
     <w:p>
       <w:pPr>
-        <w:pStyle w:val="ListParagraph"/>
+        <w:pStyle w:val="a8"/>
         <w:numPr>
           <w:ilvl w:val="0"/>
           <w:numId w:val="17"/>
@@ -2932,28 +2778,12 @@
           <w:sz w:val="24"/>
           <w:szCs w:val="24"/>
         </w:rPr>
-        <w:t xml:space="preserve">therwise, a new mode is </w:t>
-      </w:r>
-      <w:proofErr w:type="gramStart"/>
-      <w:r>
-        <w:rPr>
-          <w:sz w:val="24"/>
-          <w:szCs w:val="24"/>
-        </w:rPr>
-        <w:t>created</w:t>
-      </w:r>
-      <w:proofErr w:type="gramEnd"/>
-      <w:r>
-        <w:rPr>
-          <w:sz w:val="24"/>
-          <w:szCs w:val="24"/>
-        </w:rPr>
-        <w:t xml:space="preserve"> or an old weak mode is replaced. The library function only produces a raw foreground mask. </w:t>
+        <w:t xml:space="preserve">therwise, a new mode is created or an old weak mode is replaced. The library function only produces a raw foreground mask. </w:t>
       </w:r>
     </w:p>
     <w:p>
       <w:pPr>
-        <w:pStyle w:val="ListParagraph"/>
+        <w:pStyle w:val="a8"/>
         <w:numPr>
           <w:ilvl w:val="0"/>
           <w:numId w:val="17"/>
@@ -3080,7 +2910,7 @@
     </w:p>
     <w:p>
       <w:pPr>
-        <w:pStyle w:val="ListParagraph"/>
+        <w:pStyle w:val="a8"/>
         <w:numPr>
           <w:ilvl w:val="0"/>
           <w:numId w:val="17"/>
@@ -3144,23 +2974,7 @@
           <w:sz w:val="24"/>
           <w:szCs w:val="24"/>
         </w:rPr>
-        <w:t xml:space="preserve"> </w:t>
-      </w:r>
-      <w:proofErr w:type="gramStart"/>
-      <w:r>
-        <w:rPr>
-          <w:sz w:val="24"/>
-          <w:szCs w:val="24"/>
-        </w:rPr>
-        <w:t>returns</w:t>
-      </w:r>
-      <w:proofErr w:type="gramEnd"/>
-      <w:r>
-        <w:rPr>
-          <w:sz w:val="24"/>
-          <w:szCs w:val="24"/>
-        </w:rPr>
-        <w:t xml:space="preserve"> a two-level hierarchy: external object boundaries and internal holes. We use this hierarchy in </w:t>
+        <w:t xml:space="preserve"> returns a two-level hierarchy: external object boundaries and internal holes. We use this hierarchy in </w:t>
       </w:r>
       <w:r>
         <w:rPr>
@@ -3169,9 +2983,15 @@
           <w:sz w:val="24"/>
           <w:szCs w:val="24"/>
         </w:rPr>
-        <w:t>_</w:t>
-      </w:r>
-      <w:proofErr w:type="spellStart"/>
+        <w:t>_fill_holes</w:t>
+      </w:r>
+      <w:r>
+        <w:rPr>
+          <w:sz w:val="24"/>
+          <w:szCs w:val="24"/>
+        </w:rPr>
+        <w:t xml:space="preserve">: if a contour has a parent, it is an internal hole, and we draw it in white. </w:t>
+      </w:r>
       <w:r>
         <w:rPr>
           <w:i/>
@@ -3179,15 +2999,14 @@
           <w:sz w:val="24"/>
           <w:szCs w:val="24"/>
         </w:rPr>
-        <w:t>fill_holes</w:t>
-      </w:r>
-      <w:proofErr w:type="spellEnd"/>
-      <w:r>
-        <w:rPr>
-          <w:sz w:val="24"/>
-          <w:szCs w:val="24"/>
-        </w:rPr>
-        <w:t xml:space="preserve">: if a contour has a parent, it is an internal hole, and we draw it in white. </w:t>
+        <w:t>RETR_EXTERNAL</w:t>
+      </w:r>
+      <w:r>
+        <w:rPr>
+          <w:sz w:val="24"/>
+          <w:szCs w:val="24"/>
+        </w:rPr>
+        <w:t xml:space="preserve"> is used later in </w:t>
       </w:r>
       <w:r>
         <w:rPr>
@@ -3196,22 +3015,6 @@
           <w:sz w:val="24"/>
           <w:szCs w:val="24"/>
         </w:rPr>
-        <w:t>RETR_EXTERNAL</w:t>
-      </w:r>
-      <w:r>
-        <w:rPr>
-          <w:sz w:val="24"/>
-          <w:szCs w:val="24"/>
-        </w:rPr>
-        <w:t xml:space="preserve"> is used later in </w:t>
-      </w:r>
-      <w:r>
-        <w:rPr>
-          <w:i/>
-          <w:iCs/>
-          <w:sz w:val="24"/>
-          <w:szCs w:val="24"/>
-        </w:rPr>
         <w:t>_solidify</w:t>
       </w:r>
       <w:r>
@@ -3238,7 +3041,7 @@
     </w:p>
     <w:p>
       <w:pPr>
-        <w:pStyle w:val="ListParagraph"/>
+        <w:pStyle w:val="a8"/>
         <w:numPr>
           <w:ilvl w:val="0"/>
           <w:numId w:val="17"/>
@@ -3326,14 +3129,22 @@
               <w:sz w:val="24"/>
               <w:szCs w:val="24"/>
             </w:rPr>
-            <m:t>score=area+70 · height-450·distance-25000 ·Δheight-12000· width</m:t>
+            <m:t xml:space="preserve">score=area+70 · </m:t>
+          </m:r>
+          <m:r>
+            <w:rPr>
+              <w:rFonts w:ascii="Cambria Math" w:hAnsi="Cambria Math"/>
+              <w:sz w:val="24"/>
+              <w:szCs w:val="24"/>
+            </w:rPr>
+            <m:t>height-450·distance-25000 ·Δheight-12000· width</m:t>
           </m:r>
         </m:oMath>
       </m:oMathPara>
     </w:p>
     <w:p>
       <w:pPr>
-        <w:pStyle w:val="ListParagraph"/>
+        <w:pStyle w:val="a8"/>
         <w:numPr>
           <w:ilvl w:val="0"/>
           <w:numId w:val="17"/>
@@ -3378,7 +3189,7 @@
     </w:p>
     <w:p>
       <w:pPr>
-        <w:pStyle w:val="ListParagraph"/>
+        <w:pStyle w:val="a8"/>
         <w:numPr>
           <w:ilvl w:val="0"/>
           <w:numId w:val="17"/>
@@ -3492,31 +3303,7 @@
           <w:szCs w:val="28"/>
         </w:rPr>
         <w:lastRenderedPageBreak/>
-        <w:t xml:space="preserve">Stage </w:t>
-      </w:r>
-      <w:r>
-        <w:rPr>
-          <w:b/>
-          <w:sz w:val="28"/>
-          <w:szCs w:val="28"/>
-        </w:rPr>
-        <w:t>3</w:t>
-      </w:r>
-      <w:r>
-        <w:rPr>
-          <w:b/>
-          <w:sz w:val="28"/>
-          <w:szCs w:val="28"/>
-        </w:rPr>
-        <w:t xml:space="preserve">: </w:t>
-      </w:r>
-      <w:r>
-        <w:rPr>
-          <w:b/>
-          <w:sz w:val="28"/>
-          <w:szCs w:val="28"/>
-        </w:rPr>
-        <w:t>Video Matting</w:t>
+        <w:t>Stage 3: Video Matting</w:t>
       </w:r>
     </w:p>
     <w:p>
@@ -3552,21 +3339,7 @@
         <w:rPr>
           <w:rFonts w:asciiTheme="minorHAnsi" w:hAnsiTheme="minorHAnsi" w:cs="Arial"/>
         </w:rPr>
-        <w:t xml:space="preserve">The </w:t>
-      </w:r>
-      <w:proofErr w:type="gramStart"/>
-      <w:r>
-        <w:rPr>
-          <w:rFonts w:asciiTheme="minorHAnsi" w:hAnsiTheme="minorHAnsi" w:cs="Arial"/>
-        </w:rPr>
-        <w:t>matting</w:t>
-      </w:r>
-      <w:proofErr w:type="gramEnd"/>
-      <w:r>
-        <w:rPr>
-          <w:rFonts w:asciiTheme="minorHAnsi" w:hAnsiTheme="minorHAnsi" w:cs="Arial"/>
-        </w:rPr>
-        <w:t xml:space="preserve"> module acts as the compositing engine of the project, taking the extracted color foreground from Stage 2 and seamlessly blending them onto a new static background image. Instead of using a harsh binary cut, the pipeline generates a continuous alpha matte </w:t>
+        <w:t xml:space="preserve">The matting module acts as the compositing engine of the project, taking the extracted color foreground from Stage 2 and seamlessly blending them onto a new static background image. Instead of using a harsh binary cut, the pipeline generates a continuous alpha matte </w:t>
       </w:r>
       <m:oMath>
         <m:r>
@@ -4259,7 +4032,7 @@
     </w:p>
     <w:p>
       <w:pPr>
-        <w:pStyle w:val="ListParagraph"/>
+        <w:pStyle w:val="a8"/>
         <w:numPr>
           <w:ilvl w:val="0"/>
           <w:numId w:val="20"/>
@@ -4304,36 +4077,24 @@
           <w:sz w:val="24"/>
           <w:szCs w:val="24"/>
         </w:rPr>
-        <w:t>Instead of relying on standard morphology (like dilation or erosion, cv2.distanceTransform measures accurate distances. By calculating the ratio of the internal distance (</w:t>
-      </w:r>
-      <w:proofErr w:type="spellStart"/>
-      <w:r>
-        <w:rPr>
-          <w:bCs/>
-          <w:sz w:val="24"/>
-          <w:szCs w:val="24"/>
-        </w:rPr>
-        <w:t>dist_in</w:t>
-      </w:r>
-      <w:proofErr w:type="spellEnd"/>
-      <w:r>
-        <w:rPr>
-          <w:bCs/>
-          <w:sz w:val="24"/>
-          <w:szCs w:val="24"/>
-        </w:rPr>
-        <w:t>) to the total distance boundary field (</w:t>
-      </w:r>
-      <w:proofErr w:type="spellStart"/>
-      <w:r>
-        <w:rPr>
-          <w:bCs/>
-          <w:sz w:val="24"/>
-          <w:szCs w:val="24"/>
-        </w:rPr>
-        <w:t>dist_in</w:t>
-      </w:r>
-      <w:proofErr w:type="spellEnd"/>
+        <w:t>Instead of relying on standard morphology (like dilation or erosion</w:t>
+      </w:r>
+      <w:r>
+        <w:rPr>
+          <w:bCs/>
+          <w:sz w:val="24"/>
+          <w:szCs w:val="24"/>
+        </w:rPr>
+        <w:t>)</w:t>
+      </w:r>
+      <w:r>
+        <w:rPr>
+          <w:bCs/>
+          <w:sz w:val="24"/>
+          <w:szCs w:val="24"/>
+        </w:rPr>
+        <w:t>, cv2.distanceTransform measures accurate distances. By calculating the ratio of the internal distance (dist_in) to the total distance boundary field (dist_in</w:t>
+      </w:r>
       <w:r>
         <w:rPr>
           <w:bCs/>
@@ -4358,28 +4119,18 @@
         </w:rPr>
         <w:t xml:space="preserve"> </w:t>
       </w:r>
-      <w:proofErr w:type="spellStart"/>
-      <w:r>
-        <w:rPr>
-          <w:bCs/>
-          <w:sz w:val="24"/>
-          <w:szCs w:val="24"/>
-        </w:rPr>
-        <w:t>dist_out</w:t>
-      </w:r>
-      <w:proofErr w:type="spellEnd"/>
-      <w:r>
-        <w:rPr>
-          <w:bCs/>
-          <w:sz w:val="24"/>
-          <w:szCs w:val="24"/>
-        </w:rPr>
-        <w:t>), the pipeline maps a smooth, gradual gradient right across the contour edges. The 10^(-6) epsilon value prevents division-by-zero errors in fully static background regions.</w:t>
+      <w:r>
+        <w:rPr>
+          <w:bCs/>
+          <w:sz w:val="24"/>
+          <w:szCs w:val="24"/>
+        </w:rPr>
+        <w:t>dist_out), the pipeline maps a smooth, gradual gradient right across the contour edges. The 10^(-6) epsilon value prevents division-by-zero errors in fully static background regions.</w:t>
       </w:r>
     </w:p>
     <w:p>
       <w:pPr>
-        <w:pStyle w:val="ListParagraph"/>
+        <w:pStyle w:val="a8"/>
         <w:numPr>
           <w:ilvl w:val="0"/>
           <w:numId w:val="20"/>
@@ -4458,7 +4209,7 @@
     </w:p>
     <w:p>
       <w:pPr>
-        <w:pStyle w:val="ListParagraph"/>
+        <w:pStyle w:val="a8"/>
         <w:spacing w:after="120"/>
         <w:rPr>
           <w:b/>
@@ -4809,6 +4560,9 @@
             </m:sup>
           </m:sSup>
           <m:r>
+            <m:rPr>
+              <m:sty m:val="p"/>
+            </m:rPr>
             <w:rPr>
               <w:rFonts w:asciiTheme="minorHAnsi" w:hAnsiTheme="minorHAnsi"/>
             </w:rPr>
@@ -5071,21 +4825,7 @@
         <w:rPr>
           <w:rFonts w:asciiTheme="minorHAnsi" w:hAnsiTheme="minorHAnsi" w:cs="Arial"/>
         </w:rPr>
-        <w:t xml:space="preserve">The algorithm processes </w:t>
-      </w:r>
-      <w:proofErr w:type="gramStart"/>
-      <w:r>
-        <w:rPr>
-          <w:rFonts w:asciiTheme="minorHAnsi" w:hAnsiTheme="minorHAnsi" w:cs="Arial"/>
-        </w:rPr>
-        <w:t>frames</w:t>
-      </w:r>
-      <w:proofErr w:type="gramEnd"/>
-      <w:r>
-        <w:rPr>
-          <w:rFonts w:asciiTheme="minorHAnsi" w:hAnsiTheme="minorHAnsi" w:cs="Arial"/>
-        </w:rPr>
-        <w:t xml:space="preserve"> sequentially through a Prediction-Correction-Resampling loop:</w:t>
+        <w:t>The algorithm processes frames sequentially through a Prediction-Correction-Resampling loop:</w:t>
       </w:r>
     </w:p>
     <w:p>
@@ -5131,7 +4871,7 @@
     </w:p>
     <w:p>
       <w:pPr>
-        <w:pStyle w:val="ListParagraph"/>
+        <w:pStyle w:val="a8"/>
         <w:spacing w:afterAutospacing="1"/>
         <w:ind w:left="1440"/>
         <w:rPr>
@@ -5664,7 +5404,7 @@
     </w:p>
     <w:p>
       <w:pPr>
-        <w:pStyle w:val="ListParagraph"/>
+        <w:pStyle w:val="a8"/>
         <w:spacing w:afterAutospacing="1"/>
         <w:ind w:left="1440"/>
         <w:rPr>
@@ -5873,7 +5613,6 @@
         </w:rPr>
         <w:t xml:space="preserve"> sampled from the current set based on their importance weights using a uniform distribution look-up inversion (</w:t>
       </w:r>
-      <w:proofErr w:type="spellStart"/>
       <w:r>
         <w:rPr>
           <w:rStyle w:val="HTMLCode"/>
@@ -5883,7 +5622,6 @@
         </w:rPr>
         <w:t>np.searchsorted</w:t>
       </w:r>
-      <w:proofErr w:type="spellEnd"/>
       <w:r>
         <w:rPr>
           <w:rFonts w:asciiTheme="minorHAnsi" w:hAnsiTheme="minorHAnsi" w:cs="Arial"/>
@@ -5973,31 +5711,19 @@
         <w:rPr>
           <w:rFonts w:asciiTheme="minorHAnsi" w:hAnsiTheme="minorHAnsi" w:cs="Arial"/>
         </w:rPr>
-        <w:t xml:space="preserve">: Calculating 400 separate 3D color histograms per frame on a full-sized video </w:t>
+        <w:t xml:space="preserve">: Calculating 400 separate 3D color histograms per frame on a full-sized video is </w:t>
       </w:r>
       <w:r>
         <w:rPr>
           <w:rFonts w:asciiTheme="minorHAnsi" w:hAnsiTheme="minorHAnsi" w:cs="Arial"/>
         </w:rPr>
-        <w:t xml:space="preserve">is </w:t>
+        <w:t>quite</w:t>
       </w:r>
       <w:r>
         <w:rPr>
           <w:rFonts w:asciiTheme="minorHAnsi" w:hAnsiTheme="minorHAnsi" w:cs="Arial"/>
         </w:rPr>
-        <w:t>quite</w:t>
-      </w:r>
-      <w:r>
-        <w:rPr>
-          <w:rFonts w:asciiTheme="minorHAnsi" w:hAnsiTheme="minorHAnsi" w:cs="Arial"/>
-        </w:rPr>
-        <w:t xml:space="preserve"> slow</w:t>
-      </w:r>
-      <w:r>
-        <w:rPr>
-          <w:rFonts w:asciiTheme="minorHAnsi" w:hAnsiTheme="minorHAnsi" w:cs="Arial"/>
-        </w:rPr>
-        <w:t xml:space="preserve">. We resolved this </w:t>
+        <w:t xml:space="preserve"> slow. We resolved this </w:t>
       </w:r>
       <w:r>
         <w:rPr>
@@ -6299,43 +6025,19 @@
         <w:rPr>
           <w:rFonts w:asciiTheme="minorHAnsi" w:hAnsiTheme="minorHAnsi" w:cs="Arial"/>
         </w:rPr>
-        <w:t xml:space="preserve"> box (the sizes of the person) it sometimes would ended in a local minima, so by shrinking the size of the </w:t>
+        <w:t xml:space="preserve"> box (the sizes of the person) it sometimes would ended in a local minima, so by shrinking the size of the bounding box we got consistence results that avoid local minima, we calculate the difference</w:t>
       </w:r>
       <w:r>
         <w:rPr>
           <w:rFonts w:asciiTheme="minorHAnsi" w:hAnsiTheme="minorHAnsi" w:cs="Arial"/>
         </w:rPr>
-        <w:t xml:space="preserve">bounding </w:t>
+        <w:t>s</w:t>
       </w:r>
       <w:r>
         <w:rPr>
           <w:rFonts w:asciiTheme="minorHAnsi" w:hAnsiTheme="minorHAnsi" w:cs="Arial"/>
         </w:rPr>
-        <w:t>box we got consistence results that avoid local minima, we calculate the difference</w:t>
-      </w:r>
-      <w:r>
-        <w:rPr>
-          <w:rFonts w:asciiTheme="minorHAnsi" w:hAnsiTheme="minorHAnsi" w:cs="Arial"/>
-        </w:rPr>
-        <w:t>s</w:t>
-      </w:r>
-      <w:r>
-        <w:rPr>
-          <w:rFonts w:asciiTheme="minorHAnsi" w:hAnsiTheme="minorHAnsi" w:cs="Arial"/>
-        </w:rPr>
-        <w:t xml:space="preserve"> and add it when we plotting the </w:t>
-      </w:r>
-      <w:r>
-        <w:rPr>
-          <w:rFonts w:asciiTheme="minorHAnsi" w:hAnsiTheme="minorHAnsi" w:cs="Arial"/>
-        </w:rPr>
-        <w:t>bounding box</w:t>
-      </w:r>
-      <w:r>
-        <w:rPr>
-          <w:rFonts w:asciiTheme="minorHAnsi" w:hAnsiTheme="minorHAnsi" w:cs="Arial"/>
-        </w:rPr>
-        <w:t>.</w:t>
+        <w:t xml:space="preserve"> and add it when we plotting the bounding box.</w:t>
       </w:r>
     </w:p>
     <w:p>
@@ -6375,7 +6077,7 @@
     </w:p>
     <w:p>
       <w:pPr>
-        <w:pStyle w:val="ListParagraph"/>
+        <w:pStyle w:val="a8"/>
         <w:numPr>
           <w:ilvl w:val="0"/>
           <w:numId w:val="26"/>
@@ -6384,7 +6086,7 @@
           <w:rFonts w:asciiTheme="minorHAnsi" w:eastAsia="Times New Roman" w:hAnsiTheme="minorHAnsi" w:cs="Times New Roman"/>
           <w:sz w:val="24"/>
           <w:szCs w:val="24"/>
-          <w:lang w:val="en-IL" w:eastAsia="en-IL"/>
+          <w:lang/>
         </w:rPr>
       </w:pPr>
       <w:r>
@@ -6422,27 +6124,7 @@
           <w:sz w:val="24"/>
           <w:szCs w:val="24"/>
         </w:rPr>
-        <w:t xml:space="preserve">To evaluate how closely a candidate particle matches the target subject, the tracking module extracts a multi-dimensional color fingerprint using cv2.calcHist. The pipeline constructs a 3D Color Histogram across the </w:t>
-      </w:r>
-      <w:proofErr w:type="gramStart"/>
-      <w:r>
-        <w:rPr>
-          <w:rFonts w:asciiTheme="minorHAnsi" w:hAnsiTheme="minorHAnsi"/>
-          <w:bCs/>
-          <w:sz w:val="24"/>
-          <w:szCs w:val="24"/>
-        </w:rPr>
-        <w:t>three color</w:t>
-      </w:r>
-      <w:proofErr w:type="gramEnd"/>
-      <w:r>
-        <w:rPr>
-          <w:rFonts w:asciiTheme="minorHAnsi" w:hAnsiTheme="minorHAnsi"/>
-          <w:bCs/>
-          <w:sz w:val="24"/>
-          <w:szCs w:val="24"/>
-        </w:rPr>
-        <w:t xml:space="preserve"> channels simultaneously, quantizing the dense BGR color space into a manageable </w:t>
+        <w:t xml:space="preserve">To evaluate how closely a candidate particle matches the target subject, the tracking module extracts a multi-dimensional color fingerprint using cv2.calcHist. The pipeline constructs a 3D Color Histogram across the three color channels simultaneously, quantizing the dense BGR color space into a manageable </w:t>
       </w:r>
       <m:oMath>
         <m:r>
@@ -6466,7 +6148,7 @@
     </w:p>
     <w:p>
       <w:pPr>
-        <w:pStyle w:val="ListParagraph"/>
+        <w:pStyle w:val="a8"/>
         <w:numPr>
           <w:ilvl w:val="0"/>
           <w:numId w:val="26"/>
@@ -6475,7 +6157,7 @@
           <w:rFonts w:asciiTheme="minorHAnsi" w:eastAsia="Times New Roman" w:hAnsiTheme="minorHAnsi" w:cs="Times New Roman"/>
           <w:sz w:val="24"/>
           <w:szCs w:val="24"/>
-          <w:lang w:val="en-IL" w:eastAsia="en-IL"/>
+          <w:lang/>
         </w:rPr>
       </w:pPr>
       <w:r>
@@ -6485,28 +6167,17 @@
           <w:bCs/>
           <w:sz w:val="24"/>
           <w:szCs w:val="24"/>
-          <w:lang w:val="en-IL" w:eastAsia="en-IL"/>
+          <w:lang/>
         </w:rPr>
         <w:lastRenderedPageBreak/>
-        <w:t>CDF Resampling via Binary Search</w:t>
+        <w:t xml:space="preserve">CDF Resampling via Binary Search: </w:t>
       </w:r>
       <w:r>
         <w:rPr>
           <w:rFonts w:asciiTheme="minorHAnsi" w:eastAsia="Times New Roman" w:hAnsiTheme="minorHAnsi" w:cs="Times New Roman"/>
-          <w:b/>
-          <w:bCs/>
-          <w:sz w:val="24"/>
-          <w:szCs w:val="24"/>
-          <w:lang w:val="en-IL" w:eastAsia="en-IL"/>
-        </w:rPr>
-        <w:t xml:space="preserve">: </w:t>
-      </w:r>
-      <w:r>
-        <w:rPr>
-          <w:rFonts w:asciiTheme="minorHAnsi" w:eastAsia="Times New Roman" w:hAnsiTheme="minorHAnsi" w:cs="Times New Roman"/>
-          <w:sz w:val="24"/>
-          <w:szCs w:val="24"/>
-          <w:lang w:val="en-IL" w:eastAsia="en-IL"/>
+          <w:sz w:val="24"/>
+          <w:szCs w:val="24"/>
+          <w:lang/>
         </w:rPr>
         <w:t xml:space="preserve">To replace poorly positioned particles with high-weight successes without introducing an </w:t>
       </w:r>
@@ -6516,7 +6187,7 @@
             <w:rFonts w:ascii="Cambria Math" w:eastAsia="Times New Roman" w:hAnsi="Cambria Math" w:cs="Arial"/>
             <w:sz w:val="24"/>
             <w:szCs w:val="24"/>
-            <w:lang w:val="en-IL" w:eastAsia="en-IL"/>
+            <w:lang/>
           </w:rPr>
           <m:t>O</m:t>
         </m:r>
@@ -6527,7 +6198,7 @@
                 <w:rFonts w:ascii="Cambria Math" w:eastAsia="Times New Roman" w:hAnsi="Cambria Math" w:cs="Arial"/>
                 <w:sz w:val="24"/>
                 <w:szCs w:val="24"/>
-                <w:lang w:val="en-IL" w:eastAsia="en-IL"/>
+                <w:lang/>
               </w:rPr>
             </m:ctrlPr>
           </m:dPr>
@@ -6539,7 +6210,7 @@
                     <w:rFonts w:ascii="Cambria Math" w:eastAsia="Times New Roman" w:hAnsi="Cambria Math" w:cs="Arial"/>
                     <w:sz w:val="24"/>
                     <w:szCs w:val="24"/>
-                    <w:lang w:val="en-IL" w:eastAsia="en-IL"/>
+                    <w:lang/>
                   </w:rPr>
                 </m:ctrlPr>
               </m:sSupPr>
@@ -6549,7 +6220,7 @@
                     <w:rFonts w:ascii="Cambria Math" w:eastAsia="Times New Roman" w:hAnsi="Cambria Math" w:cs="Arial"/>
                     <w:sz w:val="24"/>
                     <w:szCs w:val="24"/>
-                    <w:lang w:val="en-IL" w:eastAsia="en-IL"/>
+                    <w:lang/>
                   </w:rPr>
                   <m:t>N</m:t>
                 </m:r>
@@ -6560,7 +6231,7 @@
                     <w:rFonts w:ascii="Cambria Math" w:eastAsia="Times New Roman" w:hAnsi="Cambria Math" w:cs="Arial"/>
                     <w:sz w:val="24"/>
                     <w:szCs w:val="24"/>
-                    <w:lang w:val="en-IL" w:eastAsia="en-IL"/>
+                    <w:lang/>
                   </w:rPr>
                   <m:t>2</m:t>
                 </m:r>
@@ -6574,7 +6245,7 @@
           <w:rFonts w:asciiTheme="minorHAnsi" w:eastAsia="Times New Roman" w:hAnsiTheme="minorHAnsi" w:cs="Times New Roman"/>
           <w:sz w:val="24"/>
           <w:szCs w:val="24"/>
-          <w:lang w:val="en-IL" w:eastAsia="en-IL"/>
+          <w:lang/>
         </w:rPr>
         <w:t xml:space="preserve"> algorithmic slowdown, we map the normalized weights to a cumulative sum array (CDF). Generating </w:t>
       </w:r>
@@ -6584,7 +6255,7 @@
             <w:rFonts w:ascii="Cambria Math" w:eastAsia="Times New Roman" w:hAnsi="Cambria Math" w:cs="Arial"/>
             <w:sz w:val="24"/>
             <w:szCs w:val="24"/>
-            <w:lang w:val="en-IL" w:eastAsia="en-IL"/>
+            <w:lang/>
           </w:rPr>
           <m:t>N</m:t>
         </m:r>
@@ -6594,29 +6265,25 @@
           <w:rFonts w:asciiTheme="minorHAnsi" w:eastAsia="Times New Roman" w:hAnsiTheme="minorHAnsi" w:cs="Times New Roman"/>
           <w:sz w:val="24"/>
           <w:szCs w:val="24"/>
-          <w:lang w:val="en-IL" w:eastAsia="en-IL"/>
+          <w:lang/>
         </w:rPr>
         <w:t xml:space="preserve"> random uniform numbers and utilizing </w:t>
       </w:r>
-      <w:proofErr w:type="spellStart"/>
-      <w:proofErr w:type="gramStart"/>
       <w:r>
         <w:rPr>
           <w:rFonts w:asciiTheme="minorHAnsi" w:eastAsia="Times New Roman" w:hAnsiTheme="minorHAnsi" w:cs="Arial"/>
           <w:sz w:val="24"/>
           <w:szCs w:val="24"/>
-          <w:lang w:val="en-IL" w:eastAsia="en-IL"/>
+          <w:lang/>
         </w:rPr>
         <w:t>np.searchsorted</w:t>
       </w:r>
-      <w:proofErr w:type="spellEnd"/>
-      <w:proofErr w:type="gramEnd"/>
       <w:r>
         <w:rPr>
           <w:rFonts w:asciiTheme="minorHAnsi" w:eastAsia="Times New Roman" w:hAnsiTheme="minorHAnsi" w:cs="Times New Roman"/>
           <w:sz w:val="24"/>
           <w:szCs w:val="24"/>
-          <w:lang w:val="en-IL" w:eastAsia="en-IL"/>
+          <w:lang/>
         </w:rPr>
         <w:t xml:space="preserve"> allows us to perform a binary search index lookup. This handles the entire resampling phase in </w:t>
       </w:r>
@@ -6626,7 +6293,7 @@
             <w:rFonts w:ascii="Cambria Math" w:eastAsia="Times New Roman" w:hAnsi="Cambria Math" w:cs="Arial"/>
             <w:sz w:val="24"/>
             <w:szCs w:val="24"/>
-            <w:lang w:val="en-IL" w:eastAsia="en-IL"/>
+            <w:lang/>
           </w:rPr>
           <m:t>O</m:t>
         </m:r>
@@ -6637,7 +6304,7 @@
                 <w:rFonts w:ascii="Cambria Math" w:eastAsia="Times New Roman" w:hAnsi="Cambria Math" w:cs="Arial"/>
                 <w:sz w:val="24"/>
                 <w:szCs w:val="24"/>
-                <w:lang w:val="en-IL" w:eastAsia="en-IL"/>
+                <w:lang/>
               </w:rPr>
             </m:ctrlPr>
           </m:dPr>
@@ -6647,7 +6314,7 @@
                 <w:rFonts w:ascii="Cambria Math" w:eastAsia="Times New Roman" w:hAnsi="Cambria Math" w:cs="Arial"/>
                 <w:sz w:val="24"/>
                 <w:szCs w:val="24"/>
-                <w:lang w:val="en-IL" w:eastAsia="en-IL"/>
+                <w:lang/>
               </w:rPr>
               <m:t>N</m:t>
             </m:r>
@@ -6658,7 +6325,7 @@
                     <w:rFonts w:ascii="Cambria Math" w:eastAsia="Times New Roman" w:hAnsi="Cambria Math" w:cs="Arial"/>
                     <w:sz w:val="24"/>
                     <w:szCs w:val="24"/>
-                    <w:lang w:val="en-IL" w:eastAsia="en-IL"/>
+                    <w:lang/>
                   </w:rPr>
                 </m:ctrlPr>
               </m:funcPr>
@@ -6671,7 +6338,7 @@
                     <w:rFonts w:ascii="Cambria Math" w:eastAsia="Times New Roman" w:hAnsi="Cambria Math" w:cs="Arial"/>
                     <w:sz w:val="24"/>
                     <w:szCs w:val="24"/>
-                    <w:lang w:val="en-IL" w:eastAsia="en-IL"/>
+                    <w:lang/>
                   </w:rPr>
                   <m:t>log</m:t>
                 </m:r>
@@ -6682,7 +6349,7 @@
                     <w:rFonts w:ascii="Cambria Math" w:eastAsia="Times New Roman" w:hAnsi="Cambria Math" w:cs="Arial"/>
                     <w:sz w:val="24"/>
                     <w:szCs w:val="24"/>
-                    <w:lang w:val="en-IL" w:eastAsia="en-IL"/>
+                    <w:lang/>
                   </w:rPr>
                   <m:t>N</m:t>
                 </m:r>
@@ -6696,14 +6363,14 @@
           <w:rFonts w:asciiTheme="minorHAnsi" w:eastAsia="Times New Roman" w:hAnsiTheme="minorHAnsi" w:cs="Times New Roman"/>
           <w:sz w:val="24"/>
           <w:szCs w:val="24"/>
-          <w:lang w:val="en-IL" w:eastAsia="en-IL"/>
+          <w:lang/>
         </w:rPr>
         <w:t xml:space="preserve"> time, ensuring highly efficient state tracking across long video files.</w:t>
       </w:r>
     </w:p>
     <w:p>
       <w:pPr>
-        <w:pStyle w:val="ListParagraph"/>
+        <w:pStyle w:val="a8"/>
         <w:numPr>
           <w:ilvl w:val="0"/>
           <w:numId w:val="26"/>
@@ -6712,7 +6379,7 @@
           <w:rFonts w:asciiTheme="minorHAnsi" w:eastAsia="Times New Roman" w:hAnsiTheme="minorHAnsi" w:cs="Times New Roman"/>
           <w:sz w:val="24"/>
           <w:szCs w:val="24"/>
-          <w:lang w:val="en-IL" w:eastAsia="en-IL"/>
+          <w:lang/>
         </w:rPr>
       </w:pPr>
       <w:r>
@@ -6722,7 +6389,7 @@
           <w:bCs/>
           <w:sz w:val="24"/>
           <w:szCs w:val="24"/>
-          <w:lang w:val="en-IL" w:eastAsia="en-IL"/>
+          <w:lang/>
         </w:rPr>
         <w:t>Bhattacharyya Distance:</w:t>
       </w:r>
@@ -6733,7 +6400,7 @@
           <w:bCs/>
           <w:sz w:val="24"/>
           <w:szCs w:val="24"/>
-          <w:lang w:val="en-IL" w:eastAsia="en-IL"/>
+          <w:lang/>
         </w:rPr>
         <w:t xml:space="preserve"> </w:t>
       </w:r>
@@ -6742,7 +6409,7 @@
           <w:rFonts w:asciiTheme="minorHAnsi" w:eastAsia="Times New Roman" w:hAnsiTheme="minorHAnsi" w:cs="Times New Roman"/>
           <w:sz w:val="24"/>
           <w:szCs w:val="24"/>
-          <w:lang w:val="en-IL" w:eastAsia="en-IL"/>
+          <w:lang/>
         </w:rPr>
         <w:t xml:space="preserve">The Bhattacharyya coefficient </w:t>
       </w:r>
@@ -6752,7 +6419,7 @@
             <w:rFonts w:ascii="Cambria Math" w:eastAsia="Times New Roman" w:hAnsi="Cambria Math" w:cs="Arial"/>
             <w:sz w:val="24"/>
             <w:szCs w:val="24"/>
-            <w:lang w:val="en-IL" w:eastAsia="en-IL"/>
+            <w:lang/>
           </w:rPr>
           <m:t>ρ</m:t>
         </m:r>
@@ -6762,7 +6429,7 @@
           <w:rFonts w:asciiTheme="minorHAnsi" w:eastAsia="Times New Roman" w:hAnsiTheme="minorHAnsi" w:cs="Times New Roman"/>
           <w:sz w:val="24"/>
           <w:szCs w:val="24"/>
-          <w:lang w:val="en-IL" w:eastAsia="en-IL"/>
+          <w:lang/>
         </w:rPr>
         <w:t xml:space="preserve"> outputs a value between </w:t>
       </w:r>
@@ -6772,7 +6439,7 @@
             <w:rFonts w:ascii="Cambria Math" w:eastAsia="Times New Roman" w:hAnsi="Cambria Math" w:cs="Arial"/>
             <w:sz w:val="24"/>
             <w:szCs w:val="24"/>
-            <w:lang w:val="en-IL" w:eastAsia="en-IL"/>
+            <w:lang/>
           </w:rPr>
           <m:t>0</m:t>
         </m:r>
@@ -6782,7 +6449,7 @@
           <w:rFonts w:asciiTheme="minorHAnsi" w:eastAsia="Times New Roman" w:hAnsiTheme="minorHAnsi" w:cs="Times New Roman"/>
           <w:sz w:val="24"/>
           <w:szCs w:val="24"/>
-          <w:lang w:val="en-IL" w:eastAsia="en-IL"/>
+          <w:lang/>
         </w:rPr>
         <w:t xml:space="preserve"> and </w:t>
       </w:r>
@@ -6792,7 +6459,7 @@
             <w:rFonts w:ascii="Cambria Math" w:eastAsia="Times New Roman" w:hAnsi="Cambria Math" w:cs="Arial"/>
             <w:sz w:val="24"/>
             <w:szCs w:val="24"/>
-            <w:lang w:val="en-IL" w:eastAsia="en-IL"/>
+            <w:lang/>
           </w:rPr>
           <m:t>1</m:t>
         </m:r>
@@ -6802,7 +6469,7 @@
           <w:rFonts w:asciiTheme="minorHAnsi" w:eastAsia="Times New Roman" w:hAnsiTheme="minorHAnsi" w:cs="Times New Roman"/>
           <w:sz w:val="24"/>
           <w:szCs w:val="24"/>
-          <w:lang w:val="en-IL" w:eastAsia="en-IL"/>
+          <w:lang/>
         </w:rPr>
         <w:t xml:space="preserve"> indicating color distribution similarity. However, standard linear weights fail to cleanly separate the best-matching particles from mediocre background noise. By mapping the coefficient to an exponential scale (</w:t>
       </w:r>
@@ -6814,7 +6481,7 @@
                 <w:rFonts w:ascii="Cambria Math" w:eastAsia="Times New Roman" w:hAnsi="Cambria Math" w:cs="Arial"/>
                 <w:sz w:val="24"/>
                 <w:szCs w:val="24"/>
-                <w:lang w:val="en-IL" w:eastAsia="en-IL"/>
+                <w:lang/>
               </w:rPr>
             </m:ctrlPr>
           </m:funcPr>
@@ -6827,7 +6494,7 @@
                 <w:rFonts w:ascii="Cambria Math" w:eastAsia="Times New Roman" w:hAnsi="Cambria Math" w:cs="Arial"/>
                 <w:sz w:val="24"/>
                 <w:szCs w:val="24"/>
-                <w:lang w:val="en-IL" w:eastAsia="en-IL"/>
+                <w:lang/>
               </w:rPr>
               <m:t>exp</m:t>
             </m:r>
@@ -6840,7 +6507,7 @@
                     <w:rFonts w:ascii="Cambria Math" w:eastAsia="Times New Roman" w:hAnsi="Cambria Math" w:cs="Arial"/>
                     <w:sz w:val="24"/>
                     <w:szCs w:val="24"/>
-                    <w:lang w:val="en-IL" w:eastAsia="en-IL"/>
+                    <w:lang/>
                   </w:rPr>
                 </m:ctrlPr>
               </m:dPr>
@@ -6850,7 +6517,7 @@
                     <w:rFonts w:ascii="Cambria Math" w:eastAsia="Times New Roman" w:hAnsi="Cambria Math" w:cs="Arial"/>
                     <w:sz w:val="24"/>
                     <w:szCs w:val="24"/>
-                    <w:lang w:val="en-IL" w:eastAsia="en-IL"/>
+                    <w:lang/>
                   </w:rPr>
                   <m:t>20.0⋅ρ</m:t>
                 </m:r>
@@ -6864,19 +6531,19 @@
           <w:rFonts w:asciiTheme="minorHAnsi" w:eastAsia="Times New Roman" w:hAnsiTheme="minorHAnsi" w:cs="Times New Roman"/>
           <w:sz w:val="24"/>
           <w:szCs w:val="24"/>
-          <w:lang w:val="en-IL" w:eastAsia="en-IL"/>
+          <w:lang/>
         </w:rPr>
         <w:t>), we dramatically amplify the score variance. Particles that capture the exact color layout of the person receive massive, dominant importance weights, forcing the filter to rapidly converge on the true target.</w:t>
       </w:r>
     </w:p>
     <w:p>
       <w:pPr>
-        <w:pStyle w:val="ListParagraph"/>
+        <w:pStyle w:val="a8"/>
         <w:rPr>
           <w:rFonts w:ascii="Times New Roman" w:eastAsia="Times New Roman" w:hAnsi="Times New Roman" w:cs="Times New Roman"/>
           <w:sz w:val="24"/>
           <w:szCs w:val="24"/>
-          <w:lang w:val="en-IL" w:eastAsia="en-IL"/>
+          <w:lang/>
         </w:rPr>
       </w:pPr>
     </w:p>
@@ -10690,14 +10357,14 @@
     <w:lsdException w:name="Unresolved Mention" w:semiHidden="1" w:unhideWhenUsed="1"/>
     <w:lsdException w:name="Smart Link" w:semiHidden="1" w:unhideWhenUsed="1"/>
   </w:latentStyles>
-  <w:style w:type="paragraph" w:default="1" w:styleId="Normal">
+  <w:style w:type="paragraph" w:default="1" w:styleId="a">
     <w:name w:val="Normal"/>
     <w:qFormat/>
   </w:style>
-  <w:style w:type="paragraph" w:styleId="Heading1">
+  <w:style w:type="paragraph" w:styleId="10">
     <w:name w:val="heading 1"/>
-    <w:basedOn w:val="Normal"/>
-    <w:next w:val="Normal"/>
+    <w:basedOn w:val="a"/>
+    <w:next w:val="a"/>
     <w:uiPriority w:val="9"/>
     <w:qFormat/>
     <w:pPr>
@@ -10713,10 +10380,10 @@
       <w:szCs w:val="40"/>
     </w:rPr>
   </w:style>
-  <w:style w:type="paragraph" w:styleId="Heading2">
+  <w:style w:type="paragraph" w:styleId="2">
     <w:name w:val="heading 2"/>
-    <w:basedOn w:val="Normal"/>
-    <w:next w:val="Normal"/>
+    <w:basedOn w:val="a"/>
+    <w:next w:val="a"/>
     <w:uiPriority w:val="9"/>
     <w:semiHidden/>
     <w:unhideWhenUsed/>
@@ -10734,10 +10401,10 @@
       <w:szCs w:val="32"/>
     </w:rPr>
   </w:style>
-  <w:style w:type="paragraph" w:styleId="Heading3">
+  <w:style w:type="paragraph" w:styleId="3">
     <w:name w:val="heading 3"/>
-    <w:basedOn w:val="Normal"/>
-    <w:next w:val="Normal"/>
+    <w:basedOn w:val="a"/>
+    <w:next w:val="a"/>
     <w:uiPriority w:val="9"/>
     <w:semiHidden/>
     <w:unhideWhenUsed/>
@@ -10754,10 +10421,10 @@
       <w:szCs w:val="28"/>
     </w:rPr>
   </w:style>
-  <w:style w:type="paragraph" w:styleId="Heading4">
+  <w:style w:type="paragraph" w:styleId="4">
     <w:name w:val="heading 4"/>
-    <w:basedOn w:val="Normal"/>
-    <w:next w:val="Normal"/>
+    <w:basedOn w:val="a"/>
+    <w:next w:val="a"/>
     <w:uiPriority w:val="9"/>
     <w:semiHidden/>
     <w:unhideWhenUsed/>
@@ -10774,10 +10441,10 @@
       <w:color w:val="0F4761"/>
     </w:rPr>
   </w:style>
-  <w:style w:type="paragraph" w:styleId="Heading5">
+  <w:style w:type="paragraph" w:styleId="5">
     <w:name w:val="heading 5"/>
-    <w:basedOn w:val="Normal"/>
-    <w:next w:val="Normal"/>
+    <w:basedOn w:val="a"/>
+    <w:next w:val="a"/>
     <w:uiPriority w:val="9"/>
     <w:semiHidden/>
     <w:unhideWhenUsed/>
@@ -10792,10 +10459,10 @@
       <w:color w:val="0F4761"/>
     </w:rPr>
   </w:style>
-  <w:style w:type="paragraph" w:styleId="Heading6">
+  <w:style w:type="paragraph" w:styleId="6">
     <w:name w:val="heading 6"/>
-    <w:basedOn w:val="Normal"/>
-    <w:next w:val="Normal"/>
+    <w:basedOn w:val="a"/>
+    <w:next w:val="a"/>
     <w:uiPriority w:val="9"/>
     <w:semiHidden/>
     <w:unhideWhenUsed/>
@@ -10812,9 +10479,9 @@
       <w:color w:val="595959"/>
     </w:rPr>
   </w:style>
-  <w:style w:type="paragraph" w:styleId="Heading7">
+  <w:style w:type="paragraph" w:styleId="7">
     <w:name w:val="heading 7"/>
-    <w:link w:val="Heading7Char"/>
+    <w:link w:val="70"/>
     <w:uiPriority w:val="9"/>
     <w:semiHidden/>
     <w:unhideWhenUsed/>
@@ -10831,9 +10498,9 @@
       <w:color w:val="595959" w:themeColor="text1" w:themeTint="A6"/>
     </w:rPr>
   </w:style>
-  <w:style w:type="paragraph" w:styleId="Heading8">
+  <w:style w:type="paragraph" w:styleId="8">
     <w:name w:val="heading 8"/>
-    <w:link w:val="Heading8Char"/>
+    <w:link w:val="80"/>
     <w:uiPriority w:val="9"/>
     <w:semiHidden/>
     <w:unhideWhenUsed/>
@@ -10851,9 +10518,9 @@
       <w:color w:val="272727" w:themeColor="text1" w:themeTint="D8"/>
     </w:rPr>
   </w:style>
-  <w:style w:type="paragraph" w:styleId="Heading9">
+  <w:style w:type="paragraph" w:styleId="9">
     <w:name w:val="heading 9"/>
-    <w:link w:val="Heading9Char"/>
+    <w:link w:val="90"/>
     <w:uiPriority w:val="9"/>
     <w:semiHidden/>
     <w:unhideWhenUsed/>
@@ -10869,13 +10536,13 @@
       <w:color w:val="272727" w:themeColor="text1" w:themeTint="D8"/>
     </w:rPr>
   </w:style>
-  <w:style w:type="character" w:default="1" w:styleId="DefaultParagraphFont">
+  <w:style w:type="character" w:default="1" w:styleId="a0">
     <w:name w:val="Default Paragraph Font"/>
     <w:uiPriority w:val="1"/>
     <w:semiHidden/>
     <w:unhideWhenUsed/>
   </w:style>
-  <w:style w:type="table" w:default="1" w:styleId="TableNormal">
+  <w:style w:type="table" w:default="1" w:styleId="a1">
     <w:name w:val="Normal Table"/>
     <w:uiPriority w:val="99"/>
     <w:semiHidden/>
@@ -10890,11 +10557,37 @@
       </w:tblCellMar>
     </w:tblPr>
   </w:style>
-  <w:style w:type="numbering" w:default="1" w:styleId="NoList">
+  <w:style w:type="numbering" w:default="1" w:styleId="a2">
     <w:name w:val="No List"/>
     <w:uiPriority w:val="99"/>
     <w:semiHidden/>
     <w:unhideWhenUsed/>
+  </w:style>
+  <w:style w:type="table" w:customStyle="1" w:styleId="TableNormal">
+    <w:name w:val="TableNormal"/>
+    <w:tblPr>
+      <w:tblCellMar>
+        <w:top w:w="100" w:type="dxa"/>
+        <w:left w:w="100" w:type="dxa"/>
+        <w:bottom w:w="100" w:type="dxa"/>
+        <w:right w:w="100" w:type="dxa"/>
+      </w:tblCellMar>
+    </w:tblPr>
+  </w:style>
+  <w:style w:type="paragraph" w:styleId="a3">
+    <w:name w:val="Title"/>
+    <w:basedOn w:val="a"/>
+    <w:next w:val="a"/>
+    <w:uiPriority w:val="10"/>
+    <w:qFormat/>
+    <w:pPr>
+      <w:spacing w:after="80" w:line="240" w:lineRule="auto"/>
+    </w:pPr>
+    <w:rPr>
+      <w:rFonts w:ascii="Play" w:eastAsia="Play" w:hAnsi="Play" w:cs="Play"/>
+      <w:sz w:val="56"/>
+      <w:szCs w:val="56"/>
+    </w:rPr>
   </w:style>
   <w:style w:type="table" w:customStyle="1" w:styleId="TableNormal0">
     <w:name w:val="TableNormal"/>
@@ -10907,33 +10600,7 @@
       </w:tblCellMar>
     </w:tblPr>
   </w:style>
-  <w:style w:type="paragraph" w:styleId="Title">
-    <w:name w:val="Title"/>
-    <w:basedOn w:val="Normal"/>
-    <w:next w:val="Normal"/>
-    <w:uiPriority w:val="10"/>
-    <w:qFormat/>
-    <w:pPr>
-      <w:spacing w:after="80" w:line="240" w:lineRule="auto"/>
-    </w:pPr>
-    <w:rPr>
-      <w:rFonts w:ascii="Play" w:eastAsia="Play" w:hAnsi="Play" w:cs="Play"/>
-      <w:sz w:val="56"/>
-      <w:szCs w:val="56"/>
-    </w:rPr>
-  </w:style>
   <w:style w:type="table" w:customStyle="1" w:styleId="TableNormal1">
-    <w:name w:val="TableNormal"/>
-    <w:tblPr>
-      <w:tblCellMar>
-        <w:top w:w="100" w:type="dxa"/>
-        <w:left w:w="100" w:type="dxa"/>
-        <w:bottom w:w="100" w:type="dxa"/>
-        <w:right w:w="100" w:type="dxa"/>
-      </w:tblCellMar>
-    </w:tblPr>
-  </w:style>
-  <w:style w:type="table" w:customStyle="1" w:styleId="TableNormal2">
     <w:name w:val="TableNormal"/>
     <w:tblPr>
       <w:tblCellMar>
@@ -10963,7 +10630,7 @@
   </w:style>
   <w:style w:type="character" w:customStyle="1" w:styleId="SubHeading1Char">
     <w:name w:val="Sub Heading 1 Char"/>
-    <w:basedOn w:val="DefaultParagraphFont"/>
+    <w:basedOn w:val="a0"/>
     <w:link w:val="SubHeading1"/>
     <w:rsid w:val="00BC225B"/>
     <w:rPr>
@@ -11000,9 +10667,9 @@
       <w:lang w:val="en-US"/>
     </w:rPr>
   </w:style>
-  <w:style w:type="character" w:customStyle="1" w:styleId="10">
+  <w:style w:type="character" w:customStyle="1" w:styleId="11">
     <w:name w:val="כותרת 1 תו"/>
-    <w:basedOn w:val="DefaultParagraphFont"/>
+    <w:basedOn w:val="a0"/>
     <w:uiPriority w:val="9"/>
     <w:rsid w:val="00BC225B"/>
     <w:rPr>
@@ -11025,7 +10692,7 @@
   </w:style>
   <w:style w:type="character" w:customStyle="1" w:styleId="DefaultChar">
     <w:name w:val="Default Char"/>
-    <w:basedOn w:val="DefaultParagraphFont"/>
+    <w:basedOn w:val="a0"/>
     <w:link w:val="Default"/>
     <w:rsid w:val="00BC225B"/>
     <w:rPr>
@@ -11034,9 +10701,9 @@
       <w:sz w:val="24"/>
     </w:rPr>
   </w:style>
-  <w:style w:type="character" w:customStyle="1" w:styleId="2">
+  <w:style w:type="character" w:customStyle="1" w:styleId="20">
     <w:name w:val="כותרת 2 תו"/>
-    <w:basedOn w:val="DefaultParagraphFont"/>
+    <w:basedOn w:val="a0"/>
     <w:uiPriority w:val="9"/>
     <w:semiHidden/>
     <w:rsid w:val="009D5B39"/>
@@ -11047,9 +10714,9 @@
       <w:szCs w:val="32"/>
     </w:rPr>
   </w:style>
-  <w:style w:type="character" w:customStyle="1" w:styleId="3">
+  <w:style w:type="character" w:customStyle="1" w:styleId="30">
     <w:name w:val="כותרת 3 תו"/>
-    <w:basedOn w:val="DefaultParagraphFont"/>
+    <w:basedOn w:val="a0"/>
     <w:uiPriority w:val="9"/>
     <w:semiHidden/>
     <w:rsid w:val="009D5B39"/>
@@ -11060,9 +10727,9 @@
       <w:szCs w:val="28"/>
     </w:rPr>
   </w:style>
-  <w:style w:type="character" w:customStyle="1" w:styleId="4">
+  <w:style w:type="character" w:customStyle="1" w:styleId="40">
     <w:name w:val="כותרת 4 תו"/>
-    <w:basedOn w:val="DefaultParagraphFont"/>
+    <w:basedOn w:val="a0"/>
     <w:uiPriority w:val="9"/>
     <w:semiHidden/>
     <w:rsid w:val="009D5B39"/>
@@ -11073,9 +10740,9 @@
       <w:color w:val="0F4761" w:themeColor="accent1" w:themeShade="BF"/>
     </w:rPr>
   </w:style>
-  <w:style w:type="character" w:customStyle="1" w:styleId="5">
+  <w:style w:type="character" w:customStyle="1" w:styleId="50">
     <w:name w:val="כותרת 5 תו"/>
-    <w:basedOn w:val="DefaultParagraphFont"/>
+    <w:basedOn w:val="a0"/>
     <w:uiPriority w:val="9"/>
     <w:semiHidden/>
     <w:rsid w:val="009D5B39"/>
@@ -11084,9 +10751,9 @@
       <w:color w:val="0F4761" w:themeColor="accent1" w:themeShade="BF"/>
     </w:rPr>
   </w:style>
-  <w:style w:type="character" w:customStyle="1" w:styleId="6">
+  <w:style w:type="character" w:customStyle="1" w:styleId="60">
     <w:name w:val="כותרת 6 תו"/>
-    <w:basedOn w:val="DefaultParagraphFont"/>
+    <w:basedOn w:val="a0"/>
     <w:uiPriority w:val="9"/>
     <w:semiHidden/>
     <w:rsid w:val="009D5B39"/>
@@ -11097,10 +10764,10 @@
       <w:color w:val="595959" w:themeColor="text1" w:themeTint="A6"/>
     </w:rPr>
   </w:style>
-  <w:style w:type="character" w:customStyle="1" w:styleId="Heading7Char">
-    <w:name w:val="Heading 7 Char"/>
-    <w:basedOn w:val="DefaultParagraphFont"/>
-    <w:link w:val="Heading7"/>
+  <w:style w:type="character" w:customStyle="1" w:styleId="70">
+    <w:name w:val="כותרת 7 תו"/>
+    <w:basedOn w:val="a0"/>
+    <w:link w:val="7"/>
     <w:uiPriority w:val="9"/>
     <w:semiHidden/>
     <w:rsid w:val="009D5B39"/>
@@ -11109,10 +10776,10 @@
       <w:color w:val="595959" w:themeColor="text1" w:themeTint="A6"/>
     </w:rPr>
   </w:style>
-  <w:style w:type="character" w:customStyle="1" w:styleId="Heading8Char">
-    <w:name w:val="Heading 8 Char"/>
-    <w:basedOn w:val="DefaultParagraphFont"/>
-    <w:link w:val="Heading8"/>
+  <w:style w:type="character" w:customStyle="1" w:styleId="80">
+    <w:name w:val="כותרת 8 תו"/>
+    <w:basedOn w:val="a0"/>
+    <w:link w:val="8"/>
     <w:uiPriority w:val="9"/>
     <w:semiHidden/>
     <w:rsid w:val="009D5B39"/>
@@ -11123,10 +10790,10 @@
       <w:color w:val="272727" w:themeColor="text1" w:themeTint="D8"/>
     </w:rPr>
   </w:style>
-  <w:style w:type="character" w:customStyle="1" w:styleId="Heading9Char">
-    <w:name w:val="Heading 9 Char"/>
-    <w:basedOn w:val="DefaultParagraphFont"/>
-    <w:link w:val="Heading9"/>
+  <w:style w:type="character" w:customStyle="1" w:styleId="90">
+    <w:name w:val="כותרת 9 תו"/>
+    <w:basedOn w:val="a0"/>
+    <w:link w:val="9"/>
     <w:uiPriority w:val="9"/>
     <w:semiHidden/>
     <w:rsid w:val="009D5B39"/>
@@ -11135,9 +10802,9 @@
       <w:color w:val="272727" w:themeColor="text1" w:themeTint="D8"/>
     </w:rPr>
   </w:style>
-  <w:style w:type="character" w:customStyle="1" w:styleId="a">
+  <w:style w:type="character" w:customStyle="1" w:styleId="a4">
     <w:name w:val="כותרת טקסט תו"/>
-    <w:basedOn w:val="DefaultParagraphFont"/>
+    <w:basedOn w:val="a0"/>
     <w:uiPriority w:val="10"/>
     <w:rsid w:val="009D5B39"/>
     <w:rPr>
@@ -11148,9 +10815,9 @@
       <w:szCs w:val="56"/>
     </w:rPr>
   </w:style>
-  <w:style w:type="character" w:customStyle="1" w:styleId="a0">
+  <w:style w:type="character" w:customStyle="1" w:styleId="a5">
     <w:name w:val="כותרת משנה תו"/>
-    <w:basedOn w:val="DefaultParagraphFont"/>
+    <w:basedOn w:val="a0"/>
     <w:uiPriority w:val="11"/>
     <w:rsid w:val="009D5B39"/>
     <w:rPr>
@@ -11161,9 +10828,9 @@
       <w:szCs w:val="28"/>
     </w:rPr>
   </w:style>
-  <w:style w:type="paragraph" w:styleId="Quote">
+  <w:style w:type="paragraph" w:styleId="a6">
     <w:name w:val="Quote"/>
-    <w:link w:val="QuoteChar"/>
+    <w:link w:val="a7"/>
     <w:uiPriority w:val="29"/>
     <w:qFormat/>
     <w:rsid w:val="009D5B39"/>
@@ -11177,10 +10844,10 @@
       <w:color w:val="404040" w:themeColor="text1" w:themeTint="BF"/>
     </w:rPr>
   </w:style>
-  <w:style w:type="character" w:customStyle="1" w:styleId="QuoteChar">
-    <w:name w:val="Quote Char"/>
-    <w:basedOn w:val="DefaultParagraphFont"/>
-    <w:link w:val="Quote"/>
+  <w:style w:type="character" w:customStyle="1" w:styleId="a7">
+    <w:name w:val="ציטוט תו"/>
+    <w:basedOn w:val="a0"/>
+    <w:link w:val="a6"/>
     <w:uiPriority w:val="29"/>
     <w:rsid w:val="009D5B39"/>
     <w:rPr>
@@ -11189,7 +10856,7 @@
       <w:color w:val="404040" w:themeColor="text1" w:themeTint="BF"/>
     </w:rPr>
   </w:style>
-  <w:style w:type="paragraph" w:styleId="ListParagraph">
+  <w:style w:type="paragraph" w:styleId="a8">
     <w:name w:val="List Paragraph"/>
     <w:uiPriority w:val="34"/>
     <w:qFormat/>
@@ -11199,9 +10866,9 @@
       <w:contextualSpacing/>
     </w:pPr>
   </w:style>
-  <w:style w:type="character" w:styleId="IntenseEmphasis">
+  <w:style w:type="character" w:styleId="a9">
     <w:name w:val="Intense Emphasis"/>
-    <w:basedOn w:val="DefaultParagraphFont"/>
+    <w:basedOn w:val="a0"/>
     <w:uiPriority w:val="21"/>
     <w:qFormat/>
     <w:rsid w:val="009D5B39"/>
@@ -11211,9 +10878,9 @@
       <w:color w:val="0F4761" w:themeColor="accent1" w:themeShade="BF"/>
     </w:rPr>
   </w:style>
-  <w:style w:type="paragraph" w:styleId="IntenseQuote">
+  <w:style w:type="paragraph" w:styleId="aa">
     <w:name w:val="Intense Quote"/>
-    <w:link w:val="IntenseQuoteChar"/>
+    <w:link w:val="ab"/>
     <w:uiPriority w:val="30"/>
     <w:qFormat/>
     <w:rsid w:val="009D5B39"/>
@@ -11232,10 +10899,10 @@
       <w:color w:val="0F4761" w:themeColor="accent1" w:themeShade="BF"/>
     </w:rPr>
   </w:style>
-  <w:style w:type="character" w:customStyle="1" w:styleId="IntenseQuoteChar">
-    <w:name w:val="Intense Quote Char"/>
-    <w:basedOn w:val="DefaultParagraphFont"/>
-    <w:link w:val="IntenseQuote"/>
+  <w:style w:type="character" w:customStyle="1" w:styleId="ab">
+    <w:name w:val="ציטוט חזק תו"/>
+    <w:basedOn w:val="a0"/>
+    <w:link w:val="aa"/>
     <w:uiPriority w:val="30"/>
     <w:rsid w:val="009D5B39"/>
     <w:rPr>
@@ -11244,9 +10911,9 @@
       <w:color w:val="0F4761" w:themeColor="accent1" w:themeShade="BF"/>
     </w:rPr>
   </w:style>
-  <w:style w:type="character" w:styleId="IntenseReference">
+  <w:style w:type="character" w:styleId="ac">
     <w:name w:val="Intense Reference"/>
-    <w:basedOn w:val="DefaultParagraphFont"/>
+    <w:basedOn w:val="a0"/>
     <w:uiPriority w:val="32"/>
     <w:qFormat/>
     <w:rsid w:val="009D5B39"/>
@@ -11258,9 +10925,9 @@
       <w:spacing w:val="5"/>
     </w:rPr>
   </w:style>
-  <w:style w:type="character" w:styleId="PlaceholderText">
+  <w:style w:type="character" w:styleId="ad">
     <w:name w:val="Placeholder Text"/>
-    <w:basedOn w:val="DefaultParagraphFont"/>
+    <w:basedOn w:val="a0"/>
     <w:uiPriority w:val="99"/>
     <w:semiHidden/>
     <w:rsid w:val="00EB24A6"/>
@@ -11270,7 +10937,7 @@
   </w:style>
   <w:style w:type="character" w:styleId="Hyperlink">
     <w:name w:val="Hyperlink"/>
-    <w:basedOn w:val="DefaultParagraphFont"/>
+    <w:basedOn w:val="a0"/>
     <w:uiPriority w:val="99"/>
     <w:unhideWhenUsed/>
     <w:rsid w:val="0037569B"/>
@@ -11279,9 +10946,9 @@
       <w:u w:val="single"/>
     </w:rPr>
   </w:style>
-  <w:style w:type="character" w:styleId="UnresolvedMention">
+  <w:style w:type="character" w:styleId="ae">
     <w:name w:val="Unresolved Mention"/>
-    <w:basedOn w:val="DefaultParagraphFont"/>
+    <w:basedOn w:val="a0"/>
     <w:uiPriority w:val="99"/>
     <w:semiHidden/>
     <w:unhideWhenUsed/>
@@ -11302,10 +10969,10 @@
       <w:szCs w:val="24"/>
     </w:rPr>
   </w:style>
-  <w:style w:type="paragraph" w:styleId="Subtitle">
+  <w:style w:type="paragraph" w:styleId="af">
     <w:name w:val="Subtitle"/>
-    <w:basedOn w:val="Normal"/>
-    <w:next w:val="Normal"/>
+    <w:basedOn w:val="a"/>
+    <w:next w:val="a"/>
     <w:uiPriority w:val="11"/>
     <w:qFormat/>
     <w:pPr>
@@ -11317,10 +10984,10 @@
       <w:szCs w:val="28"/>
     </w:rPr>
   </w:style>
-  <w:style w:type="paragraph" w:styleId="HTMLPreformatted">
+  <w:style w:type="paragraph" w:styleId="HTML">
     <w:name w:val="HTML Preformatted"/>
-    <w:basedOn w:val="Normal"/>
-    <w:link w:val="HTMLPreformattedChar"/>
+    <w:basedOn w:val="a"/>
+    <w:link w:val="HTML0"/>
     <w:uiPriority w:val="99"/>
     <w:semiHidden/>
     <w:unhideWhenUsed/>
@@ -11334,10 +11001,10 @@
       <w:szCs w:val="20"/>
     </w:rPr>
   </w:style>
-  <w:style w:type="character" w:customStyle="1" w:styleId="HTMLPreformattedChar">
-    <w:name w:val="HTML Preformatted Char"/>
-    <w:basedOn w:val="DefaultParagraphFont"/>
-    <w:link w:val="HTMLPreformatted"/>
+  <w:style w:type="character" w:customStyle="1" w:styleId="HTML0">
+    <w:name w:val="HTML מעוצב מראש תו"/>
+    <w:basedOn w:val="a0"/>
+    <w:link w:val="HTML"/>
     <w:uiPriority w:val="99"/>
     <w:semiHidden/>
     <w:rsid w:val="000A6A91"/>
@@ -11359,7 +11026,7 @@
   </w:style>
   <w:style w:type="character" w:styleId="HTMLCode">
     <w:name w:val="HTML Code"/>
-    <w:basedOn w:val="DefaultParagraphFont"/>
+    <w:basedOn w:val="a0"/>
     <w:uiPriority w:val="99"/>
     <w:semiHidden/>
     <w:unhideWhenUsed/>
@@ -11370,10 +11037,10 @@
       <w:szCs w:val="20"/>
     </w:rPr>
   </w:style>
-  <w:style w:type="paragraph" w:styleId="Header">
+  <w:style w:type="paragraph" w:styleId="af0">
     <w:name w:val="header"/>
-    <w:basedOn w:val="Normal"/>
-    <w:link w:val="HeaderChar"/>
+    <w:basedOn w:val="a"/>
+    <w:link w:val="af1"/>
     <w:uiPriority w:val="99"/>
     <w:unhideWhenUsed/>
     <w:rsid w:val="009048FB"/>
@@ -11385,17 +11052,17 @@
       <w:spacing w:line="240" w:lineRule="auto"/>
     </w:pPr>
   </w:style>
-  <w:style w:type="character" w:customStyle="1" w:styleId="HeaderChar">
-    <w:name w:val="Header Char"/>
-    <w:basedOn w:val="DefaultParagraphFont"/>
-    <w:link w:val="Header"/>
+  <w:style w:type="character" w:customStyle="1" w:styleId="af1">
+    <w:name w:val="כותרת עליונה תו"/>
+    <w:basedOn w:val="a0"/>
+    <w:link w:val="af0"/>
     <w:uiPriority w:val="99"/>
     <w:rsid w:val="009048FB"/>
   </w:style>
-  <w:style w:type="paragraph" w:styleId="Footer">
+  <w:style w:type="paragraph" w:styleId="af2">
     <w:name w:val="footer"/>
-    <w:basedOn w:val="Normal"/>
-    <w:link w:val="FooterChar"/>
+    <w:basedOn w:val="a"/>
+    <w:link w:val="af3"/>
     <w:uiPriority w:val="99"/>
     <w:unhideWhenUsed/>
     <w:rsid w:val="009048FB"/>
@@ -11407,10 +11074,10 @@
       <w:spacing w:line="240" w:lineRule="auto"/>
     </w:pPr>
   </w:style>
-  <w:style w:type="character" w:customStyle="1" w:styleId="FooterChar">
-    <w:name w:val="Footer Char"/>
-    <w:basedOn w:val="DefaultParagraphFont"/>
-    <w:link w:val="Footer"/>
+  <w:style w:type="character" w:customStyle="1" w:styleId="af3">
+    <w:name w:val="כותרת תחתונה תו"/>
+    <w:basedOn w:val="a0"/>
+    <w:link w:val="af2"/>
     <w:uiPriority w:val="99"/>
     <w:rsid w:val="009048FB"/>
   </w:style>
@@ -11713,28 +11380,28 @@
 </file>
 
 <file path=customXml/item1.xml><?xml version="1.0" encoding="utf-8"?>
+<b:Sources xmlns:b="http://schemas.openxmlformats.org/officeDocument/2006/bibliography" xmlns="http://schemas.openxmlformats.org/officeDocument/2006/bibliography" SelectedStyle="\APASixthEditionOfficeOnline.xsl" StyleName="APA" Version="6"/>
+</file>
+
+<file path=customXml/item2.xml><?xml version="1.0" encoding="utf-8"?>
 <go:gDocsCustomXmlDataStorage xmlns:go="http://customooxmlschemas.google.com/" xmlns:r="http://schemas.openxmlformats.org/officeDocument/2006/relationships" uri="GoogleDocsCustomDataVersion2">
   <go:docsCustomData xmlns:go="http://customooxmlschemas.google.com/" roundtripDataSignature="AMtx7missuwc7uN/iV/wvVCOARmLVuLQVQ==">CgMxLjA4AHIhMTVRU0h0a1QxLXViMHJYb1dqUGJJWUJtSTZLQk81Y2Fl</go:docsCustomData>
 </go:gDocsCustomXmlDataStorage>
 </file>
 
-<file path=customXml/item2.xml><?xml version="1.0" encoding="utf-8"?>
-<b:Sources xmlns:b="http://schemas.openxmlformats.org/officeDocument/2006/bibliography" xmlns="http://schemas.openxmlformats.org/officeDocument/2006/bibliography" SelectedStyle="\APASixthEditionOfficeOnline.xsl" StyleName="APA" Version="6"/>
+<file path=customXml/itemProps1.xml><?xml version="1.0" encoding="utf-8"?>
+<ds:datastoreItem xmlns:ds="http://schemas.openxmlformats.org/officeDocument/2006/customXml" ds:itemID="{DA0BD7F8-36DA-4C63-AFAC-8270B05BF53A}">
+  <ds:schemaRefs>
+    <ds:schemaRef ds:uri="http://schemas.openxmlformats.org/officeDocument/2006/bibliography"/>
+  </ds:schemaRefs>
+</ds:datastoreItem>
 </file>
 
-<file path=customXml/itemProps1.xml><?xml version="1.0" encoding="utf-8"?>
+<file path=customXml/itemProps2.xml><?xml version="1.0" encoding="utf-8"?>
 <ds:datastoreItem xmlns:ds="http://schemas.openxmlformats.org/officeDocument/2006/customXml" ds:itemID="{11111111-1234-1234-1234-123412341234}">
   <ds:schemaRefs>
     <ds:schemaRef ds:uri="http://customooxmlschemas.google.com/"/>
     <ds:schemaRef ds:uri="http://schemas.openxmlformats.org/officeDocument/2006/relationships"/>
   </ds:schemaRefs>
 </ds:datastoreItem>
-</file>
-
-<file path=customXml/itemProps2.xml><?xml version="1.0" encoding="utf-8"?>
-<ds:datastoreItem xmlns:ds="http://schemas.openxmlformats.org/officeDocument/2006/customXml" ds:itemID="{DA0BD7F8-36DA-4C63-AFAC-8270B05BF53A}">
-  <ds:schemaRefs>
-    <ds:schemaRef ds:uri="http://schemas.openxmlformats.org/officeDocument/2006/bibliography"/>
-  </ds:schemaRefs>
-</ds:datastoreItem>
 </file>